--- a/Diplom_obebnoe_zadanie.docx
+++ b/Diplom_obebnoe_zadanie.docx
@@ -5,11 +5,9 @@
     <w:p>
       <w:pPr>
         <w:pStyle w:val="Normal"/>
+        <w:spacing w:lineRule="auto" w:line="240"/>
         <w:jc w:val="center"/>
-        <w:rPr>
-          <w:sz w:val="24"/>
-          <w:szCs w:val="24"/>
-        </w:rPr>
+        <w:rPr/>
       </w:pPr>
       <w:r>
         <w:rPr>
@@ -22,11 +20,9 @@
     <w:p>
       <w:pPr>
         <w:pStyle w:val="Normal"/>
+        <w:spacing w:lineRule="auto" w:line="240"/>
         <w:jc w:val="center"/>
-        <w:rPr>
-          <w:sz w:val="24"/>
-          <w:szCs w:val="24"/>
-        </w:rPr>
+        <w:rPr/>
       </w:pPr>
       <w:r>
         <w:rPr>
@@ -39,11 +35,9 @@
     <w:p>
       <w:pPr>
         <w:pStyle w:val="Normal"/>
+        <w:spacing w:lineRule="auto" w:line="240"/>
         <w:jc w:val="center"/>
-        <w:rPr>
-          <w:sz w:val="24"/>
-          <w:szCs w:val="24"/>
-        </w:rPr>
+        <w:rPr/>
       </w:pPr>
       <w:r>
         <w:rPr>
@@ -56,11 +50,9 @@
     <w:p>
       <w:pPr>
         <w:pStyle w:val="Normal"/>
+        <w:spacing w:lineRule="auto" w:line="240"/>
         <w:jc w:val="center"/>
-        <w:rPr>
-          <w:sz w:val="24"/>
-          <w:szCs w:val="24"/>
-        </w:rPr>
+        <w:rPr/>
       </w:pPr>
       <w:r>
         <w:rPr>
@@ -73,29 +65,8 @@
     <w:p>
       <w:pPr>
         <w:pStyle w:val="Normal"/>
-        <w:jc w:val="center"/>
-        <w:rPr>
-          <w:sz w:val="24"/>
-          <w:szCs w:val="24"/>
-          <w:lang w:eastAsia="ru-RU"/>
-        </w:rPr>
-      </w:pPr>
-      <w:r>
-        <w:rPr>
-          <w:sz w:val="24"/>
-          <w:szCs w:val="24"/>
-          <w:lang w:eastAsia="ru-RU"/>
-        </w:rPr>
-      </w:r>
-    </w:p>
-    <w:p>
-      <w:pPr>
-        <w:pStyle w:val="Normal"/>
-        <w:rPr>
-          <w:sz w:val="24"/>
-          <w:szCs w:val="24"/>
-          <w:lang w:eastAsia="ru-RU"/>
-        </w:rPr>
+        <w:spacing w:lineRule="auto" w:line="240"/>
+        <w:rPr/>
       </w:pPr>
       <w:r>
         <w:rPr>
@@ -154,12 +125,9 @@
     <w:p>
       <w:pPr>
         <w:pStyle w:val="Normal"/>
+        <w:spacing w:lineRule="auto" w:line="240"/>
         <w:jc w:val="center"/>
-        <w:rPr>
-          <w:sz w:val="16"/>
-          <w:szCs w:val="16"/>
-          <w:lang w:eastAsia="ru-RU"/>
-        </w:rPr>
+        <w:rPr/>
       </w:pPr>
       <w:r>
         <w:rPr>
@@ -173,11 +141,9 @@
     <w:p>
       <w:pPr>
         <w:pStyle w:val="Normal"/>
-        <w:rPr>
-          <w:sz w:val="24"/>
-          <w:szCs w:val="24"/>
-          <w:lang w:eastAsia="ru-RU"/>
-        </w:rPr>
+        <w:spacing w:lineRule="auto" w:line="240"/>
+        <w:jc w:val="left"/>
+        <w:rPr/>
       </w:pPr>
       <w:r>
         <w:rPr>
@@ -191,11 +157,8 @@
     <w:p>
       <w:pPr>
         <w:pStyle w:val="Normal"/>
-        <w:rPr>
-          <w:sz w:val="24"/>
-          <w:szCs w:val="24"/>
-          <w:lang w:eastAsia="ru-RU"/>
-        </w:rPr>
+        <w:spacing w:lineRule="auto" w:line="240"/>
+        <w:rPr/>
       </w:pPr>
       <w:r>
         <w:rPr>
@@ -217,11 +180,8 @@
     <w:p>
       <w:pPr>
         <w:pStyle w:val="Normal"/>
-        <w:rPr>
-          <w:sz w:val="24"/>
-          <w:szCs w:val="24"/>
-          <w:lang w:eastAsia="ru-RU"/>
-        </w:rPr>
+        <w:spacing w:lineRule="auto" w:line="240"/>
+        <w:rPr/>
       </w:pPr>
       <w:r>
         <w:rPr>
@@ -235,30 +195,9 @@
     <w:p>
       <w:pPr>
         <w:pStyle w:val="Normal"/>
-        <w:rPr>
-          <w:sz w:val="24"/>
-          <w:szCs w:val="24"/>
-          <w:lang w:eastAsia="ru-RU"/>
-        </w:rPr>
-      </w:pPr>
-      <w:r>
-        <w:rPr>
-          <w:sz w:val="24"/>
-          <w:szCs w:val="24"/>
-          <w:lang w:eastAsia="ru-RU"/>
-        </w:rPr>
-      </w:r>
-    </w:p>
-    <w:p>
-      <w:pPr>
-        <w:pStyle w:val="Normal"/>
+        <w:spacing w:lineRule="auto" w:line="240" w:before="0" w:after="0"/>
         <w:jc w:val="center"/>
-        <w:rPr>
-          <w:b/>
-          <w:sz w:val="28"/>
-          <w:szCs w:val="28"/>
-          <w:lang w:eastAsia="ru-RU"/>
-        </w:rPr>
+        <w:rPr/>
       </w:pPr>
       <w:r>
         <w:rPr>
@@ -273,13 +212,9 @@
     <w:p>
       <w:pPr>
         <w:pStyle w:val="Normal"/>
+        <w:spacing w:lineRule="auto" w:line="240" w:before="0" w:after="0"/>
         <w:jc w:val="center"/>
-        <w:rPr>
-          <w:b/>
-          <w:sz w:val="24"/>
-          <w:szCs w:val="24"/>
-          <w:lang w:eastAsia="ru-RU"/>
-        </w:rPr>
+        <w:rPr/>
       </w:pPr>
       <w:r>
         <w:rPr>
@@ -294,31 +229,8 @@
     <w:p>
       <w:pPr>
         <w:pStyle w:val="Normal"/>
-        <w:jc w:val="center"/>
-        <w:rPr>
-          <w:b/>
-          <w:sz w:val="24"/>
-          <w:szCs w:val="24"/>
-          <w:lang w:eastAsia="ru-RU"/>
-        </w:rPr>
-      </w:pPr>
-      <w:r>
-        <w:rPr>
-          <w:b/>
-          <w:sz w:val="24"/>
-          <w:szCs w:val="24"/>
-          <w:lang w:eastAsia="ru-RU"/>
-        </w:rPr>
-      </w:r>
-    </w:p>
-    <w:p>
-      <w:pPr>
-        <w:pStyle w:val="Normal"/>
-        <w:rPr>
-          <w:sz w:val="24"/>
-          <w:szCs w:val="24"/>
-          <w:lang w:eastAsia="ru-RU"/>
-        </w:rPr>
+        <w:spacing w:lineRule="auto" w:line="240" w:before="114" w:after="274"/>
+        <w:rPr/>
       </w:pPr>
       <w:r>
         <w:rPr>
@@ -326,7 +238,7 @@
           <w:szCs w:val="24"/>
           <w:lang w:eastAsia="ru-RU"/>
         </w:rPr>
-        <w:t xml:space="preserve">Студенту </w:t>
+        <w:t xml:space="preserve">Студенту  </w:t>
       </w:r>
       <w:r>
         <w:rPr>
@@ -335,15 +247,7 @@
           <w:u w:val="single"/>
           <w:lang w:eastAsia="ru-RU"/>
         </w:rPr>
-        <w:t>____________________</w:t>
-      </w:r>
-      <w:r>
-        <w:rPr>
-          <w:sz w:val="24"/>
-          <w:szCs w:val="24"/>
-          <w:lang w:eastAsia="ru-RU"/>
-        </w:rPr>
-        <w:t xml:space="preserve">______________________________гр. </w:t>
+        <w:t xml:space="preserve">          </w:t>
       </w:r>
       <w:r>
         <w:rPr>
@@ -352,34 +256,39 @@
           <w:u w:val="single"/>
           <w:lang w:eastAsia="ru-RU"/>
         </w:rPr>
-        <w:t>___________</w:t>
+        <w:t xml:space="preserve">Альвицову Данилу Сергеевичу                  </w:t>
       </w:r>
-    </w:p>
-    <w:p>
-      <w:pPr>
-        <w:pStyle w:val="Normal"/>
-        <w:rPr>
-          <w:sz w:val="24"/>
-          <w:szCs w:val="24"/>
-          <w:lang w:eastAsia="ru-RU"/>
-        </w:rPr>
-      </w:pPr>
       <w:r>
         <w:rPr>
           <w:sz w:val="24"/>
           <w:szCs w:val="24"/>
           <w:lang w:eastAsia="ru-RU"/>
         </w:rPr>
+        <w:t xml:space="preserve"> </w:t>
+      </w:r>
+      <w:r>
+        <w:rPr>
+          <w:sz w:val="24"/>
+          <w:szCs w:val="24"/>
+          <w:lang w:eastAsia="ru-RU"/>
+        </w:rPr>
+        <w:t xml:space="preserve">гр. </w:t>
+      </w:r>
+      <w:r>
+        <w:rPr>
+          <w:sz w:val="24"/>
+          <w:szCs w:val="24"/>
+          <w:u w:val="single"/>
+          <w:lang w:eastAsia="ru-RU"/>
+        </w:rPr>
+        <w:t>БВТ2204</w:t>
       </w:r>
     </w:p>
     <w:p>
       <w:pPr>
         <w:pStyle w:val="Normal"/>
-        <w:rPr>
-          <w:sz w:val="24"/>
-          <w:szCs w:val="24"/>
-          <w:lang w:eastAsia="ru-RU"/>
-        </w:rPr>
+        <w:spacing w:lineRule="auto" w:line="240"/>
+        <w:rPr/>
       </w:pPr>
       <w:r>
         <w:rPr>
@@ -402,11 +311,8 @@
     <w:p>
       <w:pPr>
         <w:pStyle w:val="Normal"/>
-        <w:rPr>
-          <w:sz w:val="24"/>
-          <w:szCs w:val="24"/>
-          <w:lang w:eastAsia="ru-RU"/>
-        </w:rPr>
+        <w:spacing w:lineRule="auto" w:line="240"/>
+        <w:rPr/>
       </w:pPr>
       <w:r>
         <w:rPr>
@@ -414,24 +320,23 @@
           <w:szCs w:val="24"/>
           <w:lang w:eastAsia="ru-RU"/>
         </w:rPr>
+        <w:t>Фо</w:t>
       </w:r>
-    </w:p>
-    <w:p>
-      <w:pPr>
-        <w:pStyle w:val="Normal"/>
-        <w:rPr>
-          <w:sz w:val="24"/>
-          <w:szCs w:val="24"/>
-          <w:lang w:eastAsia="ru-RU"/>
-        </w:rPr>
-      </w:pPr>
       <w:r>
         <w:rPr>
           <w:sz w:val="24"/>
           <w:szCs w:val="24"/>
           <w:lang w:eastAsia="ru-RU"/>
         </w:rPr>
-        <w:t xml:space="preserve">Форма выполнения выпускной квалификационной работы </w:t>
+        <w:t>р</w:t>
+      </w:r>
+      <w:r>
+        <w:rPr>
+          <w:sz w:val="24"/>
+          <w:szCs w:val="24"/>
+          <w:lang w:eastAsia="ru-RU"/>
+        </w:rPr>
+        <w:t xml:space="preserve">ма выполнения выпускной квалификационной работы </w:t>
       </w:r>
       <w:r>
         <w:rPr>
@@ -446,12 +351,9 @@
     <w:p>
       <w:pPr>
         <w:pStyle w:val="Normal"/>
+        <w:spacing w:lineRule="auto" w:line="240"/>
         <w:jc w:val="center"/>
-        <w:rPr>
-          <w:sz w:val="16"/>
-          <w:szCs w:val="16"/>
-          <w:lang w:eastAsia="ru-RU"/>
-        </w:rPr>
+        <w:rPr/>
       </w:pPr>
       <w:r>
         <w:rPr>
@@ -473,6 +375,7 @@
     <w:p>
       <w:pPr>
         <w:pStyle w:val="Normal"/>
+        <w:spacing w:lineRule="auto" w:line="240"/>
         <w:rPr>
           <w:sz w:val="24"/>
           <w:szCs w:val="24"/>
@@ -490,11 +393,8 @@
     <w:p>
       <w:pPr>
         <w:pStyle w:val="Normal"/>
-        <w:rPr>
-          <w:sz w:val="24"/>
-          <w:szCs w:val="24"/>
-          <w:lang w:eastAsia="ru-RU"/>
-        </w:rPr>
+        <w:spacing w:lineRule="auto" w:line="240"/>
+        <w:rPr/>
       </w:pPr>
       <w:r>
         <w:rPr>
@@ -511,17 +411,14 @@
           <w:u w:val="single"/>
           <w:lang w:eastAsia="ru-RU"/>
         </w:rPr>
-        <w:t>Разработка системы учета шахматных турниров на платформе «1С:Предприятие 8.3»</w:t>
+        <w:t>Информационная система комплексной оценки надежности поставщиков</w:t>
       </w:r>
     </w:p>
     <w:p>
       <w:pPr>
         <w:pStyle w:val="Normal"/>
-        <w:rPr>
-          <w:sz w:val="24"/>
-          <w:szCs w:val="24"/>
-          <w:lang w:eastAsia="ru-RU"/>
-        </w:rPr>
+        <w:spacing w:lineRule="auto" w:line="240"/>
+        <w:rPr/>
       </w:pPr>
       <w:r>
         <w:rPr>
@@ -530,23 +427,6 @@
           <w:lang w:eastAsia="ru-RU"/>
         </w:rPr>
         <w:t>Утверждена приказом ректора  №________________ от ___________________</w:t>
-      </w:r>
-    </w:p>
-    <w:p>
-      <w:pPr>
-        <w:pStyle w:val="Normal"/>
-        <w:rPr>
-          <w:sz w:val="24"/>
-          <w:szCs w:val="24"/>
-          <w:lang w:eastAsia="ru-RU"/>
-        </w:rPr>
-      </w:pPr>
-      <w:r>
-        <w:rPr>
-          <w:sz w:val="24"/>
-          <w:szCs w:val="24"/>
-          <w:lang w:eastAsia="ru-RU"/>
-        </w:rPr>
       </w:r>
     </w:p>
     <w:tbl>
@@ -579,17 +459,28 @@
           <w:p>
             <w:pPr>
               <w:pStyle w:val="ListParagraph"/>
+              <w:widowControl/>
               <w:numPr>
                 <w:ilvl w:val="0"/>
-                <w:numId w:val="1"/>
+                <w:numId w:val="0"/>
               </w:numPr>
-              <w:spacing w:lineRule="auto" w:line="252"/>
+              <w:suppressAutoHyphens w:val="true"/>
+              <w:overflowPunct w:val="true"/>
+              <w:bidi w:val="0"/>
+              <w:spacing w:lineRule="auto" w:line="240" w:before="0" w:after="160"/>
+              <w:ind w:hanging="0" w:left="-113" w:right="0"/>
+              <w:contextualSpacing/>
+              <w:jc w:val="left"/>
+              <w:rPr/>
+            </w:pPr>
+            <w:r>
               <w:rPr>
                 <w:sz w:val="24"/>
                 <w:szCs w:val="24"/>
                 <w:lang w:val="en-US" w:eastAsia="ru-RU"/>
               </w:rPr>
-            </w:pPr>
+              <w:t xml:space="preserve">1. </w:t>
+            </w:r>
             <w:r>
               <w:rPr>
                 <w:sz w:val="24"/>
@@ -602,10 +493,8 @@
           <w:p>
             <w:pPr>
               <w:pStyle w:val="ListParagraph"/>
-              <w:numPr>
-                <w:ilvl w:val="0"/>
-                <w:numId w:val="2"/>
-              </w:numPr>
+              <w:spacing w:lineRule="auto" w:line="240"/>
+              <w:jc w:val="left"/>
               <w:rPr/>
             </w:pPr>
             <w:r>
@@ -614,16 +503,29 @@
                 <w:szCs w:val="24"/>
                 <w:lang w:eastAsia="ru-RU"/>
               </w:rPr>
-              <w:t>Платформа клиентского приложения:</w:t>
+              <w:t>Платформа клиентского приложения: «1С:Предприятие 8.3»</w:t>
             </w:r>
           </w:p>
           <w:p>
             <w:pPr>
               <w:pStyle w:val="ListParagraph"/>
-              <w:numPr>
-                <w:ilvl w:val="1"/>
-                <w:numId w:val="2"/>
-              </w:numPr>
+              <w:spacing w:lineRule="auto" w:line="240"/>
+              <w:jc w:val="left"/>
+              <w:rPr>
+                <w:sz w:val="24"/>
+                <w:szCs w:val="24"/>
+                <w:lang w:eastAsia="ru-RU"/>
+              </w:rPr>
+            </w:pPr>
+            <w:r>
+              <w:rPr/>
+            </w:r>
+          </w:p>
+          <w:p>
+            <w:pPr>
+              <w:pStyle w:val="ListParagraph"/>
+              <w:spacing w:lineRule="auto" w:line="240"/>
+              <w:jc w:val="left"/>
               <w:rPr/>
             </w:pPr>
             <w:r>
@@ -632,17 +534,14 @@
                 <w:szCs w:val="24"/>
                 <w:lang w:eastAsia="ru-RU"/>
               </w:rPr>
-              <w:t>«1С:Предприятие 8.3» (встроенный язык программирования 1С)</w:t>
+              <w:t>Средства разработки: Конфигуратор 1С:Предприятие 8.3, Python 3.11, Visual Studio Code</w:t>
             </w:r>
           </w:p>
           <w:p>
             <w:pPr>
               <w:pStyle w:val="ListParagraph"/>
-              <w:numPr>
-                <w:ilvl w:val="0"/>
-                <w:numId w:val="0"/>
-              </w:numPr>
-              <w:ind w:hanging="0" w:left="1440"/>
+              <w:spacing w:lineRule="auto" w:line="240"/>
+              <w:jc w:val="left"/>
               <w:rPr>
                 <w:sz w:val="24"/>
                 <w:szCs w:val="24"/>
@@ -650,20 +549,14 @@
               </w:rPr>
             </w:pPr>
             <w:r>
-              <w:rPr>
-                <w:sz w:val="24"/>
-                <w:szCs w:val="24"/>
-                <w:lang w:eastAsia="ru-RU"/>
-              </w:rPr>
+              <w:rPr/>
             </w:r>
           </w:p>
           <w:p>
             <w:pPr>
               <w:pStyle w:val="ListParagraph"/>
-              <w:numPr>
-                <w:ilvl w:val="0"/>
-                <w:numId w:val="2"/>
-              </w:numPr>
+              <w:spacing w:lineRule="auto" w:line="240"/>
+              <w:jc w:val="left"/>
               <w:rPr/>
             </w:pPr>
             <w:r>
@@ -672,16 +565,29 @@
                 <w:szCs w:val="24"/>
                 <w:lang w:eastAsia="ru-RU"/>
               </w:rPr>
-              <w:t>Средства разработки:</w:t>
+              <w:t>Объекты конфигурации 1С: Справочники, Документы, Регистры сведений</w:t>
             </w:r>
           </w:p>
           <w:p>
             <w:pPr>
               <w:pStyle w:val="ListParagraph"/>
-              <w:numPr>
-                <w:ilvl w:val="1"/>
-                <w:numId w:val="2"/>
-              </w:numPr>
+              <w:spacing w:lineRule="auto" w:line="240"/>
+              <w:jc w:val="left"/>
+              <w:rPr>
+                <w:sz w:val="24"/>
+                <w:szCs w:val="24"/>
+                <w:lang w:eastAsia="ru-RU"/>
+              </w:rPr>
+            </w:pPr>
+            <w:r>
+              <w:rPr/>
+            </w:r>
+          </w:p>
+          <w:p>
+            <w:pPr>
+              <w:pStyle w:val="ListParagraph"/>
+              <w:spacing w:lineRule="auto" w:line="240"/>
+              <w:jc w:val="left"/>
               <w:rPr/>
             </w:pPr>
             <w:r>
@@ -690,148 +596,51 @@
                 <w:szCs w:val="24"/>
                 <w:lang w:eastAsia="ru-RU"/>
               </w:rPr>
-              <w:t>Конфигуратор 1С:Предприятие 8.3</w:t>
+              <w:t>Библиотеки машинного обучения:, Scikit-</w:t>
             </w:r>
-          </w:p>
-          <w:p>
-            <w:pPr>
-              <w:pStyle w:val="ListParagraph"/>
-              <w:numPr>
-                <w:ilvl w:val="1"/>
-                <w:numId w:val="2"/>
-              </w:numPr>
-              <w:rPr/>
-            </w:pPr>
+            <w:r>
+              <w:rPr>
+                <w:sz w:val="24"/>
+                <w:szCs w:val="24"/>
+                <w:lang w:val="en-US" w:eastAsia="ru-RU"/>
+              </w:rPr>
+              <w:t>lear</w:t>
+            </w:r>
+            <w:r>
+              <w:rPr>
+                <w:sz w:val="24"/>
+                <w:szCs w:val="24"/>
+                <w:lang w:val="en-US" w:eastAsia="ru-RU"/>
+              </w:rPr>
+              <w:t xml:space="preserve">n, </w:t>
+            </w:r>
+            <w:r>
+              <w:rPr>
+                <w:sz w:val="24"/>
+                <w:szCs w:val="24"/>
+                <w:lang w:val="en-US" w:eastAsia="ru-RU"/>
+              </w:rPr>
+              <w:t>XGBoost</w:t>
+            </w:r>
             <w:r>
               <w:rPr>
                 <w:sz w:val="24"/>
                 <w:szCs w:val="24"/>
                 <w:lang w:eastAsia="ru-RU"/>
               </w:rPr>
-              <w:t>Python 3.11+</w:t>
+              <w:t>, Imbalanced-learn, Joblib</w:t>
             </w:r>
           </w:p>
           <w:p>
             <w:pPr>
               <w:pStyle w:val="ListParagraph"/>
-              <w:numPr>
-                <w:ilvl w:val="1"/>
-                <w:numId w:val="2"/>
-              </w:numPr>
-              <w:rPr/>
-            </w:pPr>
-            <w:r>
+              <w:spacing w:lineRule="auto" w:line="240"/>
+              <w:jc w:val="left"/>
               <w:rPr>
                 <w:sz w:val="24"/>
                 <w:szCs w:val="24"/>
-                <w:lang w:eastAsia="ru-RU"/>
+                <w:lang w:val="ru-RU" w:eastAsia="ru-RU"/>
               </w:rPr>
-              <w:t>Visual Studio Code / PyCharm</w:t>
-            </w:r>
-          </w:p>
-          <w:p>
-            <w:pPr>
-              <w:pStyle w:val="ListParagraph"/>
-              <w:numPr>
-                <w:ilvl w:val="0"/>
-                <w:numId w:val="0"/>
-              </w:numPr>
-              <w:ind w:hanging="0" w:left="1440"/>
-              <w:rPr>
-                <w:sz w:val="24"/>
-                <w:szCs w:val="24"/>
-                <w:lang w:eastAsia="ru-RU"/>
-              </w:rPr>
-            </w:pPr>
-            <w:r>
-              <w:rPr>
-                <w:sz w:val="24"/>
-                <w:szCs w:val="24"/>
-                <w:lang w:eastAsia="ru-RU"/>
-              </w:rPr>
-            </w:r>
-          </w:p>
-          <w:p>
-            <w:pPr>
-              <w:pStyle w:val="ListParagraph"/>
-              <w:numPr>
-                <w:ilvl w:val="0"/>
-                <w:numId w:val="2"/>
-              </w:numPr>
-              <w:rPr/>
-            </w:pPr>
-            <w:r>
-              <w:rPr>
-                <w:sz w:val="24"/>
-                <w:szCs w:val="24"/>
-                <w:lang w:eastAsia="ru-RU"/>
-              </w:rPr>
-              <w:t>Объекты конфигурации 1С:</w:t>
-            </w:r>
-          </w:p>
-          <w:p>
-            <w:pPr>
-              <w:pStyle w:val="ListParagraph"/>
-              <w:numPr>
-                <w:ilvl w:val="1"/>
-                <w:numId w:val="2"/>
-              </w:numPr>
-              <w:rPr/>
-            </w:pPr>
-            <w:r>
-              <w:rPr>
-                <w:sz w:val="24"/>
-                <w:szCs w:val="24"/>
-                <w:lang w:eastAsia="ru-RU"/>
-              </w:rPr>
-              <w:t>Справочники (Поставщики, Группы товаров)</w:t>
-            </w:r>
-          </w:p>
-          <w:p>
-            <w:pPr>
-              <w:pStyle w:val="ListParagraph"/>
-              <w:numPr>
-                <w:ilvl w:val="1"/>
-                <w:numId w:val="2"/>
-              </w:numPr>
-              <w:rPr/>
-            </w:pPr>
-            <w:r>
-              <w:rPr>
-                <w:sz w:val="24"/>
-                <w:szCs w:val="24"/>
-                <w:lang w:eastAsia="ru-RU"/>
-              </w:rPr>
-              <w:t>Документы (Формирование выборки поставщиков, Анализ выборки)</w:t>
-            </w:r>
-          </w:p>
-          <w:p>
-            <w:pPr>
-              <w:pStyle w:val="ListParagraph"/>
-              <w:numPr>
-                <w:ilvl w:val="1"/>
-                <w:numId w:val="2"/>
-              </w:numPr>
-              <w:rPr/>
-            </w:pPr>
-            <w:r>
-              <w:rPr>
-                <w:sz w:val="24"/>
-                <w:szCs w:val="24"/>
-                <w:lang w:eastAsia="ru-RU"/>
-              </w:rPr>
-              <w:t>Регистры сведений (Результаты оценки)</w:t>
-            </w:r>
-          </w:p>
-          <w:p>
-            <w:pPr>
-              <w:pStyle w:val="ListParagraph"/>
-              <w:numPr>
-                <w:ilvl w:val="0"/>
-                <w:numId w:val="0"/>
-              </w:numPr>
-              <w:ind w:hanging="0" w:left="1440"/>
-              <w:rPr/>
             </w:pPr>
             <w:r>
               <w:rPr/>
@@ -840,101 +649,48 @@
           <w:p>
             <w:pPr>
               <w:pStyle w:val="ListParagraph"/>
-              <w:numPr>
-                <w:ilvl w:val="0"/>
-                <w:numId w:val="2"/>
-              </w:numPr>
+              <w:spacing w:lineRule="auto" w:line="240"/>
+              <w:jc w:val="left"/>
               <w:rPr/>
             </w:pPr>
             <w:r>
               <w:rPr>
                 <w:sz w:val="24"/>
                 <w:szCs w:val="24"/>
-                <w:lang w:eastAsia="ru-RU"/>
+                <w:lang w:val="ru-RU" w:eastAsia="ru-RU"/>
               </w:rPr>
-              <w:t>Библиотеки машинного обучения:</w:t>
+              <w:t>В</w:t>
             </w:r>
-          </w:p>
-          <w:p>
-            <w:pPr>
-              <w:pStyle w:val="ListParagraph"/>
-              <w:numPr>
-                <w:ilvl w:val="1"/>
-                <w:numId w:val="2"/>
-              </w:numPr>
-              <w:rPr/>
-            </w:pPr>
+            <w:r>
+              <w:rPr>
+                <w:sz w:val="24"/>
+                <w:szCs w:val="24"/>
+                <w:lang w:val="ru-RU" w:eastAsia="ru-RU"/>
+              </w:rPr>
+              <w:t>не</w:t>
+            </w:r>
+            <w:r>
+              <w:rPr>
+                <w:sz w:val="24"/>
+                <w:szCs w:val="24"/>
+                <w:lang w:val="ru-RU" w:eastAsia="ru-RU"/>
+              </w:rPr>
+              <w:t>шние</w:t>
+            </w:r>
             <w:r>
               <w:rPr>
                 <w:sz w:val="24"/>
                 <w:szCs w:val="24"/>
                 <w:lang w:eastAsia="ru-RU"/>
               </w:rPr>
-              <w:t>Scikit-learn (RandomForestClassifier, GradientBoostingClassifier, StackingClassifier)</w:t>
+              <w:t xml:space="preserve"> API-сервисы: API «Репутация» (источник данных о контрагентах)</w:t>
             </w:r>
           </w:p>
           <w:p>
             <w:pPr>
               <w:pStyle w:val="ListParagraph"/>
-              <w:numPr>
-                <w:ilvl w:val="1"/>
-                <w:numId w:val="2"/>
-              </w:numPr>
-              <w:rPr/>
-            </w:pPr>
-            <w:r>
-              <w:rPr>
-                <w:sz w:val="24"/>
-                <w:szCs w:val="24"/>
-                <w:lang w:eastAsia="ru-RU"/>
-              </w:rPr>
-              <w:t>XGBoost</w:t>
-            </w:r>
-          </w:p>
-          <w:p>
-            <w:pPr>
-              <w:pStyle w:val="ListParagraph"/>
-              <w:numPr>
-                <w:ilvl w:val="1"/>
-                <w:numId w:val="2"/>
-              </w:numPr>
-              <w:rPr/>
-            </w:pPr>
-            <w:r>
-              <w:rPr>
-                <w:sz w:val="24"/>
-                <w:szCs w:val="24"/>
-                <w:lang w:eastAsia="ru-RU"/>
-              </w:rPr>
-              <w:t>Imbalanced-learn (SMOTE)</w:t>
-            </w:r>
-          </w:p>
-          <w:p>
-            <w:pPr>
-              <w:pStyle w:val="ListParagraph"/>
-              <w:numPr>
-                <w:ilvl w:val="1"/>
-                <w:numId w:val="2"/>
-              </w:numPr>
-              <w:rPr/>
-            </w:pPr>
-            <w:r>
-              <w:rPr>
-                <w:sz w:val="24"/>
-                <w:szCs w:val="24"/>
-                <w:lang w:eastAsia="ru-RU"/>
-              </w:rPr>
-              <w:t>Joblib (сериализация моделей)</w:t>
-            </w:r>
-          </w:p>
-          <w:p>
-            <w:pPr>
-              <w:pStyle w:val="ListParagraph"/>
-              <w:numPr>
-                <w:ilvl w:val="0"/>
-                <w:numId w:val="0"/>
-              </w:numPr>
-              <w:ind w:hanging="0" w:left="1440"/>
+              <w:spacing w:lineRule="auto" w:line="240"/>
+              <w:jc w:val="left"/>
               <w:rPr>
                 <w:sz w:val="24"/>
                 <w:szCs w:val="24"/>
@@ -942,184 +698,15 @@
               </w:rPr>
             </w:pPr>
             <w:r>
-              <w:rPr>
-                <w:sz w:val="24"/>
-                <w:szCs w:val="24"/>
-                <w:lang w:eastAsia="ru-RU"/>
-              </w:rPr>
-            </w:r>
-          </w:p>
-          <w:p>
-            <w:pPr>
-              <w:pStyle w:val="ListParagraph"/>
-              <w:numPr>
-                <w:ilvl w:val="0"/>
-                <w:numId w:val="2"/>
-              </w:numPr>
-              <w:rPr/>
-            </w:pPr>
-            <w:r>
-              <w:rPr>
-                <w:sz w:val="24"/>
-                <w:szCs w:val="24"/>
-                <w:lang w:eastAsia="ru-RU"/>
-              </w:rPr>
-              <w:t>Библиотеки для создания API:</w:t>
-            </w:r>
-          </w:p>
-          <w:p>
-            <w:pPr>
-              <w:pStyle w:val="ListParagraph"/>
-              <w:numPr>
-                <w:ilvl w:val="1"/>
-                <w:numId w:val="2"/>
-              </w:numPr>
-              <w:rPr/>
-            </w:pPr>
-            <w:r>
-              <w:rPr>
-                <w:sz w:val="24"/>
-                <w:szCs w:val="24"/>
-                <w:lang w:eastAsia="ru-RU"/>
-              </w:rPr>
-              <w:t>FastAPI</w:t>
-            </w:r>
-          </w:p>
-          <w:p>
-            <w:pPr>
-              <w:pStyle w:val="ListParagraph"/>
-              <w:numPr>
-                <w:ilvl w:val="1"/>
-                <w:numId w:val="2"/>
-              </w:numPr>
-              <w:rPr/>
-            </w:pPr>
-            <w:r>
-              <w:rPr>
-                <w:sz w:val="24"/>
-                <w:szCs w:val="24"/>
-                <w:lang w:eastAsia="ru-RU"/>
-              </w:rPr>
-              <w:t>aiohttp</w:t>
-            </w:r>
-          </w:p>
-          <w:p>
-            <w:pPr>
-              <w:pStyle w:val="ListParagraph"/>
-              <w:numPr>
-                <w:ilvl w:val="1"/>
-                <w:numId w:val="2"/>
-              </w:numPr>
-              <w:rPr/>
-            </w:pPr>
-            <w:r>
-              <w:rPr>
-                <w:sz w:val="24"/>
-                <w:szCs w:val="24"/>
-                <w:lang w:eastAsia="ru-RU"/>
-              </w:rPr>
-              <w:t>Pydantic</w:t>
-            </w:r>
-          </w:p>
-          <w:p>
-            <w:pPr>
-              <w:pStyle w:val="ListParagraph"/>
-              <w:numPr>
-                <w:ilvl w:val="1"/>
-                <w:numId w:val="2"/>
-              </w:numPr>
-              <w:rPr/>
-            </w:pPr>
-            <w:r>
-              <w:rPr>
-                <w:sz w:val="24"/>
-                <w:szCs w:val="24"/>
-                <w:lang w:eastAsia="ru-RU"/>
-              </w:rPr>
-              <w:t>uvicorn</w:t>
-            </w:r>
-          </w:p>
-          <w:p>
-            <w:pPr>
-              <w:pStyle w:val="ListParagraph"/>
-              <w:numPr>
-                <w:ilvl w:val="0"/>
-                <w:numId w:val="0"/>
-              </w:numPr>
-              <w:ind w:hanging="0" w:left="1440"/>
-              <w:rPr/>
-            </w:pPr>
-            <w:r>
               <w:rPr/>
             </w:r>
           </w:p>
           <w:p>
             <w:pPr>
-              <w:pStyle w:val="ListParagraph"/>
-              <w:numPr>
-                <w:ilvl w:val="0"/>
-                <w:numId w:val="2"/>
-              </w:numPr>
+              <w:pStyle w:val="Normal"/>
+              <w:spacing w:lineRule="auto" w:line="240"/>
+              <w:jc w:val="left"/>
               <w:rPr/>
-            </w:pPr>
-            <w:r>
-              <w:rPr>
-                <w:sz w:val="24"/>
-                <w:szCs w:val="24"/>
-                <w:lang w:eastAsia="ru-RU"/>
-              </w:rPr>
-              <w:t>Внешние API-сервисы:</w:t>
-            </w:r>
-          </w:p>
-          <w:p>
-            <w:pPr>
-              <w:pStyle w:val="ListParagraph"/>
-              <w:numPr>
-                <w:ilvl w:val="1"/>
-                <w:numId w:val="2"/>
-              </w:numPr>
-              <w:rPr>
-                <w:sz w:val="24"/>
-                <w:szCs w:val="24"/>
-                <w:lang w:eastAsia="ru-RU"/>
-              </w:rPr>
-            </w:pPr>
-            <w:r>
-              <w:rPr>
-                <w:sz w:val="24"/>
-                <w:szCs w:val="24"/>
-                <w:lang w:eastAsia="ru-RU"/>
-              </w:rPr>
-              <w:t>API «Репутация» (источник данных о контрагентах)</w:t>
-            </w:r>
-          </w:p>
-          <w:p>
-            <w:pPr>
-              <w:pStyle w:val="Normal"/>
-              <w:spacing w:lineRule="auto" w:line="252"/>
-              <w:rPr>
-                <w:sz w:val="24"/>
-                <w:szCs w:val="24"/>
-                <w:lang w:eastAsia="ru-RU"/>
-              </w:rPr>
-            </w:pPr>
-            <w:r>
-              <w:rPr>
-                <w:sz w:val="24"/>
-                <w:szCs w:val="24"/>
-                <w:lang w:eastAsia="ru-RU"/>
-              </w:rPr>
-            </w:r>
-          </w:p>
-          <w:p>
-            <w:pPr>
-              <w:pStyle w:val="Normal"/>
-              <w:spacing w:lineRule="auto" w:line="252"/>
-              <w:rPr>
-                <w:sz w:val="24"/>
-                <w:szCs w:val="24"/>
-                <w:lang w:eastAsia="ru-RU"/>
-              </w:rPr>
             </w:pPr>
             <w:r>
               <w:rPr>
@@ -1133,12 +720,9 @@
           <w:p>
             <w:pPr>
               <w:pStyle w:val="Normal"/>
-              <w:spacing w:lineRule="auto" w:line="252"/>
-              <w:rPr>
-                <w:sz w:val="24"/>
-                <w:szCs w:val="24"/>
-                <w:lang w:eastAsia="ru-RU"/>
-              </w:rPr>
+              <w:spacing w:lineRule="auto" w:line="240"/>
+              <w:jc w:val="left"/>
+              <w:rPr/>
             </w:pPr>
             <w:r>
               <w:rPr>
@@ -1160,30 +744,9 @@
           <w:p>
             <w:pPr>
               <w:pStyle w:val="Normal"/>
-              <w:spacing w:lineRule="auto" w:line="252"/>
-              <w:rPr>
-                <w:sz w:val="24"/>
-                <w:szCs w:val="24"/>
-                <w:lang w:eastAsia="ru-RU"/>
-              </w:rPr>
-            </w:pPr>
-            <w:r>
-              <w:rPr>
-                <w:sz w:val="24"/>
-                <w:szCs w:val="24"/>
-                <w:lang w:eastAsia="ru-RU"/>
-              </w:rPr>
-            </w:r>
-          </w:p>
-          <w:p>
-            <w:pPr>
-              <w:pStyle w:val="Normal"/>
-              <w:spacing w:lineRule="auto" w:line="252"/>
-              <w:rPr>
-                <w:sz w:val="24"/>
-                <w:szCs w:val="24"/>
-                <w:lang w:eastAsia="ru-RU"/>
-              </w:rPr>
+              <w:spacing w:lineRule="auto" w:line="240"/>
+              <w:jc w:val="left"/>
+              <w:rPr/>
             </w:pPr>
             <w:r>
               <w:rPr>
@@ -1197,9 +760,10 @@
           <w:p>
             <w:pPr>
               <w:pStyle w:val="ListParagraph"/>
-              <w:spacing w:lineRule="auto" w:line="252" w:before="0" w:after="159"/>
+              <w:spacing w:lineRule="auto" w:line="240" w:before="0" w:after="159"/>
               <w:ind w:hanging="0" w:left="0"/>
               <w:contextualSpacing w:val="false"/>
+              <w:jc w:val="left"/>
               <w:rPr/>
             </w:pPr>
             <w:r>
@@ -1214,9 +778,10 @@
           <w:p>
             <w:pPr>
               <w:pStyle w:val="ListParagraph"/>
-              <w:spacing w:lineRule="auto" w:line="252" w:before="0" w:after="159"/>
+              <w:spacing w:lineRule="auto" w:line="240" w:before="0" w:after="159"/>
               <w:ind w:hanging="0" w:left="0"/>
               <w:contextualSpacing w:val="false"/>
+              <w:jc w:val="left"/>
               <w:rPr/>
             </w:pPr>
             <w:r>
@@ -1231,9 +796,10 @@
           <w:p>
             <w:pPr>
               <w:pStyle w:val="ListParagraph"/>
-              <w:spacing w:lineRule="auto" w:line="252" w:before="0" w:after="159"/>
+              <w:spacing w:lineRule="auto" w:line="240" w:before="0" w:after="159"/>
               <w:ind w:hanging="0" w:left="0"/>
               <w:contextualSpacing w:val="false"/>
+              <w:jc w:val="left"/>
               <w:rPr/>
             </w:pPr>
             <w:r>
@@ -1248,9 +814,10 @@
           <w:p>
             <w:pPr>
               <w:pStyle w:val="ListParagraph"/>
-              <w:spacing w:lineRule="auto" w:line="252" w:before="0" w:after="159"/>
+              <w:spacing w:lineRule="auto" w:line="240" w:before="0" w:after="159"/>
               <w:ind w:hanging="0" w:left="0"/>
               <w:contextualSpacing w:val="false"/>
+              <w:jc w:val="left"/>
               <w:rPr/>
             </w:pPr>
             <w:r>
@@ -1265,9 +832,10 @@
           <w:p>
             <w:pPr>
               <w:pStyle w:val="ListParagraph"/>
-              <w:spacing w:lineRule="auto" w:line="252" w:before="0" w:after="159"/>
+              <w:spacing w:lineRule="auto" w:line="240" w:before="0" w:after="159"/>
               <w:ind w:hanging="0" w:left="0"/>
               <w:contextualSpacing w:val="false"/>
+              <w:jc w:val="left"/>
               <w:rPr/>
             </w:pPr>
             <w:r>
@@ -1282,9 +850,10 @@
           <w:p>
             <w:pPr>
               <w:pStyle w:val="ListParagraph"/>
-              <w:spacing w:lineRule="auto" w:line="252" w:before="0" w:after="159"/>
+              <w:spacing w:lineRule="auto" w:line="240" w:before="0" w:after="159"/>
               <w:ind w:hanging="0" w:left="0"/>
               <w:contextualSpacing w:val="false"/>
+              <w:jc w:val="left"/>
               <w:rPr/>
             </w:pPr>
             <w:r>
@@ -1299,7 +868,8 @@
           <w:p>
             <w:pPr>
               <w:pStyle w:val="Normal"/>
-              <w:spacing w:lineRule="auto" w:line="252" w:before="0" w:after="159"/>
+              <w:spacing w:lineRule="auto" w:line="240" w:before="0" w:after="159"/>
+              <w:jc w:val="left"/>
               <w:rPr/>
             </w:pPr>
             <w:r>
@@ -1314,7 +884,8 @@
           <w:p>
             <w:pPr>
               <w:pStyle w:val="Normal"/>
-              <w:spacing w:lineRule="auto" w:line="252"/>
+              <w:spacing w:lineRule="auto" w:line="240" w:before="0" w:after="159"/>
+              <w:jc w:val="left"/>
               <w:rPr>
                 <w:sz w:val="24"/>
                 <w:szCs w:val="24"/>
@@ -1322,22 +893,15 @@
               </w:rPr>
             </w:pPr>
             <w:r>
-              <w:rPr>
-                <w:sz w:val="24"/>
-                <w:szCs w:val="24"/>
-                <w:lang w:eastAsia="ru-RU"/>
-              </w:rPr>
+              <w:rPr/>
             </w:r>
           </w:p>
           <w:p>
             <w:pPr>
               <w:pStyle w:val="Normal"/>
-              <w:spacing w:lineRule="auto" w:line="252"/>
-              <w:rPr>
-                <w:sz w:val="24"/>
-                <w:szCs w:val="24"/>
-                <w:lang w:eastAsia="ru-RU"/>
-              </w:rPr>
+              <w:spacing w:lineRule="auto" w:line="240"/>
+              <w:jc w:val="left"/>
+              <w:rPr/>
             </w:pPr>
             <w:r>
               <w:rPr>
@@ -1351,7 +915,8 @@
           <w:p>
             <w:pPr>
               <w:pStyle w:val="Normal"/>
-              <w:spacing w:lineRule="auto" w:line="252"/>
+              <w:spacing w:lineRule="auto" w:line="240"/>
+              <w:jc w:val="left"/>
               <w:rPr>
                 <w:sz w:val="24"/>
                 <w:szCs w:val="24"/>
@@ -1359,22 +924,15 @@
               </w:rPr>
             </w:pPr>
             <w:r>
-              <w:rPr>
-                <w:sz w:val="24"/>
-                <w:szCs w:val="24"/>
-                <w:lang w:eastAsia="ru-RU"/>
-              </w:rPr>
+              <w:rPr/>
             </w:r>
           </w:p>
           <w:p>
             <w:pPr>
               <w:pStyle w:val="Normal"/>
-              <w:spacing w:lineRule="auto" w:line="252"/>
-              <w:rPr>
-                <w:sz w:val="24"/>
-                <w:szCs w:val="24"/>
-                <w:lang w:eastAsia="ru-RU"/>
-              </w:rPr>
+              <w:spacing w:lineRule="auto" w:line="240"/>
+              <w:jc w:val="left"/>
+              <w:rPr/>
             </w:pPr>
             <w:r>
               <w:rPr>
@@ -1388,7 +946,8 @@
           <w:p>
             <w:pPr>
               <w:pStyle w:val="Normal"/>
-              <w:spacing w:lineRule="auto" w:line="252"/>
+              <w:spacing w:lineRule="auto" w:line="240"/>
+              <w:jc w:val="left"/>
               <w:rPr>
                 <w:sz w:val="24"/>
                 <w:szCs w:val="24"/>
@@ -1396,22 +955,15 @@
               </w:rPr>
             </w:pPr>
             <w:r>
-              <w:rPr>
-                <w:sz w:val="24"/>
-                <w:szCs w:val="24"/>
-                <w:lang w:eastAsia="ru-RU"/>
-              </w:rPr>
+              <w:rPr/>
             </w:r>
           </w:p>
           <w:p>
             <w:pPr>
               <w:pStyle w:val="Normal"/>
-              <w:spacing w:lineRule="auto" w:line="252"/>
-              <w:rPr>
-                <w:sz w:val="24"/>
-                <w:szCs w:val="24"/>
-                <w:lang w:eastAsia="ru-RU"/>
-              </w:rPr>
+              <w:spacing w:lineRule="auto" w:line="240"/>
+              <w:jc w:val="left"/>
+              <w:rPr/>
             </w:pPr>
             <w:r>
               <w:rPr>
@@ -1425,7 +977,8 @@
           <w:p>
             <w:pPr>
               <w:pStyle w:val="Normal"/>
-              <w:spacing w:lineRule="auto" w:line="252"/>
+              <w:spacing w:lineRule="auto" w:line="240"/>
+              <w:jc w:val="left"/>
               <w:rPr>
                 <w:sz w:val="24"/>
                 <w:szCs w:val="24"/>
@@ -1433,22 +986,15 @@
               </w:rPr>
             </w:pPr>
             <w:r>
-              <w:rPr>
-                <w:sz w:val="24"/>
-                <w:szCs w:val="24"/>
-                <w:lang w:eastAsia="ru-RU"/>
-              </w:rPr>
+              <w:rPr/>
             </w:r>
           </w:p>
           <w:p>
             <w:pPr>
               <w:pStyle w:val="Normal"/>
-              <w:spacing w:lineRule="auto" w:line="252" w:before="0" w:after="160"/>
-              <w:rPr>
-                <w:sz w:val="24"/>
-                <w:szCs w:val="24"/>
-                <w:lang w:eastAsia="ru-RU"/>
-              </w:rPr>
+              <w:spacing w:lineRule="auto" w:line="240" w:before="0" w:after="160"/>
+              <w:jc w:val="left"/>
+              <w:rPr/>
             </w:pPr>
             <w:r>
               <w:rPr>
@@ -1470,7 +1016,85 @@
           <w:p>
             <w:pPr>
               <w:pStyle w:val="Normal"/>
-              <w:spacing w:lineRule="auto" w:line="252"/>
+              <w:spacing w:lineRule="auto" w:line="276"/>
+              <w:jc w:val="left"/>
+              <w:rPr/>
+            </w:pPr>
+            <w:r>
+              <w:rPr/>
+            </w:r>
+          </w:p>
+          <w:p>
+            <w:pPr>
+              <w:pStyle w:val="Normal"/>
+              <w:spacing w:lineRule="auto" w:line="276"/>
+              <w:jc w:val="left"/>
+              <w:rPr/>
+            </w:pPr>
+            <w:r>
+              <w:rPr/>
+            </w:r>
+          </w:p>
+          <w:p>
+            <w:pPr>
+              <w:pStyle w:val="Normal"/>
+              <w:spacing w:lineRule="auto" w:line="276"/>
+              <w:jc w:val="left"/>
+              <w:rPr/>
+            </w:pPr>
+            <w:r>
+              <w:rPr/>
+            </w:r>
+          </w:p>
+          <w:p>
+            <w:pPr>
+              <w:pStyle w:val="Normal"/>
+              <w:spacing w:lineRule="auto" w:line="276"/>
+              <w:jc w:val="left"/>
+              <w:rPr/>
+            </w:pPr>
+            <w:r>
+              <w:rPr/>
+            </w:r>
+          </w:p>
+          <w:p>
+            <w:pPr>
+              <w:pStyle w:val="Normal"/>
+              <w:spacing w:lineRule="auto" w:line="276"/>
+              <w:jc w:val="left"/>
+              <w:rPr/>
+            </w:pPr>
+            <w:r>
+              <w:rPr/>
+            </w:r>
+          </w:p>
+          <w:p>
+            <w:pPr>
+              <w:pStyle w:val="Normal"/>
+              <w:spacing w:lineRule="auto" w:line="276"/>
+              <w:jc w:val="left"/>
+              <w:rPr/>
+            </w:pPr>
+            <w:r>
+              <w:rPr/>
+            </w:r>
+          </w:p>
+          <w:p>
+            <w:pPr>
+              <w:pStyle w:val="Normal"/>
+              <w:spacing w:lineRule="auto" w:line="276"/>
+              <w:jc w:val="left"/>
+              <w:rPr/>
+            </w:pPr>
+            <w:r>
+              <w:rPr/>
+            </w:r>
+          </w:p>
+          <w:p>
+            <w:pPr>
+              <w:pStyle w:val="Normal"/>
+              <w:spacing w:lineRule="auto" w:line="240" w:before="0" w:after="0"/>
+              <w:jc w:val="left"/>
               <w:rPr>
                 <w:sz w:val="24"/>
                 <w:szCs w:val="24"/>
@@ -1478,17 +1102,14 @@
               </w:rPr>
             </w:pPr>
             <w:r>
-              <w:rPr>
-                <w:sz w:val="24"/>
-                <w:szCs w:val="24"/>
-                <w:lang w:eastAsia="ru-RU"/>
-              </w:rPr>
+              <w:rPr/>
             </w:r>
           </w:p>
           <w:p>
             <w:pPr>
               <w:pStyle w:val="Normal"/>
-              <w:spacing w:lineRule="auto" w:line="252"/>
+              <w:spacing w:lineRule="auto" w:line="240" w:before="0" w:after="0"/>
+              <w:jc w:val="left"/>
               <w:rPr>
                 <w:sz w:val="24"/>
                 <w:szCs w:val="24"/>
@@ -1496,17 +1117,14 @@
               </w:rPr>
             </w:pPr>
             <w:r>
-              <w:rPr>
-                <w:sz w:val="24"/>
-                <w:szCs w:val="24"/>
-                <w:lang w:eastAsia="ru-RU"/>
-              </w:rPr>
+              <w:rPr/>
             </w:r>
           </w:p>
           <w:p>
             <w:pPr>
               <w:pStyle w:val="Normal"/>
-              <w:spacing w:lineRule="auto" w:line="252"/>
+              <w:spacing w:lineRule="auto" w:line="240" w:before="0" w:after="0"/>
+              <w:jc w:val="left"/>
               <w:rPr>
                 <w:sz w:val="24"/>
                 <w:szCs w:val="24"/>
@@ -1514,166 +1132,15 @@
               </w:rPr>
             </w:pPr>
             <w:r>
-              <w:rPr>
-                <w:sz w:val="24"/>
-                <w:szCs w:val="24"/>
-                <w:lang w:eastAsia="ru-RU"/>
-              </w:rPr>
+              <w:rPr/>
             </w:r>
           </w:p>
           <w:p>
             <w:pPr>
               <w:pStyle w:val="Normal"/>
-              <w:spacing w:lineRule="auto" w:line="252"/>
-              <w:rPr>
-                <w:sz w:val="24"/>
-                <w:szCs w:val="24"/>
-                <w:lang w:eastAsia="ru-RU"/>
-              </w:rPr>
-            </w:pPr>
-            <w:r>
-              <w:rPr>
-                <w:sz w:val="24"/>
-                <w:szCs w:val="24"/>
-                <w:lang w:eastAsia="ru-RU"/>
-              </w:rPr>
-            </w:r>
-          </w:p>
-          <w:p>
-            <w:pPr>
-              <w:pStyle w:val="Normal"/>
-              <w:spacing w:lineRule="auto" w:line="252"/>
-              <w:rPr>
-                <w:sz w:val="24"/>
-                <w:szCs w:val="24"/>
-                <w:lang w:eastAsia="ru-RU"/>
-              </w:rPr>
-            </w:pPr>
-            <w:r>
-              <w:rPr>
-                <w:sz w:val="24"/>
-                <w:szCs w:val="24"/>
-                <w:lang w:eastAsia="ru-RU"/>
-              </w:rPr>
-            </w:r>
-          </w:p>
-          <w:p>
-            <w:pPr>
-              <w:pStyle w:val="Normal"/>
-              <w:spacing w:lineRule="auto" w:line="252"/>
-              <w:rPr>
-                <w:sz w:val="24"/>
-                <w:szCs w:val="24"/>
-                <w:lang w:eastAsia="ru-RU"/>
-              </w:rPr>
-            </w:pPr>
-            <w:r>
-              <w:rPr>
-                <w:sz w:val="24"/>
-                <w:szCs w:val="24"/>
-                <w:lang w:eastAsia="ru-RU"/>
-              </w:rPr>
-            </w:r>
-          </w:p>
-          <w:p>
-            <w:pPr>
-              <w:pStyle w:val="Normal"/>
-              <w:spacing w:lineRule="auto" w:line="252"/>
-              <w:rPr>
-                <w:sz w:val="24"/>
-                <w:szCs w:val="24"/>
-                <w:lang w:eastAsia="ru-RU"/>
-              </w:rPr>
-            </w:pPr>
-            <w:r>
-              <w:rPr>
-                <w:sz w:val="24"/>
-                <w:szCs w:val="24"/>
-                <w:lang w:eastAsia="ru-RU"/>
-              </w:rPr>
-            </w:r>
-          </w:p>
-          <w:p>
-            <w:pPr>
-              <w:pStyle w:val="Normal"/>
-              <w:spacing w:lineRule="auto" w:line="252"/>
-              <w:rPr>
-                <w:sz w:val="24"/>
-                <w:szCs w:val="24"/>
-                <w:lang w:eastAsia="ru-RU"/>
-              </w:rPr>
-            </w:pPr>
-            <w:r>
-              <w:rPr>
-                <w:sz w:val="24"/>
-                <w:szCs w:val="24"/>
-                <w:lang w:eastAsia="ru-RU"/>
-              </w:rPr>
-            </w:r>
-          </w:p>
-          <w:p>
-            <w:pPr>
-              <w:pStyle w:val="Normal"/>
-              <w:spacing w:lineRule="auto" w:line="252"/>
-              <w:rPr>
-                <w:sz w:val="24"/>
-                <w:szCs w:val="24"/>
-                <w:lang w:eastAsia="ru-RU"/>
-              </w:rPr>
-            </w:pPr>
-            <w:r>
-              <w:rPr>
-                <w:sz w:val="24"/>
-                <w:szCs w:val="24"/>
-                <w:lang w:eastAsia="ru-RU"/>
-              </w:rPr>
-            </w:r>
-          </w:p>
-          <w:p>
-            <w:pPr>
-              <w:pStyle w:val="Normal"/>
-              <w:spacing w:lineRule="auto" w:line="252"/>
-              <w:rPr>
-                <w:sz w:val="24"/>
-                <w:szCs w:val="24"/>
-                <w:lang w:eastAsia="ru-RU"/>
-              </w:rPr>
-            </w:pPr>
-            <w:r>
-              <w:rPr>
-                <w:sz w:val="24"/>
-                <w:szCs w:val="24"/>
-                <w:lang w:eastAsia="ru-RU"/>
-              </w:rPr>
-            </w:r>
-          </w:p>
-          <w:p>
-            <w:pPr>
-              <w:pStyle w:val="Normal"/>
-              <w:spacing w:lineRule="auto" w:line="252"/>
-              <w:rPr>
-                <w:sz w:val="24"/>
-                <w:szCs w:val="24"/>
-                <w:lang w:eastAsia="ru-RU"/>
-              </w:rPr>
-            </w:pPr>
-            <w:r>
-              <w:rPr>
-                <w:sz w:val="24"/>
-                <w:szCs w:val="24"/>
-                <w:lang w:eastAsia="ru-RU"/>
-              </w:rPr>
-            </w:r>
-          </w:p>
-          <w:p>
-            <w:pPr>
-              <w:pStyle w:val="Normal"/>
-              <w:spacing w:lineRule="auto" w:line="252"/>
-              <w:rPr>
-                <w:sz w:val="24"/>
-                <w:szCs w:val="24"/>
-                <w:lang w:eastAsia="ru-RU"/>
-              </w:rPr>
+              <w:spacing w:lineRule="auto" w:line="240" w:before="0" w:after="0"/>
+              <w:jc w:val="left"/>
+              <w:rPr/>
             </w:pPr>
             <w:r>
               <w:rPr>
@@ -1687,7 +1154,8 @@
           <w:p>
             <w:pPr>
               <w:pStyle w:val="Normal"/>
-              <w:spacing w:lineRule="auto" w:line="252"/>
+              <w:spacing w:lineRule="auto" w:line="240" w:before="0" w:after="0"/>
+              <w:jc w:val="left"/>
               <w:rPr>
                 <w:sz w:val="24"/>
                 <w:szCs w:val="24"/>
@@ -1695,22 +1163,15 @@
               </w:rPr>
             </w:pPr>
             <w:r>
-              <w:rPr>
-                <w:sz w:val="24"/>
-                <w:szCs w:val="24"/>
-                <w:lang w:eastAsia="ru-RU"/>
-              </w:rPr>
+              <w:rPr/>
             </w:r>
           </w:p>
           <w:p>
             <w:pPr>
               <w:pStyle w:val="Normal"/>
-              <w:spacing w:lineRule="auto" w:line="252"/>
-              <w:rPr>
-                <w:sz w:val="24"/>
-                <w:szCs w:val="24"/>
-                <w:lang w:eastAsia="ru-RU"/>
-              </w:rPr>
+              <w:spacing w:lineRule="auto" w:line="240" w:before="57" w:after="57"/>
+              <w:jc w:val="left"/>
+              <w:rPr/>
             </w:pPr>
             <w:r>
               <w:rPr>
@@ -1718,18 +1179,23 @@
                 <w:szCs w:val="24"/>
                 <w:lang w:eastAsia="ru-RU"/>
               </w:rPr>
-              <w:t>5% 15.01.2025</w:t>
+              <w:t>5% 15.01.202</w:t>
+            </w:r>
+            <w:r>
+              <w:rPr>
+                <w:sz w:val="24"/>
+                <w:szCs w:val="24"/>
+                <w:lang w:eastAsia="ru-RU"/>
+              </w:rPr>
+              <w:t>6</w:t>
             </w:r>
           </w:p>
           <w:p>
             <w:pPr>
               <w:pStyle w:val="Normal"/>
-              <w:spacing w:lineRule="auto" w:line="252"/>
-              <w:rPr>
-                <w:sz w:val="24"/>
-                <w:szCs w:val="24"/>
-                <w:lang w:eastAsia="ru-RU"/>
-              </w:rPr>
+              <w:spacing w:lineRule="auto" w:line="240" w:before="57" w:after="57"/>
+              <w:jc w:val="left"/>
+              <w:rPr/>
             </w:pPr>
             <w:r>
               <w:rPr>
@@ -1737,18 +1203,23 @@
                 <w:szCs w:val="24"/>
                 <w:lang w:eastAsia="ru-RU"/>
               </w:rPr>
-              <w:t>30% 3.02.2025</w:t>
+              <w:t>30% 3.02.202</w:t>
+            </w:r>
+            <w:r>
+              <w:rPr>
+                <w:sz w:val="24"/>
+                <w:szCs w:val="24"/>
+                <w:lang w:eastAsia="ru-RU"/>
+              </w:rPr>
+              <w:t>6</w:t>
             </w:r>
           </w:p>
           <w:p>
             <w:pPr>
               <w:pStyle w:val="Normal"/>
-              <w:spacing w:lineRule="auto" w:line="252"/>
-              <w:rPr>
-                <w:sz w:val="24"/>
-                <w:szCs w:val="24"/>
-                <w:lang w:eastAsia="ru-RU"/>
-              </w:rPr>
+              <w:spacing w:lineRule="auto" w:line="240" w:before="57" w:after="57"/>
+              <w:jc w:val="left"/>
+              <w:rPr/>
             </w:pPr>
             <w:r>
               <w:rPr>
@@ -1756,17 +1227,23 @@
                 <w:szCs w:val="24"/>
                 <w:lang w:eastAsia="ru-RU"/>
               </w:rPr>
+              <w:t>20% 15.03.202</w:t>
+            </w:r>
+            <w:r>
+              <w:rPr>
+                <w:sz w:val="24"/>
+                <w:szCs w:val="24"/>
+                <w:lang w:eastAsia="ru-RU"/>
+              </w:rPr>
+              <w:t>6</w:t>
             </w:r>
           </w:p>
           <w:p>
             <w:pPr>
               <w:pStyle w:val="Normal"/>
-              <w:spacing w:lineRule="auto" w:line="252"/>
-              <w:rPr>
-                <w:sz w:val="24"/>
-                <w:szCs w:val="24"/>
-                <w:lang w:eastAsia="ru-RU"/>
-              </w:rPr>
+              <w:spacing w:lineRule="auto" w:line="240" w:before="57" w:after="57"/>
+              <w:jc w:val="left"/>
+              <w:rPr/>
             </w:pPr>
             <w:r>
               <w:rPr>
@@ -1774,18 +1251,31 @@
                 <w:szCs w:val="24"/>
                 <w:lang w:eastAsia="ru-RU"/>
               </w:rPr>
-              <w:t>20% 15.03.2025</w:t>
+              <w:t>25</w:t>
+            </w:r>
+            <w:r>
+              <w:rPr>
+                <w:sz w:val="24"/>
+                <w:szCs w:val="24"/>
+                <w:lang w:eastAsia="ru-RU"/>
+              </w:rPr>
+              <w:t>% 25.04.202</w:t>
+            </w:r>
+            <w:r>
+              <w:rPr>
+                <w:sz w:val="24"/>
+                <w:szCs w:val="24"/>
+                <w:lang w:eastAsia="ru-RU"/>
+              </w:rPr>
+              <w:t>6</w:t>
             </w:r>
           </w:p>
           <w:p>
             <w:pPr>
               <w:pStyle w:val="Normal"/>
-              <w:spacing w:lineRule="auto" w:line="252"/>
-              <w:rPr>
-                <w:sz w:val="24"/>
-                <w:szCs w:val="24"/>
-                <w:lang w:eastAsia="ru-RU"/>
-              </w:rPr>
+              <w:spacing w:lineRule="auto" w:line="240" w:before="57" w:after="57"/>
+              <w:jc w:val="left"/>
+              <w:rPr/>
             </w:pPr>
             <w:r>
               <w:rPr>
@@ -1793,18 +1283,31 @@
                 <w:szCs w:val="24"/>
                 <w:lang w:eastAsia="ru-RU"/>
               </w:rPr>
-              <w:t>40% 25.04.2025</w:t>
+              <w:t xml:space="preserve">5% </w:t>
+            </w:r>
+            <w:r>
+              <w:rPr>
+                <w:sz w:val="24"/>
+                <w:szCs w:val="24"/>
+                <w:lang w:eastAsia="ru-RU"/>
+              </w:rPr>
+              <w:t>5</w:t>
+            </w:r>
+            <w:r>
+              <w:rPr>
+                <w:sz w:val="24"/>
+                <w:szCs w:val="24"/>
+                <w:lang w:eastAsia="ru-RU"/>
+              </w:rPr>
+              <w:t>.05.2026</w:t>
             </w:r>
           </w:p>
           <w:p>
             <w:pPr>
               <w:pStyle w:val="Normal"/>
-              <w:spacing w:lineRule="auto" w:line="252"/>
-              <w:rPr>
-                <w:sz w:val="24"/>
-                <w:szCs w:val="24"/>
-                <w:lang w:eastAsia="ru-RU"/>
-              </w:rPr>
+              <w:spacing w:lineRule="auto" w:line="240" w:before="57" w:after="57"/>
+              <w:jc w:val="left"/>
+              <w:rPr/>
             </w:pPr>
             <w:r>
               <w:rPr>
@@ -1812,13 +1315,54 @@
                 <w:szCs w:val="24"/>
                 <w:lang w:eastAsia="ru-RU"/>
               </w:rPr>
-              <w:t>5% 12.05.2025</w:t>
+              <w:t>10% 8.05.2026</w:t>
             </w:r>
           </w:p>
           <w:p>
             <w:pPr>
               <w:pStyle w:val="Normal"/>
-              <w:spacing w:lineRule="auto" w:line="252" w:before="0" w:after="160"/>
+              <w:spacing w:lineRule="auto" w:line="240" w:before="57" w:after="57"/>
+              <w:jc w:val="left"/>
+              <w:rPr/>
+            </w:pPr>
+            <w:r>
+              <w:rPr>
+                <w:sz w:val="24"/>
+                <w:szCs w:val="24"/>
+                <w:lang w:eastAsia="ru-RU"/>
+              </w:rPr>
+              <w:t>5% 1</w:t>
+            </w:r>
+            <w:r>
+              <w:rPr>
+                <w:sz w:val="24"/>
+                <w:szCs w:val="24"/>
+                <w:lang w:eastAsia="ru-RU"/>
+              </w:rPr>
+              <w:t>0</w:t>
+            </w:r>
+            <w:r>
+              <w:rPr>
+                <w:sz w:val="24"/>
+                <w:szCs w:val="24"/>
+                <w:lang w:eastAsia="ru-RU"/>
+              </w:rPr>
+              <w:t>.05.202</w:t>
+            </w:r>
+            <w:r>
+              <w:rPr>
+                <w:sz w:val="24"/>
+                <w:szCs w:val="24"/>
+                <w:lang w:eastAsia="ru-RU"/>
+              </w:rPr>
+              <w:t>6</w:t>
+            </w:r>
+          </w:p>
+          <w:p>
+            <w:pPr>
+              <w:pStyle w:val="Normal"/>
+              <w:spacing w:lineRule="auto" w:line="276" w:before="0" w:after="160"/>
+              <w:jc w:val="left"/>
               <w:rPr>
                 <w:sz w:val="24"/>
                 <w:szCs w:val="24"/>
@@ -1846,21 +1390,14 @@
         </w:rPr>
       </w:pPr>
       <w:r>
-        <w:rPr>
-          <w:sz w:val="24"/>
-          <w:szCs w:val="24"/>
-          <w:lang w:eastAsia="ru-RU"/>
-        </w:rPr>
+        <w:rPr/>
       </w:r>
     </w:p>
     <w:p>
       <w:pPr>
         <w:pStyle w:val="Normal"/>
-        <w:rPr>
-          <w:sz w:val="24"/>
-          <w:szCs w:val="24"/>
-          <w:lang w:eastAsia="ru-RU"/>
-        </w:rPr>
+        <w:spacing w:lineRule="auto" w:line="240" w:before="0" w:after="103"/>
+        <w:rPr/>
       </w:pPr>
       <w:r>
         <w:rPr>
@@ -1874,11 +1411,8 @@
     <w:p>
       <w:pPr>
         <w:pStyle w:val="Normal"/>
-        <w:rPr>
-          <w:sz w:val="24"/>
-          <w:szCs w:val="24"/>
-          <w:lang w:eastAsia="ru-RU"/>
-        </w:rPr>
+        <w:spacing w:lineRule="auto" w:line="240" w:before="0" w:after="103"/>
+        <w:rPr/>
       </w:pPr>
       <w:r>
         <w:rPr>
@@ -1894,7 +1428,7 @@
           <w:szCs w:val="24"/>
           <w:lang w:eastAsia="ru-RU"/>
         </w:rPr>
-        <w:t>_____________  _</w:t>
+        <w:t xml:space="preserve">_____________    </w:t>
       </w:r>
       <w:r>
         <w:rPr>
@@ -1910,8 +1444,9 @@
           <w:sz w:val="24"/>
           <w:szCs w:val="24"/>
           <w:u w:val="single"/>
+          <w:lang w:eastAsia="ru-RU"/>
         </w:rPr>
-        <w:t>Буланов  Георгий Александрович</w:t>
+        <w:t>Колобенина Дарья Сергеевна</w:t>
       </w:r>
       <w:r>
         <w:rPr>
@@ -1931,11 +1466,8 @@
     <w:p>
       <w:pPr>
         <w:pStyle w:val="Normal"/>
-        <w:rPr>
-          <w:sz w:val="16"/>
-          <w:szCs w:val="16"/>
-          <w:lang w:eastAsia="ru-RU"/>
-        </w:rPr>
+        <w:spacing w:lineRule="auto" w:line="240" w:before="0" w:after="103"/>
+        <w:rPr/>
       </w:pPr>
       <w:r>
         <w:rPr>
@@ -1957,11 +1489,8 @@
     <w:p>
       <w:pPr>
         <w:pStyle w:val="Normal"/>
-        <w:rPr>
-          <w:sz w:val="24"/>
-          <w:szCs w:val="24"/>
-          <w:lang w:eastAsia="ru-RU"/>
-        </w:rPr>
+        <w:spacing w:lineRule="auto" w:line="240" w:before="0" w:after="103"/>
+        <w:rPr/>
       </w:pPr>
       <w:r>
         <w:rPr>
@@ -1975,28 +1504,8 @@
     <w:p>
       <w:pPr>
         <w:pStyle w:val="Normal"/>
-        <w:rPr>
-          <w:sz w:val="24"/>
-          <w:szCs w:val="24"/>
-          <w:lang w:eastAsia="ru-RU"/>
-        </w:rPr>
-      </w:pPr>
-      <w:r>
-        <w:rPr>
-          <w:sz w:val="24"/>
-          <w:szCs w:val="24"/>
-          <w:lang w:eastAsia="ru-RU"/>
-        </w:rPr>
-      </w:r>
-    </w:p>
-    <w:p>
-      <w:pPr>
-        <w:pStyle w:val="Normal"/>
-        <w:rPr>
-          <w:sz w:val="24"/>
-          <w:szCs w:val="24"/>
-          <w:lang w:eastAsia="ru-RU"/>
-        </w:rPr>
+        <w:spacing w:lineRule="auto" w:line="240" w:before="0" w:after="103"/>
+        <w:rPr/>
       </w:pPr>
       <w:r>
         <w:rPr>
@@ -2010,28 +1519,8 @@
     <w:p>
       <w:pPr>
         <w:pStyle w:val="Normal"/>
-        <w:rPr>
-          <w:sz w:val="24"/>
-          <w:szCs w:val="24"/>
-          <w:lang w:eastAsia="ru-RU"/>
-        </w:rPr>
-      </w:pPr>
-      <w:r>
-        <w:rPr>
-          <w:sz w:val="24"/>
-          <w:szCs w:val="24"/>
-          <w:lang w:eastAsia="ru-RU"/>
-        </w:rPr>
-      </w:r>
-    </w:p>
-    <w:p>
-      <w:pPr>
-        <w:pStyle w:val="Normal"/>
-        <w:rPr>
-          <w:sz w:val="24"/>
-          <w:szCs w:val="24"/>
-          <w:lang w:eastAsia="ru-RU"/>
-        </w:rPr>
+        <w:spacing w:lineRule="auto" w:line="240" w:before="0" w:after="103"/>
+        <w:rPr/>
       </w:pPr>
       <w:r>
         <w:rPr>
@@ -2062,11 +1551,8 @@
     <w:p>
       <w:pPr>
         <w:pStyle w:val="Normal"/>
-        <w:rPr>
-          <w:sz w:val="16"/>
-          <w:szCs w:val="16"/>
-          <w:lang w:eastAsia="ru-RU"/>
-        </w:rPr>
+        <w:spacing w:lineRule="auto" w:line="240" w:before="0" w:after="103"/>
+        <w:rPr/>
       </w:pPr>
       <w:r>
         <w:rPr>
@@ -2096,11 +1582,8 @@
     <w:p>
       <w:pPr>
         <w:pStyle w:val="Normal"/>
-        <w:rPr>
-          <w:sz w:val="24"/>
-          <w:szCs w:val="24"/>
-          <w:lang w:eastAsia="ru-RU"/>
-        </w:rPr>
+        <w:spacing w:lineRule="auto" w:line="240" w:before="0" w:after="103"/>
+        <w:rPr/>
       </w:pPr>
       <w:r>
         <w:rPr>
@@ -2148,12 +1631,9 @@
     <w:p>
       <w:pPr>
         <w:pStyle w:val="Normal"/>
+        <w:spacing w:lineRule="auto" w:line="240" w:before="0" w:after="103"/>
         <w:jc w:val="center"/>
-        <w:rPr>
-          <w:sz w:val="24"/>
-          <w:szCs w:val="24"/>
-          <w:lang w:eastAsia="ru-RU"/>
-        </w:rPr>
+        <w:rPr/>
       </w:pPr>
       <w:r>
         <w:rPr>
@@ -2167,11 +1647,8 @@
     <w:p>
       <w:pPr>
         <w:pStyle w:val="Normal"/>
-        <w:rPr>
-          <w:sz w:val="16"/>
-          <w:szCs w:val="16"/>
-          <w:lang w:eastAsia="ru-RU"/>
-        </w:rPr>
+        <w:spacing w:lineRule="auto" w:line="240"/>
+        <w:rPr/>
       </w:pPr>
       <w:r>
         <w:rPr>
@@ -2181,16 +1658,6 @@
         </w:rPr>
         <w:t xml:space="preserve">  </w:t>
       </w:r>
-    </w:p>
-    <w:p>
-      <w:pPr>
-        <w:pStyle w:val="Normal"/>
-        <w:rPr>
-          <w:sz w:val="24"/>
-          <w:szCs w:val="24"/>
-          <w:lang w:eastAsia="ru-RU"/>
-        </w:rPr>
-      </w:pPr>
       <w:r>
         <w:rPr>
           <w:sz w:val="24"/>
@@ -2203,12 +1670,8 @@
     <w:p>
       <w:pPr>
         <w:pStyle w:val="Normal"/>
-        <w:spacing w:before="0" w:after="160"/>
-        <w:rPr>
-          <w:sz w:val="16"/>
-          <w:szCs w:val="16"/>
-          <w:lang w:eastAsia="ru-RU"/>
-        </w:rPr>
+        <w:spacing w:lineRule="auto" w:line="240" w:before="0" w:after="160"/>
+        <w:rPr/>
       </w:pPr>
       <w:r>
         <w:rPr>
@@ -2229,6 +1692,8 @@
     </w:p>
     <w:sectPr>
       <w:footerReference w:type="even" r:id="rId2"/>
+      <w:footerReference w:type="default" r:id="rId3"/>
+      <w:footerReference w:type="first" r:id="rId4"/>
       <w:type w:val="nextPage"/>
       <w:pgSz w:w="11906" w:h="16838"/>
       <w:pgMar w:left="1134" w:right="1134" w:gutter="0" w:header="0" w:top="1134" w:footer="0" w:bottom="1134"/>
@@ -2243,6 +1708,34 @@
 </file>
 
 <file path=word/footer1.xml><?xml version="1.0" encoding="utf-8"?>
+<w:ftr xmlns:o="urn:schemas-microsoft-com:office:office" xmlns:r="http://schemas.openxmlformats.org/officeDocument/2006/relationships" xmlns:v="urn:schemas-microsoft-com:vml" xmlns:w="http://schemas.openxmlformats.org/wordprocessingml/2006/main" xmlns:w10="urn:schemas-microsoft-com:office:word" xmlns:wp="http://schemas.openxmlformats.org/drawingml/2006/wordprocessingDrawing" xmlns:wps="http://schemas.microsoft.com/office/word/2010/wordprocessingShape" xmlns:wpg="http://schemas.microsoft.com/office/word/2010/wordprocessingGroup" xmlns:mc="http://schemas.openxmlformats.org/markup-compatibility/2006" xmlns:wp14="http://schemas.microsoft.com/office/word/2010/wordprocessingDrawing" xmlns:w14="http://schemas.microsoft.com/office/word/2010/wordml" xmlns:w15="http://schemas.microsoft.com/office/word/2012/wordml" mc:Ignorable="w14 wp14 w15">
+  <w:p>
+    <w:pPr>
+      <w:pStyle w:val="Footer"/>
+      <w:rPr/>
+    </w:pPr>
+    <w:r>
+      <w:rPr/>
+    </w:r>
+  </w:p>
+</w:ftr>
+</file>
+
+<file path=word/footer2.xml><?xml version="1.0" encoding="utf-8"?>
+<w:ftr xmlns:o="urn:schemas-microsoft-com:office:office" xmlns:r="http://schemas.openxmlformats.org/officeDocument/2006/relationships" xmlns:v="urn:schemas-microsoft-com:vml" xmlns:w="http://schemas.openxmlformats.org/wordprocessingml/2006/main" xmlns:w10="urn:schemas-microsoft-com:office:word" xmlns:wp="http://schemas.openxmlformats.org/drawingml/2006/wordprocessingDrawing" xmlns:wps="http://schemas.microsoft.com/office/word/2010/wordprocessingShape" xmlns:wpg="http://schemas.microsoft.com/office/word/2010/wordprocessingGroup" xmlns:mc="http://schemas.openxmlformats.org/markup-compatibility/2006" xmlns:wp14="http://schemas.microsoft.com/office/word/2010/wordprocessingDrawing" xmlns:w14="http://schemas.microsoft.com/office/word/2010/wordml" xmlns:w15="http://schemas.microsoft.com/office/word/2012/wordml" mc:Ignorable="w14 wp14 w15">
+  <w:p>
+    <w:pPr>
+      <w:pStyle w:val="Footer"/>
+      <w:rPr/>
+    </w:pPr>
+    <w:r>
+      <w:rPr/>
+    </w:r>
+  </w:p>
+</w:ftr>
+</file>
+
+<file path=word/footer3.xml><?xml version="1.0" encoding="utf-8"?>
 <w:ftr xmlns:o="urn:schemas-microsoft-com:office:office" xmlns:r="http://schemas.openxmlformats.org/officeDocument/2006/relationships" xmlns:v="urn:schemas-microsoft-com:vml" xmlns:w="http://schemas.openxmlformats.org/wordprocessingml/2006/main" xmlns:w10="urn:schemas-microsoft-com:office:word" xmlns:wp="http://schemas.openxmlformats.org/drawingml/2006/wordprocessingDrawing" xmlns:wps="http://schemas.microsoft.com/office/word/2010/wordprocessingShape" xmlns:wpg="http://schemas.microsoft.com/office/word/2010/wordprocessingGroup" xmlns:mc="http://schemas.openxmlformats.org/markup-compatibility/2006" xmlns:wp14="http://schemas.microsoft.com/office/word/2010/wordprocessingDrawing" xmlns:w14="http://schemas.microsoft.com/office/word/2010/wordml" xmlns:w15="http://schemas.microsoft.com/office/word/2012/wordml" mc:Ignorable="w14 wp14 w15">
   <w:p>
     <w:pPr>
@@ -2380,143 +1873,6 @@
   <w:abstractNum w:abstractNumId="2">
     <w:lvl w:ilvl="0">
       <w:start w:val="1"/>
-      <w:numFmt w:val="bullet"/>
-      <w:lvlText w:val=""/>
-      <w:lvlJc w:val="left"/>
-      <w:pPr>
-        <w:tabs>
-          <w:tab w:val="num" w:pos="1440"/>
-        </w:tabs>
-        <w:ind w:left="1440" w:hanging="360"/>
-      </w:pPr>
-      <w:rPr>
-        <w:rFonts w:ascii="Symbol" w:hAnsi="Symbol" w:cs="Symbol" w:hint="default"/>
-      </w:rPr>
-    </w:lvl>
-    <w:lvl w:ilvl="1">
-      <w:start w:val="1"/>
-      <w:numFmt w:val="bullet"/>
-      <w:lvlText w:val="◦"/>
-      <w:lvlJc w:val="left"/>
-      <w:pPr>
-        <w:tabs>
-          <w:tab w:val="num" w:pos="1800"/>
-        </w:tabs>
-        <w:ind w:left="1800" w:hanging="360"/>
-      </w:pPr>
-      <w:rPr>
-        <w:rFonts w:ascii="OpenSymbol" w:hAnsi="OpenSymbol" w:cs="OpenSymbol" w:hint="default"/>
-      </w:rPr>
-    </w:lvl>
-    <w:lvl w:ilvl="2">
-      <w:start w:val="1"/>
-      <w:numFmt w:val="bullet"/>
-      <w:lvlText w:val="▪"/>
-      <w:lvlJc w:val="left"/>
-      <w:pPr>
-        <w:tabs>
-          <w:tab w:val="num" w:pos="2160"/>
-        </w:tabs>
-        <w:ind w:left="2160" w:hanging="360"/>
-      </w:pPr>
-      <w:rPr>
-        <w:rFonts w:ascii="OpenSymbol" w:hAnsi="OpenSymbol" w:cs="OpenSymbol" w:hint="default"/>
-      </w:rPr>
-    </w:lvl>
-    <w:lvl w:ilvl="3">
-      <w:start w:val="1"/>
-      <w:numFmt w:val="bullet"/>
-      <w:lvlText w:val=""/>
-      <w:lvlJc w:val="left"/>
-      <w:pPr>
-        <w:tabs>
-          <w:tab w:val="num" w:pos="2520"/>
-        </w:tabs>
-        <w:ind w:left="2520" w:hanging="360"/>
-      </w:pPr>
-      <w:rPr>
-        <w:rFonts w:ascii="Symbol" w:hAnsi="Symbol" w:cs="Symbol" w:hint="default"/>
-      </w:rPr>
-    </w:lvl>
-    <w:lvl w:ilvl="4">
-      <w:start w:val="1"/>
-      <w:numFmt w:val="bullet"/>
-      <w:lvlText w:val="◦"/>
-      <w:lvlJc w:val="left"/>
-      <w:pPr>
-        <w:tabs>
-          <w:tab w:val="num" w:pos="2880"/>
-        </w:tabs>
-        <w:ind w:left="2880" w:hanging="360"/>
-      </w:pPr>
-      <w:rPr>
-        <w:rFonts w:ascii="OpenSymbol" w:hAnsi="OpenSymbol" w:cs="OpenSymbol" w:hint="default"/>
-      </w:rPr>
-    </w:lvl>
-    <w:lvl w:ilvl="5">
-      <w:start w:val="1"/>
-      <w:numFmt w:val="bullet"/>
-      <w:lvlText w:val="▪"/>
-      <w:lvlJc w:val="left"/>
-      <w:pPr>
-        <w:tabs>
-          <w:tab w:val="num" w:pos="3240"/>
-        </w:tabs>
-        <w:ind w:left="3240" w:hanging="360"/>
-      </w:pPr>
-      <w:rPr>
-        <w:rFonts w:ascii="OpenSymbol" w:hAnsi="OpenSymbol" w:cs="OpenSymbol" w:hint="default"/>
-      </w:rPr>
-    </w:lvl>
-    <w:lvl w:ilvl="6">
-      <w:start w:val="1"/>
-      <w:numFmt w:val="bullet"/>
-      <w:lvlText w:val=""/>
-      <w:lvlJc w:val="left"/>
-      <w:pPr>
-        <w:tabs>
-          <w:tab w:val="num" w:pos="3600"/>
-        </w:tabs>
-        <w:ind w:left="3600" w:hanging="360"/>
-      </w:pPr>
-      <w:rPr>
-        <w:rFonts w:ascii="Symbol" w:hAnsi="Symbol" w:cs="Symbol" w:hint="default"/>
-      </w:rPr>
-    </w:lvl>
-    <w:lvl w:ilvl="7">
-      <w:start w:val="1"/>
-      <w:numFmt w:val="bullet"/>
-      <w:lvlText w:val="◦"/>
-      <w:lvlJc w:val="left"/>
-      <w:pPr>
-        <w:tabs>
-          <w:tab w:val="num" w:pos="3960"/>
-        </w:tabs>
-        <w:ind w:left="3960" w:hanging="360"/>
-      </w:pPr>
-      <w:rPr>
-        <w:rFonts w:ascii="OpenSymbol" w:hAnsi="OpenSymbol" w:cs="OpenSymbol" w:hint="default"/>
-      </w:rPr>
-    </w:lvl>
-    <w:lvl w:ilvl="8">
-      <w:start w:val="1"/>
-      <w:numFmt w:val="bullet"/>
-      <w:lvlText w:val="▪"/>
-      <w:lvlJc w:val="left"/>
-      <w:pPr>
-        <w:tabs>
-          <w:tab w:val="num" w:pos="4320"/>
-        </w:tabs>
-        <w:ind w:left="4320" w:hanging="360"/>
-      </w:pPr>
-      <w:rPr>
-        <w:rFonts w:ascii="OpenSymbol" w:hAnsi="OpenSymbol" w:cs="OpenSymbol" w:hint="default"/>
-      </w:rPr>
-    </w:lvl>
-  </w:abstractNum>
-  <w:abstractNum w:abstractNumId="3">
-    <w:lvl w:ilvl="0">
-      <w:start w:val="1"/>
       <w:numFmt w:val="none"/>
       <w:suff w:val="nothing"/>
       <w:lvlText w:val=""/>
@@ -2639,9 +1995,6 @@
   <w:num w:numId="2">
     <w:abstractNumId w:val="2"/>
   </w:num>
-  <w:num w:numId="3">
-    <w:abstractNumId w:val="3"/>
-  </w:num>
 </w:numbering>
 </file>
 
@@ -2668,7 +2021,7 @@
     <w:pPr>
       <w:widowControl/>
       <w:suppressAutoHyphens w:val="true"/>
-      <w:overflowPunct w:val="false"/>
+      <w:overflowPunct w:val="true"/>
       <w:bidi w:val="0"/>
       <w:spacing w:lineRule="auto" w:line="360" w:before="0" w:after="160"/>
       <w:jc w:val="both"/>
@@ -2934,8 +2287,9 @@
       <w:u w:val="single"/>
     </w:rPr>
   </w:style>
-  <w:style w:type="character" w:styleId="Hyperlink">
-    <w:name w:val="Hyperlink"/>
+  <w:style w:type="character" w:styleId="InternetLink14">
+    <w:name w:val="Internet Link14"/>
+    <w:qFormat/>
     <w:rPr>
       <w:color w:val="000080"/>
       <w:u w:val="single"/>
@@ -3280,7 +2634,7 @@
     <w:pPr>
       <w:widowControl w:val="false"/>
       <w:suppressAutoHyphens w:val="true"/>
-      <w:overflowPunct w:val="true"/>
+      <w:overflowPunct w:val="false"/>
       <w:bidi w:val="0"/>
       <w:spacing w:before="0" w:after="0"/>
       <w:jc w:val="left"/>
@@ -3459,7 +2813,7 @@
     <w:pPr>
       <w:widowControl w:val="false"/>
       <w:suppressAutoHyphens w:val="true"/>
-      <w:overflowPunct w:val="true"/>
+      <w:overflowPunct w:val="false"/>
       <w:bidi w:val="0"/>
       <w:spacing w:lineRule="auto" w:line="216" w:before="283" w:after="0"/>
       <w:jc w:val="left"/>
@@ -3706,7 +3060,7 @@
     <w:pPr>
       <w:widowControl w:val="false"/>
       <w:suppressAutoHyphens w:val="true"/>
-      <w:overflowPunct w:val="true"/>
+      <w:overflowPunct w:val="false"/>
       <w:bidi w:val="0"/>
       <w:spacing w:lineRule="atLeast" w:line="0" w:before="0" w:after="0"/>
       <w:jc w:val="left"/>
@@ -3737,7 +3091,7 @@
     <w:pPr>
       <w:widowControl w:val="false"/>
       <w:suppressAutoHyphens w:val="true"/>
-      <w:overflowPunct w:val="true"/>
+      <w:overflowPunct w:val="false"/>
       <w:bidi w:val="0"/>
       <w:spacing w:before="0" w:after="0"/>
       <w:jc w:val="center"/>
@@ -3767,7 +3121,7 @@
     <w:pPr>
       <w:widowControl w:val="false"/>
       <w:suppressAutoHyphens w:val="true"/>
-      <w:overflowPunct w:val="true"/>
+      <w:overflowPunct w:val="false"/>
       <w:bidi w:val="0"/>
       <w:spacing w:before="0" w:after="0"/>
       <w:ind w:hanging="340" w:left="340"/>
@@ -3798,7 +3152,7 @@
     <w:pPr>
       <w:widowControl w:val="false"/>
       <w:suppressAutoHyphens w:val="true"/>
-      <w:overflowPunct w:val="true"/>
+      <w:overflowPunct w:val="false"/>
       <w:bidi w:val="0"/>
       <w:spacing w:before="0" w:after="0"/>
       <w:jc w:val="left"/>
@@ -3818,7 +3172,7 @@
     <w:pPr>
       <w:widowControl w:val="false"/>
       <w:suppressAutoHyphens w:val="true"/>
-      <w:overflowPunct w:val="true"/>
+      <w:overflowPunct w:val="false"/>
       <w:bidi w:val="0"/>
       <w:spacing w:before="0" w:after="0"/>
       <w:jc w:val="left"/>
@@ -3838,7 +3192,7 @@
     <w:pPr>
       <w:widowControl w:val="false"/>
       <w:suppressAutoHyphens w:val="true"/>
-      <w:overflowPunct w:val="true"/>
+      <w:overflowPunct w:val="false"/>
       <w:bidi w:val="0"/>
       <w:spacing w:before="0" w:after="0"/>
       <w:jc w:val="left"/>
@@ -4146,7 +3500,7 @@
     <w:pPr>
       <w:widowControl w:val="false"/>
       <w:suppressAutoHyphens w:val="true"/>
-      <w:overflowPunct w:val="true"/>
+      <w:overflowPunct w:val="false"/>
       <w:bidi w:val="0"/>
       <w:spacing w:before="0" w:after="0"/>
       <w:jc w:val="left"/>
@@ -4166,7 +3520,7 @@
     <w:pPr>
       <w:widowControl w:val="false"/>
       <w:suppressAutoHyphens w:val="true"/>
-      <w:overflowPunct w:val="true"/>
+      <w:overflowPunct w:val="false"/>
       <w:bidi w:val="0"/>
       <w:spacing w:before="0" w:after="0"/>
       <w:jc w:val="left"/>
@@ -4186,7 +3540,7 @@
     <w:pPr>
       <w:widowControl w:val="false"/>
       <w:suppressAutoHyphens w:val="true"/>
-      <w:overflowPunct w:val="true"/>
+      <w:overflowPunct w:val="false"/>
       <w:bidi w:val="0"/>
       <w:spacing w:before="0" w:after="0"/>
       <w:ind w:hanging="340" w:left="340"/>
@@ -4217,7 +3571,7 @@
     <w:pPr>
       <w:widowControl w:val="false"/>
       <w:suppressAutoHyphens w:val="true"/>
-      <w:overflowPunct w:val="true"/>
+      <w:overflowPunct w:val="false"/>
       <w:bidi w:val="0"/>
       <w:spacing w:lineRule="auto" w:line="216" w:before="283" w:after="0"/>
       <w:jc w:val="left"/>
@@ -4464,7 +3818,7 @@
     <w:pPr>
       <w:widowControl w:val="false"/>
       <w:suppressAutoHyphens w:val="true"/>
-      <w:overflowPunct w:val="true"/>
+      <w:overflowPunct w:val="false"/>
       <w:bidi w:val="0"/>
       <w:spacing w:before="0" w:after="0"/>
       <w:jc w:val="left"/>
@@ -4485,7 +3839,7 @@
     <w:pPr>
       <w:widowControl w:val="false"/>
       <w:suppressAutoHyphens w:val="true"/>
-      <w:overflowPunct w:val="true"/>
+      <w:overflowPunct w:val="false"/>
       <w:bidi w:val="0"/>
       <w:spacing w:before="0" w:after="0"/>
       <w:jc w:val="left"/>
@@ -4505,7 +3859,7 @@
     <w:pPr>
       <w:widowControl w:val="false"/>
       <w:suppressAutoHyphens w:val="true"/>
-      <w:overflowPunct w:val="true"/>
+      <w:overflowPunct w:val="false"/>
       <w:bidi w:val="0"/>
       <w:spacing w:before="0" w:after="0"/>
       <w:jc w:val="left"/>
@@ -4526,7 +3880,7 @@
     <w:pPr>
       <w:widowControl w:val="false"/>
       <w:suppressAutoHyphens w:val="true"/>
-      <w:overflowPunct w:val="true"/>
+      <w:overflowPunct w:val="false"/>
       <w:bidi w:val="0"/>
       <w:spacing w:before="0" w:after="0"/>
       <w:jc w:val="left"/>
@@ -4546,7 +3900,7 @@
     <w:pPr>
       <w:widowControl w:val="false"/>
       <w:suppressAutoHyphens w:val="true"/>
-      <w:overflowPunct w:val="true"/>
+      <w:overflowPunct w:val="false"/>
       <w:bidi w:val="0"/>
       <w:spacing w:before="0" w:after="0"/>
       <w:jc w:val="left"/>
@@ -4566,7 +3920,7 @@
     <w:pPr>
       <w:widowControl w:val="false"/>
       <w:suppressAutoHyphens w:val="true"/>
-      <w:overflowPunct w:val="true"/>
+      <w:overflowPunct w:val="false"/>
       <w:bidi w:val="0"/>
       <w:spacing w:before="0" w:after="0"/>
       <w:jc w:val="left"/>
@@ -4586,7 +3940,7 @@
     <w:pPr>
       <w:widowControl w:val="false"/>
       <w:suppressAutoHyphens w:val="true"/>
-      <w:overflowPunct w:val="true"/>
+      <w:overflowPunct w:val="false"/>
       <w:bidi w:val="0"/>
       <w:spacing w:before="0" w:after="0"/>
       <w:jc w:val="left"/>
@@ -4606,7 +3960,7 @@
     <w:pPr>
       <w:widowControl w:val="false"/>
       <w:suppressAutoHyphens w:val="true"/>
-      <w:overflowPunct w:val="true"/>
+      <w:overflowPunct w:val="false"/>
       <w:bidi w:val="0"/>
       <w:spacing w:before="0" w:after="0"/>
       <w:jc w:val="left"/>
@@ -4626,7 +3980,7 @@
     <w:pPr>
       <w:widowControl w:val="false"/>
       <w:suppressAutoHyphens w:val="true"/>
-      <w:overflowPunct w:val="true"/>
+      <w:overflowPunct w:val="false"/>
       <w:bidi w:val="0"/>
       <w:spacing w:before="0" w:after="0"/>
       <w:jc w:val="left"/>
@@ -4646,7 +4000,7 @@
     <w:pPr>
       <w:widowControl w:val="false"/>
       <w:suppressAutoHyphens w:val="true"/>
-      <w:overflowPunct w:val="true"/>
+      <w:overflowPunct w:val="false"/>
       <w:bidi w:val="0"/>
       <w:spacing w:before="0" w:after="0"/>
       <w:jc w:val="left"/>
@@ -4666,7 +4020,7 @@
     <w:pPr>
       <w:widowControl w:val="false"/>
       <w:suppressAutoHyphens w:val="true"/>
-      <w:overflowPunct w:val="true"/>
+      <w:overflowPunct w:val="false"/>
       <w:bidi w:val="0"/>
       <w:spacing w:before="0" w:after="0"/>
       <w:jc w:val="left"/>
@@ -4686,7 +4040,7 @@
     <w:pPr>
       <w:widowControl w:val="false"/>
       <w:suppressAutoHyphens w:val="true"/>
-      <w:overflowPunct w:val="true"/>
+      <w:overflowPunct w:val="false"/>
       <w:bidi w:val="0"/>
       <w:spacing w:before="0" w:after="0"/>
       <w:jc w:val="left"/>
@@ -4706,7 +4060,7 @@
     <w:pPr>
       <w:widowControl w:val="false"/>
       <w:suppressAutoHyphens w:val="true"/>
-      <w:overflowPunct w:val="true"/>
+      <w:overflowPunct w:val="false"/>
       <w:bidi w:val="0"/>
       <w:spacing w:before="0" w:after="0"/>
       <w:jc w:val="left"/>
@@ -4726,7 +4080,7 @@
     <w:pPr>
       <w:widowControl w:val="false"/>
       <w:suppressAutoHyphens w:val="true"/>
-      <w:overflowPunct w:val="true"/>
+      <w:overflowPunct w:val="false"/>
       <w:bidi w:val="0"/>
       <w:spacing w:before="0" w:after="0"/>
       <w:jc w:val="left"/>
@@ -4746,7 +4100,7 @@
     <w:pPr>
       <w:widowControl w:val="false"/>
       <w:suppressAutoHyphens w:val="true"/>
-      <w:overflowPunct w:val="true"/>
+      <w:overflowPunct w:val="false"/>
       <w:bidi w:val="0"/>
       <w:spacing w:before="0" w:after="0"/>
       <w:jc w:val="left"/>
@@ -4766,7 +4120,7 @@
     <w:pPr>
       <w:widowControl w:val="false"/>
       <w:suppressAutoHyphens w:val="true"/>
-      <w:overflowPunct w:val="true"/>
+      <w:overflowPunct w:val="false"/>
       <w:bidi w:val="0"/>
       <w:spacing w:before="0" w:after="0"/>
       <w:jc w:val="left"/>
@@ -4786,7 +4140,7 @@
     <w:pPr>
       <w:widowControl w:val="false"/>
       <w:suppressAutoHyphens w:val="true"/>
-      <w:overflowPunct w:val="true"/>
+      <w:overflowPunct w:val="false"/>
       <w:bidi w:val="0"/>
       <w:spacing w:before="0" w:after="0"/>
       <w:jc w:val="left"/>
@@ -4806,7 +4160,7 @@
     <w:pPr>
       <w:widowControl w:val="false"/>
       <w:suppressAutoHyphens w:val="true"/>
-      <w:overflowPunct w:val="true"/>
+      <w:overflowPunct w:val="false"/>
       <w:bidi w:val="0"/>
       <w:spacing w:before="0" w:after="0"/>
       <w:jc w:val="left"/>
@@ -4826,7 +4180,7 @@
     <w:pPr>
       <w:widowControl w:val="false"/>
       <w:suppressAutoHyphens w:val="true"/>
-      <w:overflowPunct w:val="true"/>
+      <w:overflowPunct w:val="false"/>
       <w:bidi w:val="0"/>
       <w:spacing w:before="0" w:after="0"/>
       <w:jc w:val="left"/>
@@ -4846,7 +4200,7 @@
     <w:pPr>
       <w:widowControl w:val="false"/>
       <w:suppressAutoHyphens w:val="true"/>
-      <w:overflowPunct w:val="true"/>
+      <w:overflowPunct w:val="false"/>
       <w:bidi w:val="0"/>
       <w:spacing w:before="0" w:after="0"/>
       <w:jc w:val="left"/>
@@ -4866,7 +4220,7 @@
     <w:pPr>
       <w:widowControl w:val="false"/>
       <w:suppressAutoHyphens w:val="true"/>
-      <w:overflowPunct w:val="true"/>
+      <w:overflowPunct w:val="false"/>
       <w:bidi w:val="0"/>
       <w:spacing w:before="0" w:after="0"/>
       <w:jc w:val="left"/>
@@ -4886,7 +4240,7 @@
     <w:pPr>
       <w:widowControl w:val="false"/>
       <w:suppressAutoHyphens w:val="true"/>
-      <w:overflowPunct w:val="true"/>
+      <w:overflowPunct w:val="false"/>
       <w:bidi w:val="0"/>
       <w:spacing w:before="0" w:after="0"/>
       <w:jc w:val="left"/>
@@ -4906,7 +4260,7 @@
     <w:pPr>
       <w:widowControl w:val="false"/>
       <w:suppressAutoHyphens w:val="true"/>
-      <w:overflowPunct w:val="true"/>
+      <w:overflowPunct w:val="false"/>
       <w:bidi w:val="0"/>
       <w:spacing w:before="0" w:after="0"/>
       <w:jc w:val="left"/>
@@ -4926,7 +4280,7 @@
     <w:pPr>
       <w:widowControl w:val="false"/>
       <w:suppressAutoHyphens w:val="true"/>
-      <w:overflowPunct w:val="true"/>
+      <w:overflowPunct w:val="false"/>
       <w:bidi w:val="0"/>
       <w:spacing w:before="0" w:after="0"/>
       <w:jc w:val="left"/>
@@ -4946,7 +4300,7 @@
     <w:pPr>
       <w:widowControl w:val="false"/>
       <w:suppressAutoHyphens w:val="true"/>
-      <w:overflowPunct w:val="true"/>
+      <w:overflowPunct w:val="false"/>
       <w:bidi w:val="0"/>
       <w:spacing w:before="0" w:after="0"/>
       <w:jc w:val="left"/>
@@ -4966,7 +4320,7 @@
     <w:pPr>
       <w:widowControl w:val="false"/>
       <w:suppressAutoHyphens w:val="true"/>
-      <w:overflowPunct w:val="true"/>
+      <w:overflowPunct w:val="false"/>
       <w:bidi w:val="0"/>
       <w:spacing w:before="0" w:after="0"/>
       <w:jc w:val="left"/>
@@ -4986,7 +4340,7 @@
     <w:pPr>
       <w:widowControl w:val="false"/>
       <w:suppressAutoHyphens w:val="true"/>
-      <w:overflowPunct w:val="true"/>
+      <w:overflowPunct w:val="false"/>
       <w:bidi w:val="0"/>
       <w:spacing w:before="0" w:after="0"/>
       <w:jc w:val="left"/>
@@ -5006,7 +4360,7 @@
     <w:pPr>
       <w:widowControl w:val="false"/>
       <w:suppressAutoHyphens w:val="true"/>
-      <w:overflowPunct w:val="true"/>
+      <w:overflowPunct w:val="false"/>
       <w:bidi w:val="0"/>
       <w:spacing w:before="0" w:after="0"/>
       <w:jc w:val="left"/>
@@ -5026,7 +4380,7 @@
     <w:pPr>
       <w:widowControl w:val="false"/>
       <w:suppressAutoHyphens w:val="true"/>
-      <w:overflowPunct w:val="true"/>
+      <w:overflowPunct w:val="false"/>
       <w:bidi w:val="0"/>
       <w:spacing w:before="0" w:after="0"/>
       <w:jc w:val="left"/>
@@ -5046,7 +4400,7 @@
     <w:pPr>
       <w:widowControl w:val="false"/>
       <w:suppressAutoHyphens w:val="true"/>
-      <w:overflowPunct w:val="true"/>
+      <w:overflowPunct w:val="false"/>
       <w:bidi w:val="0"/>
       <w:spacing w:before="0" w:after="0"/>
       <w:jc w:val="left"/>
@@ -5066,7 +4420,7 @@
     <w:pPr>
       <w:widowControl w:val="false"/>
       <w:suppressAutoHyphens w:val="true"/>
-      <w:overflowPunct w:val="true"/>
+      <w:overflowPunct w:val="false"/>
       <w:bidi w:val="0"/>
       <w:spacing w:before="0" w:after="0"/>
       <w:jc w:val="left"/>
@@ -5086,7 +4440,7 @@
     <w:pPr>
       <w:widowControl w:val="false"/>
       <w:suppressAutoHyphens w:val="true"/>
-      <w:overflowPunct w:val="true"/>
+      <w:overflowPunct w:val="false"/>
       <w:bidi w:val="0"/>
       <w:spacing w:before="0" w:after="0"/>
       <w:jc w:val="left"/>
@@ -5106,7 +4460,7 @@
     <w:pPr>
       <w:widowControl w:val="false"/>
       <w:suppressAutoHyphens w:val="true"/>
-      <w:overflowPunct w:val="true"/>
+      <w:overflowPunct w:val="false"/>
       <w:bidi w:val="0"/>
       <w:spacing w:before="0" w:after="0"/>
       <w:jc w:val="left"/>
@@ -5126,7 +4480,7 @@
     <w:pPr>
       <w:widowControl w:val="false"/>
       <w:suppressAutoHyphens w:val="true"/>
-      <w:overflowPunct w:val="true"/>
+      <w:overflowPunct w:val="false"/>
       <w:bidi w:val="0"/>
       <w:spacing w:before="0" w:after="0"/>
       <w:jc w:val="left"/>
@@ -5146,7 +4500,7 @@
     <w:pPr>
       <w:widowControl w:val="false"/>
       <w:suppressAutoHyphens w:val="true"/>
-      <w:overflowPunct w:val="true"/>
+      <w:overflowPunct w:val="false"/>
       <w:bidi w:val="0"/>
       <w:spacing w:before="0" w:after="0"/>
       <w:jc w:val="left"/>
@@ -5166,7 +4520,7 @@
     <w:pPr>
       <w:widowControl w:val="false"/>
       <w:suppressAutoHyphens w:val="true"/>
-      <w:overflowPunct w:val="true"/>
+      <w:overflowPunct w:val="false"/>
       <w:bidi w:val="0"/>
       <w:spacing w:before="0" w:after="0"/>
       <w:jc w:val="left"/>
@@ -5186,7 +4540,7 @@
     <w:pPr>
       <w:widowControl w:val="false"/>
       <w:suppressAutoHyphens w:val="true"/>
-      <w:overflowPunct w:val="true"/>
+      <w:overflowPunct w:val="false"/>
       <w:bidi w:val="0"/>
       <w:spacing w:before="0" w:after="0"/>
       <w:jc w:val="left"/>
@@ -5206,7 +4560,7 @@
     <w:pPr>
       <w:widowControl w:val="false"/>
       <w:suppressAutoHyphens w:val="true"/>
-      <w:overflowPunct w:val="true"/>
+      <w:overflowPunct w:val="false"/>
       <w:bidi w:val="0"/>
       <w:spacing w:before="0" w:after="0"/>
       <w:jc w:val="left"/>
@@ -5226,7 +4580,7 @@
     <w:pPr>
       <w:widowControl w:val="false"/>
       <w:suppressAutoHyphens w:val="true"/>
-      <w:overflowPunct w:val="true"/>
+      <w:overflowPunct w:val="false"/>
       <w:bidi w:val="0"/>
       <w:spacing w:before="0" w:after="0"/>
       <w:jc w:val="left"/>
@@ -5246,7 +4600,7 @@
     <w:pPr>
       <w:widowControl w:val="false"/>
       <w:suppressAutoHyphens w:val="true"/>
-      <w:overflowPunct w:val="true"/>
+      <w:overflowPunct w:val="false"/>
       <w:bidi w:val="0"/>
       <w:spacing w:before="0" w:after="0"/>
       <w:jc w:val="left"/>
@@ -5266,7 +4620,7 @@
     <w:pPr>
       <w:widowControl w:val="false"/>
       <w:suppressAutoHyphens w:val="true"/>
-      <w:overflowPunct w:val="true"/>
+      <w:overflowPunct w:val="false"/>
       <w:bidi w:val="0"/>
       <w:spacing w:before="0" w:after="0"/>
       <w:jc w:val="left"/>
@@ -5286,7 +4640,7 @@
     <w:pPr>
       <w:widowControl w:val="false"/>
       <w:suppressAutoHyphens w:val="true"/>
-      <w:overflowPunct w:val="true"/>
+      <w:overflowPunct w:val="false"/>
       <w:bidi w:val="0"/>
       <w:spacing w:before="0" w:after="0"/>
       <w:jc w:val="left"/>
@@ -5306,7 +4660,7 @@
     <w:pPr>
       <w:widowControl w:val="false"/>
       <w:suppressAutoHyphens w:val="true"/>
-      <w:overflowPunct w:val="true"/>
+      <w:overflowPunct w:val="false"/>
       <w:bidi w:val="0"/>
       <w:spacing w:before="0" w:after="0"/>
       <w:jc w:val="left"/>
@@ -5326,7 +4680,7 @@
     <w:pPr>
       <w:widowControl w:val="false"/>
       <w:suppressAutoHyphens w:val="true"/>
-      <w:overflowPunct w:val="true"/>
+      <w:overflowPunct w:val="false"/>
       <w:bidi w:val="0"/>
       <w:spacing w:before="0" w:after="0"/>
       <w:jc w:val="left"/>
@@ -5346,7 +4700,7 @@
     <w:pPr>
       <w:widowControl w:val="false"/>
       <w:suppressAutoHyphens w:val="true"/>
-      <w:overflowPunct w:val="true"/>
+      <w:overflowPunct w:val="false"/>
       <w:bidi w:val="0"/>
       <w:spacing w:before="0" w:after="0"/>
       <w:jc w:val="left"/>
@@ -5366,7 +4720,7 @@
     <w:pPr>
       <w:widowControl w:val="false"/>
       <w:suppressAutoHyphens w:val="true"/>
-      <w:overflowPunct w:val="true"/>
+      <w:overflowPunct w:val="false"/>
       <w:bidi w:val="0"/>
       <w:spacing w:before="0" w:after="0"/>
       <w:jc w:val="left"/>
@@ -5386,7 +4740,7 @@
     <w:pPr>
       <w:widowControl w:val="false"/>
       <w:suppressAutoHyphens w:val="true"/>
-      <w:overflowPunct w:val="true"/>
+      <w:overflowPunct w:val="false"/>
       <w:bidi w:val="0"/>
       <w:spacing w:before="0" w:after="0"/>
       <w:jc w:val="left"/>
@@ -5406,7 +4760,7 @@
     <w:pPr>
       <w:widowControl w:val="false"/>
       <w:suppressAutoHyphens w:val="true"/>
-      <w:overflowPunct w:val="true"/>
+      <w:overflowPunct w:val="false"/>
       <w:bidi w:val="0"/>
       <w:spacing w:before="0" w:after="0"/>
       <w:jc w:val="left"/>
@@ -5426,7 +4780,7 @@
     <w:pPr>
       <w:widowControl w:val="false"/>
       <w:suppressAutoHyphens w:val="true"/>
-      <w:overflowPunct w:val="true"/>
+      <w:overflowPunct w:val="false"/>
       <w:bidi w:val="0"/>
       <w:spacing w:before="0" w:after="0"/>
       <w:jc w:val="left"/>
@@ -5446,7 +4800,7 @@
     <w:pPr>
       <w:widowControl w:val="false"/>
       <w:suppressAutoHyphens w:val="true"/>
-      <w:overflowPunct w:val="true"/>
+      <w:overflowPunct w:val="false"/>
       <w:bidi w:val="0"/>
       <w:spacing w:before="0" w:after="0"/>
       <w:jc w:val="left"/>
@@ -5466,7 +4820,7 @@
     <w:pPr>
       <w:widowControl w:val="false"/>
       <w:suppressAutoHyphens w:val="true"/>
-      <w:overflowPunct w:val="true"/>
+      <w:overflowPunct w:val="false"/>
       <w:bidi w:val="0"/>
       <w:spacing w:before="0" w:after="0"/>
       <w:jc w:val="left"/>
@@ -5486,7 +4840,7 @@
     <w:pPr>
       <w:widowControl w:val="false"/>
       <w:suppressAutoHyphens w:val="true"/>
-      <w:overflowPunct w:val="true"/>
+      <w:overflowPunct w:val="false"/>
       <w:bidi w:val="0"/>
       <w:spacing w:before="0" w:after="0"/>
       <w:jc w:val="left"/>
@@ -5506,7 +4860,7 @@
     <w:pPr>
       <w:widowControl w:val="false"/>
       <w:suppressAutoHyphens w:val="true"/>
-      <w:overflowPunct w:val="true"/>
+      <w:overflowPunct w:val="false"/>
       <w:bidi w:val="0"/>
       <w:spacing w:before="0" w:after="0"/>
       <w:jc w:val="left"/>
@@ -5526,7 +4880,7 @@
     <w:pPr>
       <w:widowControl w:val="false"/>
       <w:suppressAutoHyphens w:val="true"/>
-      <w:overflowPunct w:val="true"/>
+      <w:overflowPunct w:val="false"/>
       <w:bidi w:val="0"/>
       <w:spacing w:before="0" w:after="0"/>
       <w:jc w:val="left"/>
@@ -5546,7 +4900,7 @@
     <w:pPr>
       <w:widowControl w:val="false"/>
       <w:suppressAutoHyphens w:val="true"/>
-      <w:overflowPunct w:val="true"/>
+      <w:overflowPunct w:val="false"/>
       <w:bidi w:val="0"/>
       <w:spacing w:before="0" w:after="0"/>
       <w:jc w:val="left"/>
@@ -5566,7 +4920,7 @@
     <w:pPr>
       <w:widowControl w:val="false"/>
       <w:suppressAutoHyphens w:val="true"/>
-      <w:overflowPunct w:val="true"/>
+      <w:overflowPunct w:val="false"/>
       <w:bidi w:val="0"/>
       <w:spacing w:before="0" w:after="0"/>
       <w:jc w:val="left"/>
@@ -5586,7 +4940,7 @@
     <w:pPr>
       <w:widowControl w:val="false"/>
       <w:suppressAutoHyphens w:val="true"/>
-      <w:overflowPunct w:val="true"/>
+      <w:overflowPunct w:val="false"/>
       <w:bidi w:val="0"/>
       <w:spacing w:before="0" w:after="0"/>
       <w:jc w:val="left"/>
@@ -5606,7 +4960,7 @@
     <w:pPr>
       <w:widowControl w:val="false"/>
       <w:suppressAutoHyphens w:val="true"/>
-      <w:overflowPunct w:val="true"/>
+      <w:overflowPunct w:val="false"/>
       <w:bidi w:val="0"/>
       <w:spacing w:before="0" w:after="0"/>
       <w:jc w:val="left"/>
@@ -5626,7 +4980,7 @@
     <w:pPr>
       <w:widowControl w:val="false"/>
       <w:suppressAutoHyphens w:val="true"/>
-      <w:overflowPunct w:val="true"/>
+      <w:overflowPunct w:val="false"/>
       <w:bidi w:val="0"/>
       <w:spacing w:before="0" w:after="0"/>
       <w:jc w:val="left"/>
@@ -5646,7 +5000,7 @@
     <w:pPr>
       <w:widowControl w:val="false"/>
       <w:suppressAutoHyphens w:val="true"/>
-      <w:overflowPunct w:val="true"/>
+      <w:overflowPunct w:val="false"/>
       <w:bidi w:val="0"/>
       <w:spacing w:before="0" w:after="0"/>
       <w:jc w:val="left"/>
@@ -5666,7 +5020,7 @@
     <w:pPr>
       <w:widowControl w:val="false"/>
       <w:suppressAutoHyphens w:val="true"/>
-      <w:overflowPunct w:val="true"/>
+      <w:overflowPunct w:val="false"/>
       <w:bidi w:val="0"/>
       <w:spacing w:before="0" w:after="0"/>
       <w:jc w:val="left"/>
@@ -5686,7 +5040,7 @@
     <w:pPr>
       <w:widowControl w:val="false"/>
       <w:suppressAutoHyphens w:val="true"/>
-      <w:overflowPunct w:val="true"/>
+      <w:overflowPunct w:val="false"/>
       <w:bidi w:val="0"/>
       <w:spacing w:before="0" w:after="0"/>
       <w:jc w:val="left"/>
@@ -5706,7 +5060,7 @@
     <w:pPr>
       <w:widowControl w:val="false"/>
       <w:suppressAutoHyphens w:val="true"/>
-      <w:overflowPunct w:val="true"/>
+      <w:overflowPunct w:val="false"/>
       <w:bidi w:val="0"/>
       <w:spacing w:before="0" w:after="0"/>
       <w:jc w:val="left"/>
@@ -5726,7 +5080,7 @@
     <w:pPr>
       <w:widowControl w:val="false"/>
       <w:suppressAutoHyphens w:val="true"/>
-      <w:overflowPunct w:val="true"/>
+      <w:overflowPunct w:val="false"/>
       <w:bidi w:val="0"/>
       <w:spacing w:before="0" w:after="0"/>
       <w:jc w:val="left"/>
@@ -5746,7 +5100,7 @@
     <w:pPr>
       <w:widowControl w:val="false"/>
       <w:suppressAutoHyphens w:val="true"/>
-      <w:overflowPunct w:val="true"/>
+      <w:overflowPunct w:val="false"/>
       <w:bidi w:val="0"/>
       <w:spacing w:before="0" w:after="0"/>
       <w:jc w:val="left"/>
@@ -5766,7 +5120,7 @@
     <w:pPr>
       <w:widowControl w:val="false"/>
       <w:suppressAutoHyphens w:val="true"/>
-      <w:overflowPunct w:val="true"/>
+      <w:overflowPunct w:val="false"/>
       <w:bidi w:val="0"/>
       <w:spacing w:before="0" w:after="0"/>
       <w:jc w:val="left"/>
@@ -5786,7 +5140,7 @@
     <w:pPr>
       <w:widowControl w:val="false"/>
       <w:suppressAutoHyphens w:val="true"/>
-      <w:overflowPunct w:val="true"/>
+      <w:overflowPunct w:val="false"/>
       <w:bidi w:val="0"/>
       <w:spacing w:before="0" w:after="0"/>
       <w:jc w:val="left"/>
@@ -5806,7 +5160,7 @@
     <w:pPr>
       <w:widowControl w:val="false"/>
       <w:suppressAutoHyphens w:val="true"/>
-      <w:overflowPunct w:val="true"/>
+      <w:overflowPunct w:val="false"/>
       <w:bidi w:val="0"/>
       <w:spacing w:before="0" w:after="0"/>
       <w:jc w:val="left"/>
@@ -5826,7 +5180,7 @@
     <w:pPr>
       <w:widowControl w:val="false"/>
       <w:suppressAutoHyphens w:val="true"/>
-      <w:overflowPunct w:val="true"/>
+      <w:overflowPunct w:val="false"/>
       <w:bidi w:val="0"/>
       <w:spacing w:before="0" w:after="0"/>
       <w:jc w:val="left"/>
@@ -5846,7 +5200,7 @@
     <w:pPr>
       <w:widowControl w:val="false"/>
       <w:suppressAutoHyphens w:val="true"/>
-      <w:overflowPunct w:val="true"/>
+      <w:overflowPunct w:val="false"/>
       <w:bidi w:val="0"/>
       <w:spacing w:before="0" w:after="0"/>
       <w:jc w:val="left"/>
@@ -5866,7 +5220,7 @@
     <w:pPr>
       <w:widowControl w:val="false"/>
       <w:suppressAutoHyphens w:val="true"/>
-      <w:overflowPunct w:val="true"/>
+      <w:overflowPunct w:val="false"/>
       <w:bidi w:val="0"/>
       <w:spacing w:before="0" w:after="0"/>
       <w:jc w:val="left"/>
@@ -5886,7 +5240,7 @@
     <w:pPr>
       <w:widowControl w:val="false"/>
       <w:suppressAutoHyphens w:val="true"/>
-      <w:overflowPunct w:val="true"/>
+      <w:overflowPunct w:val="false"/>
       <w:bidi w:val="0"/>
       <w:spacing w:before="0" w:after="0"/>
       <w:jc w:val="left"/>
@@ -5906,7 +5260,7 @@
     <w:pPr>
       <w:widowControl w:val="false"/>
       <w:suppressAutoHyphens w:val="true"/>
-      <w:overflowPunct w:val="true"/>
+      <w:overflowPunct w:val="false"/>
       <w:bidi w:val="0"/>
       <w:spacing w:before="0" w:after="0"/>
       <w:jc w:val="left"/>
@@ -5926,7 +5280,7 @@
     <w:pPr>
       <w:widowControl w:val="false"/>
       <w:suppressAutoHyphens w:val="true"/>
-      <w:overflowPunct w:val="true"/>
+      <w:overflowPunct w:val="false"/>
       <w:bidi w:val="0"/>
       <w:spacing w:before="0" w:after="0"/>
       <w:jc w:val="left"/>
@@ -5946,7 +5300,7 @@
     <w:pPr>
       <w:widowControl w:val="false"/>
       <w:suppressAutoHyphens w:val="true"/>
-      <w:overflowPunct w:val="true"/>
+      <w:overflowPunct w:val="false"/>
       <w:bidi w:val="0"/>
       <w:spacing w:before="0" w:after="0"/>
       <w:jc w:val="left"/>
@@ -5966,7 +5320,7 @@
     <w:pPr>
       <w:widowControl w:val="false"/>
       <w:suppressAutoHyphens w:val="true"/>
-      <w:overflowPunct w:val="true"/>
+      <w:overflowPunct w:val="false"/>
       <w:bidi w:val="0"/>
       <w:spacing w:before="0" w:after="0"/>
       <w:jc w:val="left"/>
@@ -5986,7 +5340,7 @@
     <w:pPr>
       <w:widowControl w:val="false"/>
       <w:suppressAutoHyphens w:val="true"/>
-      <w:overflowPunct w:val="true"/>
+      <w:overflowPunct w:val="false"/>
       <w:bidi w:val="0"/>
       <w:spacing w:before="0" w:after="0"/>
       <w:jc w:val="left"/>
@@ -6006,7 +5360,7 @@
     <w:pPr>
       <w:widowControl w:val="false"/>
       <w:suppressAutoHyphens w:val="true"/>
-      <w:overflowPunct w:val="true"/>
+      <w:overflowPunct w:val="false"/>
       <w:bidi w:val="0"/>
       <w:spacing w:before="0" w:after="0"/>
       <w:jc w:val="left"/>
@@ -6026,7 +5380,7 @@
     <w:pPr>
       <w:widowControl w:val="false"/>
       <w:suppressAutoHyphens w:val="true"/>
-      <w:overflowPunct w:val="true"/>
+      <w:overflowPunct w:val="false"/>
       <w:bidi w:val="0"/>
       <w:spacing w:before="0" w:after="0"/>
       <w:jc w:val="left"/>
@@ -6046,7 +5400,7 @@
     <w:pPr>
       <w:widowControl w:val="false"/>
       <w:suppressAutoHyphens w:val="true"/>
-      <w:overflowPunct w:val="true"/>
+      <w:overflowPunct w:val="false"/>
       <w:bidi w:val="0"/>
       <w:spacing w:before="0" w:after="0"/>
       <w:jc w:val="left"/>
@@ -6066,7 +5420,7 @@
     <w:pPr>
       <w:widowControl w:val="false"/>
       <w:suppressAutoHyphens w:val="true"/>
-      <w:overflowPunct w:val="true"/>
+      <w:overflowPunct w:val="false"/>
       <w:bidi w:val="0"/>
       <w:spacing w:before="0" w:after="0"/>
       <w:jc w:val="left"/>
@@ -6086,7 +5440,7 @@
     <w:pPr>
       <w:widowControl w:val="false"/>
       <w:suppressAutoHyphens w:val="true"/>
-      <w:overflowPunct w:val="true"/>
+      <w:overflowPunct w:val="false"/>
       <w:bidi w:val="0"/>
       <w:spacing w:before="0" w:after="0"/>
       <w:jc w:val="left"/>
@@ -6106,7 +5460,7 @@
     <w:pPr>
       <w:widowControl w:val="false"/>
       <w:suppressAutoHyphens w:val="true"/>
-      <w:overflowPunct w:val="true"/>
+      <w:overflowPunct w:val="false"/>
       <w:bidi w:val="0"/>
       <w:spacing w:before="0" w:after="0"/>
       <w:jc w:val="left"/>
@@ -6126,7 +5480,7 @@
     <w:pPr>
       <w:widowControl w:val="false"/>
       <w:suppressAutoHyphens w:val="true"/>
-      <w:overflowPunct w:val="true"/>
+      <w:overflowPunct w:val="false"/>
       <w:bidi w:val="0"/>
       <w:spacing w:before="0" w:after="0"/>
       <w:jc w:val="left"/>
@@ -6146,7 +5500,7 @@
     <w:pPr>
       <w:widowControl w:val="false"/>
       <w:suppressAutoHyphens w:val="true"/>
-      <w:overflowPunct w:val="true"/>
+      <w:overflowPunct w:val="false"/>
       <w:bidi w:val="0"/>
       <w:spacing w:before="0" w:after="0"/>
       <w:jc w:val="left"/>
@@ -6166,7 +5520,7 @@
     <w:pPr>
       <w:widowControl w:val="false"/>
       <w:suppressAutoHyphens w:val="true"/>
-      <w:overflowPunct w:val="true"/>
+      <w:overflowPunct w:val="false"/>
       <w:bidi w:val="0"/>
       <w:spacing w:before="0" w:after="0"/>
       <w:jc w:val="left"/>
@@ -6186,7 +5540,7 @@
     <w:pPr>
       <w:widowControl w:val="false"/>
       <w:suppressAutoHyphens w:val="true"/>
-      <w:overflowPunct w:val="true"/>
+      <w:overflowPunct w:val="false"/>
       <w:bidi w:val="0"/>
       <w:spacing w:before="0" w:after="0"/>
       <w:jc w:val="left"/>
@@ -6206,7 +5560,7 @@
     <w:pPr>
       <w:widowControl w:val="false"/>
       <w:suppressAutoHyphens w:val="true"/>
-      <w:overflowPunct w:val="true"/>
+      <w:overflowPunct w:val="false"/>
       <w:bidi w:val="0"/>
       <w:spacing w:before="0" w:after="0"/>
       <w:jc w:val="left"/>
@@ -6226,7 +5580,7 @@
     <w:pPr>
       <w:widowControl w:val="false"/>
       <w:suppressAutoHyphens w:val="true"/>
-      <w:overflowPunct w:val="true"/>
+      <w:overflowPunct w:val="false"/>
       <w:bidi w:val="0"/>
       <w:spacing w:before="0" w:after="0"/>
       <w:jc w:val="left"/>
@@ -6246,7 +5600,7 @@
     <w:pPr>
       <w:widowControl w:val="false"/>
       <w:suppressAutoHyphens w:val="true"/>
-      <w:overflowPunct w:val="true"/>
+      <w:overflowPunct w:val="false"/>
       <w:bidi w:val="0"/>
       <w:spacing w:before="0" w:after="0"/>
       <w:jc w:val="left"/>
@@ -6266,7 +5620,7 @@
     <w:pPr>
       <w:widowControl w:val="false"/>
       <w:suppressAutoHyphens w:val="true"/>
-      <w:overflowPunct w:val="true"/>
+      <w:overflowPunct w:val="false"/>
       <w:bidi w:val="0"/>
       <w:spacing w:before="0" w:after="0"/>
       <w:jc w:val="left"/>
@@ -6286,7 +5640,7 @@
     <w:pPr>
       <w:widowControl w:val="false"/>
       <w:suppressAutoHyphens w:val="true"/>
-      <w:overflowPunct w:val="true"/>
+      <w:overflowPunct w:val="false"/>
       <w:bidi w:val="0"/>
       <w:spacing w:before="0" w:after="0"/>
       <w:jc w:val="left"/>
@@ -6306,7 +5660,7 @@
     <w:pPr>
       <w:widowControl w:val="false"/>
       <w:suppressAutoHyphens w:val="true"/>
-      <w:overflowPunct w:val="true"/>
+      <w:overflowPunct w:val="false"/>
       <w:bidi w:val="0"/>
       <w:spacing w:before="0" w:after="0"/>
       <w:jc w:val="left"/>
@@ -6326,7 +5680,7 @@
     <w:pPr>
       <w:widowControl w:val="false"/>
       <w:suppressAutoHyphens w:val="true"/>
-      <w:overflowPunct w:val="true"/>
+      <w:overflowPunct w:val="false"/>
       <w:bidi w:val="0"/>
       <w:spacing w:before="0" w:after="0"/>
       <w:jc w:val="left"/>
@@ -6346,7 +5700,7 @@
     <w:pPr>
       <w:widowControl w:val="false"/>
       <w:suppressAutoHyphens w:val="true"/>
-      <w:overflowPunct w:val="true"/>
+      <w:overflowPunct w:val="false"/>
       <w:bidi w:val="0"/>
       <w:spacing w:before="0" w:after="0"/>
       <w:jc w:val="left"/>
@@ -6366,7 +5720,7 @@
     <w:pPr>
       <w:widowControl w:val="false"/>
       <w:suppressAutoHyphens w:val="true"/>
-      <w:overflowPunct w:val="true"/>
+      <w:overflowPunct w:val="false"/>
       <w:bidi w:val="0"/>
       <w:spacing w:before="0" w:after="0"/>
       <w:jc w:val="left"/>
@@ -6386,7 +5740,7 @@
     <w:pPr>
       <w:widowControl w:val="false"/>
       <w:suppressAutoHyphens w:val="true"/>
-      <w:overflowPunct w:val="true"/>
+      <w:overflowPunct w:val="false"/>
       <w:bidi w:val="0"/>
       <w:spacing w:before="0" w:after="0"/>
       <w:jc w:val="left"/>
@@ -6406,7 +5760,7 @@
     <w:pPr>
       <w:widowControl w:val="false"/>
       <w:suppressAutoHyphens w:val="true"/>
-      <w:overflowPunct w:val="true"/>
+      <w:overflowPunct w:val="false"/>
       <w:bidi w:val="0"/>
       <w:spacing w:before="0" w:after="0"/>
       <w:jc w:val="left"/>
@@ -6426,7 +5780,7 @@
     <w:pPr>
       <w:widowControl w:val="false"/>
       <w:suppressAutoHyphens w:val="true"/>
-      <w:overflowPunct w:val="true"/>
+      <w:overflowPunct w:val="false"/>
       <w:bidi w:val="0"/>
       <w:spacing w:before="0" w:after="0"/>
       <w:jc w:val="left"/>
@@ -6446,7 +5800,7 @@
     <w:pPr>
       <w:widowControl w:val="false"/>
       <w:suppressAutoHyphens w:val="true"/>
-      <w:overflowPunct w:val="true"/>
+      <w:overflowPunct w:val="false"/>
       <w:bidi w:val="0"/>
       <w:spacing w:before="0" w:after="0"/>
       <w:jc w:val="left"/>
@@ -6466,7 +5820,7 @@
     <w:pPr>
       <w:widowControl w:val="false"/>
       <w:suppressAutoHyphens w:val="true"/>
-      <w:overflowPunct w:val="true"/>
+      <w:overflowPunct w:val="false"/>
       <w:bidi w:val="0"/>
       <w:spacing w:before="0" w:after="0"/>
       <w:jc w:val="left"/>
@@ -6486,7 +5840,7 @@
     <w:pPr>
       <w:widowControl w:val="false"/>
       <w:suppressAutoHyphens w:val="true"/>
-      <w:overflowPunct w:val="true"/>
+      <w:overflowPunct w:val="false"/>
       <w:bidi w:val="0"/>
       <w:spacing w:before="0" w:after="0"/>
       <w:jc w:val="left"/>
@@ -6506,7 +5860,7 @@
     <w:pPr>
       <w:widowControl w:val="false"/>
       <w:suppressAutoHyphens w:val="true"/>
-      <w:overflowPunct w:val="true"/>
+      <w:overflowPunct w:val="false"/>
       <w:bidi w:val="0"/>
       <w:spacing w:before="0" w:after="0"/>
       <w:jc w:val="left"/>
@@ -6526,7 +5880,7 @@
     <w:pPr>
       <w:widowControl w:val="false"/>
       <w:suppressAutoHyphens w:val="true"/>
-      <w:overflowPunct w:val="true"/>
+      <w:overflowPunct w:val="false"/>
       <w:bidi w:val="0"/>
       <w:spacing w:before="0" w:after="0"/>
       <w:jc w:val="left"/>
@@ -6546,7 +5900,7 @@
     <w:pPr>
       <w:widowControl w:val="false"/>
       <w:suppressAutoHyphens w:val="true"/>
-      <w:overflowPunct w:val="true"/>
+      <w:overflowPunct w:val="false"/>
       <w:bidi w:val="0"/>
       <w:spacing w:before="0" w:after="0"/>
       <w:jc w:val="left"/>
@@ -6566,7 +5920,7 @@
     <w:pPr>
       <w:widowControl w:val="false"/>
       <w:suppressAutoHyphens w:val="true"/>
-      <w:overflowPunct w:val="true"/>
+      <w:overflowPunct w:val="false"/>
       <w:bidi w:val="0"/>
       <w:spacing w:before="0" w:after="0"/>
       <w:jc w:val="left"/>
@@ -6586,7 +5940,7 @@
     <w:pPr>
       <w:widowControl w:val="false"/>
       <w:suppressAutoHyphens w:val="true"/>
-      <w:overflowPunct w:val="true"/>
+      <w:overflowPunct w:val="false"/>
       <w:bidi w:val="0"/>
       <w:spacing w:before="0" w:after="0"/>
       <w:jc w:val="left"/>
@@ -6606,7 +5960,7 @@
     <w:pPr>
       <w:widowControl w:val="false"/>
       <w:suppressAutoHyphens w:val="true"/>
-      <w:overflowPunct w:val="true"/>
+      <w:overflowPunct w:val="false"/>
       <w:bidi w:val="0"/>
       <w:spacing w:before="0" w:after="0"/>
       <w:jc w:val="left"/>
@@ -6626,7 +5980,7 @@
     <w:pPr>
       <w:widowControl w:val="false"/>
       <w:suppressAutoHyphens w:val="true"/>
-      <w:overflowPunct w:val="true"/>
+      <w:overflowPunct w:val="false"/>
       <w:bidi w:val="0"/>
       <w:spacing w:before="0" w:after="0"/>
       <w:jc w:val="left"/>
@@ -6646,7 +6000,7 @@
     <w:pPr>
       <w:widowControl w:val="false"/>
       <w:suppressAutoHyphens w:val="true"/>
-      <w:overflowPunct w:val="true"/>
+      <w:overflowPunct w:val="false"/>
       <w:bidi w:val="0"/>
       <w:spacing w:before="0" w:after="0"/>
       <w:jc w:val="left"/>
@@ -6666,7 +6020,7 @@
     <w:pPr>
       <w:widowControl w:val="false"/>
       <w:suppressAutoHyphens w:val="true"/>
-      <w:overflowPunct w:val="true"/>
+      <w:overflowPunct w:val="false"/>
       <w:bidi w:val="0"/>
       <w:spacing w:before="0" w:after="0"/>
       <w:jc w:val="left"/>
@@ -6686,7 +6040,7 @@
     <w:pPr>
       <w:widowControl w:val="false"/>
       <w:suppressAutoHyphens w:val="true"/>
-      <w:overflowPunct w:val="true"/>
+      <w:overflowPunct w:val="false"/>
       <w:bidi w:val="0"/>
       <w:spacing w:before="0" w:after="0"/>
       <w:jc w:val="left"/>
@@ -6706,7 +6060,7 @@
     <w:pPr>
       <w:widowControl w:val="false"/>
       <w:suppressAutoHyphens w:val="true"/>
-      <w:overflowPunct w:val="true"/>
+      <w:overflowPunct w:val="false"/>
       <w:bidi w:val="0"/>
       <w:spacing w:before="0" w:after="0"/>
       <w:jc w:val="left"/>
@@ -6726,7 +6080,7 @@
     <w:pPr>
       <w:widowControl w:val="false"/>
       <w:suppressAutoHyphens w:val="true"/>
-      <w:overflowPunct w:val="true"/>
+      <w:overflowPunct w:val="false"/>
       <w:bidi w:val="0"/>
       <w:spacing w:before="0" w:after="0"/>
       <w:jc w:val="left"/>
@@ -6746,7 +6100,7 @@
     <w:pPr>
       <w:widowControl w:val="false"/>
       <w:suppressAutoHyphens w:val="true"/>
-      <w:overflowPunct w:val="true"/>
+      <w:overflowPunct w:val="false"/>
       <w:bidi w:val="0"/>
       <w:spacing w:before="0" w:after="0"/>
       <w:jc w:val="left"/>
@@ -6766,7 +6120,7 @@
     <w:pPr>
       <w:widowControl w:val="false"/>
       <w:suppressAutoHyphens w:val="true"/>
-      <w:overflowPunct w:val="true"/>
+      <w:overflowPunct w:val="false"/>
       <w:bidi w:val="0"/>
       <w:spacing w:before="0" w:after="0"/>
       <w:jc w:val="left"/>
@@ -6786,7 +6140,7 @@
     <w:pPr>
       <w:widowControl w:val="false"/>
       <w:suppressAutoHyphens w:val="true"/>
-      <w:overflowPunct w:val="true"/>
+      <w:overflowPunct w:val="false"/>
       <w:bidi w:val="0"/>
       <w:spacing w:before="0" w:after="0"/>
       <w:jc w:val="left"/>
@@ -6806,7 +6160,7 @@
     <w:pPr>
       <w:widowControl w:val="false"/>
       <w:suppressAutoHyphens w:val="true"/>
-      <w:overflowPunct w:val="true"/>
+      <w:overflowPunct w:val="false"/>
       <w:bidi w:val="0"/>
       <w:spacing w:before="0" w:after="0"/>
       <w:jc w:val="left"/>
@@ -6826,7 +6180,7 @@
     <w:pPr>
       <w:widowControl w:val="false"/>
       <w:suppressAutoHyphens w:val="true"/>
-      <w:overflowPunct w:val="true"/>
+      <w:overflowPunct w:val="false"/>
       <w:bidi w:val="0"/>
       <w:spacing w:before="0" w:after="0"/>
       <w:jc w:val="left"/>
@@ -6846,7 +6200,7 @@
     <w:pPr>
       <w:widowControl w:val="false"/>
       <w:suppressAutoHyphens w:val="true"/>
-      <w:overflowPunct w:val="true"/>
+      <w:overflowPunct w:val="false"/>
       <w:bidi w:val="0"/>
       <w:spacing w:before="0" w:after="0"/>
       <w:jc w:val="left"/>
@@ -6866,7 +6220,7 @@
     <w:pPr>
       <w:widowControl w:val="false"/>
       <w:suppressAutoHyphens w:val="true"/>
-      <w:overflowPunct w:val="true"/>
+      <w:overflowPunct w:val="false"/>
       <w:bidi w:val="0"/>
       <w:spacing w:before="0" w:after="0"/>
       <w:jc w:val="left"/>
@@ -6886,7 +6240,7 @@
     <w:pPr>
       <w:widowControl w:val="false"/>
       <w:suppressAutoHyphens w:val="true"/>
-      <w:overflowPunct w:val="true"/>
+      <w:overflowPunct w:val="false"/>
       <w:bidi w:val="0"/>
       <w:spacing w:before="0" w:after="0"/>
       <w:jc w:val="left"/>
@@ -6906,7 +6260,7 @@
     <w:pPr>
       <w:widowControl w:val="false"/>
       <w:suppressAutoHyphens w:val="true"/>
-      <w:overflowPunct w:val="true"/>
+      <w:overflowPunct w:val="false"/>
       <w:bidi w:val="0"/>
       <w:spacing w:before="0" w:after="0"/>
       <w:jc w:val="left"/>
@@ -6926,7 +6280,7 @@
     <w:pPr>
       <w:widowControl w:val="false"/>
       <w:suppressAutoHyphens w:val="true"/>
-      <w:overflowPunct w:val="true"/>
+      <w:overflowPunct w:val="false"/>
       <w:bidi w:val="0"/>
       <w:spacing w:before="0" w:after="0"/>
       <w:jc w:val="left"/>
@@ -6946,7 +6300,7 @@
     <w:pPr>
       <w:widowControl w:val="false"/>
       <w:suppressAutoHyphens w:val="true"/>
-      <w:overflowPunct w:val="true"/>
+      <w:overflowPunct w:val="false"/>
       <w:bidi w:val="0"/>
       <w:spacing w:before="0" w:after="0"/>
       <w:jc w:val="left"/>
@@ -6966,7 +6320,7 @@
     <w:pPr>
       <w:widowControl w:val="false"/>
       <w:suppressAutoHyphens w:val="true"/>
-      <w:overflowPunct w:val="true"/>
+      <w:overflowPunct w:val="false"/>
       <w:bidi w:val="0"/>
       <w:spacing w:before="0" w:after="0"/>
       <w:jc w:val="left"/>
@@ -6986,7 +6340,7 @@
     <w:pPr>
       <w:widowControl w:val="false"/>
       <w:suppressAutoHyphens w:val="true"/>
-      <w:overflowPunct w:val="true"/>
+      <w:overflowPunct w:val="false"/>
       <w:bidi w:val="0"/>
       <w:spacing w:before="0" w:after="0"/>
       <w:jc w:val="left"/>
@@ -7006,7 +6360,7 @@
     <w:pPr>
       <w:widowControl w:val="false"/>
       <w:suppressAutoHyphens w:val="true"/>
-      <w:overflowPunct w:val="true"/>
+      <w:overflowPunct w:val="false"/>
       <w:bidi w:val="0"/>
       <w:spacing w:before="0" w:after="0"/>
       <w:jc w:val="left"/>
@@ -7026,7 +6380,7 @@
     <w:pPr>
       <w:widowControl w:val="false"/>
       <w:suppressAutoHyphens w:val="true"/>
-      <w:overflowPunct w:val="true"/>
+      <w:overflowPunct w:val="false"/>
       <w:bidi w:val="0"/>
       <w:spacing w:before="0" w:after="0"/>
       <w:jc w:val="left"/>
@@ -7046,7 +6400,7 @@
     <w:pPr>
       <w:widowControl w:val="false"/>
       <w:suppressAutoHyphens w:val="true"/>
-      <w:overflowPunct w:val="true"/>
+      <w:overflowPunct w:val="false"/>
       <w:bidi w:val="0"/>
       <w:spacing w:before="0" w:after="0"/>
       <w:jc w:val="left"/>
@@ -7066,7 +6420,7 @@
     <w:pPr>
       <w:widowControl w:val="false"/>
       <w:suppressAutoHyphens w:val="true"/>
-      <w:overflowPunct w:val="true"/>
+      <w:overflowPunct w:val="false"/>
       <w:bidi w:val="0"/>
       <w:spacing w:before="0" w:after="0"/>
       <w:jc w:val="left"/>
@@ -7086,7 +6440,7 @@
     <w:pPr>
       <w:widowControl w:val="false"/>
       <w:suppressAutoHyphens w:val="true"/>
-      <w:overflowPunct w:val="true"/>
+      <w:overflowPunct w:val="false"/>
       <w:bidi w:val="0"/>
       <w:spacing w:before="0" w:after="0"/>
       <w:jc w:val="left"/>
@@ -7106,7 +6460,7 @@
     <w:pPr>
       <w:widowControl w:val="false"/>
       <w:suppressAutoHyphens w:val="true"/>
-      <w:overflowPunct w:val="true"/>
+      <w:overflowPunct w:val="false"/>
       <w:bidi w:val="0"/>
       <w:spacing w:before="0" w:after="0"/>
       <w:jc w:val="left"/>
@@ -7126,7 +6480,7 @@
     <w:pPr>
       <w:widowControl w:val="false"/>
       <w:suppressAutoHyphens w:val="true"/>
-      <w:overflowPunct w:val="true"/>
+      <w:overflowPunct w:val="false"/>
       <w:bidi w:val="0"/>
       <w:spacing w:before="0" w:after="0"/>
       <w:jc w:val="left"/>
@@ -7146,7 +6500,7 @@
     <w:pPr>
       <w:widowControl w:val="false"/>
       <w:suppressAutoHyphens w:val="true"/>
-      <w:overflowPunct w:val="true"/>
+      <w:overflowPunct w:val="false"/>
       <w:bidi w:val="0"/>
       <w:spacing w:before="0" w:after="0"/>
       <w:jc w:val="left"/>
@@ -7166,7 +6520,7 @@
     <w:pPr>
       <w:widowControl w:val="false"/>
       <w:suppressAutoHyphens w:val="true"/>
-      <w:overflowPunct w:val="true"/>
+      <w:overflowPunct w:val="false"/>
       <w:bidi w:val="0"/>
       <w:spacing w:before="0" w:after="0"/>
       <w:jc w:val="left"/>
@@ -7186,7 +6540,7 @@
     <w:pPr>
       <w:widowControl w:val="false"/>
       <w:suppressAutoHyphens w:val="true"/>
-      <w:overflowPunct w:val="true"/>
+      <w:overflowPunct w:val="false"/>
       <w:bidi w:val="0"/>
       <w:spacing w:before="0" w:after="0"/>
       <w:jc w:val="left"/>
@@ -7206,7 +6560,7 @@
     <w:pPr>
       <w:widowControl w:val="false"/>
       <w:suppressAutoHyphens w:val="true"/>
-      <w:overflowPunct w:val="true"/>
+      <w:overflowPunct w:val="false"/>
       <w:bidi w:val="0"/>
       <w:spacing w:before="0" w:after="0"/>
       <w:jc w:val="left"/>
@@ -7226,7 +6580,7 @@
     <w:pPr>
       <w:widowControl w:val="false"/>
       <w:suppressAutoHyphens w:val="true"/>
-      <w:overflowPunct w:val="true"/>
+      <w:overflowPunct w:val="false"/>
       <w:bidi w:val="0"/>
       <w:spacing w:before="0" w:after="0"/>
       <w:jc w:val="left"/>
@@ -7246,7 +6600,7 @@
     <w:pPr>
       <w:widowControl w:val="false"/>
       <w:suppressAutoHyphens w:val="true"/>
-      <w:overflowPunct w:val="true"/>
+      <w:overflowPunct w:val="false"/>
       <w:bidi w:val="0"/>
       <w:spacing w:before="0" w:after="0"/>
       <w:jc w:val="left"/>
@@ -7266,7 +6620,7 @@
     <w:pPr>
       <w:widowControl w:val="false"/>
       <w:suppressAutoHyphens w:val="true"/>
-      <w:overflowPunct w:val="true"/>
+      <w:overflowPunct w:val="false"/>
       <w:bidi w:val="0"/>
       <w:spacing w:before="0" w:after="0"/>
       <w:jc w:val="left"/>
@@ -7286,7 +6640,7 @@
     <w:pPr>
       <w:widowControl w:val="false"/>
       <w:suppressAutoHyphens w:val="true"/>
-      <w:overflowPunct w:val="true"/>
+      <w:overflowPunct w:val="false"/>
       <w:bidi w:val="0"/>
       <w:spacing w:before="0" w:after="0"/>
       <w:jc w:val="left"/>
@@ -7306,7 +6660,7 @@
     <w:pPr>
       <w:widowControl w:val="false"/>
       <w:suppressAutoHyphens w:val="true"/>
-      <w:overflowPunct w:val="true"/>
+      <w:overflowPunct w:val="false"/>
       <w:bidi w:val="0"/>
       <w:spacing w:before="0" w:after="0"/>
       <w:jc w:val="left"/>
@@ -7326,7 +6680,7 @@
     <w:pPr>
       <w:widowControl w:val="false"/>
       <w:suppressAutoHyphens w:val="true"/>
-      <w:overflowPunct w:val="true"/>
+      <w:overflowPunct w:val="false"/>
       <w:bidi w:val="0"/>
       <w:spacing w:before="0" w:after="0"/>
       <w:jc w:val="left"/>
@@ -7346,7 +6700,7 @@
     <w:pPr>
       <w:widowControl w:val="false"/>
       <w:suppressAutoHyphens w:val="true"/>
-      <w:overflowPunct w:val="true"/>
+      <w:overflowPunct w:val="false"/>
       <w:bidi w:val="0"/>
       <w:spacing w:before="0" w:after="0"/>
       <w:jc w:val="left"/>
@@ -7366,7 +6720,7 @@
     <w:pPr>
       <w:widowControl w:val="false"/>
       <w:suppressAutoHyphens w:val="true"/>
-      <w:overflowPunct w:val="true"/>
+      <w:overflowPunct w:val="false"/>
       <w:bidi w:val="0"/>
       <w:spacing w:before="0" w:after="0"/>
       <w:jc w:val="left"/>
@@ -7386,7 +6740,7 @@
     <w:pPr>
       <w:widowControl w:val="false"/>
       <w:suppressAutoHyphens w:val="true"/>
-      <w:overflowPunct w:val="true"/>
+      <w:overflowPunct w:val="false"/>
       <w:bidi w:val="0"/>
       <w:spacing w:before="0" w:after="0"/>
       <w:jc w:val="left"/>
@@ -7406,7 +6760,7 @@
     <w:pPr>
       <w:widowControl w:val="false"/>
       <w:suppressAutoHyphens w:val="true"/>
-      <w:overflowPunct w:val="true"/>
+      <w:overflowPunct w:val="false"/>
       <w:bidi w:val="0"/>
       <w:spacing w:before="0" w:after="0"/>
       <w:jc w:val="left"/>
@@ -7426,7 +6780,7 @@
     <w:pPr>
       <w:widowControl w:val="false"/>
       <w:suppressAutoHyphens w:val="true"/>
-      <w:overflowPunct w:val="true"/>
+      <w:overflowPunct w:val="false"/>
       <w:bidi w:val="0"/>
       <w:spacing w:before="0" w:after="0"/>
       <w:jc w:val="left"/>
@@ -7446,7 +6800,7 @@
     <w:pPr>
       <w:widowControl w:val="false"/>
       <w:suppressAutoHyphens w:val="true"/>
-      <w:overflowPunct w:val="true"/>
+      <w:overflowPunct w:val="false"/>
       <w:bidi w:val="0"/>
       <w:spacing w:before="0" w:after="0"/>
       <w:jc w:val="left"/>
@@ -7466,7 +6820,7 @@
     <w:pPr>
       <w:widowControl w:val="false"/>
       <w:suppressAutoHyphens w:val="true"/>
-      <w:overflowPunct w:val="true"/>
+      <w:overflowPunct w:val="false"/>
       <w:bidi w:val="0"/>
       <w:spacing w:before="0" w:after="0"/>
       <w:jc w:val="left"/>
@@ -7486,7 +6840,7 @@
     <w:pPr>
       <w:widowControl w:val="false"/>
       <w:suppressAutoHyphens w:val="true"/>
-      <w:overflowPunct w:val="true"/>
+      <w:overflowPunct w:val="false"/>
       <w:bidi w:val="0"/>
       <w:spacing w:before="0" w:after="0"/>
       <w:jc w:val="left"/>
@@ -7506,7 +6860,7 @@
     <w:pPr>
       <w:widowControl w:val="false"/>
       <w:suppressAutoHyphens w:val="true"/>
-      <w:overflowPunct w:val="true"/>
+      <w:overflowPunct w:val="false"/>
       <w:bidi w:val="0"/>
       <w:spacing w:before="0" w:after="0"/>
       <w:jc w:val="left"/>
@@ -7526,7 +6880,7 @@
     <w:pPr>
       <w:widowControl w:val="false"/>
       <w:suppressAutoHyphens w:val="true"/>
-      <w:overflowPunct w:val="true"/>
+      <w:overflowPunct w:val="false"/>
       <w:bidi w:val="0"/>
       <w:spacing w:before="0" w:after="0"/>
       <w:jc w:val="left"/>
@@ -7546,7 +6900,7 @@
     <w:pPr>
       <w:widowControl w:val="false"/>
       <w:suppressAutoHyphens w:val="true"/>
-      <w:overflowPunct w:val="true"/>
+      <w:overflowPunct w:val="false"/>
       <w:bidi w:val="0"/>
       <w:spacing w:before="0" w:after="0"/>
       <w:jc w:val="left"/>
@@ -7566,7 +6920,7 @@
     <w:pPr>
       <w:widowControl w:val="false"/>
       <w:suppressAutoHyphens w:val="true"/>
-      <w:overflowPunct w:val="true"/>
+      <w:overflowPunct w:val="false"/>
       <w:bidi w:val="0"/>
       <w:spacing w:before="0" w:after="0"/>
       <w:jc w:val="left"/>
@@ -7586,7 +6940,7 @@
     <w:pPr>
       <w:widowControl w:val="false"/>
       <w:suppressAutoHyphens w:val="true"/>
-      <w:overflowPunct w:val="true"/>
+      <w:overflowPunct w:val="false"/>
       <w:bidi w:val="0"/>
       <w:spacing w:before="0" w:after="0"/>
       <w:jc w:val="left"/>
@@ -7606,7 +6960,7 @@
     <w:pPr>
       <w:widowControl w:val="false"/>
       <w:suppressAutoHyphens w:val="true"/>
-      <w:overflowPunct w:val="true"/>
+      <w:overflowPunct w:val="false"/>
       <w:bidi w:val="0"/>
       <w:spacing w:before="0" w:after="0"/>
       <w:jc w:val="left"/>
@@ -7626,7 +6980,7 @@
     <w:pPr>
       <w:widowControl w:val="false"/>
       <w:suppressAutoHyphens w:val="true"/>
-      <w:overflowPunct w:val="true"/>
+      <w:overflowPunct w:val="false"/>
       <w:bidi w:val="0"/>
       <w:spacing w:before="0" w:after="0"/>
       <w:jc w:val="left"/>
@@ -7646,7 +7000,7 @@
     <w:pPr>
       <w:widowControl w:val="false"/>
       <w:suppressAutoHyphens w:val="true"/>
-      <w:overflowPunct w:val="true"/>
+      <w:overflowPunct w:val="false"/>
       <w:bidi w:val="0"/>
       <w:spacing w:before="0" w:after="0"/>
       <w:jc w:val="left"/>
@@ -7666,7 +7020,7 @@
     <w:pPr>
       <w:widowControl w:val="false"/>
       <w:suppressAutoHyphens w:val="true"/>
-      <w:overflowPunct w:val="true"/>
+      <w:overflowPunct w:val="false"/>
       <w:bidi w:val="0"/>
       <w:spacing w:before="0" w:after="0"/>
       <w:jc w:val="left"/>
@@ -7686,7 +7040,7 @@
     <w:pPr>
       <w:widowControl w:val="false"/>
       <w:suppressAutoHyphens w:val="true"/>
-      <w:overflowPunct w:val="true"/>
+      <w:overflowPunct w:val="false"/>
       <w:bidi w:val="0"/>
       <w:spacing w:before="0" w:after="0"/>
       <w:jc w:val="left"/>
@@ -7706,7 +7060,7 @@
     <w:pPr>
       <w:widowControl w:val="false"/>
       <w:suppressAutoHyphens w:val="true"/>
-      <w:overflowPunct w:val="true"/>
+      <w:overflowPunct w:val="false"/>
       <w:bidi w:val="0"/>
       <w:spacing w:before="0" w:after="0"/>
       <w:jc w:val="left"/>
@@ -7726,7 +7080,7 @@
     <w:pPr>
       <w:widowControl w:val="false"/>
       <w:suppressAutoHyphens w:val="true"/>
-      <w:overflowPunct w:val="true"/>
+      <w:overflowPunct w:val="false"/>
       <w:bidi w:val="0"/>
       <w:spacing w:before="0" w:after="0"/>
       <w:jc w:val="left"/>
@@ -7746,7 +7100,7 @@
     <w:pPr>
       <w:widowControl w:val="false"/>
       <w:suppressAutoHyphens w:val="true"/>
-      <w:overflowPunct w:val="true"/>
+      <w:overflowPunct w:val="false"/>
       <w:bidi w:val="0"/>
       <w:spacing w:before="0" w:after="0"/>
       <w:jc w:val="left"/>
@@ -7766,7 +7120,7 @@
     <w:pPr>
       <w:widowControl w:val="false"/>
       <w:suppressAutoHyphens w:val="true"/>
-      <w:overflowPunct w:val="true"/>
+      <w:overflowPunct w:val="false"/>
       <w:bidi w:val="0"/>
       <w:spacing w:before="0" w:after="0"/>
       <w:jc w:val="left"/>
@@ -7786,7 +7140,7 @@
     <w:pPr>
       <w:widowControl w:val="false"/>
       <w:suppressAutoHyphens w:val="true"/>
-      <w:overflowPunct w:val="true"/>
+      <w:overflowPunct w:val="false"/>
       <w:bidi w:val="0"/>
       <w:spacing w:before="0" w:after="0"/>
       <w:jc w:val="left"/>
@@ -7806,7 +7160,7 @@
     <w:pPr>
       <w:widowControl w:val="false"/>
       <w:suppressAutoHyphens w:val="true"/>
-      <w:overflowPunct w:val="true"/>
+      <w:overflowPunct w:val="false"/>
       <w:bidi w:val="0"/>
       <w:spacing w:before="0" w:after="0"/>
       <w:jc w:val="left"/>
@@ -7826,7 +7180,7 @@
     <w:pPr>
       <w:widowControl w:val="false"/>
       <w:suppressAutoHyphens w:val="true"/>
-      <w:overflowPunct w:val="true"/>
+      <w:overflowPunct w:val="false"/>
       <w:bidi w:val="0"/>
       <w:spacing w:before="0" w:after="0"/>
       <w:jc w:val="left"/>
@@ -7846,7 +7200,7 @@
     <w:pPr>
       <w:widowControl w:val="false"/>
       <w:suppressAutoHyphens w:val="true"/>
-      <w:overflowPunct w:val="true"/>
+      <w:overflowPunct w:val="false"/>
       <w:bidi w:val="0"/>
       <w:spacing w:before="0" w:after="0"/>
       <w:jc w:val="left"/>
@@ -7866,7 +7220,7 @@
     <w:pPr>
       <w:widowControl w:val="false"/>
       <w:suppressAutoHyphens w:val="true"/>
-      <w:overflowPunct w:val="true"/>
+      <w:overflowPunct w:val="false"/>
       <w:bidi w:val="0"/>
       <w:spacing w:before="0" w:after="0"/>
       <w:jc w:val="left"/>
@@ -7886,7 +7240,7 @@
     <w:pPr>
       <w:widowControl w:val="false"/>
       <w:suppressAutoHyphens w:val="true"/>
-      <w:overflowPunct w:val="true"/>
+      <w:overflowPunct w:val="false"/>
       <w:bidi w:val="0"/>
       <w:spacing w:before="0" w:after="0"/>
       <w:jc w:val="left"/>
@@ -7906,7 +7260,7 @@
     <w:pPr>
       <w:widowControl w:val="false"/>
       <w:suppressAutoHyphens w:val="true"/>
-      <w:overflowPunct w:val="true"/>
+      <w:overflowPunct w:val="false"/>
       <w:bidi w:val="0"/>
       <w:spacing w:before="0" w:after="0"/>
       <w:jc w:val="left"/>
@@ -7926,7 +7280,7 @@
     <w:pPr>
       <w:widowControl w:val="false"/>
       <w:suppressAutoHyphens w:val="true"/>
-      <w:overflowPunct w:val="true"/>
+      <w:overflowPunct w:val="false"/>
       <w:bidi w:val="0"/>
       <w:spacing w:before="0" w:after="0"/>
       <w:jc w:val="left"/>
@@ -7946,7 +7300,7 @@
     <w:pPr>
       <w:widowControl w:val="false"/>
       <w:suppressAutoHyphens w:val="true"/>
-      <w:overflowPunct w:val="true"/>
+      <w:overflowPunct w:val="false"/>
       <w:bidi w:val="0"/>
       <w:spacing w:before="0" w:after="0"/>
       <w:jc w:val="left"/>
@@ -7966,7 +7320,7 @@
     <w:pPr>
       <w:widowControl w:val="false"/>
       <w:suppressAutoHyphens w:val="true"/>
-      <w:overflowPunct w:val="true"/>
+      <w:overflowPunct w:val="false"/>
       <w:bidi w:val="0"/>
       <w:spacing w:before="0" w:after="0"/>
       <w:jc w:val="left"/>
@@ -7986,7 +7340,7 @@
     <w:pPr>
       <w:widowControl w:val="false"/>
       <w:suppressAutoHyphens w:val="true"/>
-      <w:overflowPunct w:val="true"/>
+      <w:overflowPunct w:val="false"/>
       <w:bidi w:val="0"/>
       <w:spacing w:before="0" w:after="0"/>
       <w:jc w:val="left"/>
@@ -8006,7 +7360,7 @@
     <w:pPr>
       <w:widowControl w:val="false"/>
       <w:suppressAutoHyphens w:val="true"/>
-      <w:overflowPunct w:val="true"/>
+      <w:overflowPunct w:val="false"/>
       <w:bidi w:val="0"/>
       <w:spacing w:before="0" w:after="0"/>
       <w:jc w:val="left"/>
@@ -8026,7 +7380,7 @@
     <w:pPr>
       <w:widowControl w:val="false"/>
       <w:suppressAutoHyphens w:val="true"/>
-      <w:overflowPunct w:val="true"/>
+      <w:overflowPunct w:val="false"/>
       <w:bidi w:val="0"/>
       <w:spacing w:before="0" w:after="0"/>
       <w:jc w:val="left"/>
@@ -8046,7 +7400,7 @@
     <w:pPr>
       <w:widowControl w:val="false"/>
       <w:suppressAutoHyphens w:val="true"/>
-      <w:overflowPunct w:val="true"/>
+      <w:overflowPunct w:val="false"/>
       <w:bidi w:val="0"/>
       <w:spacing w:before="0" w:after="0"/>
       <w:jc w:val="left"/>
@@ -8066,7 +7420,7 @@
     <w:pPr>
       <w:widowControl w:val="false"/>
       <w:suppressAutoHyphens w:val="true"/>
-      <w:overflowPunct w:val="true"/>
+      <w:overflowPunct w:val="false"/>
       <w:bidi w:val="0"/>
       <w:spacing w:before="0" w:after="0"/>
       <w:jc w:val="left"/>
@@ -8086,7 +7440,7 @@
     <w:pPr>
       <w:widowControl w:val="false"/>
       <w:suppressAutoHyphens w:val="true"/>
-      <w:overflowPunct w:val="true"/>
+      <w:overflowPunct w:val="false"/>
       <w:bidi w:val="0"/>
       <w:spacing w:before="0" w:after="0"/>
       <w:jc w:val="left"/>
@@ -8106,7 +7460,7 @@
     <w:pPr>
       <w:widowControl w:val="false"/>
       <w:suppressAutoHyphens w:val="true"/>
-      <w:overflowPunct w:val="true"/>
+      <w:overflowPunct w:val="false"/>
       <w:bidi w:val="0"/>
       <w:spacing w:before="0" w:after="0"/>
       <w:jc w:val="left"/>
@@ -8126,7 +7480,7 @@
     <w:pPr>
       <w:widowControl w:val="false"/>
       <w:suppressAutoHyphens w:val="true"/>
-      <w:overflowPunct w:val="true"/>
+      <w:overflowPunct w:val="false"/>
       <w:bidi w:val="0"/>
       <w:spacing w:before="0" w:after="0"/>
       <w:jc w:val="left"/>
@@ -8146,7 +7500,7 @@
     <w:pPr>
       <w:widowControl w:val="false"/>
       <w:suppressAutoHyphens w:val="true"/>
-      <w:overflowPunct w:val="true"/>
+      <w:overflowPunct w:val="false"/>
       <w:bidi w:val="0"/>
       <w:spacing w:before="0" w:after="0"/>
       <w:jc w:val="left"/>
@@ -8166,7 +7520,7 @@
     <w:pPr>
       <w:widowControl w:val="false"/>
       <w:suppressAutoHyphens w:val="true"/>
-      <w:overflowPunct w:val="true"/>
+      <w:overflowPunct w:val="false"/>
       <w:bidi w:val="0"/>
       <w:spacing w:before="0" w:after="0"/>
       <w:jc w:val="left"/>
@@ -8186,7 +7540,7 @@
     <w:pPr>
       <w:widowControl w:val="false"/>
       <w:suppressAutoHyphens w:val="true"/>
-      <w:overflowPunct w:val="true"/>
+      <w:overflowPunct w:val="false"/>
       <w:bidi w:val="0"/>
       <w:spacing w:before="0" w:after="0"/>
       <w:jc w:val="left"/>
@@ -8206,7 +7560,7 @@
     <w:pPr>
       <w:widowControl w:val="false"/>
       <w:suppressAutoHyphens w:val="true"/>
-      <w:overflowPunct w:val="true"/>
+      <w:overflowPunct w:val="false"/>
       <w:bidi w:val="0"/>
       <w:spacing w:before="0" w:after="0"/>
       <w:jc w:val="left"/>
@@ -8226,7 +7580,7 @@
     <w:pPr>
       <w:widowControl w:val="false"/>
       <w:suppressAutoHyphens w:val="true"/>
-      <w:overflowPunct w:val="true"/>
+      <w:overflowPunct w:val="false"/>
       <w:bidi w:val="0"/>
       <w:spacing w:before="0" w:after="0"/>
       <w:jc w:val="left"/>
@@ -8246,7 +7600,7 @@
     <w:pPr>
       <w:widowControl w:val="false"/>
       <w:suppressAutoHyphens w:val="true"/>
-      <w:overflowPunct w:val="true"/>
+      <w:overflowPunct w:val="false"/>
       <w:bidi w:val="0"/>
       <w:spacing w:before="0" w:after="0"/>
       <w:jc w:val="left"/>
@@ -8266,7 +7620,7 @@
     <w:pPr>
       <w:widowControl w:val="false"/>
       <w:suppressAutoHyphens w:val="true"/>
-      <w:overflowPunct w:val="true"/>
+      <w:overflowPunct w:val="false"/>
       <w:bidi w:val="0"/>
       <w:spacing w:before="0" w:after="0"/>
       <w:jc w:val="left"/>
@@ -8286,7 +7640,7 @@
     <w:pPr>
       <w:widowControl w:val="false"/>
       <w:suppressAutoHyphens w:val="true"/>
-      <w:overflowPunct w:val="true"/>
+      <w:overflowPunct w:val="false"/>
       <w:bidi w:val="0"/>
       <w:spacing w:before="0" w:after="0"/>
       <w:jc w:val="left"/>
@@ -8306,7 +7660,7 @@
     <w:pPr>
       <w:widowControl w:val="false"/>
       <w:suppressAutoHyphens w:val="true"/>
-      <w:overflowPunct w:val="true"/>
+      <w:overflowPunct w:val="false"/>
       <w:bidi w:val="0"/>
       <w:spacing w:before="0" w:after="0"/>
       <w:jc w:val="left"/>
@@ -8326,7 +7680,7 @@
     <w:pPr>
       <w:widowControl w:val="false"/>
       <w:suppressAutoHyphens w:val="true"/>
-      <w:overflowPunct w:val="true"/>
+      <w:overflowPunct w:val="false"/>
       <w:bidi w:val="0"/>
       <w:spacing w:before="0" w:after="0"/>
       <w:jc w:val="left"/>
@@ -8346,7 +7700,7 @@
     <w:pPr>
       <w:widowControl w:val="false"/>
       <w:suppressAutoHyphens w:val="true"/>
-      <w:overflowPunct w:val="true"/>
+      <w:overflowPunct w:val="false"/>
       <w:bidi w:val="0"/>
       <w:spacing w:before="0" w:after="0"/>
       <w:jc w:val="left"/>
@@ -8366,7 +7720,7 @@
     <w:pPr>
       <w:widowControl w:val="false"/>
       <w:suppressAutoHyphens w:val="true"/>
-      <w:overflowPunct w:val="true"/>
+      <w:overflowPunct w:val="false"/>
       <w:bidi w:val="0"/>
       <w:spacing w:before="0" w:after="0"/>
       <w:jc w:val="left"/>
@@ -8386,7 +7740,7 @@
     <w:pPr>
       <w:widowControl w:val="false"/>
       <w:suppressAutoHyphens w:val="true"/>
-      <w:overflowPunct w:val="true"/>
+      <w:overflowPunct w:val="false"/>
       <w:bidi w:val="0"/>
       <w:spacing w:before="0" w:after="0"/>
       <w:jc w:val="left"/>
@@ -8406,7 +7760,7 @@
     <w:pPr>
       <w:widowControl w:val="false"/>
       <w:suppressAutoHyphens w:val="true"/>
-      <w:overflowPunct w:val="true"/>
+      <w:overflowPunct w:val="false"/>
       <w:bidi w:val="0"/>
       <w:spacing w:before="0" w:after="0"/>
       <w:jc w:val="left"/>
@@ -8426,7 +7780,7 @@
     <w:pPr>
       <w:widowControl w:val="false"/>
       <w:suppressAutoHyphens w:val="true"/>
-      <w:overflowPunct w:val="true"/>
+      <w:overflowPunct w:val="false"/>
       <w:bidi w:val="0"/>
       <w:spacing w:before="0" w:after="0"/>
       <w:jc w:val="left"/>
@@ -8446,7 +7800,7 @@
     <w:pPr>
       <w:widowControl w:val="false"/>
       <w:suppressAutoHyphens w:val="true"/>
-      <w:overflowPunct w:val="true"/>
+      <w:overflowPunct w:val="false"/>
       <w:bidi w:val="0"/>
       <w:spacing w:before="0" w:after="0"/>
       <w:jc w:val="left"/>
@@ -8466,7 +7820,7 @@
     <w:pPr>
       <w:widowControl w:val="false"/>
       <w:suppressAutoHyphens w:val="true"/>
-      <w:overflowPunct w:val="true"/>
+      <w:overflowPunct w:val="false"/>
       <w:bidi w:val="0"/>
       <w:spacing w:before="0" w:after="0"/>
       <w:jc w:val="left"/>
@@ -8486,7 +7840,7 @@
     <w:pPr>
       <w:widowControl w:val="false"/>
       <w:suppressAutoHyphens w:val="true"/>
-      <w:overflowPunct w:val="true"/>
+      <w:overflowPunct w:val="false"/>
       <w:bidi w:val="0"/>
       <w:spacing w:before="0" w:after="0"/>
       <w:jc w:val="left"/>
@@ -8506,7 +7860,7 @@
     <w:pPr>
       <w:widowControl w:val="false"/>
       <w:suppressAutoHyphens w:val="true"/>
-      <w:overflowPunct w:val="true"/>
+      <w:overflowPunct w:val="false"/>
       <w:bidi w:val="0"/>
       <w:spacing w:before="0" w:after="0"/>
       <w:jc w:val="left"/>
@@ -8526,7 +7880,7 @@
     <w:pPr>
       <w:widowControl w:val="false"/>
       <w:suppressAutoHyphens w:val="true"/>
-      <w:overflowPunct w:val="true"/>
+      <w:overflowPunct w:val="false"/>
       <w:bidi w:val="0"/>
       <w:spacing w:before="0" w:after="0"/>
       <w:jc w:val="left"/>
@@ -8546,7 +7900,7 @@
     <w:pPr>
       <w:widowControl w:val="false"/>
       <w:suppressAutoHyphens w:val="true"/>
-      <w:overflowPunct w:val="true"/>
+      <w:overflowPunct w:val="false"/>
       <w:bidi w:val="0"/>
       <w:spacing w:before="0" w:after="0"/>
       <w:jc w:val="left"/>
@@ -8566,7 +7920,7 @@
     <w:pPr>
       <w:widowControl w:val="false"/>
       <w:suppressAutoHyphens w:val="true"/>
-      <w:overflowPunct w:val="true"/>
+      <w:overflowPunct w:val="false"/>
       <w:bidi w:val="0"/>
       <w:spacing w:before="0" w:after="0"/>
       <w:jc w:val="left"/>
@@ -8586,7 +7940,7 @@
     <w:pPr>
       <w:widowControl w:val="false"/>
       <w:suppressAutoHyphens w:val="true"/>
-      <w:overflowPunct w:val="true"/>
+      <w:overflowPunct w:val="false"/>
       <w:bidi w:val="0"/>
       <w:spacing w:before="0" w:after="0"/>
       <w:jc w:val="left"/>
@@ -8606,7 +7960,7 @@
     <w:pPr>
       <w:widowControl w:val="false"/>
       <w:suppressAutoHyphens w:val="true"/>
-      <w:overflowPunct w:val="true"/>
+      <w:overflowPunct w:val="false"/>
       <w:bidi w:val="0"/>
       <w:spacing w:before="0" w:after="0"/>
       <w:jc w:val="left"/>
@@ -8626,7 +7980,7 @@
     <w:pPr>
       <w:widowControl w:val="false"/>
       <w:suppressAutoHyphens w:val="true"/>
-      <w:overflowPunct w:val="true"/>
+      <w:overflowPunct w:val="false"/>
       <w:bidi w:val="0"/>
       <w:spacing w:before="0" w:after="0"/>
       <w:jc w:val="left"/>
@@ -8646,7 +8000,7 @@
     <w:pPr>
       <w:widowControl w:val="false"/>
       <w:suppressAutoHyphens w:val="true"/>
-      <w:overflowPunct w:val="true"/>
+      <w:overflowPunct w:val="false"/>
       <w:bidi w:val="0"/>
       <w:spacing w:before="0" w:after="0"/>
       <w:jc w:val="left"/>
@@ -8666,7 +8020,7 @@
     <w:pPr>
       <w:widowControl w:val="false"/>
       <w:suppressAutoHyphens w:val="true"/>
-      <w:overflowPunct w:val="true"/>
+      <w:overflowPunct w:val="false"/>
       <w:bidi w:val="0"/>
       <w:spacing w:before="0" w:after="0"/>
       <w:jc w:val="left"/>
@@ -8686,7 +8040,7 @@
     <w:pPr>
       <w:widowControl w:val="false"/>
       <w:suppressAutoHyphens w:val="true"/>
-      <w:overflowPunct w:val="true"/>
+      <w:overflowPunct w:val="false"/>
       <w:bidi w:val="0"/>
       <w:spacing w:before="0" w:after="0"/>
       <w:jc w:val="left"/>
@@ -8706,7 +8060,7 @@
     <w:pPr>
       <w:widowControl w:val="false"/>
       <w:suppressAutoHyphens w:val="true"/>
-      <w:overflowPunct w:val="true"/>
+      <w:overflowPunct w:val="false"/>
       <w:bidi w:val="0"/>
       <w:spacing w:before="0" w:after="0"/>
       <w:jc w:val="left"/>
@@ -8726,7 +8080,7 @@
     <w:pPr>
       <w:widowControl w:val="false"/>
       <w:suppressAutoHyphens w:val="true"/>
-      <w:overflowPunct w:val="true"/>
+      <w:overflowPunct w:val="false"/>
       <w:bidi w:val="0"/>
       <w:spacing w:before="0" w:after="0"/>
       <w:jc w:val="left"/>
@@ -8746,7 +8100,7 @@
     <w:pPr>
       <w:widowControl w:val="false"/>
       <w:suppressAutoHyphens w:val="true"/>
-      <w:overflowPunct w:val="true"/>
+      <w:overflowPunct w:val="false"/>
       <w:bidi w:val="0"/>
       <w:spacing w:before="0" w:after="0"/>
       <w:jc w:val="left"/>
@@ -8766,7 +8120,7 @@
     <w:pPr>
       <w:widowControl w:val="false"/>
       <w:suppressAutoHyphens w:val="true"/>
-      <w:overflowPunct w:val="true"/>
+      <w:overflowPunct w:val="false"/>
       <w:bidi w:val="0"/>
       <w:spacing w:before="0" w:after="0"/>
       <w:jc w:val="left"/>
@@ -8786,7 +8140,7 @@
     <w:pPr>
       <w:widowControl w:val="false"/>
       <w:suppressAutoHyphens w:val="true"/>
-      <w:overflowPunct w:val="true"/>
+      <w:overflowPunct w:val="false"/>
       <w:bidi w:val="0"/>
       <w:spacing w:before="0" w:after="0"/>
       <w:jc w:val="left"/>
@@ -8806,7 +8160,7 @@
     <w:pPr>
       <w:widowControl w:val="false"/>
       <w:suppressAutoHyphens w:val="true"/>
-      <w:overflowPunct w:val="true"/>
+      <w:overflowPunct w:val="false"/>
       <w:bidi w:val="0"/>
       <w:spacing w:before="0" w:after="0"/>
       <w:jc w:val="left"/>
@@ -8826,7 +8180,7 @@
     <w:pPr>
       <w:widowControl w:val="false"/>
       <w:suppressAutoHyphens w:val="true"/>
-      <w:overflowPunct w:val="true"/>
+      <w:overflowPunct w:val="false"/>
       <w:bidi w:val="0"/>
       <w:spacing w:before="0" w:after="0"/>
       <w:jc w:val="left"/>
@@ -8846,7 +8200,7 @@
     <w:pPr>
       <w:widowControl w:val="false"/>
       <w:suppressAutoHyphens w:val="true"/>
-      <w:overflowPunct w:val="true"/>
+      <w:overflowPunct w:val="false"/>
       <w:bidi w:val="0"/>
       <w:spacing w:before="0" w:after="0"/>
       <w:jc w:val="left"/>
@@ -8866,7 +8220,7 @@
     <w:pPr>
       <w:widowControl w:val="false"/>
       <w:suppressAutoHyphens w:val="true"/>
-      <w:overflowPunct w:val="true"/>
+      <w:overflowPunct w:val="false"/>
       <w:bidi w:val="0"/>
       <w:spacing w:before="0" w:after="0"/>
       <w:jc w:val="left"/>
@@ -8886,7 +8240,7 @@
     <w:pPr>
       <w:widowControl w:val="false"/>
       <w:suppressAutoHyphens w:val="true"/>
-      <w:overflowPunct w:val="true"/>
+      <w:overflowPunct w:val="false"/>
       <w:bidi w:val="0"/>
       <w:spacing w:before="0" w:after="0"/>
       <w:jc w:val="left"/>
@@ -8906,7 +8260,7 @@
     <w:pPr>
       <w:widowControl w:val="false"/>
       <w:suppressAutoHyphens w:val="true"/>
-      <w:overflowPunct w:val="true"/>
+      <w:overflowPunct w:val="false"/>
       <w:bidi w:val="0"/>
       <w:spacing w:before="0" w:after="0"/>
       <w:jc w:val="left"/>
@@ -8926,7 +8280,7 @@
     <w:pPr>
       <w:widowControl w:val="false"/>
       <w:suppressAutoHyphens w:val="true"/>
-      <w:overflowPunct w:val="true"/>
+      <w:overflowPunct w:val="false"/>
       <w:bidi w:val="0"/>
       <w:spacing w:before="0" w:after="0"/>
       <w:jc w:val="left"/>
@@ -8946,7 +8300,7 @@
     <w:pPr>
       <w:widowControl w:val="false"/>
       <w:suppressAutoHyphens w:val="true"/>
-      <w:overflowPunct w:val="true"/>
+      <w:overflowPunct w:val="false"/>
       <w:bidi w:val="0"/>
       <w:spacing w:before="0" w:after="0"/>
       <w:jc w:val="left"/>
@@ -8966,7 +8320,7 @@
     <w:pPr>
       <w:widowControl w:val="false"/>
       <w:suppressAutoHyphens w:val="true"/>
-      <w:overflowPunct w:val="true"/>
+      <w:overflowPunct w:val="false"/>
       <w:bidi w:val="0"/>
       <w:spacing w:before="0" w:after="0"/>
       <w:jc w:val="left"/>
@@ -8986,7 +8340,7 @@
     <w:pPr>
       <w:widowControl w:val="false"/>
       <w:suppressAutoHyphens w:val="true"/>
-      <w:overflowPunct w:val="true"/>
+      <w:overflowPunct w:val="false"/>
       <w:bidi w:val="0"/>
       <w:spacing w:before="0" w:after="0"/>
       <w:jc w:val="left"/>
@@ -9006,7 +8360,7 @@
     <w:pPr>
       <w:widowControl w:val="false"/>
       <w:suppressAutoHyphens w:val="true"/>
-      <w:overflowPunct w:val="true"/>
+      <w:overflowPunct w:val="false"/>
       <w:bidi w:val="0"/>
       <w:spacing w:before="0" w:after="0"/>
       <w:jc w:val="left"/>
@@ -9026,7 +8380,7 @@
     <w:pPr>
       <w:widowControl w:val="false"/>
       <w:suppressAutoHyphens w:val="true"/>
-      <w:overflowPunct w:val="true"/>
+      <w:overflowPunct w:val="false"/>
       <w:bidi w:val="0"/>
       <w:spacing w:before="0" w:after="0"/>
       <w:jc w:val="left"/>
@@ -9046,7 +8400,7 @@
     <w:pPr>
       <w:widowControl w:val="false"/>
       <w:suppressAutoHyphens w:val="true"/>
-      <w:overflowPunct w:val="true"/>
+      <w:overflowPunct w:val="false"/>
       <w:bidi w:val="0"/>
       <w:spacing w:before="0" w:after="0"/>
       <w:jc w:val="left"/>
@@ -9066,7 +8420,7 @@
     <w:pPr>
       <w:widowControl w:val="false"/>
       <w:suppressAutoHyphens w:val="true"/>
-      <w:overflowPunct w:val="true"/>
+      <w:overflowPunct w:val="false"/>
       <w:bidi w:val="0"/>
       <w:spacing w:before="0" w:after="0"/>
       <w:jc w:val="left"/>
@@ -9086,7 +8440,7 @@
     <w:pPr>
       <w:widowControl w:val="false"/>
       <w:suppressAutoHyphens w:val="true"/>
-      <w:overflowPunct w:val="true"/>
+      <w:overflowPunct w:val="false"/>
       <w:bidi w:val="0"/>
       <w:spacing w:before="0" w:after="0"/>
       <w:jc w:val="left"/>
@@ -9106,7 +8460,7 @@
     <w:pPr>
       <w:widowControl w:val="false"/>
       <w:suppressAutoHyphens w:val="true"/>
-      <w:overflowPunct w:val="true"/>
+      <w:overflowPunct w:val="false"/>
       <w:bidi w:val="0"/>
       <w:spacing w:before="0" w:after="0"/>
       <w:jc w:val="left"/>
@@ -9126,7 +8480,7 @@
     <w:pPr>
       <w:widowControl w:val="false"/>
       <w:suppressAutoHyphens w:val="true"/>
-      <w:overflowPunct w:val="true"/>
+      <w:overflowPunct w:val="false"/>
       <w:bidi w:val="0"/>
       <w:spacing w:before="0" w:after="0"/>
       <w:jc w:val="left"/>
@@ -9146,7 +8500,7 @@
     <w:pPr>
       <w:widowControl w:val="false"/>
       <w:suppressAutoHyphens w:val="true"/>
-      <w:overflowPunct w:val="true"/>
+      <w:overflowPunct w:val="false"/>
       <w:bidi w:val="0"/>
       <w:spacing w:before="0" w:after="0"/>
       <w:jc w:val="left"/>
@@ -9166,7 +8520,7 @@
     <w:pPr>
       <w:widowControl w:val="false"/>
       <w:suppressAutoHyphens w:val="true"/>
-      <w:overflowPunct w:val="true"/>
+      <w:overflowPunct w:val="false"/>
       <w:bidi w:val="0"/>
       <w:spacing w:before="0" w:after="0"/>
       <w:jc w:val="left"/>
@@ -9186,7 +8540,7 @@
     <w:pPr>
       <w:widowControl w:val="false"/>
       <w:suppressAutoHyphens w:val="true"/>
-      <w:overflowPunct w:val="true"/>
+      <w:overflowPunct w:val="false"/>
       <w:bidi w:val="0"/>
       <w:spacing w:before="0" w:after="0"/>
       <w:jc w:val="left"/>
@@ -9206,7 +8560,7 @@
     <w:pPr>
       <w:widowControl w:val="false"/>
       <w:suppressAutoHyphens w:val="true"/>
-      <w:overflowPunct w:val="true"/>
+      <w:overflowPunct w:val="false"/>
       <w:bidi w:val="0"/>
       <w:spacing w:before="0" w:after="0"/>
       <w:jc w:val="left"/>
@@ -9227,7 +8581,7 @@
     <w:pPr>
       <w:widowControl w:val="false"/>
       <w:suppressAutoHyphens w:val="true"/>
-      <w:overflowPunct w:val="true"/>
+      <w:overflowPunct w:val="false"/>
       <w:bidi w:val="0"/>
       <w:spacing w:before="0" w:after="0"/>
       <w:jc w:val="left"/>
@@ -9248,7 +8602,7 @@
     <w:pPr>
       <w:widowControl w:val="false"/>
       <w:suppressAutoHyphens w:val="true"/>
-      <w:overflowPunct w:val="true"/>
+      <w:overflowPunct w:val="false"/>
       <w:bidi w:val="0"/>
       <w:spacing w:before="0" w:after="0"/>
       <w:jc w:val="left"/>
@@ -9268,7 +8622,7 @@
     <w:pPr>
       <w:widowControl w:val="false"/>
       <w:suppressAutoHyphens w:val="true"/>
-      <w:overflowPunct w:val="true"/>
+      <w:overflowPunct w:val="false"/>
       <w:bidi w:val="0"/>
       <w:spacing w:before="0" w:after="0"/>
       <w:jc w:val="left"/>
@@ -9288,7 +8642,7 @@
     <w:pPr>
       <w:widowControl w:val="false"/>
       <w:suppressAutoHyphens w:val="true"/>
-      <w:overflowPunct w:val="true"/>
+      <w:overflowPunct w:val="false"/>
       <w:bidi w:val="0"/>
       <w:spacing w:before="0" w:after="0"/>
       <w:jc w:val="left"/>
@@ -9308,7 +8662,7 @@
     <w:pPr>
       <w:widowControl w:val="false"/>
       <w:suppressAutoHyphens w:val="true"/>
-      <w:overflowPunct w:val="true"/>
+      <w:overflowPunct w:val="false"/>
       <w:bidi w:val="0"/>
       <w:spacing w:before="0" w:after="0"/>
       <w:jc w:val="left"/>
@@ -9329,7 +8683,7 @@
     <w:pPr>
       <w:widowControl w:val="false"/>
       <w:suppressAutoHyphens w:val="true"/>
-      <w:overflowPunct w:val="true"/>
+      <w:overflowPunct w:val="false"/>
       <w:bidi w:val="0"/>
       <w:spacing w:before="0" w:after="0"/>
       <w:jc w:val="left"/>
@@ -9349,7 +8703,7 @@
     <w:pPr>
       <w:widowControl w:val="false"/>
       <w:suppressAutoHyphens w:val="true"/>
-      <w:overflowPunct w:val="true"/>
+      <w:overflowPunct w:val="false"/>
       <w:bidi w:val="0"/>
       <w:spacing w:before="0" w:after="0"/>
       <w:jc w:val="left"/>
@@ -9369,7 +8723,7 @@
     <w:pPr>
       <w:widowControl w:val="false"/>
       <w:suppressAutoHyphens w:val="true"/>
-      <w:overflowPunct w:val="true"/>
+      <w:overflowPunct w:val="false"/>
       <w:bidi w:val="0"/>
       <w:spacing w:before="0" w:after="0"/>
       <w:jc w:val="left"/>
@@ -9389,7 +8743,7 @@
     <w:pPr>
       <w:widowControl w:val="false"/>
       <w:suppressAutoHyphens w:val="true"/>
-      <w:overflowPunct w:val="true"/>
+      <w:overflowPunct w:val="false"/>
       <w:bidi w:val="0"/>
       <w:spacing w:before="0" w:after="0"/>
       <w:jc w:val="left"/>
@@ -9409,7 +8763,7 @@
     <w:pPr>
       <w:widowControl w:val="false"/>
       <w:suppressAutoHyphens w:val="true"/>
-      <w:overflowPunct w:val="true"/>
+      <w:overflowPunct w:val="false"/>
       <w:bidi w:val="0"/>
       <w:spacing w:before="0" w:after="0"/>
       <w:jc w:val="left"/>
@@ -9429,7 +8783,7 @@
     <w:pPr>
       <w:widowControl w:val="false"/>
       <w:suppressAutoHyphens w:val="true"/>
-      <w:overflowPunct w:val="true"/>
+      <w:overflowPunct w:val="false"/>
       <w:bidi w:val="0"/>
       <w:spacing w:before="0" w:after="0"/>
       <w:jc w:val="left"/>
@@ -9450,7 +8804,7 @@
     <w:pPr>
       <w:widowControl w:val="false"/>
       <w:suppressAutoHyphens w:val="true"/>
-      <w:overflowPunct w:val="true"/>
+      <w:overflowPunct w:val="false"/>
       <w:bidi w:val="0"/>
       <w:spacing w:before="0" w:after="0"/>
       <w:jc w:val="left"/>
@@ -9470,7 +8824,7 @@
     <w:pPr>
       <w:widowControl w:val="false"/>
       <w:suppressAutoHyphens w:val="true"/>
-      <w:overflowPunct w:val="true"/>
+      <w:overflowPunct w:val="false"/>
       <w:bidi w:val="0"/>
       <w:spacing w:before="0" w:after="0"/>
       <w:jc w:val="left"/>
@@ -9491,7 +8845,7 @@
     <w:pPr>
       <w:widowControl w:val="false"/>
       <w:suppressAutoHyphens w:val="true"/>
-      <w:overflowPunct w:val="true"/>
+      <w:overflowPunct w:val="false"/>
       <w:bidi w:val="0"/>
       <w:spacing w:lineRule="auto" w:line="216" w:before="283" w:after="0"/>
       <w:jc w:val="left"/>
@@ -9738,7 +9092,7 @@
     <w:pPr>
       <w:widowControl w:val="false"/>
       <w:suppressAutoHyphens w:val="true"/>
-      <w:overflowPunct w:val="true"/>
+      <w:overflowPunct w:val="false"/>
       <w:bidi w:val="0"/>
       <w:spacing w:lineRule="atLeast" w:line="0" w:before="0" w:after="0"/>
       <w:jc w:val="left"/>
@@ -9769,7 +9123,7 @@
     <w:pPr>
       <w:widowControl w:val="false"/>
       <w:suppressAutoHyphens w:val="true"/>
-      <w:overflowPunct w:val="true"/>
+      <w:overflowPunct w:val="false"/>
       <w:bidi w:val="0"/>
       <w:spacing w:before="0" w:after="0"/>
       <w:jc w:val="center"/>
@@ -9799,7 +9153,7 @@
     <w:pPr>
       <w:widowControl w:val="false"/>
       <w:suppressAutoHyphens w:val="true"/>
-      <w:overflowPunct w:val="true"/>
+      <w:overflowPunct w:val="false"/>
       <w:bidi w:val="0"/>
       <w:spacing w:before="0" w:after="0"/>
       <w:ind w:hanging="340" w:left="340"/>
@@ -9830,7 +9184,7 @@
     <w:pPr>
       <w:widowControl w:val="false"/>
       <w:suppressAutoHyphens w:val="true"/>
-      <w:overflowPunct w:val="true"/>
+      <w:overflowPunct w:val="false"/>
       <w:bidi w:val="0"/>
       <w:spacing w:before="0" w:after="0"/>
       <w:jc w:val="left"/>
@@ -9850,7 +9204,7 @@
     <w:pPr>
       <w:widowControl w:val="false"/>
       <w:suppressAutoHyphens w:val="true"/>
-      <w:overflowPunct w:val="true"/>
+      <w:overflowPunct w:val="false"/>
       <w:bidi w:val="0"/>
       <w:spacing w:before="0" w:after="0"/>
       <w:jc w:val="left"/>
@@ -9870,7 +9224,7 @@
     <w:pPr>
       <w:widowControl w:val="false"/>
       <w:suppressAutoHyphens w:val="true"/>
-      <w:overflowPunct w:val="true"/>
+      <w:overflowPunct w:val="false"/>
       <w:bidi w:val="0"/>
       <w:spacing w:lineRule="auto" w:line="216" w:before="283" w:after="0"/>
       <w:jc w:val="left"/>
@@ -10117,7 +9471,7 @@
     <w:pPr>
       <w:widowControl w:val="false"/>
       <w:suppressAutoHyphens w:val="true"/>
-      <w:overflowPunct w:val="true"/>
+      <w:overflowPunct w:val="false"/>
       <w:bidi w:val="0"/>
       <w:spacing w:lineRule="atLeast" w:line="0" w:before="0" w:after="0"/>
       <w:jc w:val="left"/>
@@ -10148,7 +9502,7 @@
     <w:pPr>
       <w:widowControl w:val="false"/>
       <w:suppressAutoHyphens w:val="true"/>
-      <w:overflowPunct w:val="true"/>
+      <w:overflowPunct w:val="false"/>
       <w:bidi w:val="0"/>
       <w:spacing w:before="0" w:after="0"/>
       <w:jc w:val="center"/>
@@ -10178,7 +9532,7 @@
     <w:pPr>
       <w:widowControl w:val="false"/>
       <w:suppressAutoHyphens w:val="true"/>
-      <w:overflowPunct w:val="true"/>
+      <w:overflowPunct w:val="false"/>
       <w:bidi w:val="0"/>
       <w:spacing w:before="0" w:after="0"/>
       <w:ind w:hanging="340" w:left="340"/>
@@ -10209,7 +9563,7 @@
     <w:pPr>
       <w:widowControl w:val="false"/>
       <w:suppressAutoHyphens w:val="true"/>
-      <w:overflowPunct w:val="true"/>
+      <w:overflowPunct w:val="false"/>
       <w:bidi w:val="0"/>
       <w:spacing w:before="0" w:after="0"/>
       <w:jc w:val="left"/>
@@ -10229,7 +9583,7 @@
     <w:pPr>
       <w:widowControl w:val="false"/>
       <w:suppressAutoHyphens w:val="true"/>
-      <w:overflowPunct w:val="true"/>
+      <w:overflowPunct w:val="false"/>
       <w:bidi w:val="0"/>
       <w:spacing w:before="0" w:after="0"/>
       <w:jc w:val="left"/>
@@ -10249,7 +9603,7 @@
     <w:pPr>
       <w:widowControl w:val="false"/>
       <w:suppressAutoHyphens w:val="true"/>
-      <w:overflowPunct w:val="true"/>
+      <w:overflowPunct w:val="false"/>
       <w:bidi w:val="0"/>
       <w:spacing w:lineRule="auto" w:line="216" w:before="283" w:after="0"/>
       <w:jc w:val="left"/>
@@ -10496,7 +9850,7 @@
     <w:pPr>
       <w:widowControl w:val="false"/>
       <w:suppressAutoHyphens w:val="true"/>
-      <w:overflowPunct w:val="true"/>
+      <w:overflowPunct w:val="false"/>
       <w:bidi w:val="0"/>
       <w:spacing w:lineRule="atLeast" w:line="0" w:before="0" w:after="0"/>
       <w:jc w:val="left"/>
@@ -10527,7 +9881,7 @@
     <w:pPr>
       <w:widowControl w:val="false"/>
       <w:suppressAutoHyphens w:val="true"/>
-      <w:overflowPunct w:val="true"/>
+      <w:overflowPunct w:val="false"/>
       <w:bidi w:val="0"/>
       <w:spacing w:before="0" w:after="0"/>
       <w:jc w:val="center"/>
@@ -10557,7 +9911,7 @@
     <w:pPr>
       <w:widowControl w:val="false"/>
       <w:suppressAutoHyphens w:val="true"/>
-      <w:overflowPunct w:val="true"/>
+      <w:overflowPunct w:val="false"/>
       <w:bidi w:val="0"/>
       <w:spacing w:before="0" w:after="0"/>
       <w:ind w:hanging="340" w:left="340"/>
@@ -10588,7 +9942,7 @@
     <w:pPr>
       <w:widowControl w:val="false"/>
       <w:suppressAutoHyphens w:val="true"/>
-      <w:overflowPunct w:val="true"/>
+      <w:overflowPunct w:val="false"/>
       <w:bidi w:val="0"/>
       <w:spacing w:before="0" w:after="0"/>
       <w:jc w:val="left"/>
@@ -10608,7 +9962,7 @@
     <w:pPr>
       <w:widowControl w:val="false"/>
       <w:suppressAutoHyphens w:val="true"/>
-      <w:overflowPunct w:val="true"/>
+      <w:overflowPunct w:val="false"/>
       <w:bidi w:val="0"/>
       <w:spacing w:before="0" w:after="0"/>
       <w:jc w:val="left"/>
@@ -10628,7 +9982,7 @@
     <w:pPr>
       <w:widowControl w:val="false"/>
       <w:suppressAutoHyphens w:val="true"/>
-      <w:overflowPunct w:val="true"/>
+      <w:overflowPunct w:val="false"/>
       <w:bidi w:val="0"/>
       <w:spacing w:lineRule="auto" w:line="216" w:before="283" w:after="0"/>
       <w:jc w:val="left"/>
@@ -10875,7 +10229,7 @@
     <w:pPr>
       <w:widowControl w:val="false"/>
       <w:suppressAutoHyphens w:val="true"/>
-      <w:overflowPunct w:val="true"/>
+      <w:overflowPunct w:val="false"/>
       <w:bidi w:val="0"/>
       <w:spacing w:lineRule="atLeast" w:line="0" w:before="0" w:after="0"/>
       <w:jc w:val="left"/>
@@ -10906,7 +10260,7 @@
     <w:pPr>
       <w:widowControl w:val="false"/>
       <w:suppressAutoHyphens w:val="true"/>
-      <w:overflowPunct w:val="true"/>
+      <w:overflowPunct w:val="false"/>
       <w:bidi w:val="0"/>
       <w:spacing w:before="0" w:after="0"/>
       <w:jc w:val="center"/>
@@ -10936,7 +10290,7 @@
     <w:pPr>
       <w:widowControl w:val="false"/>
       <w:suppressAutoHyphens w:val="true"/>
-      <w:overflowPunct w:val="true"/>
+      <w:overflowPunct w:val="false"/>
       <w:bidi w:val="0"/>
       <w:spacing w:before="0" w:after="0"/>
       <w:ind w:hanging="340" w:left="340"/>
@@ -10967,7 +10321,7 @@
     <w:pPr>
       <w:widowControl w:val="false"/>
       <w:suppressAutoHyphens w:val="true"/>
-      <w:overflowPunct w:val="true"/>
+      <w:overflowPunct w:val="false"/>
       <w:bidi w:val="0"/>
       <w:spacing w:before="0" w:after="0"/>
       <w:jc w:val="left"/>
@@ -10987,7 +10341,7 @@
     <w:pPr>
       <w:widowControl w:val="false"/>
       <w:suppressAutoHyphens w:val="true"/>
-      <w:overflowPunct w:val="true"/>
+      <w:overflowPunct w:val="false"/>
       <w:bidi w:val="0"/>
       <w:spacing w:before="0" w:after="0"/>
       <w:jc w:val="left"/>
@@ -11007,7 +10361,7 @@
     <w:pPr>
       <w:widowControl w:val="false"/>
       <w:suppressAutoHyphens w:val="true"/>
-      <w:overflowPunct w:val="true"/>
+      <w:overflowPunct w:val="false"/>
       <w:bidi w:val="0"/>
       <w:spacing w:lineRule="auto" w:line="216" w:before="283" w:after="0"/>
       <w:jc w:val="left"/>
@@ -11254,7 +10608,7 @@
     <w:pPr>
       <w:widowControl w:val="false"/>
       <w:suppressAutoHyphens w:val="true"/>
-      <w:overflowPunct w:val="true"/>
+      <w:overflowPunct w:val="false"/>
       <w:bidi w:val="0"/>
       <w:spacing w:lineRule="atLeast" w:line="0" w:before="0" w:after="0"/>
       <w:jc w:val="left"/>
@@ -11285,7 +10639,7 @@
     <w:pPr>
       <w:widowControl w:val="false"/>
       <w:suppressAutoHyphens w:val="true"/>
-      <w:overflowPunct w:val="true"/>
+      <w:overflowPunct w:val="false"/>
       <w:bidi w:val="0"/>
       <w:spacing w:before="0" w:after="0"/>
       <w:jc w:val="center"/>
@@ -11315,7 +10669,7 @@
     <w:pPr>
       <w:widowControl w:val="false"/>
       <w:suppressAutoHyphens w:val="true"/>
-      <w:overflowPunct w:val="true"/>
+      <w:overflowPunct w:val="false"/>
       <w:bidi w:val="0"/>
       <w:spacing w:before="0" w:after="0"/>
       <w:ind w:hanging="340" w:left="340"/>
@@ -11346,7 +10700,7 @@
     <w:pPr>
       <w:widowControl w:val="false"/>
       <w:suppressAutoHyphens w:val="true"/>
-      <w:overflowPunct w:val="true"/>
+      <w:overflowPunct w:val="false"/>
       <w:bidi w:val="0"/>
       <w:spacing w:before="0" w:after="0"/>
       <w:jc w:val="left"/>
@@ -11366,7 +10720,7 @@
     <w:pPr>
       <w:widowControl w:val="false"/>
       <w:suppressAutoHyphens w:val="true"/>
-      <w:overflowPunct w:val="true"/>
+      <w:overflowPunct w:val="false"/>
       <w:bidi w:val="0"/>
       <w:spacing w:before="0" w:after="0"/>
       <w:jc w:val="left"/>
@@ -11386,7 +10740,7 @@
     <w:pPr>
       <w:widowControl w:val="false"/>
       <w:suppressAutoHyphens w:val="true"/>
-      <w:overflowPunct w:val="true"/>
+      <w:overflowPunct w:val="false"/>
       <w:bidi w:val="0"/>
       <w:spacing w:lineRule="auto" w:line="216" w:before="283" w:after="0"/>
       <w:jc w:val="left"/>
@@ -11633,7 +10987,7 @@
     <w:pPr>
       <w:widowControl w:val="false"/>
       <w:suppressAutoHyphens w:val="true"/>
-      <w:overflowPunct w:val="true"/>
+      <w:overflowPunct w:val="false"/>
       <w:bidi w:val="0"/>
       <w:spacing w:lineRule="atLeast" w:line="0" w:before="0" w:after="0"/>
       <w:jc w:val="left"/>
@@ -11664,7 +11018,7 @@
     <w:pPr>
       <w:widowControl w:val="false"/>
       <w:suppressAutoHyphens w:val="true"/>
-      <w:overflowPunct w:val="true"/>
+      <w:overflowPunct w:val="false"/>
       <w:bidi w:val="0"/>
       <w:spacing w:before="0" w:after="0"/>
       <w:jc w:val="center"/>
@@ -11694,7 +11048,7 @@
     <w:pPr>
       <w:widowControl w:val="false"/>
       <w:suppressAutoHyphens w:val="true"/>
-      <w:overflowPunct w:val="true"/>
+      <w:overflowPunct w:val="false"/>
       <w:bidi w:val="0"/>
       <w:spacing w:before="0" w:after="0"/>
       <w:ind w:hanging="340" w:left="340"/>
@@ -11725,7 +11079,7 @@
     <w:pPr>
       <w:widowControl w:val="false"/>
       <w:suppressAutoHyphens w:val="true"/>
-      <w:overflowPunct w:val="true"/>
+      <w:overflowPunct w:val="false"/>
       <w:bidi w:val="0"/>
       <w:spacing w:before="0" w:after="0"/>
       <w:jc w:val="left"/>
@@ -11745,7 +11099,7 @@
     <w:pPr>
       <w:widowControl w:val="false"/>
       <w:suppressAutoHyphens w:val="true"/>
-      <w:overflowPunct w:val="true"/>
+      <w:overflowPunct w:val="false"/>
       <w:bidi w:val="0"/>
       <w:spacing w:before="0" w:after="0"/>
       <w:jc w:val="left"/>
@@ -11765,7 +11119,7 @@
     <w:pPr>
       <w:widowControl w:val="false"/>
       <w:suppressAutoHyphens w:val="true"/>
-      <w:overflowPunct w:val="true"/>
+      <w:overflowPunct w:val="false"/>
       <w:bidi w:val="0"/>
       <w:spacing w:lineRule="auto" w:line="216" w:before="283" w:after="0"/>
       <w:jc w:val="left"/>
@@ -12012,7 +11366,7 @@
     <w:pPr>
       <w:widowControl w:val="false"/>
       <w:suppressAutoHyphens w:val="true"/>
-      <w:overflowPunct w:val="true"/>
+      <w:overflowPunct w:val="false"/>
       <w:bidi w:val="0"/>
       <w:spacing w:lineRule="atLeast" w:line="0" w:before="0" w:after="0"/>
       <w:jc w:val="left"/>
@@ -12043,7 +11397,7 @@
     <w:pPr>
       <w:widowControl w:val="false"/>
       <w:suppressAutoHyphens w:val="true"/>
-      <w:overflowPunct w:val="true"/>
+      <w:overflowPunct w:val="false"/>
       <w:bidi w:val="0"/>
       <w:spacing w:before="0" w:after="0"/>
       <w:jc w:val="center"/>
@@ -12073,7 +11427,7 @@
     <w:pPr>
       <w:widowControl w:val="false"/>
       <w:suppressAutoHyphens w:val="true"/>
-      <w:overflowPunct w:val="true"/>
+      <w:overflowPunct w:val="false"/>
       <w:bidi w:val="0"/>
       <w:spacing w:before="0" w:after="0"/>
       <w:ind w:hanging="340" w:left="340"/>
@@ -12104,7 +11458,7 @@
     <w:pPr>
       <w:widowControl w:val="false"/>
       <w:suppressAutoHyphens w:val="true"/>
-      <w:overflowPunct w:val="true"/>
+      <w:overflowPunct w:val="false"/>
       <w:bidi w:val="0"/>
       <w:spacing w:before="0" w:after="0"/>
       <w:jc w:val="left"/>
@@ -12124,7 +11478,7 @@
     <w:pPr>
       <w:widowControl w:val="false"/>
       <w:suppressAutoHyphens w:val="true"/>
-      <w:overflowPunct w:val="true"/>
+      <w:overflowPunct w:val="false"/>
       <w:bidi w:val="0"/>
       <w:spacing w:before="0" w:after="0"/>
       <w:jc w:val="left"/>
@@ -12144,7 +11498,7 @@
     <w:pPr>
       <w:widowControl w:val="false"/>
       <w:suppressAutoHyphens w:val="true"/>
-      <w:overflowPunct w:val="true"/>
+      <w:overflowPunct w:val="false"/>
       <w:bidi w:val="0"/>
       <w:spacing w:lineRule="auto" w:line="216" w:before="283" w:after="0"/>
       <w:jc w:val="left"/>
@@ -12391,7 +11745,7 @@
     <w:pPr>
       <w:widowControl w:val="false"/>
       <w:suppressAutoHyphens w:val="true"/>
-      <w:overflowPunct w:val="true"/>
+      <w:overflowPunct w:val="false"/>
       <w:bidi w:val="0"/>
       <w:spacing w:lineRule="atLeast" w:line="0" w:before="0" w:after="0"/>
       <w:jc w:val="left"/>
@@ -12422,7 +11776,7 @@
     <w:pPr>
       <w:widowControl w:val="false"/>
       <w:suppressAutoHyphens w:val="true"/>
-      <w:overflowPunct w:val="true"/>
+      <w:overflowPunct w:val="false"/>
       <w:bidi w:val="0"/>
       <w:spacing w:before="0" w:after="0"/>
       <w:jc w:val="center"/>
@@ -12452,7 +11806,7 @@
     <w:pPr>
       <w:widowControl w:val="false"/>
       <w:suppressAutoHyphens w:val="true"/>
-      <w:overflowPunct w:val="true"/>
+      <w:overflowPunct w:val="false"/>
       <w:bidi w:val="0"/>
       <w:spacing w:before="0" w:after="0"/>
       <w:ind w:hanging="340" w:left="340"/>
@@ -12483,7 +11837,7 @@
     <w:pPr>
       <w:widowControl w:val="false"/>
       <w:suppressAutoHyphens w:val="true"/>
-      <w:overflowPunct w:val="true"/>
+      <w:overflowPunct w:val="false"/>
       <w:bidi w:val="0"/>
       <w:spacing w:before="0" w:after="0"/>
       <w:jc w:val="left"/>
@@ -12503,7 +11857,7 @@
     <w:pPr>
       <w:widowControl w:val="false"/>
       <w:suppressAutoHyphens w:val="true"/>
-      <w:overflowPunct w:val="true"/>
+      <w:overflowPunct w:val="false"/>
       <w:bidi w:val="0"/>
       <w:spacing w:before="0" w:after="0"/>
       <w:jc w:val="left"/>
@@ -12523,7 +11877,7 @@
     <w:pPr>
       <w:widowControl w:val="false"/>
       <w:suppressAutoHyphens w:val="true"/>
-      <w:overflowPunct w:val="true"/>
+      <w:overflowPunct w:val="false"/>
       <w:bidi w:val="0"/>
       <w:spacing w:lineRule="auto" w:line="216" w:before="283" w:after="0"/>
       <w:jc w:val="left"/>
@@ -12770,7 +12124,7 @@
     <w:pPr>
       <w:widowControl w:val="false"/>
       <w:suppressAutoHyphens w:val="true"/>
-      <w:overflowPunct w:val="true"/>
+      <w:overflowPunct w:val="false"/>
       <w:bidi w:val="0"/>
       <w:spacing w:lineRule="atLeast" w:line="0" w:before="0" w:after="0"/>
       <w:jc w:val="left"/>
@@ -12801,7 +12155,7 @@
     <w:pPr>
       <w:widowControl w:val="false"/>
       <w:suppressAutoHyphens w:val="true"/>
-      <w:overflowPunct w:val="true"/>
+      <w:overflowPunct w:val="false"/>
       <w:bidi w:val="0"/>
       <w:spacing w:before="0" w:after="0"/>
       <w:jc w:val="center"/>
@@ -12831,7 +12185,7 @@
     <w:pPr>
       <w:widowControl w:val="false"/>
       <w:suppressAutoHyphens w:val="true"/>
-      <w:overflowPunct w:val="true"/>
+      <w:overflowPunct w:val="false"/>
       <w:bidi w:val="0"/>
       <w:spacing w:before="0" w:after="0"/>
       <w:ind w:hanging="340" w:left="340"/>
@@ -12862,7 +12216,7 @@
     <w:pPr>
       <w:widowControl w:val="false"/>
       <w:suppressAutoHyphens w:val="true"/>
-      <w:overflowPunct w:val="true"/>
+      <w:overflowPunct w:val="false"/>
       <w:bidi w:val="0"/>
       <w:spacing w:before="0" w:after="0"/>
       <w:jc w:val="left"/>
@@ -12882,7 +12236,7 @@
     <w:pPr>
       <w:widowControl w:val="false"/>
       <w:suppressAutoHyphens w:val="true"/>
-      <w:overflowPunct w:val="true"/>
+      <w:overflowPunct w:val="false"/>
       <w:bidi w:val="0"/>
       <w:spacing w:before="0" w:after="0"/>
       <w:jc w:val="left"/>
@@ -12902,7 +12256,7 @@
     <w:pPr>
       <w:widowControl w:val="false"/>
       <w:suppressAutoHyphens w:val="true"/>
-      <w:overflowPunct w:val="true"/>
+      <w:overflowPunct w:val="false"/>
       <w:bidi w:val="0"/>
       <w:spacing w:lineRule="auto" w:line="216" w:before="283" w:after="0"/>
       <w:jc w:val="left"/>
@@ -13149,7 +12503,7 @@
     <w:pPr>
       <w:widowControl w:val="false"/>
       <w:suppressAutoHyphens w:val="true"/>
-      <w:overflowPunct w:val="true"/>
+      <w:overflowPunct w:val="false"/>
       <w:bidi w:val="0"/>
       <w:spacing w:lineRule="atLeast" w:line="0" w:before="0" w:after="0"/>
       <w:jc w:val="left"/>
@@ -13180,7 +12534,7 @@
     <w:pPr>
       <w:widowControl w:val="false"/>
       <w:suppressAutoHyphens w:val="true"/>
-      <w:overflowPunct w:val="true"/>
+      <w:overflowPunct w:val="false"/>
       <w:bidi w:val="0"/>
       <w:spacing w:before="0" w:after="0"/>
       <w:jc w:val="center"/>
@@ -13210,7 +12564,7 @@
     <w:pPr>
       <w:widowControl w:val="false"/>
       <w:suppressAutoHyphens w:val="true"/>
-      <w:overflowPunct w:val="true"/>
+      <w:overflowPunct w:val="false"/>
       <w:bidi w:val="0"/>
       <w:spacing w:before="0" w:after="0"/>
       <w:ind w:hanging="340" w:left="340"/>
@@ -13241,7 +12595,7 @@
     <w:pPr>
       <w:widowControl w:val="false"/>
       <w:suppressAutoHyphens w:val="true"/>
-      <w:overflowPunct w:val="true"/>
+      <w:overflowPunct w:val="false"/>
       <w:bidi w:val="0"/>
       <w:spacing w:before="0" w:after="0"/>
       <w:jc w:val="left"/>
@@ -13261,7 +12615,7 @@
     <w:pPr>
       <w:widowControl w:val="false"/>
       <w:suppressAutoHyphens w:val="true"/>
-      <w:overflowPunct w:val="true"/>
+      <w:overflowPunct w:val="false"/>
       <w:bidi w:val="0"/>
       <w:spacing w:before="0" w:after="0"/>
       <w:jc w:val="left"/>

--- a/Diplom_obebnoe_zadanie.docx
+++ b/Diplom_obebnoe_zadanie.docx
@@ -5,7 +5,7 @@
     <w:p>
       <w:pPr>
         <w:pStyle w:val="Normal"/>
-        <w:spacing w:lineRule="auto" w:line="240"/>
+        <w:spacing w:lineRule="auto" w:line="240" w:before="0" w:after="0"/>
         <w:jc w:val="center"/>
         <w:rPr/>
       </w:pPr>
@@ -20,7 +20,7 @@
     <w:p>
       <w:pPr>
         <w:pStyle w:val="Normal"/>
-        <w:spacing w:lineRule="auto" w:line="240"/>
+        <w:spacing w:lineRule="auto" w:line="240" w:before="0" w:after="0"/>
         <w:jc w:val="center"/>
         <w:rPr/>
       </w:pPr>
@@ -35,7 +35,7 @@
     <w:p>
       <w:pPr>
         <w:pStyle w:val="Normal"/>
-        <w:spacing w:lineRule="auto" w:line="240"/>
+        <w:spacing w:lineRule="auto" w:line="240" w:before="0" w:after="0"/>
         <w:jc w:val="center"/>
         <w:rPr/>
       </w:pPr>
@@ -50,7 +50,7 @@
     <w:p>
       <w:pPr>
         <w:pStyle w:val="Normal"/>
-        <w:spacing w:lineRule="auto" w:line="240"/>
+        <w:spacing w:lineRule="auto" w:line="240" w:before="0" w:after="0"/>
         <w:jc w:val="center"/>
         <w:rPr/>
       </w:pPr>
@@ -60,6 +60,20 @@
           <w:szCs w:val="24"/>
         </w:rPr>
         <w:t xml:space="preserve">«Московский технический университет связи и информатики» </w:t>
+      </w:r>
+    </w:p>
+    <w:p>
+      <w:pPr>
+        <w:pStyle w:val="Normal"/>
+        <w:spacing w:lineRule="auto" w:line="240"/>
+        <w:rPr>
+          <w:sz w:val="24"/>
+          <w:szCs w:val="24"/>
+          <w:lang w:eastAsia="ru-RU"/>
+        </w:rPr>
+      </w:pPr>
+      <w:r>
+        <w:rPr/>
       </w:r>
     </w:p>
     <w:p>
@@ -141,7 +155,7 @@
     <w:p>
       <w:pPr>
         <w:pStyle w:val="Normal"/>
-        <w:spacing w:lineRule="auto" w:line="240"/>
+        <w:spacing w:lineRule="auto" w:line="240" w:before="0" w:after="0"/>
         <w:jc w:val="left"/>
         <w:rPr/>
       </w:pPr>
@@ -157,7 +171,7 @@
     <w:p>
       <w:pPr>
         <w:pStyle w:val="Normal"/>
-        <w:spacing w:lineRule="auto" w:line="240"/>
+        <w:spacing w:lineRule="auto" w:line="240" w:before="0" w:after="0"/>
         <w:rPr/>
       </w:pPr>
       <w:r>
@@ -180,7 +194,7 @@
     <w:p>
       <w:pPr>
         <w:pStyle w:val="Normal"/>
-        <w:spacing w:lineRule="auto" w:line="240"/>
+        <w:spacing w:lineRule="auto" w:line="240" w:before="0" w:after="0"/>
         <w:rPr/>
       </w:pPr>
       <w:r>
@@ -230,6 +244,20 @@
       <w:pPr>
         <w:pStyle w:val="Normal"/>
         <w:spacing w:lineRule="auto" w:line="240" w:before="114" w:after="274"/>
+        <w:rPr>
+          <w:sz w:val="24"/>
+          <w:szCs w:val="24"/>
+          <w:lang w:eastAsia="ru-RU"/>
+        </w:rPr>
+      </w:pPr>
+      <w:r>
+        <w:rPr/>
+      </w:r>
+    </w:p>
+    <w:p>
+      <w:pPr>
+        <w:pStyle w:val="Normal"/>
+        <w:spacing w:lineRule="auto" w:line="240" w:before="0" w:after="0"/>
         <w:rPr/>
       </w:pPr>
       <w:r>
@@ -247,16 +275,7 @@
           <w:u w:val="single"/>
           <w:lang w:eastAsia="ru-RU"/>
         </w:rPr>
-        <w:t xml:space="preserve">          </w:t>
-      </w:r>
-      <w:r>
-        <w:rPr>
-          <w:sz w:val="24"/>
-          <w:szCs w:val="24"/>
-          <w:u w:val="single"/>
-          <w:lang w:eastAsia="ru-RU"/>
-        </w:rPr>
-        <w:t xml:space="preserve">Альвицову Данилу Сергеевичу                  </w:t>
+        <w:t xml:space="preserve">          Альвицову Данилу Сергеевичу                  </w:t>
       </w:r>
       <w:r>
         <w:rPr>
@@ -264,15 +283,7 @@
           <w:szCs w:val="24"/>
           <w:lang w:eastAsia="ru-RU"/>
         </w:rPr>
-        <w:t xml:space="preserve"> </w:t>
-      </w:r>
-      <w:r>
-        <w:rPr>
-          <w:sz w:val="24"/>
-          <w:szCs w:val="24"/>
-          <w:lang w:eastAsia="ru-RU"/>
-        </w:rPr>
-        <w:t xml:space="preserve">гр. </w:t>
+        <w:t xml:space="preserve"> гр. </w:t>
       </w:r>
       <w:r>
         <w:rPr>
@@ -320,23 +331,7 @@
           <w:szCs w:val="24"/>
           <w:lang w:eastAsia="ru-RU"/>
         </w:rPr>
-        <w:t>Фо</w:t>
-      </w:r>
-      <w:r>
-        <w:rPr>
-          <w:sz w:val="24"/>
-          <w:szCs w:val="24"/>
-          <w:lang w:eastAsia="ru-RU"/>
-        </w:rPr>
-        <w:t>р</w:t>
-      </w:r>
-      <w:r>
-        <w:rPr>
-          <w:sz w:val="24"/>
-          <w:szCs w:val="24"/>
-          <w:lang w:eastAsia="ru-RU"/>
-        </w:rPr>
-        <w:t xml:space="preserve">ма выполнения выпускной квалификационной работы </w:t>
+        <w:t xml:space="preserve">Форма выполнения выпускной квалификационной работы </w:t>
       </w:r>
       <w:r>
         <w:rPr>
@@ -426,7 +421,33 @@
           <w:szCs w:val="24"/>
           <w:lang w:eastAsia="ru-RU"/>
         </w:rPr>
-        <w:t>Утверждена приказом ректора  №________________ от ___________________</w:t>
+        <w:t xml:space="preserve">Утверждена приказом ректора  № </w:t>
+      </w:r>
+      <w:r>
+        <w:rPr>
+          <w:sz w:val="24"/>
+          <w:szCs w:val="24"/>
+          <w:u w:val="single"/>
+          <w:lang w:eastAsia="ru-RU"/>
+        </w:rPr>
+        <w:t>44-с</w:t>
+      </w:r>
+      <w:r>
+        <w:rPr>
+          <w:sz w:val="24"/>
+          <w:szCs w:val="24"/>
+          <w:lang w:eastAsia="ru-RU"/>
+        </w:rPr>
+        <w:t xml:space="preserve"> от </w:t>
+      </w:r>
+      <w:r>
+        <w:rPr>
+          <w:sz w:val="24"/>
+          <w:szCs w:val="24"/>
+          <w:u w:val="single"/>
+          <w:lang w:eastAsia="ru-RU"/>
+        </w:rPr>
+        <w:t>22.01.2026</w:t>
       </w:r>
     </w:p>
     <w:tbl>
@@ -465,7 +486,7 @@
                 <w:numId w:val="0"/>
               </w:numPr>
               <w:suppressAutoHyphens w:val="true"/>
-              <w:overflowPunct w:val="true"/>
+              <w:overflowPunct w:val="false"/>
               <w:bidi w:val="0"/>
               <w:spacing w:lineRule="auto" w:line="240" w:before="0" w:after="160"/>
               <w:ind w:hanging="0" w:left="-113" w:right="0"/>
@@ -493,7 +514,8 @@
           <w:p>
             <w:pPr>
               <w:pStyle w:val="ListParagraph"/>
-              <w:spacing w:lineRule="auto" w:line="240"/>
+              <w:spacing w:lineRule="auto" w:line="240" w:before="0" w:after="0"/>
+              <w:contextualSpacing/>
               <w:jc w:val="left"/>
               <w:rPr/>
             </w:pPr>
@@ -509,22 +531,8 @@
           <w:p>
             <w:pPr>
               <w:pStyle w:val="ListParagraph"/>
-              <w:spacing w:lineRule="auto" w:line="240"/>
-              <w:jc w:val="left"/>
-              <w:rPr>
-                <w:sz w:val="24"/>
-                <w:szCs w:val="24"/>
-                <w:lang w:eastAsia="ru-RU"/>
-              </w:rPr>
-            </w:pPr>
-            <w:r>
-              <w:rPr/>
-            </w:r>
-          </w:p>
-          <w:p>
-            <w:pPr>
-              <w:pStyle w:val="ListParagraph"/>
-              <w:spacing w:lineRule="auto" w:line="240"/>
+              <w:spacing w:lineRule="auto" w:line="240" w:before="0" w:after="0"/>
+              <w:contextualSpacing/>
               <w:jc w:val="left"/>
               <w:rPr/>
             </w:pPr>
@@ -540,22 +548,8 @@
           <w:p>
             <w:pPr>
               <w:pStyle w:val="ListParagraph"/>
-              <w:spacing w:lineRule="auto" w:line="240"/>
-              <w:jc w:val="left"/>
-              <w:rPr>
-                <w:sz w:val="24"/>
-                <w:szCs w:val="24"/>
-                <w:lang w:eastAsia="ru-RU"/>
-              </w:rPr>
-            </w:pPr>
-            <w:r>
-              <w:rPr/>
-            </w:r>
-          </w:p>
-          <w:p>
-            <w:pPr>
-              <w:pStyle w:val="ListParagraph"/>
-              <w:spacing w:lineRule="auto" w:line="240"/>
+              <w:spacing w:lineRule="auto" w:line="240" w:before="0" w:after="0"/>
+              <w:contextualSpacing/>
               <w:jc w:val="left"/>
               <w:rPr/>
             </w:pPr>
@@ -571,22 +565,8 @@
           <w:p>
             <w:pPr>
               <w:pStyle w:val="ListParagraph"/>
-              <w:spacing w:lineRule="auto" w:line="240"/>
-              <w:jc w:val="left"/>
-              <w:rPr>
-                <w:sz w:val="24"/>
-                <w:szCs w:val="24"/>
-                <w:lang w:eastAsia="ru-RU"/>
-              </w:rPr>
-            </w:pPr>
-            <w:r>
-              <w:rPr/>
-            </w:r>
-          </w:p>
-          <w:p>
-            <w:pPr>
-              <w:pStyle w:val="ListParagraph"/>
-              <w:spacing w:lineRule="auto" w:line="240"/>
+              <w:spacing w:lineRule="auto" w:line="240" w:before="0" w:after="0"/>
+              <w:contextualSpacing/>
               <w:jc w:val="left"/>
               <w:rPr/>
             </w:pPr>
@@ -604,23 +584,7 @@
                 <w:szCs w:val="24"/>
                 <w:lang w:val="en-US" w:eastAsia="ru-RU"/>
               </w:rPr>
-              <w:t>lear</w:t>
-            </w:r>
-            <w:r>
-              <w:rPr>
-                <w:sz w:val="24"/>
-                <w:szCs w:val="24"/>
-                <w:lang w:val="en-US" w:eastAsia="ru-RU"/>
-              </w:rPr>
-              <w:t xml:space="preserve">n, </w:t>
-            </w:r>
-            <w:r>
-              <w:rPr>
-                <w:sz w:val="24"/>
-                <w:szCs w:val="24"/>
-                <w:lang w:val="en-US" w:eastAsia="ru-RU"/>
-              </w:rPr>
-              <w:t>XGBoost</w:t>
+              <w:t>learn, XGBoost</w:t>
             </w:r>
             <w:r>
               <w:rPr>
@@ -634,22 +598,8 @@
           <w:p>
             <w:pPr>
               <w:pStyle w:val="ListParagraph"/>
-              <w:spacing w:lineRule="auto" w:line="240"/>
-              <w:jc w:val="left"/>
-              <w:rPr>
-                <w:sz w:val="24"/>
-                <w:szCs w:val="24"/>
-                <w:lang w:val="ru-RU" w:eastAsia="ru-RU"/>
-              </w:rPr>
-            </w:pPr>
-            <w:r>
-              <w:rPr/>
-            </w:r>
-          </w:p>
-          <w:p>
-            <w:pPr>
-              <w:pStyle w:val="ListParagraph"/>
-              <w:spacing w:lineRule="auto" w:line="240"/>
+              <w:spacing w:lineRule="auto" w:line="240" w:before="0" w:after="0"/>
+              <w:contextualSpacing/>
               <w:jc w:val="left"/>
               <w:rPr/>
             </w:pPr>
@@ -659,23 +609,7 @@
                 <w:szCs w:val="24"/>
                 <w:lang w:val="ru-RU" w:eastAsia="ru-RU"/>
               </w:rPr>
-              <w:t>В</w:t>
-            </w:r>
-            <w:r>
-              <w:rPr>
-                <w:sz w:val="24"/>
-                <w:szCs w:val="24"/>
-                <w:lang w:val="ru-RU" w:eastAsia="ru-RU"/>
-              </w:rPr>
-              <w:t>не</w:t>
-            </w:r>
-            <w:r>
-              <w:rPr>
-                <w:sz w:val="24"/>
-                <w:szCs w:val="24"/>
-                <w:lang w:val="ru-RU" w:eastAsia="ru-RU"/>
-              </w:rPr>
-              <w:t>шние</w:t>
+              <w:t>Внешние</w:t>
             </w:r>
             <w:r>
               <w:rPr>
@@ -698,15 +632,22 @@
               </w:rPr>
             </w:pPr>
             <w:r>
-              <w:rPr/>
+              <w:rPr>
+                <w:sz w:val="24"/>
+                <w:szCs w:val="24"/>
+                <w:lang w:eastAsia="ru-RU"/>
+              </w:rPr>
             </w:r>
           </w:p>
           <w:p>
             <w:pPr>
               <w:pStyle w:val="Normal"/>
-              <w:spacing w:lineRule="auto" w:line="240"/>
+              <w:spacing w:lineRule="auto" w:line="240" w:before="0" w:after="0"/>
               <w:jc w:val="left"/>
-              <w:rPr/>
+              <w:rPr>
+                <w:sz w:val="24"/>
+                <w:szCs w:val="24"/>
+              </w:rPr>
             </w:pPr>
             <w:r>
               <w:rPr>
@@ -720,9 +661,12 @@
           <w:p>
             <w:pPr>
               <w:pStyle w:val="Normal"/>
-              <w:spacing w:lineRule="auto" w:line="240"/>
+              <w:spacing w:lineRule="auto" w:line="240" w:before="0" w:after="0"/>
               <w:jc w:val="left"/>
-              <w:rPr/>
+              <w:rPr>
+                <w:sz w:val="24"/>
+                <w:szCs w:val="24"/>
+              </w:rPr>
             </w:pPr>
             <w:r>
               <w:rPr>
@@ -744,9 +688,12 @@
           <w:p>
             <w:pPr>
               <w:pStyle w:val="Normal"/>
-              <w:spacing w:lineRule="auto" w:line="240"/>
+              <w:spacing w:lineRule="auto" w:line="240" w:before="0" w:after="0"/>
               <w:jc w:val="left"/>
-              <w:rPr/>
+              <w:rPr>
+                <w:sz w:val="24"/>
+                <w:szCs w:val="24"/>
+              </w:rPr>
             </w:pPr>
             <w:r>
               <w:rPr>
@@ -759,10 +706,16 @@
           </w:p>
           <w:p>
             <w:pPr>
-              <w:pStyle w:val="ListParagraph"/>
-              <w:spacing w:lineRule="auto" w:line="240" w:before="0" w:after="159"/>
-              <w:ind w:hanging="0" w:left="0"/>
-              <w:contextualSpacing w:val="false"/>
+              <w:pStyle w:val="TOC1"/>
+              <w:widowControl/>
+              <w:tabs>
+                <w:tab w:val="clear" w:pos="708"/>
+                <w:tab w:val="right" w:pos="9355" w:leader="dot"/>
+              </w:tabs>
+              <w:suppressAutoHyphens w:val="true"/>
+              <w:overflowPunct w:val="false"/>
+              <w:bidi w:val="0"/>
+              <w:spacing w:lineRule="auto" w:line="240"/>
               <w:jc w:val="left"/>
               <w:rPr/>
             </w:pPr>
@@ -770,17 +723,211 @@
               <w:rPr>
                 <w:sz w:val="24"/>
                 <w:szCs w:val="24"/>
-                <w:lang w:eastAsia="ru-RU"/>
+                <w:lang w:val="ru-RU"/>
               </w:rPr>
-              <w:t>Глава 1. Теоретическая основа исследования</w:t>
+              <w:t xml:space="preserve">Глава </w:t>
+            </w:r>
+            <w:hyperlink w:anchor="__RefHeading___Toc37927_2829662935">
+              <w:r>
+                <w:rPr>
+                  <w:rStyle w:val="Style16"/>
+                  <w:sz w:val="24"/>
+                  <w:szCs w:val="24"/>
+                  <w:lang w:val="ru-RU"/>
+                </w:rPr>
+                <w:t>1. Теоретическая основа исследования</w:t>
+              </w:r>
+            </w:hyperlink>
+          </w:p>
+          <w:p>
+            <w:pPr>
+              <w:pStyle w:val="TOC2"/>
+              <w:widowControl/>
+              <w:tabs>
+                <w:tab w:val="clear" w:pos="708"/>
+                <w:tab w:val="right" w:pos="9355" w:leader="dot"/>
+              </w:tabs>
+              <w:suppressAutoHyphens w:val="true"/>
+              <w:overflowPunct w:val="false"/>
+              <w:bidi w:val="0"/>
+              <w:spacing w:lineRule="auto" w:line="240"/>
+              <w:ind w:left="220"/>
+              <w:jc w:val="left"/>
+              <w:rPr>
+                <w:sz w:val="24"/>
+                <w:szCs w:val="24"/>
+              </w:rPr>
+            </w:pPr>
+            <w:r>
+              <w:rPr>
+                <w:sz w:val="24"/>
+                <w:szCs w:val="24"/>
+              </w:rPr>
+              <w:t>1.1 Методы и модели анализа данных для оценки благонадежности поставщика товаров</w:t>
             </w:r>
           </w:p>
           <w:p>
             <w:pPr>
-              <w:pStyle w:val="ListParagraph"/>
-              <w:spacing w:lineRule="auto" w:line="240" w:before="0" w:after="159"/>
-              <w:ind w:hanging="0" w:left="0"/>
-              <w:contextualSpacing w:val="false"/>
+              <w:pStyle w:val="TOC2"/>
+              <w:tabs>
+                <w:tab w:val="clear" w:pos="708"/>
+                <w:tab w:val="right" w:pos="9355" w:leader="dot"/>
+              </w:tabs>
+              <w:spacing w:lineRule="auto" w:line="240"/>
+              <w:jc w:val="left"/>
+              <w:rPr/>
+            </w:pPr>
+            <w:hyperlink w:anchor="__RefHeading___Toc22173_2829662935">
+              <w:r>
+                <w:rPr>
+                  <w:rStyle w:val="Style16"/>
+                  <w:sz w:val="24"/>
+                  <w:szCs w:val="24"/>
+                </w:rPr>
+                <w:t>1.2 Характеристика деятельности АО "РТК"</w:t>
+              </w:r>
+            </w:hyperlink>
+          </w:p>
+          <w:p>
+            <w:pPr>
+              <w:pStyle w:val="TOC2"/>
+              <w:tabs>
+                <w:tab w:val="clear" w:pos="708"/>
+                <w:tab w:val="right" w:pos="9355" w:leader="dot"/>
+              </w:tabs>
+              <w:spacing w:lineRule="auto" w:line="240"/>
+              <w:jc w:val="left"/>
+              <w:rPr/>
+            </w:pPr>
+            <w:hyperlink w:anchor="__RefHeading___Toc22175_2829662935">
+              <w:r>
+                <w:rPr>
+                  <w:rStyle w:val="Style16"/>
+                  <w:sz w:val="24"/>
+                  <w:szCs w:val="24"/>
+                </w:rPr>
+                <w:t>1.3 Организационная структура управления АО "РТК"</w:t>
+              </w:r>
+            </w:hyperlink>
+          </w:p>
+          <w:p>
+            <w:pPr>
+              <w:pStyle w:val="TOC2"/>
+              <w:tabs>
+                <w:tab w:val="clear" w:pos="708"/>
+                <w:tab w:val="right" w:pos="9355" w:leader="dot"/>
+              </w:tabs>
+              <w:spacing w:lineRule="auto" w:line="240"/>
+              <w:jc w:val="left"/>
+              <w:rPr/>
+            </w:pPr>
+            <w:hyperlink w:anchor="__RefHeading___Toc22177_2829662935">
+              <w:r>
+                <w:rPr>
+                  <w:rStyle w:val="Style16"/>
+                  <w:sz w:val="24"/>
+                  <w:szCs w:val="24"/>
+                </w:rPr>
+                <w:t>1.4 Описание и анализ бизнес процесса закупки товаров</w:t>
+              </w:r>
+            </w:hyperlink>
+          </w:p>
+          <w:p>
+            <w:pPr>
+              <w:pStyle w:val="TOC2"/>
+              <w:tabs>
+                <w:tab w:val="clear" w:pos="708"/>
+                <w:tab w:val="right" w:pos="9355" w:leader="dot"/>
+              </w:tabs>
+              <w:spacing w:lineRule="auto" w:line="240"/>
+              <w:jc w:val="left"/>
+              <w:rPr/>
+            </w:pPr>
+            <w:hyperlink w:anchor="__RefHeading___Toc22179_2829662935">
+              <w:r>
+                <w:rPr>
+                  <w:rStyle w:val="Style16"/>
+                  <w:sz w:val="24"/>
+                  <w:szCs w:val="24"/>
+                </w:rPr>
+                <w:t>1.5 Анализ процесса оценки благонадёжности и выбора поставщика</w:t>
+              </w:r>
+            </w:hyperlink>
+          </w:p>
+          <w:p>
+            <w:pPr>
+              <w:pStyle w:val="TOC2"/>
+              <w:tabs>
+                <w:tab w:val="clear" w:pos="708"/>
+                <w:tab w:val="right" w:pos="9355" w:leader="dot"/>
+              </w:tabs>
+              <w:spacing w:lineRule="auto" w:line="240"/>
+              <w:jc w:val="left"/>
+              <w:rPr/>
+            </w:pPr>
+            <w:hyperlink w:anchor="__RefHeading___Toc22181_2829662935">
+              <w:r>
+                <w:rPr>
+                  <w:rStyle w:val="Style16"/>
+                  <w:sz w:val="24"/>
+                  <w:szCs w:val="24"/>
+                </w:rPr>
+                <w:t>1.6 Анализ недостатков и формирование предложений по автоматизации бизнес-процесса</w:t>
+              </w:r>
+            </w:hyperlink>
+          </w:p>
+          <w:p>
+            <w:pPr>
+              <w:pStyle w:val="TOC2"/>
+              <w:tabs>
+                <w:tab w:val="clear" w:pos="708"/>
+                <w:tab w:val="right" w:pos="9355" w:leader="dot"/>
+              </w:tabs>
+              <w:spacing w:lineRule="auto" w:line="240"/>
+              <w:jc w:val="left"/>
+              <w:rPr/>
+            </w:pPr>
+            <w:hyperlink w:anchor="__RefHeading___Toc22183_2829662935">
+              <w:r>
+                <w:rPr>
+                  <w:rStyle w:val="Style16"/>
+                  <w:sz w:val="24"/>
+                  <w:szCs w:val="24"/>
+                </w:rPr>
+                <w:t>1.7 Обзор существующих решений для автоматизации бизнес-процесса</w:t>
+              </w:r>
+            </w:hyperlink>
+          </w:p>
+          <w:p>
+            <w:pPr>
+              <w:pStyle w:val="TOC2"/>
+              <w:tabs>
+                <w:tab w:val="clear" w:pos="708"/>
+                <w:tab w:val="right" w:pos="9355" w:leader="dot"/>
+              </w:tabs>
+              <w:spacing w:lineRule="auto" w:line="240"/>
+              <w:jc w:val="left"/>
+              <w:rPr/>
+            </w:pPr>
+            <w:hyperlink w:anchor="__RefHeading___Toc22185_2829662935">
+              <w:r>
+                <w:rPr>
+                  <w:rStyle w:val="Style16"/>
+                  <w:sz w:val="24"/>
+                  <w:szCs w:val="24"/>
+                </w:rPr>
+                <w:t>1.8 Обоснование выбора среды для разработки информационной системы</w:t>
+              </w:r>
+            </w:hyperlink>
+          </w:p>
+          <w:p>
+            <w:pPr>
+              <w:pStyle w:val="TOC1"/>
+              <w:tabs>
+                <w:tab w:val="clear" w:pos="708"/>
+                <w:tab w:val="right" w:pos="9355" w:leader="dot"/>
+              </w:tabs>
+              <w:spacing w:lineRule="auto" w:line="240"/>
               <w:jc w:val="left"/>
               <w:rPr/>
             </w:pPr>
@@ -788,17 +935,72 @@
               <w:rPr>
                 <w:sz w:val="24"/>
                 <w:szCs w:val="24"/>
-                <w:lang w:eastAsia="ru-RU"/>
               </w:rPr>
-              <w:t>Глава 2. Архитектурное решение</w:t>
+              <w:t xml:space="preserve">Глава </w:t>
             </w:r>
+            <w:hyperlink w:anchor="__RefHeading___Toc22187_2829662935">
+              <w:r>
+                <w:rPr>
+                  <w:rStyle w:val="Style16"/>
+                  <w:sz w:val="24"/>
+                  <w:szCs w:val="24"/>
+                </w:rPr>
+                <w:t>2. Архитектурное решение</w:t>
+              </w:r>
+            </w:hyperlink>
           </w:p>
           <w:p>
             <w:pPr>
-              <w:pStyle w:val="ListParagraph"/>
-              <w:spacing w:lineRule="auto" w:line="240" w:before="0" w:after="159"/>
-              <w:ind w:hanging="0" w:left="0"/>
-              <w:contextualSpacing w:val="false"/>
+              <w:pStyle w:val="TOC2"/>
+              <w:tabs>
+                <w:tab w:val="clear" w:pos="708"/>
+                <w:tab w:val="right" w:pos="9355" w:leader="dot"/>
+              </w:tabs>
+              <w:spacing w:lineRule="auto" w:line="240"/>
+              <w:jc w:val="left"/>
+              <w:rPr/>
+            </w:pPr>
+            <w:hyperlink w:anchor="__RefHeading___Toc22189_2829662935">
+              <w:r>
+                <w:rPr>
+                  <w:rStyle w:val="Style16"/>
+                  <w:sz w:val="24"/>
+                  <w:szCs w:val="24"/>
+                </w:rPr>
+                <w:t>2.1. Проектирование физической модели базы данных</w:t>
+              </w:r>
+            </w:hyperlink>
+          </w:p>
+          <w:p>
+            <w:pPr>
+              <w:pStyle w:val="TOC2"/>
+              <w:tabs>
+                <w:tab w:val="clear" w:pos="708"/>
+                <w:tab w:val="right" w:pos="9355" w:leader="dot"/>
+              </w:tabs>
+              <w:spacing w:lineRule="auto" w:line="240"/>
+              <w:jc w:val="left"/>
+              <w:rPr/>
+            </w:pPr>
+            <w:hyperlink w:anchor="__RefHeading___Toc22191_2829662935">
+              <w:r>
+                <w:rPr>
+                  <w:rStyle w:val="Style16"/>
+                  <w:sz w:val="24"/>
+                  <w:szCs w:val="24"/>
+                </w:rPr>
+                <w:t>2.2. Данные с точки зрения технологии 1С</w:t>
+              </w:r>
+            </w:hyperlink>
+          </w:p>
+          <w:p>
+            <w:pPr>
+              <w:pStyle w:val="TOC1"/>
+              <w:tabs>
+                <w:tab w:val="clear" w:pos="708"/>
+                <w:tab w:val="right" w:pos="9355" w:leader="dot"/>
+              </w:tabs>
+              <w:spacing w:lineRule="auto" w:line="240"/>
               <w:jc w:val="left"/>
               <w:rPr/>
             </w:pPr>
@@ -806,17 +1008,109 @@
               <w:rPr>
                 <w:sz w:val="24"/>
                 <w:szCs w:val="24"/>
-                <w:lang w:eastAsia="ru-RU"/>
               </w:rPr>
-              <w:t>Глава 3. Техническая реализация</w:t>
+              <w:t xml:space="preserve">Глава </w:t>
+            </w:r>
+            <w:hyperlink w:anchor="__RefHeading___Toc37925_2829662935">
+              <w:r>
+                <w:rPr>
+                  <w:rStyle w:val="Style16"/>
+                  <w:sz w:val="24"/>
+                  <w:szCs w:val="24"/>
+                </w:rPr>
+                <w:t>3. Техническая реализация</w:t>
+              </w:r>
+            </w:hyperlink>
+          </w:p>
+          <w:p>
+            <w:pPr>
+              <w:pStyle w:val="TOC2"/>
+              <w:tabs>
+                <w:tab w:val="clear" w:pos="708"/>
+                <w:tab w:val="right" w:pos="9355" w:leader="dot"/>
+              </w:tabs>
+              <w:spacing w:lineRule="auto" w:line="240"/>
+              <w:jc w:val="left"/>
+              <w:rPr/>
+            </w:pPr>
+            <w:hyperlink w:anchor="__RefHeading___Toc22193_2829662935">
+              <w:r>
+                <w:rPr>
+                  <w:rStyle w:val="Style16"/>
+                  <w:sz w:val="24"/>
+                  <w:szCs w:val="24"/>
+                </w:rPr>
+                <w:t>3.1. Разработка информационной системы 1С</w:t>
+              </w:r>
+            </w:hyperlink>
+          </w:p>
+          <w:p>
+            <w:pPr>
+              <w:pStyle w:val="TOC2"/>
+              <w:tabs>
+                <w:tab w:val="clear" w:pos="708"/>
+                <w:tab w:val="right" w:pos="9355" w:leader="dot"/>
+              </w:tabs>
+              <w:spacing w:lineRule="auto" w:line="240"/>
+              <w:jc w:val="left"/>
+              <w:rPr/>
+            </w:pPr>
+            <w:hyperlink w:anchor="__RefHeading___Toc3368_4046097046">
+              <w:r>
+                <w:rPr>
+                  <w:rStyle w:val="Style16"/>
+                  <w:sz w:val="24"/>
+                  <w:szCs w:val="24"/>
+                </w:rPr>
+                <w:t>3.2. Проектирование информационной системы Python</w:t>
+              </w:r>
+            </w:hyperlink>
+          </w:p>
+          <w:p>
+            <w:pPr>
+              <w:pStyle w:val="TOC1"/>
+              <w:widowControl/>
+              <w:tabs>
+                <w:tab w:val="clear" w:pos="708"/>
+                <w:tab w:val="right" w:pos="9355" w:leader="dot"/>
+              </w:tabs>
+              <w:suppressAutoHyphens w:val="true"/>
+              <w:overflowPunct w:val="false"/>
+              <w:bidi w:val="0"/>
+              <w:spacing w:lineRule="auto" w:line="240" w:before="0" w:after="100"/>
+              <w:jc w:val="left"/>
+              <w:rPr>
+                <w:sz w:val="24"/>
+                <w:szCs w:val="24"/>
+              </w:rPr>
+            </w:pPr>
+            <w:r>
+              <w:rPr>
+                <w:rFonts w:eastAsia="Calibri" w:cs="Tahoma"/>
+                <w:color w:val="auto"/>
+                <w:kern w:val="0"/>
+                <w:sz w:val="24"/>
+                <w:szCs w:val="24"/>
+                <w:lang w:val="ru-RU" w:eastAsia="en-US" w:bidi="ar-SA"/>
+              </w:rPr>
+              <w:t>Глава 4</w:t>
+            </w:r>
+            <w:r>
+              <w:rPr>
+                <w:sz w:val="24"/>
+                <w:szCs w:val="24"/>
+              </w:rPr>
+              <w:t>. Тестирование и опытная эксплуатация информационной системы</w:t>
             </w:r>
           </w:p>
           <w:p>
             <w:pPr>
-              <w:pStyle w:val="ListParagraph"/>
-              <w:spacing w:lineRule="auto" w:line="240" w:before="0" w:after="159"/>
-              <w:ind w:hanging="0" w:left="0"/>
-              <w:contextualSpacing w:val="false"/>
+              <w:pStyle w:val="TOC1"/>
+              <w:tabs>
+                <w:tab w:val="clear" w:pos="708"/>
+                <w:tab w:val="right" w:pos="9355" w:leader="dot"/>
+              </w:tabs>
+              <w:spacing w:lineRule="auto" w:line="240"/>
               <w:jc w:val="left"/>
               <w:rPr/>
             </w:pPr>
@@ -824,37 +1118,100 @@
               <w:rPr>
                 <w:sz w:val="24"/>
                 <w:szCs w:val="24"/>
-                <w:lang w:eastAsia="ru-RU"/>
               </w:rPr>
-              <w:t>Глава 4. Тестирование и опытная эксплуатация</w:t>
+              <w:t xml:space="preserve">Глава </w:t>
             </w:r>
+            <w:hyperlink w:anchor="__RefHeading___Toc22203_2829662935">
+              <w:r>
+                <w:rPr>
+                  <w:rStyle w:val="Style16"/>
+                  <w:sz w:val="24"/>
+                  <w:szCs w:val="24"/>
+                </w:rPr>
+                <w:t>5. Оценка экономической эффективности проекта</w:t>
+              </w:r>
+            </w:hyperlink>
           </w:p>
           <w:p>
             <w:pPr>
-              <w:pStyle w:val="ListParagraph"/>
-              <w:spacing w:lineRule="auto" w:line="240" w:before="0" w:after="159"/>
-              <w:ind w:hanging="0" w:left="0"/>
-              <w:contextualSpacing w:val="false"/>
+              <w:pStyle w:val="TOC2"/>
+              <w:tabs>
+                <w:tab w:val="clear" w:pos="708"/>
+                <w:tab w:val="right" w:pos="9355" w:leader="dot"/>
+              </w:tabs>
+              <w:spacing w:lineRule="auto" w:line="240"/>
               <w:jc w:val="left"/>
               <w:rPr/>
             </w:pPr>
-            <w:r>
+            <w:hyperlink w:anchor="__RefHeading___Toc22205_2829662935">
+              <w:r>
+                <w:rPr>
+                  <w:rStyle w:val="Style16"/>
+                  <w:sz w:val="24"/>
+                  <w:szCs w:val="24"/>
+                </w:rPr>
+                <w:t>5.1. Расчет затрат на разработку</w:t>
+              </w:r>
+            </w:hyperlink>
+          </w:p>
+          <w:p>
+            <w:pPr>
+              <w:pStyle w:val="TOC2"/>
+              <w:tabs>
+                <w:tab w:val="clear" w:pos="708"/>
+                <w:tab w:val="right" w:pos="9355" w:leader="dot"/>
+              </w:tabs>
+              <w:spacing w:lineRule="auto" w:line="240"/>
+              <w:jc w:val="left"/>
+              <w:rPr/>
+            </w:pPr>
+            <w:hyperlink w:anchor="__RefHeading___Toc22207_2829662935">
+              <w:r>
+                <w:rPr>
+                  <w:rStyle w:val="Style16"/>
+                  <w:sz w:val="24"/>
+                  <w:szCs w:val="24"/>
+                </w:rPr>
+                <w:t>5.2. Содержание и эксплуатация вычислительное техники</w:t>
+              </w:r>
+            </w:hyperlink>
+          </w:p>
+          <w:p>
+            <w:pPr>
+              <w:pStyle w:val="TOC2"/>
+              <w:tabs>
+                <w:tab w:val="clear" w:pos="708"/>
+                <w:tab w:val="right" w:pos="9355" w:leader="dot"/>
+              </w:tabs>
+              <w:spacing w:lineRule="auto" w:line="240"/>
+              <w:jc w:val="left"/>
+              <w:rPr/>
+            </w:pPr>
+            <w:hyperlink w:anchor="__RefHeading___Toc22209_2829662935">
+              <w:r>
+                <w:rPr>
+                  <w:rStyle w:val="Style16"/>
+                  <w:sz w:val="24"/>
+                  <w:szCs w:val="24"/>
+                  <w:lang w:eastAsia="ru-RU"/>
+                </w:rPr>
+                <w:t>5.3. Экономический эффект</w:t>
+              </w:r>
+            </w:hyperlink>
+          </w:p>
+          <w:p>
+            <w:pPr>
+              <w:pStyle w:val="Normal"/>
+              <w:tabs>
+                <w:tab w:val="clear" w:pos="708"/>
+                <w:tab w:val="right" w:pos="9355" w:leader="dot"/>
+              </w:tabs>
+              <w:spacing w:lineRule="auto" w:line="240" w:before="0" w:after="0"/>
+              <w:jc w:val="left"/>
               <w:rPr>
                 <w:sz w:val="24"/>
                 <w:szCs w:val="24"/>
-                <w:lang w:eastAsia="ru-RU"/>
               </w:rPr>
-              <w:t>Глава 5. Оценка экономической эффективности</w:t>
-            </w:r>
-          </w:p>
-          <w:p>
-            <w:pPr>
-              <w:pStyle w:val="ListParagraph"/>
-              <w:spacing w:lineRule="auto" w:line="240" w:before="0" w:after="159"/>
-              <w:ind w:hanging="0" w:left="0"/>
-              <w:contextualSpacing w:val="false"/>
-              <w:jc w:val="left"/>
-              <w:rPr/>
             </w:pPr>
             <w:r>
               <w:rPr>
@@ -868,9 +1225,12 @@
           <w:p>
             <w:pPr>
               <w:pStyle w:val="Normal"/>
-              <w:spacing w:lineRule="auto" w:line="240" w:before="0" w:after="159"/>
+              <w:spacing w:lineRule="auto" w:line="240" w:before="0" w:after="102"/>
               <w:jc w:val="left"/>
-              <w:rPr/>
+              <w:rPr>
+                <w:sz w:val="24"/>
+                <w:szCs w:val="24"/>
+              </w:rPr>
             </w:pPr>
             <w:r>
               <w:rPr>
@@ -893,7 +1253,11 @@
               </w:rPr>
             </w:pPr>
             <w:r>
-              <w:rPr/>
+              <w:rPr>
+                <w:sz w:val="24"/>
+                <w:szCs w:val="24"/>
+                <w:lang w:eastAsia="ru-RU"/>
+              </w:rPr>
             </w:r>
           </w:p>
           <w:p>
@@ -924,7 +1288,11 @@
               </w:rPr>
             </w:pPr>
             <w:r>
-              <w:rPr/>
+              <w:rPr>
+                <w:sz w:val="24"/>
+                <w:szCs w:val="24"/>
+                <w:lang w:eastAsia="ru-RU"/>
+              </w:rPr>
             </w:r>
           </w:p>
           <w:p>
@@ -955,7 +1323,11 @@
               </w:rPr>
             </w:pPr>
             <w:r>
-              <w:rPr/>
+              <w:rPr>
+                <w:sz w:val="24"/>
+                <w:szCs w:val="24"/>
+                <w:lang w:eastAsia="ru-RU"/>
+              </w:rPr>
             </w:r>
           </w:p>
           <w:p>
@@ -986,7 +1358,11 @@
               </w:rPr>
             </w:pPr>
             <w:r>
-              <w:rPr/>
+              <w:rPr>
+                <w:sz w:val="24"/>
+                <w:szCs w:val="24"/>
+                <w:lang w:eastAsia="ru-RU"/>
+              </w:rPr>
             </w:r>
           </w:p>
           <w:p>
@@ -1082,17 +1458,6 @@
           <w:p>
             <w:pPr>
               <w:pStyle w:val="Normal"/>
-              <w:spacing w:lineRule="auto" w:line="276"/>
-              <w:jc w:val="left"/>
-              <w:rPr/>
-            </w:pPr>
-            <w:r>
-              <w:rPr/>
-            </w:r>
-          </w:p>
-          <w:p>
-            <w:pPr>
-              <w:pStyle w:val="Normal"/>
               <w:spacing w:lineRule="auto" w:line="240" w:before="0" w:after="0"/>
               <w:jc w:val="left"/>
               <w:rPr>
@@ -1108,7 +1473,298 @@
           <w:p>
             <w:pPr>
               <w:pStyle w:val="Normal"/>
+              <w:spacing w:lineRule="auto" w:line="240" w:before="57" w:after="57"/>
+              <w:jc w:val="left"/>
+              <w:rPr/>
+            </w:pPr>
+            <w:r>
+              <w:rPr>
+                <w:sz w:val="24"/>
+                <w:szCs w:val="24"/>
+                <w:lang w:eastAsia="ru-RU"/>
+              </w:rPr>
+              <w:t>Объем работы в % и сроки выполнения по разделам</w:t>
+            </w:r>
+          </w:p>
+          <w:p>
+            <w:pPr>
+              <w:pStyle w:val="Normal"/>
+              <w:spacing w:lineRule="auto" w:line="240" w:before="57" w:after="57"/>
+              <w:jc w:val="left"/>
+              <w:rPr/>
+            </w:pPr>
+            <w:r>
+              <w:rPr>
+                <w:sz w:val="24"/>
+                <w:szCs w:val="24"/>
+                <w:lang w:eastAsia="ru-RU"/>
+              </w:rPr>
+              <w:t>5% 15.01.2026</w:t>
+            </w:r>
+          </w:p>
+          <w:p>
+            <w:pPr>
+              <w:pStyle w:val="Normal"/>
+              <w:spacing w:lineRule="auto" w:line="240" w:before="57" w:after="57"/>
+              <w:jc w:val="left"/>
+              <w:rPr>
+                <w:sz w:val="24"/>
+                <w:szCs w:val="24"/>
+                <w:lang w:eastAsia="ru-RU"/>
+              </w:rPr>
+            </w:pPr>
+            <w:r>
+              <w:rPr/>
+            </w:r>
+          </w:p>
+          <w:p>
+            <w:pPr>
+              <w:pStyle w:val="Normal"/>
+              <w:spacing w:lineRule="auto" w:line="240" w:before="57" w:after="57"/>
+              <w:jc w:val="left"/>
+              <w:rPr>
+                <w:sz w:val="24"/>
+                <w:szCs w:val="24"/>
+                <w:lang w:eastAsia="ru-RU"/>
+              </w:rPr>
+            </w:pPr>
+            <w:r>
+              <w:rPr/>
+            </w:r>
+          </w:p>
+          <w:p>
+            <w:pPr>
+              <w:pStyle w:val="Normal"/>
+              <w:spacing w:lineRule="auto" w:line="240" w:before="57" w:after="57"/>
+              <w:jc w:val="left"/>
+              <w:rPr>
+                <w:sz w:val="24"/>
+                <w:szCs w:val="24"/>
+                <w:lang w:eastAsia="ru-RU"/>
+              </w:rPr>
+            </w:pPr>
+            <w:r>
+              <w:rPr/>
+            </w:r>
+          </w:p>
+          <w:p>
+            <w:pPr>
+              <w:pStyle w:val="Normal"/>
+              <w:spacing w:lineRule="auto" w:line="240" w:before="57" w:after="57"/>
+              <w:jc w:val="left"/>
+              <w:rPr>
+                <w:sz w:val="24"/>
+                <w:szCs w:val="24"/>
+                <w:lang w:eastAsia="ru-RU"/>
+              </w:rPr>
+            </w:pPr>
+            <w:r>
+              <w:rPr/>
+            </w:r>
+          </w:p>
+          <w:p>
+            <w:pPr>
+              <w:pStyle w:val="Normal"/>
+              <w:spacing w:lineRule="auto" w:line="240" w:before="57" w:after="57"/>
+              <w:jc w:val="left"/>
+              <w:rPr>
+                <w:sz w:val="24"/>
+                <w:szCs w:val="24"/>
+                <w:lang w:eastAsia="ru-RU"/>
+              </w:rPr>
+            </w:pPr>
+            <w:r>
+              <w:rPr/>
+            </w:r>
+          </w:p>
+          <w:p>
+            <w:pPr>
+              <w:pStyle w:val="Normal"/>
+              <w:spacing w:lineRule="auto" w:line="240" w:before="57" w:after="57"/>
+              <w:jc w:val="left"/>
+              <w:rPr>
+                <w:sz w:val="24"/>
+                <w:szCs w:val="24"/>
+                <w:lang w:eastAsia="ru-RU"/>
+              </w:rPr>
+            </w:pPr>
+            <w:r>
+              <w:rPr/>
+            </w:r>
+          </w:p>
+          <w:p>
+            <w:pPr>
+              <w:pStyle w:val="Normal"/>
+              <w:spacing w:lineRule="auto" w:line="240" w:before="57" w:after="57"/>
+              <w:jc w:val="left"/>
+              <w:rPr>
+                <w:sz w:val="24"/>
+                <w:szCs w:val="24"/>
+                <w:lang w:eastAsia="ru-RU"/>
+              </w:rPr>
+            </w:pPr>
+            <w:r>
+              <w:rPr/>
+            </w:r>
+          </w:p>
+          <w:p>
+            <w:pPr>
+              <w:pStyle w:val="Normal"/>
+              <w:spacing w:lineRule="auto" w:line="240" w:before="57" w:after="57"/>
+              <w:jc w:val="left"/>
+              <w:rPr>
+                <w:sz w:val="24"/>
+                <w:szCs w:val="24"/>
+                <w:lang w:eastAsia="ru-RU"/>
+              </w:rPr>
+            </w:pPr>
+            <w:r>
+              <w:rPr/>
+            </w:r>
+          </w:p>
+          <w:p>
+            <w:pPr>
+              <w:pStyle w:val="Normal"/>
+              <w:spacing w:lineRule="auto" w:line="240" w:before="57" w:after="57"/>
+              <w:jc w:val="left"/>
+              <w:rPr>
+                <w:sz w:val="24"/>
+                <w:szCs w:val="24"/>
+                <w:lang w:eastAsia="ru-RU"/>
+              </w:rPr>
+            </w:pPr>
+            <w:r>
+              <w:rPr/>
+            </w:r>
+          </w:p>
+          <w:p>
+            <w:pPr>
+              <w:pStyle w:val="Normal"/>
+              <w:spacing w:lineRule="auto" w:line="240" w:before="57" w:after="57"/>
+              <w:jc w:val="left"/>
+              <w:rPr>
+                <w:sz w:val="24"/>
+                <w:szCs w:val="24"/>
+                <w:lang w:eastAsia="ru-RU"/>
+              </w:rPr>
+            </w:pPr>
+            <w:r>
+              <w:rPr/>
+            </w:r>
+          </w:p>
+          <w:p>
+            <w:pPr>
+              <w:pStyle w:val="Normal"/>
               <w:spacing w:lineRule="auto" w:line="240" w:before="0" w:after="0"/>
+              <w:jc w:val="left"/>
+              <w:rPr/>
+            </w:pPr>
+            <w:r>
+              <w:rPr>
+                <w:sz w:val="24"/>
+                <w:szCs w:val="24"/>
+                <w:lang w:eastAsia="ru-RU"/>
+              </w:rPr>
+              <w:t>30% 3.02.2026</w:t>
+            </w:r>
+          </w:p>
+          <w:p>
+            <w:pPr>
+              <w:pStyle w:val="Normal"/>
+              <w:spacing w:lineRule="auto" w:line="240" w:before="57" w:after="57"/>
+              <w:jc w:val="left"/>
+              <w:rPr>
+                <w:sz w:val="24"/>
+                <w:szCs w:val="24"/>
+                <w:lang w:eastAsia="ru-RU"/>
+              </w:rPr>
+            </w:pPr>
+            <w:r>
+              <w:rPr/>
+            </w:r>
+          </w:p>
+          <w:p>
+            <w:pPr>
+              <w:pStyle w:val="Normal"/>
+              <w:spacing w:lineRule="auto" w:line="240" w:before="228" w:after="228"/>
+              <w:jc w:val="left"/>
+              <w:rPr/>
+            </w:pPr>
+            <w:r>
+              <w:rPr>
+                <w:sz w:val="24"/>
+                <w:szCs w:val="24"/>
+                <w:lang w:eastAsia="ru-RU"/>
+              </w:rPr>
+              <w:t>20% 15.03.2026</w:t>
+            </w:r>
+          </w:p>
+          <w:p>
+            <w:pPr>
+              <w:pStyle w:val="Normal"/>
+              <w:spacing w:lineRule="auto" w:line="240" w:before="57" w:after="57"/>
+              <w:jc w:val="left"/>
+              <w:rPr>
+                <w:sz w:val="24"/>
+                <w:szCs w:val="24"/>
+                <w:lang w:eastAsia="ru-RU"/>
+              </w:rPr>
+            </w:pPr>
+            <w:r>
+              <w:rPr/>
+            </w:r>
+          </w:p>
+          <w:p>
+            <w:pPr>
+              <w:pStyle w:val="Normal"/>
+              <w:spacing w:lineRule="auto" w:line="240" w:before="0" w:after="0"/>
+              <w:jc w:val="left"/>
+              <w:rPr/>
+            </w:pPr>
+            <w:r>
+              <w:rPr>
+                <w:sz w:val="24"/>
+                <w:szCs w:val="24"/>
+                <w:lang w:eastAsia="ru-RU"/>
+              </w:rPr>
+              <w:t>25% 25.04.2026</w:t>
+            </w:r>
+          </w:p>
+          <w:p>
+            <w:pPr>
+              <w:pStyle w:val="Normal"/>
+              <w:spacing w:lineRule="auto" w:line="240" w:before="57" w:after="57"/>
+              <w:jc w:val="left"/>
+              <w:rPr>
+                <w:sz w:val="24"/>
+                <w:szCs w:val="24"/>
+                <w:lang w:eastAsia="ru-RU"/>
+              </w:rPr>
+            </w:pPr>
+            <w:r>
+              <w:rPr/>
+            </w:r>
+          </w:p>
+          <w:p>
+            <w:pPr>
+              <w:pStyle w:val="Normal"/>
+              <w:spacing w:lineRule="auto" w:line="240" w:before="57" w:after="57"/>
+              <w:jc w:val="left"/>
+              <w:rPr/>
+            </w:pPr>
+            <w:r>
+              <w:rPr>
+                <w:sz w:val="24"/>
+                <w:szCs w:val="24"/>
+                <w:lang w:eastAsia="ru-RU"/>
+              </w:rPr>
+              <w:t>5% 5.05.2026</w:t>
+            </w:r>
+          </w:p>
+          <w:p>
+            <w:pPr>
+              <w:pStyle w:val="Normal"/>
+              <w:spacing w:lineRule="auto" w:line="240" w:before="57" w:after="57"/>
               <w:jc w:val="left"/>
               <w:rPr>
                 <w:sz w:val="24"/>
@@ -1148,28 +1804,13 @@
                 <w:szCs w:val="24"/>
                 <w:lang w:eastAsia="ru-RU"/>
               </w:rPr>
-              <w:t>Объем работы в % и сроки выполнения по разделам</w:t>
+              <w:t>10% 8.05.2026</w:t>
             </w:r>
           </w:p>
           <w:p>
             <w:pPr>
               <w:pStyle w:val="Normal"/>
-              <w:spacing w:lineRule="auto" w:line="240" w:before="0" w:after="0"/>
-              <w:jc w:val="left"/>
-              <w:rPr>
-                <w:sz w:val="24"/>
-                <w:szCs w:val="24"/>
-                <w:lang w:eastAsia="ru-RU"/>
-              </w:rPr>
-            </w:pPr>
-            <w:r>
-              <w:rPr/>
-            </w:r>
-          </w:p>
-          <w:p>
-            <w:pPr>
-              <w:pStyle w:val="Normal"/>
-              <w:spacing w:lineRule="auto" w:line="240" w:before="57" w:after="57"/>
+              <w:spacing w:lineRule="auto" w:line="240" w:before="114" w:after="114"/>
               <w:jc w:val="left"/>
               <w:rPr/>
             </w:pPr>
@@ -1179,183 +1820,7 @@
                 <w:szCs w:val="24"/>
                 <w:lang w:eastAsia="ru-RU"/>
               </w:rPr>
-              <w:t>5% 15.01.202</w:t>
-            </w:r>
-            <w:r>
-              <w:rPr>
-                <w:sz w:val="24"/>
-                <w:szCs w:val="24"/>
-                <w:lang w:eastAsia="ru-RU"/>
-              </w:rPr>
-              <w:t>6</w:t>
-            </w:r>
-          </w:p>
-          <w:p>
-            <w:pPr>
-              <w:pStyle w:val="Normal"/>
-              <w:spacing w:lineRule="auto" w:line="240" w:before="57" w:after="57"/>
-              <w:jc w:val="left"/>
-              <w:rPr/>
-            </w:pPr>
-            <w:r>
-              <w:rPr>
-                <w:sz w:val="24"/>
-                <w:szCs w:val="24"/>
-                <w:lang w:eastAsia="ru-RU"/>
-              </w:rPr>
-              <w:t>30% 3.02.202</w:t>
-            </w:r>
-            <w:r>
-              <w:rPr>
-                <w:sz w:val="24"/>
-                <w:szCs w:val="24"/>
-                <w:lang w:eastAsia="ru-RU"/>
-              </w:rPr>
-              <w:t>6</w:t>
-            </w:r>
-          </w:p>
-          <w:p>
-            <w:pPr>
-              <w:pStyle w:val="Normal"/>
-              <w:spacing w:lineRule="auto" w:line="240" w:before="57" w:after="57"/>
-              <w:jc w:val="left"/>
-              <w:rPr/>
-            </w:pPr>
-            <w:r>
-              <w:rPr>
-                <w:sz w:val="24"/>
-                <w:szCs w:val="24"/>
-                <w:lang w:eastAsia="ru-RU"/>
-              </w:rPr>
-              <w:t>20% 15.03.202</w:t>
-            </w:r>
-            <w:r>
-              <w:rPr>
-                <w:sz w:val="24"/>
-                <w:szCs w:val="24"/>
-                <w:lang w:eastAsia="ru-RU"/>
-              </w:rPr>
-              <w:t>6</w:t>
-            </w:r>
-          </w:p>
-          <w:p>
-            <w:pPr>
-              <w:pStyle w:val="Normal"/>
-              <w:spacing w:lineRule="auto" w:line="240" w:before="57" w:after="57"/>
-              <w:jc w:val="left"/>
-              <w:rPr/>
-            </w:pPr>
-            <w:r>
-              <w:rPr>
-                <w:sz w:val="24"/>
-                <w:szCs w:val="24"/>
-                <w:lang w:eastAsia="ru-RU"/>
-              </w:rPr>
-              <w:t>25</w:t>
-            </w:r>
-            <w:r>
-              <w:rPr>
-                <w:sz w:val="24"/>
-                <w:szCs w:val="24"/>
-                <w:lang w:eastAsia="ru-RU"/>
-              </w:rPr>
-              <w:t>% 25.04.202</w:t>
-            </w:r>
-            <w:r>
-              <w:rPr>
-                <w:sz w:val="24"/>
-                <w:szCs w:val="24"/>
-                <w:lang w:eastAsia="ru-RU"/>
-              </w:rPr>
-              <w:t>6</w:t>
-            </w:r>
-          </w:p>
-          <w:p>
-            <w:pPr>
-              <w:pStyle w:val="Normal"/>
-              <w:spacing w:lineRule="auto" w:line="240" w:before="57" w:after="57"/>
-              <w:jc w:val="left"/>
-              <w:rPr/>
-            </w:pPr>
-            <w:r>
-              <w:rPr>
-                <w:sz w:val="24"/>
-                <w:szCs w:val="24"/>
-                <w:lang w:eastAsia="ru-RU"/>
-              </w:rPr>
-              <w:t xml:space="preserve">5% </w:t>
-            </w:r>
-            <w:r>
-              <w:rPr>
-                <w:sz w:val="24"/>
-                <w:szCs w:val="24"/>
-                <w:lang w:eastAsia="ru-RU"/>
-              </w:rPr>
-              <w:t>5</w:t>
-            </w:r>
-            <w:r>
-              <w:rPr>
-                <w:sz w:val="24"/>
-                <w:szCs w:val="24"/>
-                <w:lang w:eastAsia="ru-RU"/>
-              </w:rPr>
-              <w:t>.05.2026</w:t>
-            </w:r>
-          </w:p>
-          <w:p>
-            <w:pPr>
-              <w:pStyle w:val="Normal"/>
-              <w:spacing w:lineRule="auto" w:line="240" w:before="57" w:after="57"/>
-              <w:jc w:val="left"/>
-              <w:rPr/>
-            </w:pPr>
-            <w:r>
-              <w:rPr>
-                <w:sz w:val="24"/>
-                <w:szCs w:val="24"/>
-                <w:lang w:eastAsia="ru-RU"/>
-              </w:rPr>
-              <w:t>10% 8.05.2026</w:t>
-            </w:r>
-          </w:p>
-          <w:p>
-            <w:pPr>
-              <w:pStyle w:val="Normal"/>
-              <w:spacing w:lineRule="auto" w:line="240" w:before="57" w:after="57"/>
-              <w:jc w:val="left"/>
-              <w:rPr/>
-            </w:pPr>
-            <w:r>
-              <w:rPr>
-                <w:sz w:val="24"/>
-                <w:szCs w:val="24"/>
-                <w:lang w:eastAsia="ru-RU"/>
-              </w:rPr>
-              <w:t>5% 1</w:t>
-            </w:r>
-            <w:r>
-              <w:rPr>
-                <w:sz w:val="24"/>
-                <w:szCs w:val="24"/>
-                <w:lang w:eastAsia="ru-RU"/>
-              </w:rPr>
-              <w:t>0</w:t>
-            </w:r>
-            <w:r>
-              <w:rPr>
-                <w:sz w:val="24"/>
-                <w:szCs w:val="24"/>
-                <w:lang w:eastAsia="ru-RU"/>
-              </w:rPr>
-              <w:t>.05.202</w:t>
-            </w:r>
-            <w:r>
-              <w:rPr>
-                <w:sz w:val="24"/>
-                <w:szCs w:val="24"/>
-                <w:lang w:eastAsia="ru-RU"/>
-              </w:rPr>
-              <w:t>6</w:t>
+              <w:t>5% 10.05.2026</w:t>
             </w:r>
           </w:p>
           <w:p>
@@ -1390,7 +1855,11 @@
         </w:rPr>
       </w:pPr>
       <w:r>
-        <w:rPr/>
+        <w:rPr>
+          <w:sz w:val="24"/>
+          <w:szCs w:val="24"/>
+          <w:lang w:eastAsia="ru-RU"/>
+        </w:rPr>
       </w:r>
     </w:p>
     <w:p>
@@ -1437,30 +1906,7 @@
           <w:u w:val="single"/>
           <w:lang w:eastAsia="ru-RU"/>
         </w:rPr>
-        <w:t xml:space="preserve">ст. преподаватель </w:t>
-      </w:r>
-      <w:r>
-        <w:rPr>
-          <w:sz w:val="24"/>
-          <w:szCs w:val="24"/>
-          <w:u w:val="single"/>
-          <w:lang w:eastAsia="ru-RU"/>
-        </w:rPr>
-        <w:t>Колобенина Дарья Сергеевна</w:t>
-      </w:r>
-      <w:r>
-        <w:rPr>
-          <w:sz w:val="24"/>
-          <w:szCs w:val="24"/>
-          <w:lang w:eastAsia="ru-RU"/>
-        </w:rPr>
-        <w:t>___</w:t>
-      </w:r>
-      <w:r>
-        <w:rPr>
-          <w:u w:val="single"/>
-        </w:rPr>
-        <w:t xml:space="preserve"> </w:t>
+        <w:t>ст. преподаватель Колобенина Дарья Сергеевна</w:t>
       </w:r>
     </w:p>
     <w:p>
@@ -1498,7 +1944,25 @@
           <w:szCs w:val="24"/>
           <w:lang w:eastAsia="ru-RU"/>
         </w:rPr>
-        <w:t>8. Срок сдачи студентом законченной ВКР: ________________________________________</w:t>
+        <w:t xml:space="preserve">8. Срок сдачи студентом законченной ВКР: </w:t>
+      </w:r>
+      <w:r>
+        <w:rPr>
+          <w:sz w:val="24"/>
+          <w:szCs w:val="24"/>
+          <w:u w:val="single"/>
+          <w:lang w:eastAsia="ru-RU"/>
+        </w:rPr>
+        <w:t>22 мая 2026 г</w:t>
+      </w:r>
+      <w:r>
+        <w:rPr>
+          <w:sz w:val="24"/>
+          <w:szCs w:val="24"/>
+          <w:u w:val="single"/>
+          <w:lang w:eastAsia="ru-RU"/>
+        </w:rPr>
+        <w:t>.</w:t>
       </w:r>
     </w:p>
     <w:p>
@@ -1513,7 +1977,24 @@
           <w:szCs w:val="24"/>
           <w:lang w:eastAsia="ru-RU"/>
         </w:rPr>
-        <w:t>Дата выдачи задания:___________________________________________________________</w:t>
+        <w:t xml:space="preserve">Дата выдачи задания: </w:t>
+      </w:r>
+      <w:r>
+        <w:rPr>
+          <w:sz w:val="24"/>
+          <w:szCs w:val="24"/>
+          <w:u w:val="single"/>
+          <w:lang w:eastAsia="ru-RU"/>
+        </w:rPr>
+        <w:t>20 февраля 2026г</w:t>
+      </w:r>
+      <w:r>
+        <w:rPr>
+          <w:sz w:val="24"/>
+          <w:szCs w:val="24"/>
+          <w:lang w:eastAsia="ru-RU"/>
+        </w:rPr>
+        <w:t>.</w:t>
       </w:r>
     </w:p>
     <w:p>
@@ -1528,7 +2009,7 @@
           <w:szCs w:val="24"/>
           <w:lang w:eastAsia="ru-RU"/>
         </w:rPr>
-        <w:t>Руководитель _________________</w:t>
+        <w:t xml:space="preserve">Руководитель ________________   </w:t>
       </w:r>
       <w:r>
         <w:rPr>
@@ -1537,7 +2018,25 @@
           <w:u w:val="single"/>
           <w:lang w:eastAsia="ru-RU"/>
         </w:rPr>
-        <w:t>к.э.н.,  доцент, Андреев Илья Александрович</w:t>
+        <w:t>к.э.н.,  доц</w:t>
+      </w:r>
+      <w:r>
+        <w:rPr>
+          <w:sz w:val="24"/>
+          <w:szCs w:val="24"/>
+          <w:u w:val="single"/>
+          <w:lang w:eastAsia="ru-RU"/>
+        </w:rPr>
+        <w:t>.</w:t>
+      </w:r>
+      <w:r>
+        <w:rPr>
+          <w:sz w:val="24"/>
+          <w:szCs w:val="24"/>
+          <w:u w:val="single"/>
+          <w:lang w:eastAsia="ru-RU"/>
+        </w:rPr>
+        <w:t xml:space="preserve"> Андреев Илья Александрович</w:t>
       </w:r>
       <w:r>
         <w:rPr>
@@ -1582,16 +2081,22 @@
     <w:p>
       <w:pPr>
         <w:pStyle w:val="Normal"/>
-        <w:spacing w:lineRule="auto" w:line="240" w:before="0" w:after="103"/>
-        <w:rPr/>
+        <w:spacing w:lineRule="auto" w:line="240"/>
+        <w:ind w:hanging="0"/>
+        <w:jc w:val="left"/>
+        <w:rPr>
+          <w:sz w:val="24"/>
+          <w:szCs w:val="24"/>
+        </w:rPr>
       </w:pPr>
       <w:r>
         <w:rPr>
           <w:sz w:val="24"/>
           <w:szCs w:val="24"/>
+          <w:u w:val="single"/>
           <w:lang w:eastAsia="ru-RU"/>
         </w:rPr>
-        <w:t>___________________________</w:t>
+        <w:t xml:space="preserve">                                                        </w:t>
       </w:r>
       <w:r>
         <w:rPr>
@@ -1600,7 +2105,7 @@
           <w:u w:val="single"/>
           <w:lang w:eastAsia="ru-RU"/>
         </w:rPr>
-        <w:t xml:space="preserve"> </w:t>
+        <w:t xml:space="preserve">Штатная                                                                     </w:t>
       </w:r>
       <w:r>
         <w:rPr>
@@ -1608,24 +2113,7 @@
           <w:szCs w:val="24"/>
           <w:lang w:eastAsia="ru-RU"/>
         </w:rPr>
-        <w:t>___________________________</w:t>
-      </w:r>
-      <w:r>
-        <w:rPr>
-          <w:sz w:val="24"/>
-          <w:szCs w:val="24"/>
-          <w:u w:val="single"/>
-          <w:lang w:eastAsia="ru-RU"/>
-        </w:rPr>
-        <w:t xml:space="preserve"> штатная </w:t>
-      </w:r>
-      <w:r>
-        <w:rPr>
-          <w:sz w:val="24"/>
-          <w:szCs w:val="24"/>
-          <w:lang w:eastAsia="ru-RU"/>
-        </w:rPr>
-        <w:t>___нагрузка</w:t>
+        <w:t>нагрузка</w:t>
       </w:r>
     </w:p>
     <w:p>
@@ -1647,7 +2135,7 @@
     <w:p>
       <w:pPr>
         <w:pStyle w:val="Normal"/>
-        <w:spacing w:lineRule="auto" w:line="240"/>
+        <w:spacing w:lineRule="auto" w:line="240" w:before="0" w:after="0"/>
         <w:rPr/>
       </w:pPr>
       <w:r>
@@ -1670,7 +2158,7 @@
     <w:p>
       <w:pPr>
         <w:pStyle w:val="Normal"/>
-        <w:spacing w:lineRule="auto" w:line="240" w:before="0" w:after="160"/>
+        <w:spacing w:lineRule="auto" w:line="240" w:before="0" w:after="0"/>
         <w:rPr/>
       </w:pPr>
       <w:r>
@@ -1749,255 +2237,6 @@
 </w:ftr>
 </file>
 
-<file path=word/numbering.xml><?xml version="1.0" encoding="utf-8"?>
-<w:numbering xmlns:w="http://schemas.openxmlformats.org/wordprocessingml/2006/main" xmlns:o="urn:schemas-microsoft-com:office:office" xmlns:r="http://schemas.openxmlformats.org/officeDocument/2006/relationships" xmlns:v="urn:schemas-microsoft-com:vml" xmlns:mc="http://schemas.openxmlformats.org/markup-compatibility/2006" xmlns:w14="http://schemas.microsoft.com/office/word/2010/wordml" mc:Ignorable="w14">
-  <w:abstractNum w:abstractNumId="1">
-    <w:lvl w:ilvl="0">
-      <w:start w:val="1"/>
-      <w:numFmt w:val="decimal"/>
-      <w:lvlText w:val="%1."/>
-      <w:lvlJc w:val="left"/>
-      <w:pPr>
-        <w:tabs>
-          <w:tab w:val="num" w:pos="0"/>
-        </w:tabs>
-        <w:ind w:left="720" w:hanging="360"/>
-      </w:pPr>
-      <w:rPr/>
-    </w:lvl>
-    <w:lvl w:ilvl="1">
-      <w:start w:val="1"/>
-      <w:numFmt w:val="lowerLetter"/>
-      <w:lvlText w:val="%2."/>
-      <w:lvlJc w:val="left"/>
-      <w:pPr>
-        <w:tabs>
-          <w:tab w:val="num" w:pos="0"/>
-        </w:tabs>
-        <w:ind w:left="1440" w:hanging="360"/>
-      </w:pPr>
-      <w:rPr/>
-    </w:lvl>
-    <w:lvl w:ilvl="2">
-      <w:start w:val="1"/>
-      <w:numFmt w:val="lowerRoman"/>
-      <w:lvlText w:val="%3."/>
-      <w:lvlJc w:val="right"/>
-      <w:pPr>
-        <w:tabs>
-          <w:tab w:val="num" w:pos="0"/>
-        </w:tabs>
-        <w:ind w:left="2160" w:hanging="180"/>
-      </w:pPr>
-      <w:rPr/>
-    </w:lvl>
-    <w:lvl w:ilvl="3">
-      <w:start w:val="1"/>
-      <w:numFmt w:val="decimal"/>
-      <w:lvlText w:val="%4."/>
-      <w:lvlJc w:val="left"/>
-      <w:pPr>
-        <w:tabs>
-          <w:tab w:val="num" w:pos="0"/>
-        </w:tabs>
-        <w:ind w:left="2880" w:hanging="360"/>
-      </w:pPr>
-      <w:rPr/>
-    </w:lvl>
-    <w:lvl w:ilvl="4">
-      <w:start w:val="1"/>
-      <w:numFmt w:val="lowerLetter"/>
-      <w:lvlText w:val="%5."/>
-      <w:lvlJc w:val="left"/>
-      <w:pPr>
-        <w:tabs>
-          <w:tab w:val="num" w:pos="0"/>
-        </w:tabs>
-        <w:ind w:left="3600" w:hanging="360"/>
-      </w:pPr>
-      <w:rPr/>
-    </w:lvl>
-    <w:lvl w:ilvl="5">
-      <w:start w:val="1"/>
-      <w:numFmt w:val="lowerRoman"/>
-      <w:lvlText w:val="%6."/>
-      <w:lvlJc w:val="right"/>
-      <w:pPr>
-        <w:tabs>
-          <w:tab w:val="num" w:pos="0"/>
-        </w:tabs>
-        <w:ind w:left="4320" w:hanging="180"/>
-      </w:pPr>
-      <w:rPr/>
-    </w:lvl>
-    <w:lvl w:ilvl="6">
-      <w:start w:val="1"/>
-      <w:numFmt w:val="decimal"/>
-      <w:lvlText w:val="%7."/>
-      <w:lvlJc w:val="left"/>
-      <w:pPr>
-        <w:tabs>
-          <w:tab w:val="num" w:pos="0"/>
-        </w:tabs>
-        <w:ind w:left="5040" w:hanging="360"/>
-      </w:pPr>
-      <w:rPr/>
-    </w:lvl>
-    <w:lvl w:ilvl="7">
-      <w:start w:val="1"/>
-      <w:numFmt w:val="lowerLetter"/>
-      <w:lvlText w:val="%8."/>
-      <w:lvlJc w:val="left"/>
-      <w:pPr>
-        <w:tabs>
-          <w:tab w:val="num" w:pos="0"/>
-        </w:tabs>
-        <w:ind w:left="5760" w:hanging="360"/>
-      </w:pPr>
-      <w:rPr/>
-    </w:lvl>
-    <w:lvl w:ilvl="8">
-      <w:start w:val="1"/>
-      <w:numFmt w:val="lowerRoman"/>
-      <w:lvlText w:val="%9."/>
-      <w:lvlJc w:val="right"/>
-      <w:pPr>
-        <w:tabs>
-          <w:tab w:val="num" w:pos="0"/>
-        </w:tabs>
-        <w:ind w:left="6480" w:hanging="180"/>
-      </w:pPr>
-      <w:rPr/>
-    </w:lvl>
-  </w:abstractNum>
-  <w:abstractNum w:abstractNumId="2">
-    <w:lvl w:ilvl="0">
-      <w:start w:val="1"/>
-      <w:numFmt w:val="none"/>
-      <w:suff w:val="nothing"/>
-      <w:lvlText w:val=""/>
-      <w:lvlJc w:val="left"/>
-      <w:pPr>
-        <w:tabs>
-          <w:tab w:val="num" w:pos="0"/>
-        </w:tabs>
-        <w:ind w:left="0" w:hanging="0"/>
-      </w:pPr>
-    </w:lvl>
-    <w:lvl w:ilvl="1">
-      <w:start w:val="1"/>
-      <w:numFmt w:val="none"/>
-      <w:suff w:val="nothing"/>
-      <w:lvlText w:val=""/>
-      <w:lvlJc w:val="left"/>
-      <w:pPr>
-        <w:tabs>
-          <w:tab w:val="num" w:pos="0"/>
-        </w:tabs>
-        <w:ind w:left="0" w:hanging="0"/>
-      </w:pPr>
-    </w:lvl>
-    <w:lvl w:ilvl="2">
-      <w:start w:val="1"/>
-      <w:numFmt w:val="none"/>
-      <w:suff w:val="nothing"/>
-      <w:lvlText w:val=""/>
-      <w:lvlJc w:val="left"/>
-      <w:pPr>
-        <w:tabs>
-          <w:tab w:val="num" w:pos="0"/>
-        </w:tabs>
-        <w:ind w:left="0" w:hanging="0"/>
-      </w:pPr>
-    </w:lvl>
-    <w:lvl w:ilvl="3">
-      <w:start w:val="1"/>
-      <w:numFmt w:val="none"/>
-      <w:suff w:val="nothing"/>
-      <w:lvlText w:val=""/>
-      <w:lvlJc w:val="left"/>
-      <w:pPr>
-        <w:tabs>
-          <w:tab w:val="num" w:pos="0"/>
-        </w:tabs>
-        <w:ind w:left="0" w:hanging="0"/>
-      </w:pPr>
-    </w:lvl>
-    <w:lvl w:ilvl="4">
-      <w:start w:val="1"/>
-      <w:numFmt w:val="none"/>
-      <w:suff w:val="nothing"/>
-      <w:lvlText w:val=""/>
-      <w:lvlJc w:val="left"/>
-      <w:pPr>
-        <w:tabs>
-          <w:tab w:val="num" w:pos="0"/>
-        </w:tabs>
-        <w:ind w:left="0" w:hanging="0"/>
-      </w:pPr>
-    </w:lvl>
-    <w:lvl w:ilvl="5">
-      <w:start w:val="1"/>
-      <w:numFmt w:val="none"/>
-      <w:suff w:val="nothing"/>
-      <w:lvlText w:val=""/>
-      <w:lvlJc w:val="left"/>
-      <w:pPr>
-        <w:tabs>
-          <w:tab w:val="num" w:pos="0"/>
-        </w:tabs>
-        <w:ind w:left="0" w:hanging="0"/>
-      </w:pPr>
-    </w:lvl>
-    <w:lvl w:ilvl="6">
-      <w:start w:val="1"/>
-      <w:numFmt w:val="none"/>
-      <w:suff w:val="nothing"/>
-      <w:lvlText w:val=""/>
-      <w:lvlJc w:val="left"/>
-      <w:pPr>
-        <w:tabs>
-          <w:tab w:val="num" w:pos="0"/>
-        </w:tabs>
-        <w:ind w:left="0" w:hanging="0"/>
-      </w:pPr>
-    </w:lvl>
-    <w:lvl w:ilvl="7">
-      <w:start w:val="1"/>
-      <w:numFmt w:val="none"/>
-      <w:suff w:val="nothing"/>
-      <w:lvlText w:val=""/>
-      <w:lvlJc w:val="left"/>
-      <w:pPr>
-        <w:tabs>
-          <w:tab w:val="num" w:pos="0"/>
-        </w:tabs>
-        <w:ind w:left="0" w:hanging="0"/>
-      </w:pPr>
-    </w:lvl>
-    <w:lvl w:ilvl="8">
-      <w:start w:val="1"/>
-      <w:numFmt w:val="none"/>
-      <w:suff w:val="nothing"/>
-      <w:lvlText w:val=""/>
-      <w:lvlJc w:val="left"/>
-      <w:pPr>
-        <w:tabs>
-          <w:tab w:val="num" w:pos="0"/>
-        </w:tabs>
-        <w:ind w:left="0" w:hanging="0"/>
-      </w:pPr>
-    </w:lvl>
-  </w:abstractNum>
-  <w:num w:numId="1">
-    <w:abstractNumId w:val="1"/>
-  </w:num>
-  <w:num w:numId="2">
-    <w:abstractNumId w:val="2"/>
-  </w:num>
-</w:numbering>
-</file>
-
 <file path=word/styles.xml><?xml version="1.0" encoding="utf-8"?>
 <w:styles xmlns:w="http://schemas.openxmlformats.org/wordprocessingml/2006/main" xmlns:w14="http://schemas.microsoft.com/office/word/2010/wordml" xmlns:mc="http://schemas.openxmlformats.org/markup-compatibility/2006" mc:Ignorable="w14">
   <w:docDefaults>
@@ -2021,7 +2260,7 @@
     <w:pPr>
       <w:widowControl/>
       <w:suppressAutoHyphens w:val="true"/>
-      <w:overflowPunct w:val="true"/>
+      <w:overflowPunct w:val="false"/>
       <w:bidi w:val="0"/>
       <w:spacing w:lineRule="auto" w:line="360" w:before="0" w:after="160"/>
       <w:jc w:val="both"/>
@@ -2295,6 +2534,13 @@
       <w:u w:val="single"/>
     </w:rPr>
   </w:style>
+  <w:style w:type="character" w:styleId="Hyperlink">
+    <w:name w:val="Hyperlink"/>
+    <w:rPr>
+      <w:color w:val="000080"/>
+      <w:u w:val="single"/>
+    </w:rPr>
+  </w:style>
   <w:style w:type="paragraph" w:styleId="Style19">
     <w:name w:val="Заголовок"/>
     <w:basedOn w:val="Normal"/>
@@ -2418,7 +2664,8 @@
     <w:next w:val="Normal"/>
     <w:autoRedefine/>
     <w:pPr>
-      <w:spacing w:before="0" w:after="100"/>
+      <w:spacing w:before="0" w:after="0"/>
+      <w:jc w:val="left"/>
     </w:pPr>
     <w:rPr/>
   </w:style>
@@ -2428,7 +2675,7 @@
     <w:next w:val="Normal"/>
     <w:autoRedefine/>
     <w:pPr>
-      <w:spacing w:before="0" w:after="100"/>
+      <w:spacing w:before="0" w:after="0"/>
       <w:ind w:left="220"/>
     </w:pPr>
     <w:rPr/>
@@ -2634,7 +2881,7 @@
     <w:pPr>
       <w:widowControl w:val="false"/>
       <w:suppressAutoHyphens w:val="true"/>
-      <w:overflowPunct w:val="false"/>
+      <w:overflowPunct w:val="true"/>
       <w:bidi w:val="0"/>
       <w:spacing w:before="0" w:after="0"/>
       <w:jc w:val="left"/>
@@ -2813,7 +3060,7 @@
     <w:pPr>
       <w:widowControl w:val="false"/>
       <w:suppressAutoHyphens w:val="true"/>
-      <w:overflowPunct w:val="false"/>
+      <w:overflowPunct w:val="true"/>
       <w:bidi w:val="0"/>
       <w:spacing w:lineRule="auto" w:line="216" w:before="283" w:after="0"/>
       <w:jc w:val="left"/>
@@ -3060,7 +3307,7 @@
     <w:pPr>
       <w:widowControl w:val="false"/>
       <w:suppressAutoHyphens w:val="true"/>
-      <w:overflowPunct w:val="false"/>
+      <w:overflowPunct w:val="true"/>
       <w:bidi w:val="0"/>
       <w:spacing w:lineRule="atLeast" w:line="0" w:before="0" w:after="0"/>
       <w:jc w:val="left"/>
@@ -3091,7 +3338,7 @@
     <w:pPr>
       <w:widowControl w:val="false"/>
       <w:suppressAutoHyphens w:val="true"/>
-      <w:overflowPunct w:val="false"/>
+      <w:overflowPunct w:val="true"/>
       <w:bidi w:val="0"/>
       <w:spacing w:before="0" w:after="0"/>
       <w:jc w:val="center"/>
@@ -3121,7 +3368,7 @@
     <w:pPr>
       <w:widowControl w:val="false"/>
       <w:suppressAutoHyphens w:val="true"/>
-      <w:overflowPunct w:val="false"/>
+      <w:overflowPunct w:val="true"/>
       <w:bidi w:val="0"/>
       <w:spacing w:before="0" w:after="0"/>
       <w:ind w:hanging="340" w:left="340"/>
@@ -3152,7 +3399,7 @@
     <w:pPr>
       <w:widowControl w:val="false"/>
       <w:suppressAutoHyphens w:val="true"/>
-      <w:overflowPunct w:val="false"/>
+      <w:overflowPunct w:val="true"/>
       <w:bidi w:val="0"/>
       <w:spacing w:before="0" w:after="0"/>
       <w:jc w:val="left"/>
@@ -3172,7 +3419,7 @@
     <w:pPr>
       <w:widowControl w:val="false"/>
       <w:suppressAutoHyphens w:val="true"/>
-      <w:overflowPunct w:val="false"/>
+      <w:overflowPunct w:val="true"/>
       <w:bidi w:val="0"/>
       <w:spacing w:before="0" w:after="0"/>
       <w:jc w:val="left"/>
@@ -3192,7 +3439,7 @@
     <w:pPr>
       <w:widowControl w:val="false"/>
       <w:suppressAutoHyphens w:val="true"/>
-      <w:overflowPunct w:val="false"/>
+      <w:overflowPunct w:val="true"/>
       <w:bidi w:val="0"/>
       <w:spacing w:before="0" w:after="0"/>
       <w:jc w:val="left"/>
@@ -3500,7 +3747,7 @@
     <w:pPr>
       <w:widowControl w:val="false"/>
       <w:suppressAutoHyphens w:val="true"/>
-      <w:overflowPunct w:val="false"/>
+      <w:overflowPunct w:val="true"/>
       <w:bidi w:val="0"/>
       <w:spacing w:before="0" w:after="0"/>
       <w:jc w:val="left"/>
@@ -3520,7 +3767,7 @@
     <w:pPr>
       <w:widowControl w:val="false"/>
       <w:suppressAutoHyphens w:val="true"/>
-      <w:overflowPunct w:val="false"/>
+      <w:overflowPunct w:val="true"/>
       <w:bidi w:val="0"/>
       <w:spacing w:before="0" w:after="0"/>
       <w:jc w:val="left"/>
@@ -3540,7 +3787,7 @@
     <w:pPr>
       <w:widowControl w:val="false"/>
       <w:suppressAutoHyphens w:val="true"/>
-      <w:overflowPunct w:val="false"/>
+      <w:overflowPunct w:val="true"/>
       <w:bidi w:val="0"/>
       <w:spacing w:before="0" w:after="0"/>
       <w:ind w:hanging="340" w:left="340"/>
@@ -3571,7 +3818,7 @@
     <w:pPr>
       <w:widowControl w:val="false"/>
       <w:suppressAutoHyphens w:val="true"/>
-      <w:overflowPunct w:val="false"/>
+      <w:overflowPunct w:val="true"/>
       <w:bidi w:val="0"/>
       <w:spacing w:lineRule="auto" w:line="216" w:before="283" w:after="0"/>
       <w:jc w:val="left"/>
@@ -3818,7 +4065,7 @@
     <w:pPr>
       <w:widowControl w:val="false"/>
       <w:suppressAutoHyphens w:val="true"/>
-      <w:overflowPunct w:val="false"/>
+      <w:overflowPunct w:val="true"/>
       <w:bidi w:val="0"/>
       <w:spacing w:before="0" w:after="0"/>
       <w:jc w:val="left"/>
@@ -3839,7 +4086,7 @@
     <w:pPr>
       <w:widowControl w:val="false"/>
       <w:suppressAutoHyphens w:val="true"/>
-      <w:overflowPunct w:val="false"/>
+      <w:overflowPunct w:val="true"/>
       <w:bidi w:val="0"/>
       <w:spacing w:before="0" w:after="0"/>
       <w:jc w:val="left"/>
@@ -3859,7 +4106,7 @@
     <w:pPr>
       <w:widowControl w:val="false"/>
       <w:suppressAutoHyphens w:val="true"/>
-      <w:overflowPunct w:val="false"/>
+      <w:overflowPunct w:val="true"/>
       <w:bidi w:val="0"/>
       <w:spacing w:before="0" w:after="0"/>
       <w:jc w:val="left"/>
@@ -3880,7 +4127,7 @@
     <w:pPr>
       <w:widowControl w:val="false"/>
       <w:suppressAutoHyphens w:val="true"/>
-      <w:overflowPunct w:val="false"/>
+      <w:overflowPunct w:val="true"/>
       <w:bidi w:val="0"/>
       <w:spacing w:before="0" w:after="0"/>
       <w:jc w:val="left"/>
@@ -3900,7 +4147,7 @@
     <w:pPr>
       <w:widowControl w:val="false"/>
       <w:suppressAutoHyphens w:val="true"/>
-      <w:overflowPunct w:val="false"/>
+      <w:overflowPunct w:val="true"/>
       <w:bidi w:val="0"/>
       <w:spacing w:before="0" w:after="0"/>
       <w:jc w:val="left"/>
@@ -3920,7 +4167,7 @@
     <w:pPr>
       <w:widowControl w:val="false"/>
       <w:suppressAutoHyphens w:val="true"/>
-      <w:overflowPunct w:val="false"/>
+      <w:overflowPunct w:val="true"/>
       <w:bidi w:val="0"/>
       <w:spacing w:before="0" w:after="0"/>
       <w:jc w:val="left"/>
@@ -3940,7 +4187,7 @@
     <w:pPr>
       <w:widowControl w:val="false"/>
       <w:suppressAutoHyphens w:val="true"/>
-      <w:overflowPunct w:val="false"/>
+      <w:overflowPunct w:val="true"/>
       <w:bidi w:val="0"/>
       <w:spacing w:before="0" w:after="0"/>
       <w:jc w:val="left"/>
@@ -3960,7 +4207,7 @@
     <w:pPr>
       <w:widowControl w:val="false"/>
       <w:suppressAutoHyphens w:val="true"/>
-      <w:overflowPunct w:val="false"/>
+      <w:overflowPunct w:val="true"/>
       <w:bidi w:val="0"/>
       <w:spacing w:before="0" w:after="0"/>
       <w:jc w:val="left"/>
@@ -3980,7 +4227,7 @@
     <w:pPr>
       <w:widowControl w:val="false"/>
       <w:suppressAutoHyphens w:val="true"/>
-      <w:overflowPunct w:val="false"/>
+      <w:overflowPunct w:val="true"/>
       <w:bidi w:val="0"/>
       <w:spacing w:before="0" w:after="0"/>
       <w:jc w:val="left"/>
@@ -4000,7 +4247,7 @@
     <w:pPr>
       <w:widowControl w:val="false"/>
       <w:suppressAutoHyphens w:val="true"/>
-      <w:overflowPunct w:val="false"/>
+      <w:overflowPunct w:val="true"/>
       <w:bidi w:val="0"/>
       <w:spacing w:before="0" w:after="0"/>
       <w:jc w:val="left"/>
@@ -4020,7 +4267,7 @@
     <w:pPr>
       <w:widowControl w:val="false"/>
       <w:suppressAutoHyphens w:val="true"/>
-      <w:overflowPunct w:val="false"/>
+      <w:overflowPunct w:val="true"/>
       <w:bidi w:val="0"/>
       <w:spacing w:before="0" w:after="0"/>
       <w:jc w:val="left"/>
@@ -4040,7 +4287,7 @@
     <w:pPr>
       <w:widowControl w:val="false"/>
       <w:suppressAutoHyphens w:val="true"/>
-      <w:overflowPunct w:val="false"/>
+      <w:overflowPunct w:val="true"/>
       <w:bidi w:val="0"/>
       <w:spacing w:before="0" w:after="0"/>
       <w:jc w:val="left"/>
@@ -4060,7 +4307,7 @@
     <w:pPr>
       <w:widowControl w:val="false"/>
       <w:suppressAutoHyphens w:val="true"/>
-      <w:overflowPunct w:val="false"/>
+      <w:overflowPunct w:val="true"/>
       <w:bidi w:val="0"/>
       <w:spacing w:before="0" w:after="0"/>
       <w:jc w:val="left"/>
@@ -4080,7 +4327,7 @@
     <w:pPr>
       <w:widowControl w:val="false"/>
       <w:suppressAutoHyphens w:val="true"/>
-      <w:overflowPunct w:val="false"/>
+      <w:overflowPunct w:val="true"/>
       <w:bidi w:val="0"/>
       <w:spacing w:before="0" w:after="0"/>
       <w:jc w:val="left"/>
@@ -4100,7 +4347,7 @@
     <w:pPr>
       <w:widowControl w:val="false"/>
       <w:suppressAutoHyphens w:val="true"/>
-      <w:overflowPunct w:val="false"/>
+      <w:overflowPunct w:val="true"/>
       <w:bidi w:val="0"/>
       <w:spacing w:before="0" w:after="0"/>
       <w:jc w:val="left"/>
@@ -4120,7 +4367,7 @@
     <w:pPr>
       <w:widowControl w:val="false"/>
       <w:suppressAutoHyphens w:val="true"/>
-      <w:overflowPunct w:val="false"/>
+      <w:overflowPunct w:val="true"/>
       <w:bidi w:val="0"/>
       <w:spacing w:before="0" w:after="0"/>
       <w:jc w:val="left"/>
@@ -4140,7 +4387,7 @@
     <w:pPr>
       <w:widowControl w:val="false"/>
       <w:suppressAutoHyphens w:val="true"/>
-      <w:overflowPunct w:val="false"/>
+      <w:overflowPunct w:val="true"/>
       <w:bidi w:val="0"/>
       <w:spacing w:before="0" w:after="0"/>
       <w:jc w:val="left"/>
@@ -4160,7 +4407,7 @@
     <w:pPr>
       <w:widowControl w:val="false"/>
       <w:suppressAutoHyphens w:val="true"/>
-      <w:overflowPunct w:val="false"/>
+      <w:overflowPunct w:val="true"/>
       <w:bidi w:val="0"/>
       <w:spacing w:before="0" w:after="0"/>
       <w:jc w:val="left"/>
@@ -4180,7 +4427,7 @@
     <w:pPr>
       <w:widowControl w:val="false"/>
       <w:suppressAutoHyphens w:val="true"/>
-      <w:overflowPunct w:val="false"/>
+      <w:overflowPunct w:val="true"/>
       <w:bidi w:val="0"/>
       <w:spacing w:before="0" w:after="0"/>
       <w:jc w:val="left"/>
@@ -4200,7 +4447,7 @@
     <w:pPr>
       <w:widowControl w:val="false"/>
       <w:suppressAutoHyphens w:val="true"/>
-      <w:overflowPunct w:val="false"/>
+      <w:overflowPunct w:val="true"/>
       <w:bidi w:val="0"/>
       <w:spacing w:before="0" w:after="0"/>
       <w:jc w:val="left"/>
@@ -4220,7 +4467,7 @@
     <w:pPr>
       <w:widowControl w:val="false"/>
       <w:suppressAutoHyphens w:val="true"/>
-      <w:overflowPunct w:val="false"/>
+      <w:overflowPunct w:val="true"/>
       <w:bidi w:val="0"/>
       <w:spacing w:before="0" w:after="0"/>
       <w:jc w:val="left"/>
@@ -4240,7 +4487,7 @@
     <w:pPr>
       <w:widowControl w:val="false"/>
       <w:suppressAutoHyphens w:val="true"/>
-      <w:overflowPunct w:val="false"/>
+      <w:overflowPunct w:val="true"/>
       <w:bidi w:val="0"/>
       <w:spacing w:before="0" w:after="0"/>
       <w:jc w:val="left"/>
@@ -4260,7 +4507,7 @@
     <w:pPr>
       <w:widowControl w:val="false"/>
       <w:suppressAutoHyphens w:val="true"/>
-      <w:overflowPunct w:val="false"/>
+      <w:overflowPunct w:val="true"/>
       <w:bidi w:val="0"/>
       <w:spacing w:before="0" w:after="0"/>
       <w:jc w:val="left"/>
@@ -4280,7 +4527,7 @@
     <w:pPr>
       <w:widowControl w:val="false"/>
       <w:suppressAutoHyphens w:val="true"/>
-      <w:overflowPunct w:val="false"/>
+      <w:overflowPunct w:val="true"/>
       <w:bidi w:val="0"/>
       <w:spacing w:before="0" w:after="0"/>
       <w:jc w:val="left"/>
@@ -4300,7 +4547,7 @@
     <w:pPr>
       <w:widowControl w:val="false"/>
       <w:suppressAutoHyphens w:val="true"/>
-      <w:overflowPunct w:val="false"/>
+      <w:overflowPunct w:val="true"/>
       <w:bidi w:val="0"/>
       <w:spacing w:before="0" w:after="0"/>
       <w:jc w:val="left"/>
@@ -4320,7 +4567,7 @@
     <w:pPr>
       <w:widowControl w:val="false"/>
       <w:suppressAutoHyphens w:val="true"/>
-      <w:overflowPunct w:val="false"/>
+      <w:overflowPunct w:val="true"/>
       <w:bidi w:val="0"/>
       <w:spacing w:before="0" w:after="0"/>
       <w:jc w:val="left"/>
@@ -4340,7 +4587,7 @@
     <w:pPr>
       <w:widowControl w:val="false"/>
       <w:suppressAutoHyphens w:val="true"/>
-      <w:overflowPunct w:val="false"/>
+      <w:overflowPunct w:val="true"/>
       <w:bidi w:val="0"/>
       <w:spacing w:before="0" w:after="0"/>
       <w:jc w:val="left"/>
@@ -4360,7 +4607,7 @@
     <w:pPr>
       <w:widowControl w:val="false"/>
       <w:suppressAutoHyphens w:val="true"/>
-      <w:overflowPunct w:val="false"/>
+      <w:overflowPunct w:val="true"/>
       <w:bidi w:val="0"/>
       <w:spacing w:before="0" w:after="0"/>
       <w:jc w:val="left"/>
@@ -4380,7 +4627,7 @@
     <w:pPr>
       <w:widowControl w:val="false"/>
       <w:suppressAutoHyphens w:val="true"/>
-      <w:overflowPunct w:val="false"/>
+      <w:overflowPunct w:val="true"/>
       <w:bidi w:val="0"/>
       <w:spacing w:before="0" w:after="0"/>
       <w:jc w:val="left"/>
@@ -4400,7 +4647,7 @@
     <w:pPr>
       <w:widowControl w:val="false"/>
       <w:suppressAutoHyphens w:val="true"/>
-      <w:overflowPunct w:val="false"/>
+      <w:overflowPunct w:val="true"/>
       <w:bidi w:val="0"/>
       <w:spacing w:before="0" w:after="0"/>
       <w:jc w:val="left"/>
@@ -4420,7 +4667,7 @@
     <w:pPr>
       <w:widowControl w:val="false"/>
       <w:suppressAutoHyphens w:val="true"/>
-      <w:overflowPunct w:val="false"/>
+      <w:overflowPunct w:val="true"/>
       <w:bidi w:val="0"/>
       <w:spacing w:before="0" w:after="0"/>
       <w:jc w:val="left"/>
@@ -4440,7 +4687,7 @@
     <w:pPr>
       <w:widowControl w:val="false"/>
       <w:suppressAutoHyphens w:val="true"/>
-      <w:overflowPunct w:val="false"/>
+      <w:overflowPunct w:val="true"/>
       <w:bidi w:val="0"/>
       <w:spacing w:before="0" w:after="0"/>
       <w:jc w:val="left"/>
@@ -4460,7 +4707,7 @@
     <w:pPr>
       <w:widowControl w:val="false"/>
       <w:suppressAutoHyphens w:val="true"/>
-      <w:overflowPunct w:val="false"/>
+      <w:overflowPunct w:val="true"/>
       <w:bidi w:val="0"/>
       <w:spacing w:before="0" w:after="0"/>
       <w:jc w:val="left"/>
@@ -4480,7 +4727,7 @@
     <w:pPr>
       <w:widowControl w:val="false"/>
       <w:suppressAutoHyphens w:val="true"/>
-      <w:overflowPunct w:val="false"/>
+      <w:overflowPunct w:val="true"/>
       <w:bidi w:val="0"/>
       <w:spacing w:before="0" w:after="0"/>
       <w:jc w:val="left"/>
@@ -4500,7 +4747,7 @@
     <w:pPr>
       <w:widowControl w:val="false"/>
       <w:suppressAutoHyphens w:val="true"/>
-      <w:overflowPunct w:val="false"/>
+      <w:overflowPunct w:val="true"/>
       <w:bidi w:val="0"/>
       <w:spacing w:before="0" w:after="0"/>
       <w:jc w:val="left"/>
@@ -4520,7 +4767,7 @@
     <w:pPr>
       <w:widowControl w:val="false"/>
       <w:suppressAutoHyphens w:val="true"/>
-      <w:overflowPunct w:val="false"/>
+      <w:overflowPunct w:val="true"/>
       <w:bidi w:val="0"/>
       <w:spacing w:before="0" w:after="0"/>
       <w:jc w:val="left"/>
@@ -4540,7 +4787,7 @@
     <w:pPr>
       <w:widowControl w:val="false"/>
       <w:suppressAutoHyphens w:val="true"/>
-      <w:overflowPunct w:val="false"/>
+      <w:overflowPunct w:val="true"/>
       <w:bidi w:val="0"/>
       <w:spacing w:before="0" w:after="0"/>
       <w:jc w:val="left"/>
@@ -4560,7 +4807,7 @@
     <w:pPr>
       <w:widowControl w:val="false"/>
       <w:suppressAutoHyphens w:val="true"/>
-      <w:overflowPunct w:val="false"/>
+      <w:overflowPunct w:val="true"/>
       <w:bidi w:val="0"/>
       <w:spacing w:before="0" w:after="0"/>
       <w:jc w:val="left"/>
@@ -4580,7 +4827,7 @@
     <w:pPr>
       <w:widowControl w:val="false"/>
       <w:suppressAutoHyphens w:val="true"/>
-      <w:overflowPunct w:val="false"/>
+      <w:overflowPunct w:val="true"/>
       <w:bidi w:val="0"/>
       <w:spacing w:before="0" w:after="0"/>
       <w:jc w:val="left"/>
@@ -4600,7 +4847,7 @@
     <w:pPr>
       <w:widowControl w:val="false"/>
       <w:suppressAutoHyphens w:val="true"/>
-      <w:overflowPunct w:val="false"/>
+      <w:overflowPunct w:val="true"/>
       <w:bidi w:val="0"/>
       <w:spacing w:before="0" w:after="0"/>
       <w:jc w:val="left"/>
@@ -4620,7 +4867,7 @@
     <w:pPr>
       <w:widowControl w:val="false"/>
       <w:suppressAutoHyphens w:val="true"/>
-      <w:overflowPunct w:val="false"/>
+      <w:overflowPunct w:val="true"/>
       <w:bidi w:val="0"/>
       <w:spacing w:before="0" w:after="0"/>
       <w:jc w:val="left"/>
@@ -4640,7 +4887,7 @@
     <w:pPr>
       <w:widowControl w:val="false"/>
       <w:suppressAutoHyphens w:val="true"/>
-      <w:overflowPunct w:val="false"/>
+      <w:overflowPunct w:val="true"/>
       <w:bidi w:val="0"/>
       <w:spacing w:before="0" w:after="0"/>
       <w:jc w:val="left"/>
@@ -4660,7 +4907,7 @@
     <w:pPr>
       <w:widowControl w:val="false"/>
       <w:suppressAutoHyphens w:val="true"/>
-      <w:overflowPunct w:val="false"/>
+      <w:overflowPunct w:val="true"/>
       <w:bidi w:val="0"/>
       <w:spacing w:before="0" w:after="0"/>
       <w:jc w:val="left"/>
@@ -4680,7 +4927,7 @@
     <w:pPr>
       <w:widowControl w:val="false"/>
       <w:suppressAutoHyphens w:val="true"/>
-      <w:overflowPunct w:val="false"/>
+      <w:overflowPunct w:val="true"/>
       <w:bidi w:val="0"/>
       <w:spacing w:before="0" w:after="0"/>
       <w:jc w:val="left"/>
@@ -4700,7 +4947,7 @@
     <w:pPr>
       <w:widowControl w:val="false"/>
       <w:suppressAutoHyphens w:val="true"/>
-      <w:overflowPunct w:val="false"/>
+      <w:overflowPunct w:val="true"/>
       <w:bidi w:val="0"/>
       <w:spacing w:before="0" w:after="0"/>
       <w:jc w:val="left"/>
@@ -4720,7 +4967,7 @@
     <w:pPr>
       <w:widowControl w:val="false"/>
       <w:suppressAutoHyphens w:val="true"/>
-      <w:overflowPunct w:val="false"/>
+      <w:overflowPunct w:val="true"/>
       <w:bidi w:val="0"/>
       <w:spacing w:before="0" w:after="0"/>
       <w:jc w:val="left"/>
@@ -4740,7 +4987,7 @@
     <w:pPr>
       <w:widowControl w:val="false"/>
       <w:suppressAutoHyphens w:val="true"/>
-      <w:overflowPunct w:val="false"/>
+      <w:overflowPunct w:val="true"/>
       <w:bidi w:val="0"/>
       <w:spacing w:before="0" w:after="0"/>
       <w:jc w:val="left"/>
@@ -4760,7 +5007,7 @@
     <w:pPr>
       <w:widowControl w:val="false"/>
       <w:suppressAutoHyphens w:val="true"/>
-      <w:overflowPunct w:val="false"/>
+      <w:overflowPunct w:val="true"/>
       <w:bidi w:val="0"/>
       <w:spacing w:before="0" w:after="0"/>
       <w:jc w:val="left"/>
@@ -4780,7 +5027,7 @@
     <w:pPr>
       <w:widowControl w:val="false"/>
       <w:suppressAutoHyphens w:val="true"/>
-      <w:overflowPunct w:val="false"/>
+      <w:overflowPunct w:val="true"/>
       <w:bidi w:val="0"/>
       <w:spacing w:before="0" w:after="0"/>
       <w:jc w:val="left"/>
@@ -4800,7 +5047,7 @@
     <w:pPr>
       <w:widowControl w:val="false"/>
       <w:suppressAutoHyphens w:val="true"/>
-      <w:overflowPunct w:val="false"/>
+      <w:overflowPunct w:val="true"/>
       <w:bidi w:val="0"/>
       <w:spacing w:before="0" w:after="0"/>
       <w:jc w:val="left"/>
@@ -4820,7 +5067,7 @@
     <w:pPr>
       <w:widowControl w:val="false"/>
       <w:suppressAutoHyphens w:val="true"/>
-      <w:overflowPunct w:val="false"/>
+      <w:overflowPunct w:val="true"/>
       <w:bidi w:val="0"/>
       <w:spacing w:before="0" w:after="0"/>
       <w:jc w:val="left"/>
@@ -4840,7 +5087,7 @@
     <w:pPr>
       <w:widowControl w:val="false"/>
       <w:suppressAutoHyphens w:val="true"/>
-      <w:overflowPunct w:val="false"/>
+      <w:overflowPunct w:val="true"/>
       <w:bidi w:val="0"/>
       <w:spacing w:before="0" w:after="0"/>
       <w:jc w:val="left"/>
@@ -4860,7 +5107,7 @@
     <w:pPr>
       <w:widowControl w:val="false"/>
       <w:suppressAutoHyphens w:val="true"/>
-      <w:overflowPunct w:val="false"/>
+      <w:overflowPunct w:val="true"/>
       <w:bidi w:val="0"/>
       <w:spacing w:before="0" w:after="0"/>
       <w:jc w:val="left"/>
@@ -4880,7 +5127,7 @@
     <w:pPr>
       <w:widowControl w:val="false"/>
       <w:suppressAutoHyphens w:val="true"/>
-      <w:overflowPunct w:val="false"/>
+      <w:overflowPunct w:val="true"/>
       <w:bidi w:val="0"/>
       <w:spacing w:before="0" w:after="0"/>
       <w:jc w:val="left"/>
@@ -4900,7 +5147,7 @@
     <w:pPr>
       <w:widowControl w:val="false"/>
       <w:suppressAutoHyphens w:val="true"/>
-      <w:overflowPunct w:val="false"/>
+      <w:overflowPunct w:val="true"/>
       <w:bidi w:val="0"/>
       <w:spacing w:before="0" w:after="0"/>
       <w:jc w:val="left"/>
@@ -4920,7 +5167,7 @@
     <w:pPr>
       <w:widowControl w:val="false"/>
       <w:suppressAutoHyphens w:val="true"/>
-      <w:overflowPunct w:val="false"/>
+      <w:overflowPunct w:val="true"/>
       <w:bidi w:val="0"/>
       <w:spacing w:before="0" w:after="0"/>
       <w:jc w:val="left"/>
@@ -4940,7 +5187,7 @@
     <w:pPr>
       <w:widowControl w:val="false"/>
       <w:suppressAutoHyphens w:val="true"/>
-      <w:overflowPunct w:val="false"/>
+      <w:overflowPunct w:val="true"/>
       <w:bidi w:val="0"/>
       <w:spacing w:before="0" w:after="0"/>
       <w:jc w:val="left"/>
@@ -4960,7 +5207,7 @@
     <w:pPr>
       <w:widowControl w:val="false"/>
       <w:suppressAutoHyphens w:val="true"/>
-      <w:overflowPunct w:val="false"/>
+      <w:overflowPunct w:val="true"/>
       <w:bidi w:val="0"/>
       <w:spacing w:before="0" w:after="0"/>
       <w:jc w:val="left"/>
@@ -4980,7 +5227,7 @@
     <w:pPr>
       <w:widowControl w:val="false"/>
       <w:suppressAutoHyphens w:val="true"/>
-      <w:overflowPunct w:val="false"/>
+      <w:overflowPunct w:val="true"/>
       <w:bidi w:val="0"/>
       <w:spacing w:before="0" w:after="0"/>
       <w:jc w:val="left"/>
@@ -5000,7 +5247,7 @@
     <w:pPr>
       <w:widowControl w:val="false"/>
       <w:suppressAutoHyphens w:val="true"/>
-      <w:overflowPunct w:val="false"/>
+      <w:overflowPunct w:val="true"/>
       <w:bidi w:val="0"/>
       <w:spacing w:before="0" w:after="0"/>
       <w:jc w:val="left"/>
@@ -5020,7 +5267,7 @@
     <w:pPr>
       <w:widowControl w:val="false"/>
       <w:suppressAutoHyphens w:val="true"/>
-      <w:overflowPunct w:val="false"/>
+      <w:overflowPunct w:val="true"/>
       <w:bidi w:val="0"/>
       <w:spacing w:before="0" w:after="0"/>
       <w:jc w:val="left"/>
@@ -5040,7 +5287,7 @@
     <w:pPr>
       <w:widowControl w:val="false"/>
       <w:suppressAutoHyphens w:val="true"/>
-      <w:overflowPunct w:val="false"/>
+      <w:overflowPunct w:val="true"/>
       <w:bidi w:val="0"/>
       <w:spacing w:before="0" w:after="0"/>
       <w:jc w:val="left"/>
@@ -5060,7 +5307,7 @@
     <w:pPr>
       <w:widowControl w:val="false"/>
       <w:suppressAutoHyphens w:val="true"/>
-      <w:overflowPunct w:val="false"/>
+      <w:overflowPunct w:val="true"/>
       <w:bidi w:val="0"/>
       <w:spacing w:before="0" w:after="0"/>
       <w:jc w:val="left"/>
@@ -5080,7 +5327,7 @@
     <w:pPr>
       <w:widowControl w:val="false"/>
       <w:suppressAutoHyphens w:val="true"/>
-      <w:overflowPunct w:val="false"/>
+      <w:overflowPunct w:val="true"/>
       <w:bidi w:val="0"/>
       <w:spacing w:before="0" w:after="0"/>
       <w:jc w:val="left"/>
@@ -5100,7 +5347,7 @@
     <w:pPr>
       <w:widowControl w:val="false"/>
       <w:suppressAutoHyphens w:val="true"/>
-      <w:overflowPunct w:val="false"/>
+      <w:overflowPunct w:val="true"/>
       <w:bidi w:val="0"/>
       <w:spacing w:before="0" w:after="0"/>
       <w:jc w:val="left"/>
@@ -5120,7 +5367,7 @@
     <w:pPr>
       <w:widowControl w:val="false"/>
       <w:suppressAutoHyphens w:val="true"/>
-      <w:overflowPunct w:val="false"/>
+      <w:overflowPunct w:val="true"/>
       <w:bidi w:val="0"/>
       <w:spacing w:before="0" w:after="0"/>
       <w:jc w:val="left"/>
@@ -5140,7 +5387,7 @@
     <w:pPr>
       <w:widowControl w:val="false"/>
       <w:suppressAutoHyphens w:val="true"/>
-      <w:overflowPunct w:val="false"/>
+      <w:overflowPunct w:val="true"/>
       <w:bidi w:val="0"/>
       <w:spacing w:before="0" w:after="0"/>
       <w:jc w:val="left"/>
@@ -5160,7 +5407,7 @@
     <w:pPr>
       <w:widowControl w:val="false"/>
       <w:suppressAutoHyphens w:val="true"/>
-      <w:overflowPunct w:val="false"/>
+      <w:overflowPunct w:val="true"/>
       <w:bidi w:val="0"/>
       <w:spacing w:before="0" w:after="0"/>
       <w:jc w:val="left"/>
@@ -5180,7 +5427,7 @@
     <w:pPr>
       <w:widowControl w:val="false"/>
       <w:suppressAutoHyphens w:val="true"/>
-      <w:overflowPunct w:val="false"/>
+      <w:overflowPunct w:val="true"/>
       <w:bidi w:val="0"/>
       <w:spacing w:before="0" w:after="0"/>
       <w:jc w:val="left"/>
@@ -5200,7 +5447,7 @@
     <w:pPr>
       <w:widowControl w:val="false"/>
       <w:suppressAutoHyphens w:val="true"/>
-      <w:overflowPunct w:val="false"/>
+      <w:overflowPunct w:val="true"/>
       <w:bidi w:val="0"/>
       <w:spacing w:before="0" w:after="0"/>
       <w:jc w:val="left"/>
@@ -5220,7 +5467,7 @@
     <w:pPr>
       <w:widowControl w:val="false"/>
       <w:suppressAutoHyphens w:val="true"/>
-      <w:overflowPunct w:val="false"/>
+      <w:overflowPunct w:val="true"/>
       <w:bidi w:val="0"/>
       <w:spacing w:before="0" w:after="0"/>
       <w:jc w:val="left"/>
@@ -5240,7 +5487,7 @@
     <w:pPr>
       <w:widowControl w:val="false"/>
       <w:suppressAutoHyphens w:val="true"/>
-      <w:overflowPunct w:val="false"/>
+      <w:overflowPunct w:val="true"/>
       <w:bidi w:val="0"/>
       <w:spacing w:before="0" w:after="0"/>
       <w:jc w:val="left"/>
@@ -5260,7 +5507,7 @@
     <w:pPr>
       <w:widowControl w:val="false"/>
       <w:suppressAutoHyphens w:val="true"/>
-      <w:overflowPunct w:val="false"/>
+      <w:overflowPunct w:val="true"/>
       <w:bidi w:val="0"/>
       <w:spacing w:before="0" w:after="0"/>
       <w:jc w:val="left"/>
@@ -5280,7 +5527,7 @@
     <w:pPr>
       <w:widowControl w:val="false"/>
       <w:suppressAutoHyphens w:val="true"/>
-      <w:overflowPunct w:val="false"/>
+      <w:overflowPunct w:val="true"/>
       <w:bidi w:val="0"/>
       <w:spacing w:before="0" w:after="0"/>
       <w:jc w:val="left"/>
@@ -5300,7 +5547,7 @@
     <w:pPr>
       <w:widowControl w:val="false"/>
       <w:suppressAutoHyphens w:val="true"/>
-      <w:overflowPunct w:val="false"/>
+      <w:overflowPunct w:val="true"/>
       <w:bidi w:val="0"/>
       <w:spacing w:before="0" w:after="0"/>
       <w:jc w:val="left"/>
@@ -5320,7 +5567,7 @@
     <w:pPr>
       <w:widowControl w:val="false"/>
       <w:suppressAutoHyphens w:val="true"/>
-      <w:overflowPunct w:val="false"/>
+      <w:overflowPunct w:val="true"/>
       <w:bidi w:val="0"/>
       <w:spacing w:before="0" w:after="0"/>
       <w:jc w:val="left"/>
@@ -5340,7 +5587,7 @@
     <w:pPr>
       <w:widowControl w:val="false"/>
       <w:suppressAutoHyphens w:val="true"/>
-      <w:overflowPunct w:val="false"/>
+      <w:overflowPunct w:val="true"/>
       <w:bidi w:val="0"/>
       <w:spacing w:before="0" w:after="0"/>
       <w:jc w:val="left"/>
@@ -5360,7 +5607,7 @@
     <w:pPr>
       <w:widowControl w:val="false"/>
       <w:suppressAutoHyphens w:val="true"/>
-      <w:overflowPunct w:val="false"/>
+      <w:overflowPunct w:val="true"/>
       <w:bidi w:val="0"/>
       <w:spacing w:before="0" w:after="0"/>
       <w:jc w:val="left"/>
@@ -5380,7 +5627,7 @@
     <w:pPr>
       <w:widowControl w:val="false"/>
       <w:suppressAutoHyphens w:val="true"/>
-      <w:overflowPunct w:val="false"/>
+      <w:overflowPunct w:val="true"/>
       <w:bidi w:val="0"/>
       <w:spacing w:before="0" w:after="0"/>
       <w:jc w:val="left"/>
@@ -5400,7 +5647,7 @@
     <w:pPr>
       <w:widowControl w:val="false"/>
       <w:suppressAutoHyphens w:val="true"/>
-      <w:overflowPunct w:val="false"/>
+      <w:overflowPunct w:val="true"/>
       <w:bidi w:val="0"/>
       <w:spacing w:before="0" w:after="0"/>
       <w:jc w:val="left"/>
@@ -5420,7 +5667,7 @@
     <w:pPr>
       <w:widowControl w:val="false"/>
       <w:suppressAutoHyphens w:val="true"/>
-      <w:overflowPunct w:val="false"/>
+      <w:overflowPunct w:val="true"/>
       <w:bidi w:val="0"/>
       <w:spacing w:before="0" w:after="0"/>
       <w:jc w:val="left"/>
@@ -5440,7 +5687,7 @@
     <w:pPr>
       <w:widowControl w:val="false"/>
       <w:suppressAutoHyphens w:val="true"/>
-      <w:overflowPunct w:val="false"/>
+      <w:overflowPunct w:val="true"/>
       <w:bidi w:val="0"/>
       <w:spacing w:before="0" w:after="0"/>
       <w:jc w:val="left"/>
@@ -5460,7 +5707,7 @@
     <w:pPr>
       <w:widowControl w:val="false"/>
       <w:suppressAutoHyphens w:val="true"/>
-      <w:overflowPunct w:val="false"/>
+      <w:overflowPunct w:val="true"/>
       <w:bidi w:val="0"/>
       <w:spacing w:before="0" w:after="0"/>
       <w:jc w:val="left"/>
@@ -5480,7 +5727,7 @@
     <w:pPr>
       <w:widowControl w:val="false"/>
       <w:suppressAutoHyphens w:val="true"/>
-      <w:overflowPunct w:val="false"/>
+      <w:overflowPunct w:val="true"/>
       <w:bidi w:val="0"/>
       <w:spacing w:before="0" w:after="0"/>
       <w:jc w:val="left"/>
@@ -5500,7 +5747,7 @@
     <w:pPr>
       <w:widowControl w:val="false"/>
       <w:suppressAutoHyphens w:val="true"/>
-      <w:overflowPunct w:val="false"/>
+      <w:overflowPunct w:val="true"/>
       <w:bidi w:val="0"/>
       <w:spacing w:before="0" w:after="0"/>
       <w:jc w:val="left"/>
@@ -5520,7 +5767,7 @@
     <w:pPr>
       <w:widowControl w:val="false"/>
       <w:suppressAutoHyphens w:val="true"/>
-      <w:overflowPunct w:val="false"/>
+      <w:overflowPunct w:val="true"/>
       <w:bidi w:val="0"/>
       <w:spacing w:before="0" w:after="0"/>
       <w:jc w:val="left"/>
@@ -5540,7 +5787,7 @@
     <w:pPr>
       <w:widowControl w:val="false"/>
       <w:suppressAutoHyphens w:val="true"/>
-      <w:overflowPunct w:val="false"/>
+      <w:overflowPunct w:val="true"/>
       <w:bidi w:val="0"/>
       <w:spacing w:before="0" w:after="0"/>
       <w:jc w:val="left"/>
@@ -5560,7 +5807,7 @@
     <w:pPr>
       <w:widowControl w:val="false"/>
       <w:suppressAutoHyphens w:val="true"/>
-      <w:overflowPunct w:val="false"/>
+      <w:overflowPunct w:val="true"/>
       <w:bidi w:val="0"/>
       <w:spacing w:before="0" w:after="0"/>
       <w:jc w:val="left"/>
@@ -5580,7 +5827,7 @@
     <w:pPr>
       <w:widowControl w:val="false"/>
       <w:suppressAutoHyphens w:val="true"/>
-      <w:overflowPunct w:val="false"/>
+      <w:overflowPunct w:val="true"/>
       <w:bidi w:val="0"/>
       <w:spacing w:before="0" w:after="0"/>
       <w:jc w:val="left"/>
@@ -5600,7 +5847,7 @@
     <w:pPr>
       <w:widowControl w:val="false"/>
       <w:suppressAutoHyphens w:val="true"/>
-      <w:overflowPunct w:val="false"/>
+      <w:overflowPunct w:val="true"/>
       <w:bidi w:val="0"/>
       <w:spacing w:before="0" w:after="0"/>
       <w:jc w:val="left"/>
@@ -5620,7 +5867,7 @@
     <w:pPr>
       <w:widowControl w:val="false"/>
       <w:suppressAutoHyphens w:val="true"/>
-      <w:overflowPunct w:val="false"/>
+      <w:overflowPunct w:val="true"/>
       <w:bidi w:val="0"/>
       <w:spacing w:before="0" w:after="0"/>
       <w:jc w:val="left"/>
@@ -5640,7 +5887,7 @@
     <w:pPr>
       <w:widowControl w:val="false"/>
       <w:suppressAutoHyphens w:val="true"/>
-      <w:overflowPunct w:val="false"/>
+      <w:overflowPunct w:val="true"/>
       <w:bidi w:val="0"/>
       <w:spacing w:before="0" w:after="0"/>
       <w:jc w:val="left"/>
@@ -5660,7 +5907,7 @@
     <w:pPr>
       <w:widowControl w:val="false"/>
       <w:suppressAutoHyphens w:val="true"/>
-      <w:overflowPunct w:val="false"/>
+      <w:overflowPunct w:val="true"/>
       <w:bidi w:val="0"/>
       <w:spacing w:before="0" w:after="0"/>
       <w:jc w:val="left"/>
@@ -5680,7 +5927,7 @@
     <w:pPr>
       <w:widowControl w:val="false"/>
       <w:suppressAutoHyphens w:val="true"/>
-      <w:overflowPunct w:val="false"/>
+      <w:overflowPunct w:val="true"/>
       <w:bidi w:val="0"/>
       <w:spacing w:before="0" w:after="0"/>
       <w:jc w:val="left"/>
@@ -5700,7 +5947,7 @@
     <w:pPr>
       <w:widowControl w:val="false"/>
       <w:suppressAutoHyphens w:val="true"/>
-      <w:overflowPunct w:val="false"/>
+      <w:overflowPunct w:val="true"/>
       <w:bidi w:val="0"/>
       <w:spacing w:before="0" w:after="0"/>
       <w:jc w:val="left"/>
@@ -5720,7 +5967,7 @@
     <w:pPr>
       <w:widowControl w:val="false"/>
       <w:suppressAutoHyphens w:val="true"/>
-      <w:overflowPunct w:val="false"/>
+      <w:overflowPunct w:val="true"/>
       <w:bidi w:val="0"/>
       <w:spacing w:before="0" w:after="0"/>
       <w:jc w:val="left"/>
@@ -5740,7 +5987,7 @@
     <w:pPr>
       <w:widowControl w:val="false"/>
       <w:suppressAutoHyphens w:val="true"/>
-      <w:overflowPunct w:val="false"/>
+      <w:overflowPunct w:val="true"/>
       <w:bidi w:val="0"/>
       <w:spacing w:before="0" w:after="0"/>
       <w:jc w:val="left"/>
@@ -5760,7 +6007,7 @@
     <w:pPr>
       <w:widowControl w:val="false"/>
       <w:suppressAutoHyphens w:val="true"/>
-      <w:overflowPunct w:val="false"/>
+      <w:overflowPunct w:val="true"/>
       <w:bidi w:val="0"/>
       <w:spacing w:before="0" w:after="0"/>
       <w:jc w:val="left"/>
@@ -5780,7 +6027,7 @@
     <w:pPr>
       <w:widowControl w:val="false"/>
       <w:suppressAutoHyphens w:val="true"/>
-      <w:overflowPunct w:val="false"/>
+      <w:overflowPunct w:val="true"/>
       <w:bidi w:val="0"/>
       <w:spacing w:before="0" w:after="0"/>
       <w:jc w:val="left"/>
@@ -5800,7 +6047,7 @@
     <w:pPr>
       <w:widowControl w:val="false"/>
       <w:suppressAutoHyphens w:val="true"/>
-      <w:overflowPunct w:val="false"/>
+      <w:overflowPunct w:val="true"/>
       <w:bidi w:val="0"/>
       <w:spacing w:before="0" w:after="0"/>
       <w:jc w:val="left"/>
@@ -5820,7 +6067,7 @@
     <w:pPr>
       <w:widowControl w:val="false"/>
       <w:suppressAutoHyphens w:val="true"/>
-      <w:overflowPunct w:val="false"/>
+      <w:overflowPunct w:val="true"/>
       <w:bidi w:val="0"/>
       <w:spacing w:before="0" w:after="0"/>
       <w:jc w:val="left"/>
@@ -5840,7 +6087,7 @@
     <w:pPr>
       <w:widowControl w:val="false"/>
       <w:suppressAutoHyphens w:val="true"/>
-      <w:overflowPunct w:val="false"/>
+      <w:overflowPunct w:val="true"/>
       <w:bidi w:val="0"/>
       <w:spacing w:before="0" w:after="0"/>
       <w:jc w:val="left"/>
@@ -5860,7 +6107,7 @@
     <w:pPr>
       <w:widowControl w:val="false"/>
       <w:suppressAutoHyphens w:val="true"/>
-      <w:overflowPunct w:val="false"/>
+      <w:overflowPunct w:val="true"/>
       <w:bidi w:val="0"/>
       <w:spacing w:before="0" w:after="0"/>
       <w:jc w:val="left"/>
@@ -5880,7 +6127,7 @@
     <w:pPr>
       <w:widowControl w:val="false"/>
       <w:suppressAutoHyphens w:val="true"/>
-      <w:overflowPunct w:val="false"/>
+      <w:overflowPunct w:val="true"/>
       <w:bidi w:val="0"/>
       <w:spacing w:before="0" w:after="0"/>
       <w:jc w:val="left"/>
@@ -5900,7 +6147,7 @@
     <w:pPr>
       <w:widowControl w:val="false"/>
       <w:suppressAutoHyphens w:val="true"/>
-      <w:overflowPunct w:val="false"/>
+      <w:overflowPunct w:val="true"/>
       <w:bidi w:val="0"/>
       <w:spacing w:before="0" w:after="0"/>
       <w:jc w:val="left"/>
@@ -5920,7 +6167,7 @@
     <w:pPr>
       <w:widowControl w:val="false"/>
       <w:suppressAutoHyphens w:val="true"/>
-      <w:overflowPunct w:val="false"/>
+      <w:overflowPunct w:val="true"/>
       <w:bidi w:val="0"/>
       <w:spacing w:before="0" w:after="0"/>
       <w:jc w:val="left"/>
@@ -5940,7 +6187,7 @@
     <w:pPr>
       <w:widowControl w:val="false"/>
       <w:suppressAutoHyphens w:val="true"/>
-      <w:overflowPunct w:val="false"/>
+      <w:overflowPunct w:val="true"/>
       <w:bidi w:val="0"/>
       <w:spacing w:before="0" w:after="0"/>
       <w:jc w:val="left"/>
@@ -5960,7 +6207,7 @@
     <w:pPr>
       <w:widowControl w:val="false"/>
       <w:suppressAutoHyphens w:val="true"/>
-      <w:overflowPunct w:val="false"/>
+      <w:overflowPunct w:val="true"/>
       <w:bidi w:val="0"/>
       <w:spacing w:before="0" w:after="0"/>
       <w:jc w:val="left"/>
@@ -5980,7 +6227,7 @@
     <w:pPr>
       <w:widowControl w:val="false"/>
       <w:suppressAutoHyphens w:val="true"/>
-      <w:overflowPunct w:val="false"/>
+      <w:overflowPunct w:val="true"/>
       <w:bidi w:val="0"/>
       <w:spacing w:before="0" w:after="0"/>
       <w:jc w:val="left"/>
@@ -6000,7 +6247,7 @@
     <w:pPr>
       <w:widowControl w:val="false"/>
       <w:suppressAutoHyphens w:val="true"/>
-      <w:overflowPunct w:val="false"/>
+      <w:overflowPunct w:val="true"/>
       <w:bidi w:val="0"/>
       <w:spacing w:before="0" w:after="0"/>
       <w:jc w:val="left"/>
@@ -6020,7 +6267,7 @@
     <w:pPr>
       <w:widowControl w:val="false"/>
       <w:suppressAutoHyphens w:val="true"/>
-      <w:overflowPunct w:val="false"/>
+      <w:overflowPunct w:val="true"/>
       <w:bidi w:val="0"/>
       <w:spacing w:before="0" w:after="0"/>
       <w:jc w:val="left"/>
@@ -6040,7 +6287,7 @@
     <w:pPr>
       <w:widowControl w:val="false"/>
       <w:suppressAutoHyphens w:val="true"/>
-      <w:overflowPunct w:val="false"/>
+      <w:overflowPunct w:val="true"/>
       <w:bidi w:val="0"/>
       <w:spacing w:before="0" w:after="0"/>
       <w:jc w:val="left"/>
@@ -6060,7 +6307,7 @@
     <w:pPr>
       <w:widowControl w:val="false"/>
       <w:suppressAutoHyphens w:val="true"/>
-      <w:overflowPunct w:val="false"/>
+      <w:overflowPunct w:val="true"/>
       <w:bidi w:val="0"/>
       <w:spacing w:before="0" w:after="0"/>
       <w:jc w:val="left"/>
@@ -6080,7 +6327,7 @@
     <w:pPr>
       <w:widowControl w:val="false"/>
       <w:suppressAutoHyphens w:val="true"/>
-      <w:overflowPunct w:val="false"/>
+      <w:overflowPunct w:val="true"/>
       <w:bidi w:val="0"/>
       <w:spacing w:before="0" w:after="0"/>
       <w:jc w:val="left"/>
@@ -6100,7 +6347,7 @@
     <w:pPr>
       <w:widowControl w:val="false"/>
       <w:suppressAutoHyphens w:val="true"/>
-      <w:overflowPunct w:val="false"/>
+      <w:overflowPunct w:val="true"/>
       <w:bidi w:val="0"/>
       <w:spacing w:before="0" w:after="0"/>
       <w:jc w:val="left"/>
@@ -6120,7 +6367,7 @@
     <w:pPr>
       <w:widowControl w:val="false"/>
       <w:suppressAutoHyphens w:val="true"/>
-      <w:overflowPunct w:val="false"/>
+      <w:overflowPunct w:val="true"/>
       <w:bidi w:val="0"/>
       <w:spacing w:before="0" w:after="0"/>
       <w:jc w:val="left"/>
@@ -6140,7 +6387,7 @@
     <w:pPr>
       <w:widowControl w:val="false"/>
       <w:suppressAutoHyphens w:val="true"/>
-      <w:overflowPunct w:val="false"/>
+      <w:overflowPunct w:val="true"/>
       <w:bidi w:val="0"/>
       <w:spacing w:before="0" w:after="0"/>
       <w:jc w:val="left"/>
@@ -6160,7 +6407,7 @@
     <w:pPr>
       <w:widowControl w:val="false"/>
       <w:suppressAutoHyphens w:val="true"/>
-      <w:overflowPunct w:val="false"/>
+      <w:overflowPunct w:val="true"/>
       <w:bidi w:val="0"/>
       <w:spacing w:before="0" w:after="0"/>
       <w:jc w:val="left"/>
@@ -6180,7 +6427,7 @@
     <w:pPr>
       <w:widowControl w:val="false"/>
       <w:suppressAutoHyphens w:val="true"/>
-      <w:overflowPunct w:val="false"/>
+      <w:overflowPunct w:val="true"/>
       <w:bidi w:val="0"/>
       <w:spacing w:before="0" w:after="0"/>
       <w:jc w:val="left"/>
@@ -6200,7 +6447,7 @@
     <w:pPr>
       <w:widowControl w:val="false"/>
       <w:suppressAutoHyphens w:val="true"/>
-      <w:overflowPunct w:val="false"/>
+      <w:overflowPunct w:val="true"/>
       <w:bidi w:val="0"/>
       <w:spacing w:before="0" w:after="0"/>
       <w:jc w:val="left"/>
@@ -6220,7 +6467,7 @@
     <w:pPr>
       <w:widowControl w:val="false"/>
       <w:suppressAutoHyphens w:val="true"/>
-      <w:overflowPunct w:val="false"/>
+      <w:overflowPunct w:val="true"/>
       <w:bidi w:val="0"/>
       <w:spacing w:before="0" w:after="0"/>
       <w:jc w:val="left"/>
@@ -6240,7 +6487,7 @@
     <w:pPr>
       <w:widowControl w:val="false"/>
       <w:suppressAutoHyphens w:val="true"/>
-      <w:overflowPunct w:val="false"/>
+      <w:overflowPunct w:val="true"/>
       <w:bidi w:val="0"/>
       <w:spacing w:before="0" w:after="0"/>
       <w:jc w:val="left"/>
@@ -6260,7 +6507,7 @@
     <w:pPr>
       <w:widowControl w:val="false"/>
       <w:suppressAutoHyphens w:val="true"/>
-      <w:overflowPunct w:val="false"/>
+      <w:overflowPunct w:val="true"/>
       <w:bidi w:val="0"/>
       <w:spacing w:before="0" w:after="0"/>
       <w:jc w:val="left"/>
@@ -6280,7 +6527,7 @@
     <w:pPr>
       <w:widowControl w:val="false"/>
       <w:suppressAutoHyphens w:val="true"/>
-      <w:overflowPunct w:val="false"/>
+      <w:overflowPunct w:val="true"/>
       <w:bidi w:val="0"/>
       <w:spacing w:before="0" w:after="0"/>
       <w:jc w:val="left"/>
@@ -6300,7 +6547,7 @@
     <w:pPr>
       <w:widowControl w:val="false"/>
       <w:suppressAutoHyphens w:val="true"/>
-      <w:overflowPunct w:val="false"/>
+      <w:overflowPunct w:val="true"/>
       <w:bidi w:val="0"/>
       <w:spacing w:before="0" w:after="0"/>
       <w:jc w:val="left"/>
@@ -6320,7 +6567,7 @@
     <w:pPr>
       <w:widowControl w:val="false"/>
       <w:suppressAutoHyphens w:val="true"/>
-      <w:overflowPunct w:val="false"/>
+      <w:overflowPunct w:val="true"/>
       <w:bidi w:val="0"/>
       <w:spacing w:before="0" w:after="0"/>
       <w:jc w:val="left"/>
@@ -6340,7 +6587,7 @@
     <w:pPr>
       <w:widowControl w:val="false"/>
       <w:suppressAutoHyphens w:val="true"/>
-      <w:overflowPunct w:val="false"/>
+      <w:overflowPunct w:val="true"/>
       <w:bidi w:val="0"/>
       <w:spacing w:before="0" w:after="0"/>
       <w:jc w:val="left"/>
@@ -6360,7 +6607,7 @@
     <w:pPr>
       <w:widowControl w:val="false"/>
       <w:suppressAutoHyphens w:val="true"/>
-      <w:overflowPunct w:val="false"/>
+      <w:overflowPunct w:val="true"/>
       <w:bidi w:val="0"/>
       <w:spacing w:before="0" w:after="0"/>
       <w:jc w:val="left"/>
@@ -6380,7 +6627,7 @@
     <w:pPr>
       <w:widowControl w:val="false"/>
       <w:suppressAutoHyphens w:val="true"/>
-      <w:overflowPunct w:val="false"/>
+      <w:overflowPunct w:val="true"/>
       <w:bidi w:val="0"/>
       <w:spacing w:before="0" w:after="0"/>
       <w:jc w:val="left"/>
@@ -6400,7 +6647,7 @@
     <w:pPr>
       <w:widowControl w:val="false"/>
       <w:suppressAutoHyphens w:val="true"/>
-      <w:overflowPunct w:val="false"/>
+      <w:overflowPunct w:val="true"/>
       <w:bidi w:val="0"/>
       <w:spacing w:before="0" w:after="0"/>
       <w:jc w:val="left"/>
@@ -6420,7 +6667,7 @@
     <w:pPr>
       <w:widowControl w:val="false"/>
       <w:suppressAutoHyphens w:val="true"/>
-      <w:overflowPunct w:val="false"/>
+      <w:overflowPunct w:val="true"/>
       <w:bidi w:val="0"/>
       <w:spacing w:before="0" w:after="0"/>
       <w:jc w:val="left"/>
@@ -6440,7 +6687,7 @@
     <w:pPr>
       <w:widowControl w:val="false"/>
       <w:suppressAutoHyphens w:val="true"/>
-      <w:overflowPunct w:val="false"/>
+      <w:overflowPunct w:val="true"/>
       <w:bidi w:val="0"/>
       <w:spacing w:before="0" w:after="0"/>
       <w:jc w:val="left"/>
@@ -6460,7 +6707,7 @@
     <w:pPr>
       <w:widowControl w:val="false"/>
       <w:suppressAutoHyphens w:val="true"/>
-      <w:overflowPunct w:val="false"/>
+      <w:overflowPunct w:val="true"/>
       <w:bidi w:val="0"/>
       <w:spacing w:before="0" w:after="0"/>
       <w:jc w:val="left"/>
@@ -6480,7 +6727,7 @@
     <w:pPr>
       <w:widowControl w:val="false"/>
       <w:suppressAutoHyphens w:val="true"/>
-      <w:overflowPunct w:val="false"/>
+      <w:overflowPunct w:val="true"/>
       <w:bidi w:val="0"/>
       <w:spacing w:before="0" w:after="0"/>
       <w:jc w:val="left"/>
@@ -6500,7 +6747,7 @@
     <w:pPr>
       <w:widowControl w:val="false"/>
       <w:suppressAutoHyphens w:val="true"/>
-      <w:overflowPunct w:val="false"/>
+      <w:overflowPunct w:val="true"/>
       <w:bidi w:val="0"/>
       <w:spacing w:before="0" w:after="0"/>
       <w:jc w:val="left"/>
@@ -6520,7 +6767,7 @@
     <w:pPr>
       <w:widowControl w:val="false"/>
       <w:suppressAutoHyphens w:val="true"/>
-      <w:overflowPunct w:val="false"/>
+      <w:overflowPunct w:val="true"/>
       <w:bidi w:val="0"/>
       <w:spacing w:before="0" w:after="0"/>
       <w:jc w:val="left"/>
@@ -6540,7 +6787,7 @@
     <w:pPr>
       <w:widowControl w:val="false"/>
       <w:suppressAutoHyphens w:val="true"/>
-      <w:overflowPunct w:val="false"/>
+      <w:overflowPunct w:val="true"/>
       <w:bidi w:val="0"/>
       <w:spacing w:before="0" w:after="0"/>
       <w:jc w:val="left"/>
@@ -6560,7 +6807,7 @@
     <w:pPr>
       <w:widowControl w:val="false"/>
       <w:suppressAutoHyphens w:val="true"/>
-      <w:overflowPunct w:val="false"/>
+      <w:overflowPunct w:val="true"/>
       <w:bidi w:val="0"/>
       <w:spacing w:before="0" w:after="0"/>
       <w:jc w:val="left"/>
@@ -6580,7 +6827,7 @@
     <w:pPr>
       <w:widowControl w:val="false"/>
       <w:suppressAutoHyphens w:val="true"/>
-      <w:overflowPunct w:val="false"/>
+      <w:overflowPunct w:val="true"/>
       <w:bidi w:val="0"/>
       <w:spacing w:before="0" w:after="0"/>
       <w:jc w:val="left"/>
@@ -6600,7 +6847,7 @@
     <w:pPr>
       <w:widowControl w:val="false"/>
       <w:suppressAutoHyphens w:val="true"/>
-      <w:overflowPunct w:val="false"/>
+      <w:overflowPunct w:val="true"/>
       <w:bidi w:val="0"/>
       <w:spacing w:before="0" w:after="0"/>
       <w:jc w:val="left"/>
@@ -6620,7 +6867,7 @@
     <w:pPr>
       <w:widowControl w:val="false"/>
       <w:suppressAutoHyphens w:val="true"/>
-      <w:overflowPunct w:val="false"/>
+      <w:overflowPunct w:val="true"/>
       <w:bidi w:val="0"/>
       <w:spacing w:before="0" w:after="0"/>
       <w:jc w:val="left"/>
@@ -6640,7 +6887,7 @@
     <w:pPr>
       <w:widowControl w:val="false"/>
       <w:suppressAutoHyphens w:val="true"/>
-      <w:overflowPunct w:val="false"/>
+      <w:overflowPunct w:val="true"/>
       <w:bidi w:val="0"/>
       <w:spacing w:before="0" w:after="0"/>
       <w:jc w:val="left"/>
@@ -6660,7 +6907,7 @@
     <w:pPr>
       <w:widowControl w:val="false"/>
       <w:suppressAutoHyphens w:val="true"/>
-      <w:overflowPunct w:val="false"/>
+      <w:overflowPunct w:val="true"/>
       <w:bidi w:val="0"/>
       <w:spacing w:before="0" w:after="0"/>
       <w:jc w:val="left"/>
@@ -6680,7 +6927,7 @@
     <w:pPr>
       <w:widowControl w:val="false"/>
       <w:suppressAutoHyphens w:val="true"/>
-      <w:overflowPunct w:val="false"/>
+      <w:overflowPunct w:val="true"/>
       <w:bidi w:val="0"/>
       <w:spacing w:before="0" w:after="0"/>
       <w:jc w:val="left"/>
@@ -6700,7 +6947,7 @@
     <w:pPr>
       <w:widowControl w:val="false"/>
       <w:suppressAutoHyphens w:val="true"/>
-      <w:overflowPunct w:val="false"/>
+      <w:overflowPunct w:val="true"/>
       <w:bidi w:val="0"/>
       <w:spacing w:before="0" w:after="0"/>
       <w:jc w:val="left"/>
@@ -6720,7 +6967,7 @@
     <w:pPr>
       <w:widowControl w:val="false"/>
       <w:suppressAutoHyphens w:val="true"/>
-      <w:overflowPunct w:val="false"/>
+      <w:overflowPunct w:val="true"/>
       <w:bidi w:val="0"/>
       <w:spacing w:before="0" w:after="0"/>
       <w:jc w:val="left"/>
@@ -6740,7 +6987,7 @@
     <w:pPr>
       <w:widowControl w:val="false"/>
       <w:suppressAutoHyphens w:val="true"/>
-      <w:overflowPunct w:val="false"/>
+      <w:overflowPunct w:val="true"/>
       <w:bidi w:val="0"/>
       <w:spacing w:before="0" w:after="0"/>
       <w:jc w:val="left"/>
@@ -6760,7 +7007,7 @@
     <w:pPr>
       <w:widowControl w:val="false"/>
       <w:suppressAutoHyphens w:val="true"/>
-      <w:overflowPunct w:val="false"/>
+      <w:overflowPunct w:val="true"/>
       <w:bidi w:val="0"/>
       <w:spacing w:before="0" w:after="0"/>
       <w:jc w:val="left"/>
@@ -6780,7 +7027,7 @@
     <w:pPr>
       <w:widowControl w:val="false"/>
       <w:suppressAutoHyphens w:val="true"/>
-      <w:overflowPunct w:val="false"/>
+      <w:overflowPunct w:val="true"/>
       <w:bidi w:val="0"/>
       <w:spacing w:before="0" w:after="0"/>
       <w:jc w:val="left"/>
@@ -6800,7 +7047,7 @@
     <w:pPr>
       <w:widowControl w:val="false"/>
       <w:suppressAutoHyphens w:val="true"/>
-      <w:overflowPunct w:val="false"/>
+      <w:overflowPunct w:val="true"/>
       <w:bidi w:val="0"/>
       <w:spacing w:before="0" w:after="0"/>
       <w:jc w:val="left"/>
@@ -6820,7 +7067,7 @@
     <w:pPr>
       <w:widowControl w:val="false"/>
       <w:suppressAutoHyphens w:val="true"/>
-      <w:overflowPunct w:val="false"/>
+      <w:overflowPunct w:val="true"/>
       <w:bidi w:val="0"/>
       <w:spacing w:before="0" w:after="0"/>
       <w:jc w:val="left"/>
@@ -6840,7 +7087,7 @@
     <w:pPr>
       <w:widowControl w:val="false"/>
       <w:suppressAutoHyphens w:val="true"/>
-      <w:overflowPunct w:val="false"/>
+      <w:overflowPunct w:val="true"/>
       <w:bidi w:val="0"/>
       <w:spacing w:before="0" w:after="0"/>
       <w:jc w:val="left"/>
@@ -6860,7 +7107,7 @@
     <w:pPr>
       <w:widowControl w:val="false"/>
       <w:suppressAutoHyphens w:val="true"/>
-      <w:overflowPunct w:val="false"/>
+      <w:overflowPunct w:val="true"/>
       <w:bidi w:val="0"/>
       <w:spacing w:before="0" w:after="0"/>
       <w:jc w:val="left"/>
@@ -6880,7 +7127,7 @@
     <w:pPr>
       <w:widowControl w:val="false"/>
       <w:suppressAutoHyphens w:val="true"/>
-      <w:overflowPunct w:val="false"/>
+      <w:overflowPunct w:val="true"/>
       <w:bidi w:val="0"/>
       <w:spacing w:before="0" w:after="0"/>
       <w:jc w:val="left"/>
@@ -6900,7 +7147,7 @@
     <w:pPr>
       <w:widowControl w:val="false"/>
       <w:suppressAutoHyphens w:val="true"/>
-      <w:overflowPunct w:val="false"/>
+      <w:overflowPunct w:val="true"/>
       <w:bidi w:val="0"/>
       <w:spacing w:before="0" w:after="0"/>
       <w:jc w:val="left"/>
@@ -6920,7 +7167,7 @@
     <w:pPr>
       <w:widowControl w:val="false"/>
       <w:suppressAutoHyphens w:val="true"/>
-      <w:overflowPunct w:val="false"/>
+      <w:overflowPunct w:val="true"/>
       <w:bidi w:val="0"/>
       <w:spacing w:before="0" w:after="0"/>
       <w:jc w:val="left"/>
@@ -6940,7 +7187,7 @@
     <w:pPr>
       <w:widowControl w:val="false"/>
       <w:suppressAutoHyphens w:val="true"/>
-      <w:overflowPunct w:val="false"/>
+      <w:overflowPunct w:val="true"/>
       <w:bidi w:val="0"/>
       <w:spacing w:before="0" w:after="0"/>
       <w:jc w:val="left"/>
@@ -6960,7 +7207,7 @@
     <w:pPr>
       <w:widowControl w:val="false"/>
       <w:suppressAutoHyphens w:val="true"/>
-      <w:overflowPunct w:val="false"/>
+      <w:overflowPunct w:val="true"/>
       <w:bidi w:val="0"/>
       <w:spacing w:before="0" w:after="0"/>
       <w:jc w:val="left"/>
@@ -6980,7 +7227,7 @@
     <w:pPr>
       <w:widowControl w:val="false"/>
       <w:suppressAutoHyphens w:val="true"/>
-      <w:overflowPunct w:val="false"/>
+      <w:overflowPunct w:val="true"/>
       <w:bidi w:val="0"/>
       <w:spacing w:before="0" w:after="0"/>
       <w:jc w:val="left"/>
@@ -7000,7 +7247,7 @@
     <w:pPr>
       <w:widowControl w:val="false"/>
       <w:suppressAutoHyphens w:val="true"/>
-      <w:overflowPunct w:val="false"/>
+      <w:overflowPunct w:val="true"/>
       <w:bidi w:val="0"/>
       <w:spacing w:before="0" w:after="0"/>
       <w:jc w:val="left"/>
@@ -7020,7 +7267,7 @@
     <w:pPr>
       <w:widowControl w:val="false"/>
       <w:suppressAutoHyphens w:val="true"/>
-      <w:overflowPunct w:val="false"/>
+      <w:overflowPunct w:val="true"/>
       <w:bidi w:val="0"/>
       <w:spacing w:before="0" w:after="0"/>
       <w:jc w:val="left"/>
@@ -7040,7 +7287,7 @@
     <w:pPr>
       <w:widowControl w:val="false"/>
       <w:suppressAutoHyphens w:val="true"/>
-      <w:overflowPunct w:val="false"/>
+      <w:overflowPunct w:val="true"/>
       <w:bidi w:val="0"/>
       <w:spacing w:before="0" w:after="0"/>
       <w:jc w:val="left"/>
@@ -7060,7 +7307,7 @@
     <w:pPr>
       <w:widowControl w:val="false"/>
       <w:suppressAutoHyphens w:val="true"/>
-      <w:overflowPunct w:val="false"/>
+      <w:overflowPunct w:val="true"/>
       <w:bidi w:val="0"/>
       <w:spacing w:before="0" w:after="0"/>
       <w:jc w:val="left"/>
@@ -7080,7 +7327,7 @@
     <w:pPr>
       <w:widowControl w:val="false"/>
       <w:suppressAutoHyphens w:val="true"/>
-      <w:overflowPunct w:val="false"/>
+      <w:overflowPunct w:val="true"/>
       <w:bidi w:val="0"/>
       <w:spacing w:before="0" w:after="0"/>
       <w:jc w:val="left"/>
@@ -7100,7 +7347,7 @@
     <w:pPr>
       <w:widowControl w:val="false"/>
       <w:suppressAutoHyphens w:val="true"/>
-      <w:overflowPunct w:val="false"/>
+      <w:overflowPunct w:val="true"/>
       <w:bidi w:val="0"/>
       <w:spacing w:before="0" w:after="0"/>
       <w:jc w:val="left"/>
@@ -7120,7 +7367,7 @@
     <w:pPr>
       <w:widowControl w:val="false"/>
       <w:suppressAutoHyphens w:val="true"/>
-      <w:overflowPunct w:val="false"/>
+      <w:overflowPunct w:val="true"/>
       <w:bidi w:val="0"/>
       <w:spacing w:before="0" w:after="0"/>
       <w:jc w:val="left"/>
@@ -7140,7 +7387,7 @@
     <w:pPr>
       <w:widowControl w:val="false"/>
       <w:suppressAutoHyphens w:val="true"/>
-      <w:overflowPunct w:val="false"/>
+      <w:overflowPunct w:val="true"/>
       <w:bidi w:val="0"/>
       <w:spacing w:before="0" w:after="0"/>
       <w:jc w:val="left"/>
@@ -7160,7 +7407,7 @@
     <w:pPr>
       <w:widowControl w:val="false"/>
       <w:suppressAutoHyphens w:val="true"/>
-      <w:overflowPunct w:val="false"/>
+      <w:overflowPunct w:val="true"/>
       <w:bidi w:val="0"/>
       <w:spacing w:before="0" w:after="0"/>
       <w:jc w:val="left"/>
@@ -7180,7 +7427,7 @@
     <w:pPr>
       <w:widowControl w:val="false"/>
       <w:suppressAutoHyphens w:val="true"/>
-      <w:overflowPunct w:val="false"/>
+      <w:overflowPunct w:val="true"/>
       <w:bidi w:val="0"/>
       <w:spacing w:before="0" w:after="0"/>
       <w:jc w:val="left"/>
@@ -7200,7 +7447,7 @@
     <w:pPr>
       <w:widowControl w:val="false"/>
       <w:suppressAutoHyphens w:val="true"/>
-      <w:overflowPunct w:val="false"/>
+      <w:overflowPunct w:val="true"/>
       <w:bidi w:val="0"/>
       <w:spacing w:before="0" w:after="0"/>
       <w:jc w:val="left"/>
@@ -7220,7 +7467,7 @@
     <w:pPr>
       <w:widowControl w:val="false"/>
       <w:suppressAutoHyphens w:val="true"/>
-      <w:overflowPunct w:val="false"/>
+      <w:overflowPunct w:val="true"/>
       <w:bidi w:val="0"/>
       <w:spacing w:before="0" w:after="0"/>
       <w:jc w:val="left"/>
@@ -7240,7 +7487,7 @@
     <w:pPr>
       <w:widowControl w:val="false"/>
       <w:suppressAutoHyphens w:val="true"/>
-      <w:overflowPunct w:val="false"/>
+      <w:overflowPunct w:val="true"/>
       <w:bidi w:val="0"/>
       <w:spacing w:before="0" w:after="0"/>
       <w:jc w:val="left"/>
@@ -7260,7 +7507,7 @@
     <w:pPr>
       <w:widowControl w:val="false"/>
       <w:suppressAutoHyphens w:val="true"/>
-      <w:overflowPunct w:val="false"/>
+      <w:overflowPunct w:val="true"/>
       <w:bidi w:val="0"/>
       <w:spacing w:before="0" w:after="0"/>
       <w:jc w:val="left"/>
@@ -7280,7 +7527,7 @@
     <w:pPr>
       <w:widowControl w:val="false"/>
       <w:suppressAutoHyphens w:val="true"/>
-      <w:overflowPunct w:val="false"/>
+      <w:overflowPunct w:val="true"/>
       <w:bidi w:val="0"/>
       <w:spacing w:before="0" w:after="0"/>
       <w:jc w:val="left"/>
@@ -7300,7 +7547,7 @@
     <w:pPr>
       <w:widowControl w:val="false"/>
       <w:suppressAutoHyphens w:val="true"/>
-      <w:overflowPunct w:val="false"/>
+      <w:overflowPunct w:val="true"/>
       <w:bidi w:val="0"/>
       <w:spacing w:before="0" w:after="0"/>
       <w:jc w:val="left"/>
@@ -7320,7 +7567,7 @@
     <w:pPr>
       <w:widowControl w:val="false"/>
       <w:suppressAutoHyphens w:val="true"/>
-      <w:overflowPunct w:val="false"/>
+      <w:overflowPunct w:val="true"/>
       <w:bidi w:val="0"/>
       <w:spacing w:before="0" w:after="0"/>
       <w:jc w:val="left"/>
@@ -7340,7 +7587,7 @@
     <w:pPr>
       <w:widowControl w:val="false"/>
       <w:suppressAutoHyphens w:val="true"/>
-      <w:overflowPunct w:val="false"/>
+      <w:overflowPunct w:val="true"/>
       <w:bidi w:val="0"/>
       <w:spacing w:before="0" w:after="0"/>
       <w:jc w:val="left"/>
@@ -7360,7 +7607,7 @@
     <w:pPr>
       <w:widowControl w:val="false"/>
       <w:suppressAutoHyphens w:val="true"/>
-      <w:overflowPunct w:val="false"/>
+      <w:overflowPunct w:val="true"/>
       <w:bidi w:val="0"/>
       <w:spacing w:before="0" w:after="0"/>
       <w:jc w:val="left"/>
@@ -7380,7 +7627,7 @@
     <w:pPr>
       <w:widowControl w:val="false"/>
       <w:suppressAutoHyphens w:val="true"/>
-      <w:overflowPunct w:val="false"/>
+      <w:overflowPunct w:val="true"/>
       <w:bidi w:val="0"/>
       <w:spacing w:before="0" w:after="0"/>
       <w:jc w:val="left"/>
@@ -7400,7 +7647,7 @@
     <w:pPr>
       <w:widowControl w:val="false"/>
       <w:suppressAutoHyphens w:val="true"/>
-      <w:overflowPunct w:val="false"/>
+      <w:overflowPunct w:val="true"/>
       <w:bidi w:val="0"/>
       <w:spacing w:before="0" w:after="0"/>
       <w:jc w:val="left"/>
@@ -7420,7 +7667,7 @@
     <w:pPr>
       <w:widowControl w:val="false"/>
       <w:suppressAutoHyphens w:val="true"/>
-      <w:overflowPunct w:val="false"/>
+      <w:overflowPunct w:val="true"/>
       <w:bidi w:val="0"/>
       <w:spacing w:before="0" w:after="0"/>
       <w:jc w:val="left"/>
@@ -7440,7 +7687,7 @@
     <w:pPr>
       <w:widowControl w:val="false"/>
       <w:suppressAutoHyphens w:val="true"/>
-      <w:overflowPunct w:val="false"/>
+      <w:overflowPunct w:val="true"/>
       <w:bidi w:val="0"/>
       <w:spacing w:before="0" w:after="0"/>
       <w:jc w:val="left"/>
@@ -7460,7 +7707,7 @@
     <w:pPr>
       <w:widowControl w:val="false"/>
       <w:suppressAutoHyphens w:val="true"/>
-      <w:overflowPunct w:val="false"/>
+      <w:overflowPunct w:val="true"/>
       <w:bidi w:val="0"/>
       <w:spacing w:before="0" w:after="0"/>
       <w:jc w:val="left"/>
@@ -7480,7 +7727,7 @@
     <w:pPr>
       <w:widowControl w:val="false"/>
       <w:suppressAutoHyphens w:val="true"/>
-      <w:overflowPunct w:val="false"/>
+      <w:overflowPunct w:val="true"/>
       <w:bidi w:val="0"/>
       <w:spacing w:before="0" w:after="0"/>
       <w:jc w:val="left"/>
@@ -7500,7 +7747,7 @@
     <w:pPr>
       <w:widowControl w:val="false"/>
       <w:suppressAutoHyphens w:val="true"/>
-      <w:overflowPunct w:val="false"/>
+      <w:overflowPunct w:val="true"/>
       <w:bidi w:val="0"/>
       <w:spacing w:before="0" w:after="0"/>
       <w:jc w:val="left"/>
@@ -7520,7 +7767,7 @@
     <w:pPr>
       <w:widowControl w:val="false"/>
       <w:suppressAutoHyphens w:val="true"/>
-      <w:overflowPunct w:val="false"/>
+      <w:overflowPunct w:val="true"/>
       <w:bidi w:val="0"/>
       <w:spacing w:before="0" w:after="0"/>
       <w:jc w:val="left"/>
@@ -7540,7 +7787,7 @@
     <w:pPr>
       <w:widowControl w:val="false"/>
       <w:suppressAutoHyphens w:val="true"/>
-      <w:overflowPunct w:val="false"/>
+      <w:overflowPunct w:val="true"/>
       <w:bidi w:val="0"/>
       <w:spacing w:before="0" w:after="0"/>
       <w:jc w:val="left"/>
@@ -7560,7 +7807,7 @@
     <w:pPr>
       <w:widowControl w:val="false"/>
       <w:suppressAutoHyphens w:val="true"/>
-      <w:overflowPunct w:val="false"/>
+      <w:overflowPunct w:val="true"/>
       <w:bidi w:val="0"/>
       <w:spacing w:before="0" w:after="0"/>
       <w:jc w:val="left"/>
@@ -7580,7 +7827,7 @@
     <w:pPr>
       <w:widowControl w:val="false"/>
       <w:suppressAutoHyphens w:val="true"/>
-      <w:overflowPunct w:val="false"/>
+      <w:overflowPunct w:val="true"/>
       <w:bidi w:val="0"/>
       <w:spacing w:before="0" w:after="0"/>
       <w:jc w:val="left"/>
@@ -7600,7 +7847,7 @@
     <w:pPr>
       <w:widowControl w:val="false"/>
       <w:suppressAutoHyphens w:val="true"/>
-      <w:overflowPunct w:val="false"/>
+      <w:overflowPunct w:val="true"/>
       <w:bidi w:val="0"/>
       <w:spacing w:before="0" w:after="0"/>
       <w:jc w:val="left"/>
@@ -7620,7 +7867,7 @@
     <w:pPr>
       <w:widowControl w:val="false"/>
       <w:suppressAutoHyphens w:val="true"/>
-      <w:overflowPunct w:val="false"/>
+      <w:overflowPunct w:val="true"/>
       <w:bidi w:val="0"/>
       <w:spacing w:before="0" w:after="0"/>
       <w:jc w:val="left"/>
@@ -7640,7 +7887,7 @@
     <w:pPr>
       <w:widowControl w:val="false"/>
       <w:suppressAutoHyphens w:val="true"/>
-      <w:overflowPunct w:val="false"/>
+      <w:overflowPunct w:val="true"/>
       <w:bidi w:val="0"/>
       <w:spacing w:before="0" w:after="0"/>
       <w:jc w:val="left"/>
@@ -7660,7 +7907,7 @@
     <w:pPr>
       <w:widowControl w:val="false"/>
       <w:suppressAutoHyphens w:val="true"/>
-      <w:overflowPunct w:val="false"/>
+      <w:overflowPunct w:val="true"/>
       <w:bidi w:val="0"/>
       <w:spacing w:before="0" w:after="0"/>
       <w:jc w:val="left"/>
@@ -7680,7 +7927,7 @@
     <w:pPr>
       <w:widowControl w:val="false"/>
       <w:suppressAutoHyphens w:val="true"/>
-      <w:overflowPunct w:val="false"/>
+      <w:overflowPunct w:val="true"/>
       <w:bidi w:val="0"/>
       <w:spacing w:before="0" w:after="0"/>
       <w:jc w:val="left"/>
@@ -7700,7 +7947,7 @@
     <w:pPr>
       <w:widowControl w:val="false"/>
       <w:suppressAutoHyphens w:val="true"/>
-      <w:overflowPunct w:val="false"/>
+      <w:overflowPunct w:val="true"/>
       <w:bidi w:val="0"/>
       <w:spacing w:before="0" w:after="0"/>
       <w:jc w:val="left"/>
@@ -7720,7 +7967,7 @@
     <w:pPr>
       <w:widowControl w:val="false"/>
       <w:suppressAutoHyphens w:val="true"/>
-      <w:overflowPunct w:val="false"/>
+      <w:overflowPunct w:val="true"/>
       <w:bidi w:val="0"/>
       <w:spacing w:before="0" w:after="0"/>
       <w:jc w:val="left"/>
@@ -7740,7 +7987,7 @@
     <w:pPr>
       <w:widowControl w:val="false"/>
       <w:suppressAutoHyphens w:val="true"/>
-      <w:overflowPunct w:val="false"/>
+      <w:overflowPunct w:val="true"/>
       <w:bidi w:val="0"/>
       <w:spacing w:before="0" w:after="0"/>
       <w:jc w:val="left"/>
@@ -7760,7 +8007,7 @@
     <w:pPr>
       <w:widowControl w:val="false"/>
       <w:suppressAutoHyphens w:val="true"/>
-      <w:overflowPunct w:val="false"/>
+      <w:overflowPunct w:val="true"/>
       <w:bidi w:val="0"/>
       <w:spacing w:before="0" w:after="0"/>
       <w:jc w:val="left"/>
@@ -7780,7 +8027,7 @@
     <w:pPr>
       <w:widowControl w:val="false"/>
       <w:suppressAutoHyphens w:val="true"/>
-      <w:overflowPunct w:val="false"/>
+      <w:overflowPunct w:val="true"/>
       <w:bidi w:val="0"/>
       <w:spacing w:before="0" w:after="0"/>
       <w:jc w:val="left"/>
@@ -7800,7 +8047,7 @@
     <w:pPr>
       <w:widowControl w:val="false"/>
       <w:suppressAutoHyphens w:val="true"/>
-      <w:overflowPunct w:val="false"/>
+      <w:overflowPunct w:val="true"/>
       <w:bidi w:val="0"/>
       <w:spacing w:before="0" w:after="0"/>
       <w:jc w:val="left"/>
@@ -7820,7 +8067,7 @@
     <w:pPr>
       <w:widowControl w:val="false"/>
       <w:suppressAutoHyphens w:val="true"/>
-      <w:overflowPunct w:val="false"/>
+      <w:overflowPunct w:val="true"/>
       <w:bidi w:val="0"/>
       <w:spacing w:before="0" w:after="0"/>
       <w:jc w:val="left"/>
@@ -7840,7 +8087,7 @@
     <w:pPr>
       <w:widowControl w:val="false"/>
       <w:suppressAutoHyphens w:val="true"/>
-      <w:overflowPunct w:val="false"/>
+      <w:overflowPunct w:val="true"/>
       <w:bidi w:val="0"/>
       <w:spacing w:before="0" w:after="0"/>
       <w:jc w:val="left"/>
@@ -7860,7 +8107,7 @@
     <w:pPr>
       <w:widowControl w:val="false"/>
       <w:suppressAutoHyphens w:val="true"/>
-      <w:overflowPunct w:val="false"/>
+      <w:overflowPunct w:val="true"/>
       <w:bidi w:val="0"/>
       <w:spacing w:before="0" w:after="0"/>
       <w:jc w:val="left"/>
@@ -7880,7 +8127,7 @@
     <w:pPr>
       <w:widowControl w:val="false"/>
       <w:suppressAutoHyphens w:val="true"/>
-      <w:overflowPunct w:val="false"/>
+      <w:overflowPunct w:val="true"/>
       <w:bidi w:val="0"/>
       <w:spacing w:before="0" w:after="0"/>
       <w:jc w:val="left"/>
@@ -7900,7 +8147,7 @@
     <w:pPr>
       <w:widowControl w:val="false"/>
       <w:suppressAutoHyphens w:val="true"/>
-      <w:overflowPunct w:val="false"/>
+      <w:overflowPunct w:val="true"/>
       <w:bidi w:val="0"/>
       <w:spacing w:before="0" w:after="0"/>
       <w:jc w:val="left"/>
@@ -7920,7 +8167,7 @@
     <w:pPr>
       <w:widowControl w:val="false"/>
       <w:suppressAutoHyphens w:val="true"/>
-      <w:overflowPunct w:val="false"/>
+      <w:overflowPunct w:val="true"/>
       <w:bidi w:val="0"/>
       <w:spacing w:before="0" w:after="0"/>
       <w:jc w:val="left"/>
@@ -7940,7 +8187,7 @@
     <w:pPr>
       <w:widowControl w:val="false"/>
       <w:suppressAutoHyphens w:val="true"/>
-      <w:overflowPunct w:val="false"/>
+      <w:overflowPunct w:val="true"/>
       <w:bidi w:val="0"/>
       <w:spacing w:before="0" w:after="0"/>
       <w:jc w:val="left"/>
@@ -7960,7 +8207,7 @@
     <w:pPr>
       <w:widowControl w:val="false"/>
       <w:suppressAutoHyphens w:val="true"/>
-      <w:overflowPunct w:val="false"/>
+      <w:overflowPunct w:val="true"/>
       <w:bidi w:val="0"/>
       <w:spacing w:before="0" w:after="0"/>
       <w:jc w:val="left"/>
@@ -7980,7 +8227,7 @@
     <w:pPr>
       <w:widowControl w:val="false"/>
       <w:suppressAutoHyphens w:val="true"/>
-      <w:overflowPunct w:val="false"/>
+      <w:overflowPunct w:val="true"/>
       <w:bidi w:val="0"/>
       <w:spacing w:before="0" w:after="0"/>
       <w:jc w:val="left"/>
@@ -8000,7 +8247,7 @@
     <w:pPr>
       <w:widowControl w:val="false"/>
       <w:suppressAutoHyphens w:val="true"/>
-      <w:overflowPunct w:val="false"/>
+      <w:overflowPunct w:val="true"/>
       <w:bidi w:val="0"/>
       <w:spacing w:before="0" w:after="0"/>
       <w:jc w:val="left"/>
@@ -8020,7 +8267,7 @@
     <w:pPr>
       <w:widowControl w:val="false"/>
       <w:suppressAutoHyphens w:val="true"/>
-      <w:overflowPunct w:val="false"/>
+      <w:overflowPunct w:val="true"/>
       <w:bidi w:val="0"/>
       <w:spacing w:before="0" w:after="0"/>
       <w:jc w:val="left"/>
@@ -8040,7 +8287,7 @@
     <w:pPr>
       <w:widowControl w:val="false"/>
       <w:suppressAutoHyphens w:val="true"/>
-      <w:overflowPunct w:val="false"/>
+      <w:overflowPunct w:val="true"/>
       <w:bidi w:val="0"/>
       <w:spacing w:before="0" w:after="0"/>
       <w:jc w:val="left"/>
@@ -8060,7 +8307,7 @@
     <w:pPr>
       <w:widowControl w:val="false"/>
       <w:suppressAutoHyphens w:val="true"/>
-      <w:overflowPunct w:val="false"/>
+      <w:overflowPunct w:val="true"/>
       <w:bidi w:val="0"/>
       <w:spacing w:before="0" w:after="0"/>
       <w:jc w:val="left"/>
@@ -8080,7 +8327,7 @@
     <w:pPr>
       <w:widowControl w:val="false"/>
       <w:suppressAutoHyphens w:val="true"/>
-      <w:overflowPunct w:val="false"/>
+      <w:overflowPunct w:val="true"/>
       <w:bidi w:val="0"/>
       <w:spacing w:before="0" w:after="0"/>
       <w:jc w:val="left"/>
@@ -8100,7 +8347,7 @@
     <w:pPr>
       <w:widowControl w:val="false"/>
       <w:suppressAutoHyphens w:val="true"/>
-      <w:overflowPunct w:val="false"/>
+      <w:overflowPunct w:val="true"/>
       <w:bidi w:val="0"/>
       <w:spacing w:before="0" w:after="0"/>
       <w:jc w:val="left"/>
@@ -8120,7 +8367,7 @@
     <w:pPr>
       <w:widowControl w:val="false"/>
       <w:suppressAutoHyphens w:val="true"/>
-      <w:overflowPunct w:val="false"/>
+      <w:overflowPunct w:val="true"/>
       <w:bidi w:val="0"/>
       <w:spacing w:before="0" w:after="0"/>
       <w:jc w:val="left"/>
@@ -8140,7 +8387,7 @@
     <w:pPr>
       <w:widowControl w:val="false"/>
       <w:suppressAutoHyphens w:val="true"/>
-      <w:overflowPunct w:val="false"/>
+      <w:overflowPunct w:val="true"/>
       <w:bidi w:val="0"/>
       <w:spacing w:before="0" w:after="0"/>
       <w:jc w:val="left"/>
@@ -8160,7 +8407,7 @@
     <w:pPr>
       <w:widowControl w:val="false"/>
       <w:suppressAutoHyphens w:val="true"/>
-      <w:overflowPunct w:val="false"/>
+      <w:overflowPunct w:val="true"/>
       <w:bidi w:val="0"/>
       <w:spacing w:before="0" w:after="0"/>
       <w:jc w:val="left"/>
@@ -8180,7 +8427,7 @@
     <w:pPr>
       <w:widowControl w:val="false"/>
       <w:suppressAutoHyphens w:val="true"/>
-      <w:overflowPunct w:val="false"/>
+      <w:overflowPunct w:val="true"/>
       <w:bidi w:val="0"/>
       <w:spacing w:before="0" w:after="0"/>
       <w:jc w:val="left"/>
@@ -8200,7 +8447,7 @@
     <w:pPr>
       <w:widowControl w:val="false"/>
       <w:suppressAutoHyphens w:val="true"/>
-      <w:overflowPunct w:val="false"/>
+      <w:overflowPunct w:val="true"/>
       <w:bidi w:val="0"/>
       <w:spacing w:before="0" w:after="0"/>
       <w:jc w:val="left"/>
@@ -8220,7 +8467,7 @@
     <w:pPr>
       <w:widowControl w:val="false"/>
       <w:suppressAutoHyphens w:val="true"/>
-      <w:overflowPunct w:val="false"/>
+      <w:overflowPunct w:val="true"/>
       <w:bidi w:val="0"/>
       <w:spacing w:before="0" w:after="0"/>
       <w:jc w:val="left"/>
@@ -8240,7 +8487,7 @@
     <w:pPr>
       <w:widowControl w:val="false"/>
       <w:suppressAutoHyphens w:val="true"/>
-      <w:overflowPunct w:val="false"/>
+      <w:overflowPunct w:val="true"/>
       <w:bidi w:val="0"/>
       <w:spacing w:before="0" w:after="0"/>
       <w:jc w:val="left"/>
@@ -8260,7 +8507,7 @@
     <w:pPr>
       <w:widowControl w:val="false"/>
       <w:suppressAutoHyphens w:val="true"/>
-      <w:overflowPunct w:val="false"/>
+      <w:overflowPunct w:val="true"/>
       <w:bidi w:val="0"/>
       <w:spacing w:before="0" w:after="0"/>
       <w:jc w:val="left"/>
@@ -8280,7 +8527,7 @@
     <w:pPr>
       <w:widowControl w:val="false"/>
       <w:suppressAutoHyphens w:val="true"/>
-      <w:overflowPunct w:val="false"/>
+      <w:overflowPunct w:val="true"/>
       <w:bidi w:val="0"/>
       <w:spacing w:before="0" w:after="0"/>
       <w:jc w:val="left"/>
@@ -8300,7 +8547,7 @@
     <w:pPr>
       <w:widowControl w:val="false"/>
       <w:suppressAutoHyphens w:val="true"/>
-      <w:overflowPunct w:val="false"/>
+      <w:overflowPunct w:val="true"/>
       <w:bidi w:val="0"/>
       <w:spacing w:before="0" w:after="0"/>
       <w:jc w:val="left"/>
@@ -8320,7 +8567,7 @@
     <w:pPr>
       <w:widowControl w:val="false"/>
       <w:suppressAutoHyphens w:val="true"/>
-      <w:overflowPunct w:val="false"/>
+      <w:overflowPunct w:val="true"/>
       <w:bidi w:val="0"/>
       <w:spacing w:before="0" w:after="0"/>
       <w:jc w:val="left"/>
@@ -8340,7 +8587,7 @@
     <w:pPr>
       <w:widowControl w:val="false"/>
       <w:suppressAutoHyphens w:val="true"/>
-      <w:overflowPunct w:val="false"/>
+      <w:overflowPunct w:val="true"/>
       <w:bidi w:val="0"/>
       <w:spacing w:before="0" w:after="0"/>
       <w:jc w:val="left"/>
@@ -8360,7 +8607,7 @@
     <w:pPr>
       <w:widowControl w:val="false"/>
       <w:suppressAutoHyphens w:val="true"/>
-      <w:overflowPunct w:val="false"/>
+      <w:overflowPunct w:val="true"/>
       <w:bidi w:val="0"/>
       <w:spacing w:before="0" w:after="0"/>
       <w:jc w:val="left"/>
@@ -8380,7 +8627,7 @@
     <w:pPr>
       <w:widowControl w:val="false"/>
       <w:suppressAutoHyphens w:val="true"/>
-      <w:overflowPunct w:val="false"/>
+      <w:overflowPunct w:val="true"/>
       <w:bidi w:val="0"/>
       <w:spacing w:before="0" w:after="0"/>
       <w:jc w:val="left"/>
@@ -8400,7 +8647,7 @@
     <w:pPr>
       <w:widowControl w:val="false"/>
       <w:suppressAutoHyphens w:val="true"/>
-      <w:overflowPunct w:val="false"/>
+      <w:overflowPunct w:val="true"/>
       <w:bidi w:val="0"/>
       <w:spacing w:before="0" w:after="0"/>
       <w:jc w:val="left"/>
@@ -8420,7 +8667,7 @@
     <w:pPr>
       <w:widowControl w:val="false"/>
       <w:suppressAutoHyphens w:val="true"/>
-      <w:overflowPunct w:val="false"/>
+      <w:overflowPunct w:val="true"/>
       <w:bidi w:val="0"/>
       <w:spacing w:before="0" w:after="0"/>
       <w:jc w:val="left"/>
@@ -8440,7 +8687,7 @@
     <w:pPr>
       <w:widowControl w:val="false"/>
       <w:suppressAutoHyphens w:val="true"/>
-      <w:overflowPunct w:val="false"/>
+      <w:overflowPunct w:val="true"/>
       <w:bidi w:val="0"/>
       <w:spacing w:before="0" w:after="0"/>
       <w:jc w:val="left"/>
@@ -8460,7 +8707,7 @@
     <w:pPr>
       <w:widowControl w:val="false"/>
       <w:suppressAutoHyphens w:val="true"/>
-      <w:overflowPunct w:val="false"/>
+      <w:overflowPunct w:val="true"/>
       <w:bidi w:val="0"/>
       <w:spacing w:before="0" w:after="0"/>
       <w:jc w:val="left"/>
@@ -8480,7 +8727,7 @@
     <w:pPr>
       <w:widowControl w:val="false"/>
       <w:suppressAutoHyphens w:val="true"/>
-      <w:overflowPunct w:val="false"/>
+      <w:overflowPunct w:val="true"/>
       <w:bidi w:val="0"/>
       <w:spacing w:before="0" w:after="0"/>
       <w:jc w:val="left"/>
@@ -8500,7 +8747,7 @@
     <w:pPr>
       <w:widowControl w:val="false"/>
       <w:suppressAutoHyphens w:val="true"/>
-      <w:overflowPunct w:val="false"/>
+      <w:overflowPunct w:val="true"/>
       <w:bidi w:val="0"/>
       <w:spacing w:before="0" w:after="0"/>
       <w:jc w:val="left"/>
@@ -8520,7 +8767,7 @@
     <w:pPr>
       <w:widowControl w:val="false"/>
       <w:suppressAutoHyphens w:val="true"/>
-      <w:overflowPunct w:val="false"/>
+      <w:overflowPunct w:val="true"/>
       <w:bidi w:val="0"/>
       <w:spacing w:before="0" w:after="0"/>
       <w:jc w:val="left"/>
@@ -8540,7 +8787,7 @@
     <w:pPr>
       <w:widowControl w:val="false"/>
       <w:suppressAutoHyphens w:val="true"/>
-      <w:overflowPunct w:val="false"/>
+      <w:overflowPunct w:val="true"/>
       <w:bidi w:val="0"/>
       <w:spacing w:before="0" w:after="0"/>
       <w:jc w:val="left"/>
@@ -8560,7 +8807,7 @@
     <w:pPr>
       <w:widowControl w:val="false"/>
       <w:suppressAutoHyphens w:val="true"/>
-      <w:overflowPunct w:val="false"/>
+      <w:overflowPunct w:val="true"/>
       <w:bidi w:val="0"/>
       <w:spacing w:before="0" w:after="0"/>
       <w:jc w:val="left"/>
@@ -8581,7 +8828,7 @@
     <w:pPr>
       <w:widowControl w:val="false"/>
       <w:suppressAutoHyphens w:val="true"/>
-      <w:overflowPunct w:val="false"/>
+      <w:overflowPunct w:val="true"/>
       <w:bidi w:val="0"/>
       <w:spacing w:before="0" w:after="0"/>
       <w:jc w:val="left"/>
@@ -8602,7 +8849,7 @@
     <w:pPr>
       <w:widowControl w:val="false"/>
       <w:suppressAutoHyphens w:val="true"/>
-      <w:overflowPunct w:val="false"/>
+      <w:overflowPunct w:val="true"/>
       <w:bidi w:val="0"/>
       <w:spacing w:before="0" w:after="0"/>
       <w:jc w:val="left"/>
@@ -8622,7 +8869,7 @@
     <w:pPr>
       <w:widowControl w:val="false"/>
       <w:suppressAutoHyphens w:val="true"/>
-      <w:overflowPunct w:val="false"/>
+      <w:overflowPunct w:val="true"/>
       <w:bidi w:val="0"/>
       <w:spacing w:before="0" w:after="0"/>
       <w:jc w:val="left"/>
@@ -8642,7 +8889,7 @@
     <w:pPr>
       <w:widowControl w:val="false"/>
       <w:suppressAutoHyphens w:val="true"/>
-      <w:overflowPunct w:val="false"/>
+      <w:overflowPunct w:val="true"/>
       <w:bidi w:val="0"/>
       <w:spacing w:before="0" w:after="0"/>
       <w:jc w:val="left"/>
@@ -8662,7 +8909,7 @@
     <w:pPr>
       <w:widowControl w:val="false"/>
       <w:suppressAutoHyphens w:val="true"/>
-      <w:overflowPunct w:val="false"/>
+      <w:overflowPunct w:val="true"/>
       <w:bidi w:val="0"/>
       <w:spacing w:before="0" w:after="0"/>
       <w:jc w:val="left"/>
@@ -8683,7 +8930,7 @@
     <w:pPr>
       <w:widowControl w:val="false"/>
       <w:suppressAutoHyphens w:val="true"/>
-      <w:overflowPunct w:val="false"/>
+      <w:overflowPunct w:val="true"/>
       <w:bidi w:val="0"/>
       <w:spacing w:before="0" w:after="0"/>
       <w:jc w:val="left"/>
@@ -8703,7 +8950,7 @@
     <w:pPr>
       <w:widowControl w:val="false"/>
       <w:suppressAutoHyphens w:val="true"/>
-      <w:overflowPunct w:val="false"/>
+      <w:overflowPunct w:val="true"/>
       <w:bidi w:val="0"/>
       <w:spacing w:before="0" w:after="0"/>
       <w:jc w:val="left"/>
@@ -8723,7 +8970,7 @@
     <w:pPr>
       <w:widowControl w:val="false"/>
       <w:suppressAutoHyphens w:val="true"/>
-      <w:overflowPunct w:val="false"/>
+      <w:overflowPunct w:val="true"/>
       <w:bidi w:val="0"/>
       <w:spacing w:before="0" w:after="0"/>
       <w:jc w:val="left"/>
@@ -8743,7 +8990,7 @@
     <w:pPr>
       <w:widowControl w:val="false"/>
       <w:suppressAutoHyphens w:val="true"/>
-      <w:overflowPunct w:val="false"/>
+      <w:overflowPunct w:val="true"/>
       <w:bidi w:val="0"/>
       <w:spacing w:before="0" w:after="0"/>
       <w:jc w:val="left"/>
@@ -8763,7 +9010,7 @@
     <w:pPr>
       <w:widowControl w:val="false"/>
       <w:suppressAutoHyphens w:val="true"/>
-      <w:overflowPunct w:val="false"/>
+      <w:overflowPunct w:val="true"/>
       <w:bidi w:val="0"/>
       <w:spacing w:before="0" w:after="0"/>
       <w:jc w:val="left"/>
@@ -8783,7 +9030,7 @@
     <w:pPr>
       <w:widowControl w:val="false"/>
       <w:suppressAutoHyphens w:val="true"/>
-      <w:overflowPunct w:val="false"/>
+      <w:overflowPunct w:val="true"/>
       <w:bidi w:val="0"/>
       <w:spacing w:before="0" w:after="0"/>
       <w:jc w:val="left"/>
@@ -8804,7 +9051,7 @@
     <w:pPr>
       <w:widowControl w:val="false"/>
       <w:suppressAutoHyphens w:val="true"/>
-      <w:overflowPunct w:val="false"/>
+      <w:overflowPunct w:val="true"/>
       <w:bidi w:val="0"/>
       <w:spacing w:before="0" w:after="0"/>
       <w:jc w:val="left"/>
@@ -8824,7 +9071,7 @@
     <w:pPr>
       <w:widowControl w:val="false"/>
       <w:suppressAutoHyphens w:val="true"/>
-      <w:overflowPunct w:val="false"/>
+      <w:overflowPunct w:val="true"/>
       <w:bidi w:val="0"/>
       <w:spacing w:before="0" w:after="0"/>
       <w:jc w:val="left"/>
@@ -8845,7 +9092,7 @@
     <w:pPr>
       <w:widowControl w:val="false"/>
       <w:suppressAutoHyphens w:val="true"/>
-      <w:overflowPunct w:val="false"/>
+      <w:overflowPunct w:val="true"/>
       <w:bidi w:val="0"/>
       <w:spacing w:lineRule="auto" w:line="216" w:before="283" w:after="0"/>
       <w:jc w:val="left"/>
@@ -9092,7 +9339,7 @@
     <w:pPr>
       <w:widowControl w:val="false"/>
       <w:suppressAutoHyphens w:val="true"/>
-      <w:overflowPunct w:val="false"/>
+      <w:overflowPunct w:val="true"/>
       <w:bidi w:val="0"/>
       <w:spacing w:lineRule="atLeast" w:line="0" w:before="0" w:after="0"/>
       <w:jc w:val="left"/>
@@ -9123,7 +9370,7 @@
     <w:pPr>
       <w:widowControl w:val="false"/>
       <w:suppressAutoHyphens w:val="true"/>
-      <w:overflowPunct w:val="false"/>
+      <w:overflowPunct w:val="true"/>
       <w:bidi w:val="0"/>
       <w:spacing w:before="0" w:after="0"/>
       <w:jc w:val="center"/>
@@ -9153,7 +9400,7 @@
     <w:pPr>
       <w:widowControl w:val="false"/>
       <w:suppressAutoHyphens w:val="true"/>
-      <w:overflowPunct w:val="false"/>
+      <w:overflowPunct w:val="true"/>
       <w:bidi w:val="0"/>
       <w:spacing w:before="0" w:after="0"/>
       <w:ind w:hanging="340" w:left="340"/>
@@ -9184,7 +9431,7 @@
     <w:pPr>
       <w:widowControl w:val="false"/>
       <w:suppressAutoHyphens w:val="true"/>
-      <w:overflowPunct w:val="false"/>
+      <w:overflowPunct w:val="true"/>
       <w:bidi w:val="0"/>
       <w:spacing w:before="0" w:after="0"/>
       <w:jc w:val="left"/>
@@ -9204,7 +9451,7 @@
     <w:pPr>
       <w:widowControl w:val="false"/>
       <w:suppressAutoHyphens w:val="true"/>
-      <w:overflowPunct w:val="false"/>
+      <w:overflowPunct w:val="true"/>
       <w:bidi w:val="0"/>
       <w:spacing w:before="0" w:after="0"/>
       <w:jc w:val="left"/>
@@ -9224,7 +9471,7 @@
     <w:pPr>
       <w:widowControl w:val="false"/>
       <w:suppressAutoHyphens w:val="true"/>
-      <w:overflowPunct w:val="false"/>
+      <w:overflowPunct w:val="true"/>
       <w:bidi w:val="0"/>
       <w:spacing w:lineRule="auto" w:line="216" w:before="283" w:after="0"/>
       <w:jc w:val="left"/>
@@ -9471,7 +9718,7 @@
     <w:pPr>
       <w:widowControl w:val="false"/>
       <w:suppressAutoHyphens w:val="true"/>
-      <w:overflowPunct w:val="false"/>
+      <w:overflowPunct w:val="true"/>
       <w:bidi w:val="0"/>
       <w:spacing w:lineRule="atLeast" w:line="0" w:before="0" w:after="0"/>
       <w:jc w:val="left"/>
@@ -9502,7 +9749,7 @@
     <w:pPr>
       <w:widowControl w:val="false"/>
       <w:suppressAutoHyphens w:val="true"/>
-      <w:overflowPunct w:val="false"/>
+      <w:overflowPunct w:val="true"/>
       <w:bidi w:val="0"/>
       <w:spacing w:before="0" w:after="0"/>
       <w:jc w:val="center"/>
@@ -9532,7 +9779,7 @@
     <w:pPr>
       <w:widowControl w:val="false"/>
       <w:suppressAutoHyphens w:val="true"/>
-      <w:overflowPunct w:val="false"/>
+      <w:overflowPunct w:val="true"/>
       <w:bidi w:val="0"/>
       <w:spacing w:before="0" w:after="0"/>
       <w:ind w:hanging="340" w:left="340"/>
@@ -9563,7 +9810,7 @@
     <w:pPr>
       <w:widowControl w:val="false"/>
       <w:suppressAutoHyphens w:val="true"/>
-      <w:overflowPunct w:val="false"/>
+      <w:overflowPunct w:val="true"/>
       <w:bidi w:val="0"/>
       <w:spacing w:before="0" w:after="0"/>
       <w:jc w:val="left"/>
@@ -9583,7 +9830,7 @@
     <w:pPr>
       <w:widowControl w:val="false"/>
       <w:suppressAutoHyphens w:val="true"/>
-      <w:overflowPunct w:val="false"/>
+      <w:overflowPunct w:val="true"/>
       <w:bidi w:val="0"/>
       <w:spacing w:before="0" w:after="0"/>
       <w:jc w:val="left"/>
@@ -9603,7 +9850,7 @@
     <w:pPr>
       <w:widowControl w:val="false"/>
       <w:suppressAutoHyphens w:val="true"/>
-      <w:overflowPunct w:val="false"/>
+      <w:overflowPunct w:val="true"/>
       <w:bidi w:val="0"/>
       <w:spacing w:lineRule="auto" w:line="216" w:before="283" w:after="0"/>
       <w:jc w:val="left"/>
@@ -9850,7 +10097,7 @@
     <w:pPr>
       <w:widowControl w:val="false"/>
       <w:suppressAutoHyphens w:val="true"/>
-      <w:overflowPunct w:val="false"/>
+      <w:overflowPunct w:val="true"/>
       <w:bidi w:val="0"/>
       <w:spacing w:lineRule="atLeast" w:line="0" w:before="0" w:after="0"/>
       <w:jc w:val="left"/>
@@ -9881,7 +10128,7 @@
     <w:pPr>
       <w:widowControl w:val="false"/>
       <w:suppressAutoHyphens w:val="true"/>
-      <w:overflowPunct w:val="false"/>
+      <w:overflowPunct w:val="true"/>
       <w:bidi w:val="0"/>
       <w:spacing w:before="0" w:after="0"/>
       <w:jc w:val="center"/>
@@ -9911,7 +10158,7 @@
     <w:pPr>
       <w:widowControl w:val="false"/>
       <w:suppressAutoHyphens w:val="true"/>
-      <w:overflowPunct w:val="false"/>
+      <w:overflowPunct w:val="true"/>
       <w:bidi w:val="0"/>
       <w:spacing w:before="0" w:after="0"/>
       <w:ind w:hanging="340" w:left="340"/>
@@ -9942,7 +10189,7 @@
     <w:pPr>
       <w:widowControl w:val="false"/>
       <w:suppressAutoHyphens w:val="true"/>
-      <w:overflowPunct w:val="false"/>
+      <w:overflowPunct w:val="true"/>
       <w:bidi w:val="0"/>
       <w:spacing w:before="0" w:after="0"/>
       <w:jc w:val="left"/>
@@ -9962,7 +10209,7 @@
     <w:pPr>
       <w:widowControl w:val="false"/>
       <w:suppressAutoHyphens w:val="true"/>
-      <w:overflowPunct w:val="false"/>
+      <w:overflowPunct w:val="true"/>
       <w:bidi w:val="0"/>
       <w:spacing w:before="0" w:after="0"/>
       <w:jc w:val="left"/>
@@ -9982,7 +10229,7 @@
     <w:pPr>
       <w:widowControl w:val="false"/>
       <w:suppressAutoHyphens w:val="true"/>
-      <w:overflowPunct w:val="false"/>
+      <w:overflowPunct w:val="true"/>
       <w:bidi w:val="0"/>
       <w:spacing w:lineRule="auto" w:line="216" w:before="283" w:after="0"/>
       <w:jc w:val="left"/>
@@ -10229,7 +10476,7 @@
     <w:pPr>
       <w:widowControl w:val="false"/>
       <w:suppressAutoHyphens w:val="true"/>
-      <w:overflowPunct w:val="false"/>
+      <w:overflowPunct w:val="true"/>
       <w:bidi w:val="0"/>
       <w:spacing w:lineRule="atLeast" w:line="0" w:before="0" w:after="0"/>
       <w:jc w:val="left"/>
@@ -10260,7 +10507,7 @@
     <w:pPr>
       <w:widowControl w:val="false"/>
       <w:suppressAutoHyphens w:val="true"/>
-      <w:overflowPunct w:val="false"/>
+      <w:overflowPunct w:val="true"/>
       <w:bidi w:val="0"/>
       <w:spacing w:before="0" w:after="0"/>
       <w:jc w:val="center"/>
@@ -10290,7 +10537,7 @@
     <w:pPr>
       <w:widowControl w:val="false"/>
       <w:suppressAutoHyphens w:val="true"/>
-      <w:overflowPunct w:val="false"/>
+      <w:overflowPunct w:val="true"/>
       <w:bidi w:val="0"/>
       <w:spacing w:before="0" w:after="0"/>
       <w:ind w:hanging="340" w:left="340"/>
@@ -10321,7 +10568,7 @@
     <w:pPr>
       <w:widowControl w:val="false"/>
       <w:suppressAutoHyphens w:val="true"/>
-      <w:overflowPunct w:val="false"/>
+      <w:overflowPunct w:val="true"/>
       <w:bidi w:val="0"/>
       <w:spacing w:before="0" w:after="0"/>
       <w:jc w:val="left"/>
@@ -10341,7 +10588,7 @@
     <w:pPr>
       <w:widowControl w:val="false"/>
       <w:suppressAutoHyphens w:val="true"/>
-      <w:overflowPunct w:val="false"/>
+      <w:overflowPunct w:val="true"/>
       <w:bidi w:val="0"/>
       <w:spacing w:before="0" w:after="0"/>
       <w:jc w:val="left"/>
@@ -10361,7 +10608,7 @@
     <w:pPr>
       <w:widowControl w:val="false"/>
       <w:suppressAutoHyphens w:val="true"/>
-      <w:overflowPunct w:val="false"/>
+      <w:overflowPunct w:val="true"/>
       <w:bidi w:val="0"/>
       <w:spacing w:lineRule="auto" w:line="216" w:before="283" w:after="0"/>
       <w:jc w:val="left"/>
@@ -10608,7 +10855,7 @@
     <w:pPr>
       <w:widowControl w:val="false"/>
       <w:suppressAutoHyphens w:val="true"/>
-      <w:overflowPunct w:val="false"/>
+      <w:overflowPunct w:val="true"/>
       <w:bidi w:val="0"/>
       <w:spacing w:lineRule="atLeast" w:line="0" w:before="0" w:after="0"/>
       <w:jc w:val="left"/>
@@ -10639,7 +10886,7 @@
     <w:pPr>
       <w:widowControl w:val="false"/>
       <w:suppressAutoHyphens w:val="true"/>
-      <w:overflowPunct w:val="false"/>
+      <w:overflowPunct w:val="true"/>
       <w:bidi w:val="0"/>
       <w:spacing w:before="0" w:after="0"/>
       <w:jc w:val="center"/>
@@ -10669,7 +10916,7 @@
     <w:pPr>
       <w:widowControl w:val="false"/>
       <w:suppressAutoHyphens w:val="true"/>
-      <w:overflowPunct w:val="false"/>
+      <w:overflowPunct w:val="true"/>
       <w:bidi w:val="0"/>
       <w:spacing w:before="0" w:after="0"/>
       <w:ind w:hanging="340" w:left="340"/>
@@ -10700,7 +10947,7 @@
     <w:pPr>
       <w:widowControl w:val="false"/>
       <w:suppressAutoHyphens w:val="true"/>
-      <w:overflowPunct w:val="false"/>
+      <w:overflowPunct w:val="true"/>
       <w:bidi w:val="0"/>
       <w:spacing w:before="0" w:after="0"/>
       <w:jc w:val="left"/>
@@ -10720,7 +10967,7 @@
     <w:pPr>
       <w:widowControl w:val="false"/>
       <w:suppressAutoHyphens w:val="true"/>
-      <w:overflowPunct w:val="false"/>
+      <w:overflowPunct w:val="true"/>
       <w:bidi w:val="0"/>
       <w:spacing w:before="0" w:after="0"/>
       <w:jc w:val="left"/>
@@ -10740,7 +10987,7 @@
     <w:pPr>
       <w:widowControl w:val="false"/>
       <w:suppressAutoHyphens w:val="true"/>
-      <w:overflowPunct w:val="false"/>
+      <w:overflowPunct w:val="true"/>
       <w:bidi w:val="0"/>
       <w:spacing w:lineRule="auto" w:line="216" w:before="283" w:after="0"/>
       <w:jc w:val="left"/>
@@ -10987,7 +11234,7 @@
     <w:pPr>
       <w:widowControl w:val="false"/>
       <w:suppressAutoHyphens w:val="true"/>
-      <w:overflowPunct w:val="false"/>
+      <w:overflowPunct w:val="true"/>
       <w:bidi w:val="0"/>
       <w:spacing w:lineRule="atLeast" w:line="0" w:before="0" w:after="0"/>
       <w:jc w:val="left"/>
@@ -11018,7 +11265,7 @@
     <w:pPr>
       <w:widowControl w:val="false"/>
       <w:suppressAutoHyphens w:val="true"/>
-      <w:overflowPunct w:val="false"/>
+      <w:overflowPunct w:val="true"/>
       <w:bidi w:val="0"/>
       <w:spacing w:before="0" w:after="0"/>
       <w:jc w:val="center"/>
@@ -11048,7 +11295,7 @@
     <w:pPr>
       <w:widowControl w:val="false"/>
       <w:suppressAutoHyphens w:val="true"/>
-      <w:overflowPunct w:val="false"/>
+      <w:overflowPunct w:val="true"/>
       <w:bidi w:val="0"/>
       <w:spacing w:before="0" w:after="0"/>
       <w:ind w:hanging="340" w:left="340"/>
@@ -11079,7 +11326,7 @@
     <w:pPr>
       <w:widowControl w:val="false"/>
       <w:suppressAutoHyphens w:val="true"/>
-      <w:overflowPunct w:val="false"/>
+      <w:overflowPunct w:val="true"/>
       <w:bidi w:val="0"/>
       <w:spacing w:before="0" w:after="0"/>
       <w:jc w:val="left"/>
@@ -11099,7 +11346,7 @@
     <w:pPr>
       <w:widowControl w:val="false"/>
       <w:suppressAutoHyphens w:val="true"/>
-      <w:overflowPunct w:val="false"/>
+      <w:overflowPunct w:val="true"/>
       <w:bidi w:val="0"/>
       <w:spacing w:before="0" w:after="0"/>
       <w:jc w:val="left"/>
@@ -11119,7 +11366,7 @@
     <w:pPr>
       <w:widowControl w:val="false"/>
       <w:suppressAutoHyphens w:val="true"/>
-      <w:overflowPunct w:val="false"/>
+      <w:overflowPunct w:val="true"/>
       <w:bidi w:val="0"/>
       <w:spacing w:lineRule="auto" w:line="216" w:before="283" w:after="0"/>
       <w:jc w:val="left"/>
@@ -11366,7 +11613,7 @@
     <w:pPr>
       <w:widowControl w:val="false"/>
       <w:suppressAutoHyphens w:val="true"/>
-      <w:overflowPunct w:val="false"/>
+      <w:overflowPunct w:val="true"/>
       <w:bidi w:val="0"/>
       <w:spacing w:lineRule="atLeast" w:line="0" w:before="0" w:after="0"/>
       <w:jc w:val="left"/>
@@ -11397,7 +11644,7 @@
     <w:pPr>
       <w:widowControl w:val="false"/>
       <w:suppressAutoHyphens w:val="true"/>
-      <w:overflowPunct w:val="false"/>
+      <w:overflowPunct w:val="true"/>
       <w:bidi w:val="0"/>
       <w:spacing w:before="0" w:after="0"/>
       <w:jc w:val="center"/>
@@ -11427,7 +11674,7 @@
     <w:pPr>
       <w:widowControl w:val="false"/>
       <w:suppressAutoHyphens w:val="true"/>
-      <w:overflowPunct w:val="false"/>
+      <w:overflowPunct w:val="true"/>
       <w:bidi w:val="0"/>
       <w:spacing w:before="0" w:after="0"/>
       <w:ind w:hanging="340" w:left="340"/>
@@ -11458,7 +11705,7 @@
     <w:pPr>
       <w:widowControl w:val="false"/>
       <w:suppressAutoHyphens w:val="true"/>
-      <w:overflowPunct w:val="false"/>
+      <w:overflowPunct w:val="true"/>
       <w:bidi w:val="0"/>
       <w:spacing w:before="0" w:after="0"/>
       <w:jc w:val="left"/>
@@ -11478,7 +11725,7 @@
     <w:pPr>
       <w:widowControl w:val="false"/>
       <w:suppressAutoHyphens w:val="true"/>
-      <w:overflowPunct w:val="false"/>
+      <w:overflowPunct w:val="true"/>
       <w:bidi w:val="0"/>
       <w:spacing w:before="0" w:after="0"/>
       <w:jc w:val="left"/>
@@ -11498,7 +11745,7 @@
     <w:pPr>
       <w:widowControl w:val="false"/>
       <w:suppressAutoHyphens w:val="true"/>
-      <w:overflowPunct w:val="false"/>
+      <w:overflowPunct w:val="true"/>
       <w:bidi w:val="0"/>
       <w:spacing w:lineRule="auto" w:line="216" w:before="283" w:after="0"/>
       <w:jc w:val="left"/>
@@ -11745,7 +11992,7 @@
     <w:pPr>
       <w:widowControl w:val="false"/>
       <w:suppressAutoHyphens w:val="true"/>
-      <w:overflowPunct w:val="false"/>
+      <w:overflowPunct w:val="true"/>
       <w:bidi w:val="0"/>
       <w:spacing w:lineRule="atLeast" w:line="0" w:before="0" w:after="0"/>
       <w:jc w:val="left"/>
@@ -11776,7 +12023,7 @@
     <w:pPr>
       <w:widowControl w:val="false"/>
       <w:suppressAutoHyphens w:val="true"/>
-      <w:overflowPunct w:val="false"/>
+      <w:overflowPunct w:val="true"/>
       <w:bidi w:val="0"/>
       <w:spacing w:before="0" w:after="0"/>
       <w:jc w:val="center"/>
@@ -11806,7 +12053,7 @@
     <w:pPr>
       <w:widowControl w:val="false"/>
       <w:suppressAutoHyphens w:val="true"/>
-      <w:overflowPunct w:val="false"/>
+      <w:overflowPunct w:val="true"/>
       <w:bidi w:val="0"/>
       <w:spacing w:before="0" w:after="0"/>
       <w:ind w:hanging="340" w:left="340"/>
@@ -11837,7 +12084,7 @@
     <w:pPr>
       <w:widowControl w:val="false"/>
       <w:suppressAutoHyphens w:val="true"/>
-      <w:overflowPunct w:val="false"/>
+      <w:overflowPunct w:val="true"/>
       <w:bidi w:val="0"/>
       <w:spacing w:before="0" w:after="0"/>
       <w:jc w:val="left"/>
@@ -11857,7 +12104,7 @@
     <w:pPr>
       <w:widowControl w:val="false"/>
       <w:suppressAutoHyphens w:val="true"/>
-      <w:overflowPunct w:val="false"/>
+      <w:overflowPunct w:val="true"/>
       <w:bidi w:val="0"/>
       <w:spacing w:before="0" w:after="0"/>
       <w:jc w:val="left"/>
@@ -11877,7 +12124,7 @@
     <w:pPr>
       <w:widowControl w:val="false"/>
       <w:suppressAutoHyphens w:val="true"/>
-      <w:overflowPunct w:val="false"/>
+      <w:overflowPunct w:val="true"/>
       <w:bidi w:val="0"/>
       <w:spacing w:lineRule="auto" w:line="216" w:before="283" w:after="0"/>
       <w:jc w:val="left"/>
@@ -12124,7 +12371,7 @@
     <w:pPr>
       <w:widowControl w:val="false"/>
       <w:suppressAutoHyphens w:val="true"/>
-      <w:overflowPunct w:val="false"/>
+      <w:overflowPunct w:val="true"/>
       <w:bidi w:val="0"/>
       <w:spacing w:lineRule="atLeast" w:line="0" w:before="0" w:after="0"/>
       <w:jc w:val="left"/>
@@ -12155,7 +12402,7 @@
     <w:pPr>
       <w:widowControl w:val="false"/>
       <w:suppressAutoHyphens w:val="true"/>
-      <w:overflowPunct w:val="false"/>
+      <w:overflowPunct w:val="true"/>
       <w:bidi w:val="0"/>
       <w:spacing w:before="0" w:after="0"/>
       <w:jc w:val="center"/>
@@ -12185,7 +12432,7 @@
     <w:pPr>
       <w:widowControl w:val="false"/>
       <w:suppressAutoHyphens w:val="true"/>
-      <w:overflowPunct w:val="false"/>
+      <w:overflowPunct w:val="true"/>
       <w:bidi w:val="0"/>
       <w:spacing w:before="0" w:after="0"/>
       <w:ind w:hanging="340" w:left="340"/>
@@ -12216,7 +12463,7 @@
     <w:pPr>
       <w:widowControl w:val="false"/>
       <w:suppressAutoHyphens w:val="true"/>
-      <w:overflowPunct w:val="false"/>
+      <w:overflowPunct w:val="true"/>
       <w:bidi w:val="0"/>
       <w:spacing w:before="0" w:after="0"/>
       <w:jc w:val="left"/>
@@ -12236,7 +12483,7 @@
     <w:pPr>
       <w:widowControl w:val="false"/>
       <w:suppressAutoHyphens w:val="true"/>
-      <w:overflowPunct w:val="false"/>
+      <w:overflowPunct w:val="true"/>
       <w:bidi w:val="0"/>
       <w:spacing w:before="0" w:after="0"/>
       <w:jc w:val="left"/>
@@ -12256,7 +12503,7 @@
     <w:pPr>
       <w:widowControl w:val="false"/>
       <w:suppressAutoHyphens w:val="true"/>
-      <w:overflowPunct w:val="false"/>
+      <w:overflowPunct w:val="true"/>
       <w:bidi w:val="0"/>
       <w:spacing w:lineRule="auto" w:line="216" w:before="283" w:after="0"/>
       <w:jc w:val="left"/>
@@ -12503,7 +12750,7 @@
     <w:pPr>
       <w:widowControl w:val="false"/>
       <w:suppressAutoHyphens w:val="true"/>
-      <w:overflowPunct w:val="false"/>
+      <w:overflowPunct w:val="true"/>
       <w:bidi w:val="0"/>
       <w:spacing w:lineRule="atLeast" w:line="0" w:before="0" w:after="0"/>
       <w:jc w:val="left"/>
@@ -12534,7 +12781,7 @@
     <w:pPr>
       <w:widowControl w:val="false"/>
       <w:suppressAutoHyphens w:val="true"/>
-      <w:overflowPunct w:val="false"/>
+      <w:overflowPunct w:val="true"/>
       <w:bidi w:val="0"/>
       <w:spacing w:before="0" w:after="0"/>
       <w:jc w:val="center"/>
@@ -12564,7 +12811,7 @@
     <w:pPr>
       <w:widowControl w:val="false"/>
       <w:suppressAutoHyphens w:val="true"/>
-      <w:overflowPunct w:val="false"/>
+      <w:overflowPunct w:val="true"/>
       <w:bidi w:val="0"/>
       <w:spacing w:before="0" w:after="0"/>
       <w:ind w:hanging="340" w:left="340"/>
@@ -12595,7 +12842,7 @@
     <w:pPr>
       <w:widowControl w:val="false"/>
       <w:suppressAutoHyphens w:val="true"/>
-      <w:overflowPunct w:val="false"/>
+      <w:overflowPunct w:val="true"/>
       <w:bidi w:val="0"/>
       <w:spacing w:before="0" w:after="0"/>
       <w:jc w:val="left"/>
@@ -12615,7 +12862,7 @@
     <w:pPr>
       <w:widowControl w:val="false"/>
       <w:suppressAutoHyphens w:val="true"/>
-      <w:overflowPunct w:val="false"/>
+      <w:overflowPunct w:val="true"/>
       <w:bidi w:val="0"/>
       <w:spacing w:before="0" w:after="0"/>
       <w:jc w:val="left"/>
